--- a/docs/chapters/dev.docx
+++ b/docs/chapters/dev.docx
@@ -10,9 +10,9 @@
         <w:tblLook w:firstColumn="1" w:firstRow="1" w:lastColumn="0" w:lastRow="0" w:noHBand="0" w:noVBand="1" w:val="04A0"/>
       </w:tblPr>
       <w:tblGrid>
-        <w:gridCol w:w="3154"/>
-        <w:gridCol w:w="3154"/>
-        <w:gridCol w:w="3154"/>
+        <w:gridCol w:w="3264"/>
+        <w:gridCol w:w="3264"/>
+        <w:gridCol w:w="3264"/>
       </w:tblGrid>
       <w:tr>
         <w:tc>
@@ -40,7 +40,7 @@
                           <pic:cNvPicPr/>
                         </pic:nvPicPr>
                         <pic:blipFill>
-                          <a:blip r:embed="rId9"/>
+                          <a:blip r:embed="rId10"/>
                           <a:stretch>
                             <a:fillRect/>
                           </a:stretch>
@@ -62,7 +62,7 @@
         </w:tc>
         <w:tc>
           <w:tcPr>
-            <w:tcW w:type="dxa" w:w="5904"/>
+            <w:tcW w:type="dxa" w:w="6192"/>
             <w:vAlign w:val="center"/>
           </w:tcPr>
           <w:p>
@@ -73,22 +73,20 @@
               <w:rPr>
                 <w:rFonts w:ascii="Times New Roman" w:hAnsi="Times New Roman"/>
                 <w:b/>
-                <w:color w:val="000000"/>
                 <w:sz w:val="26"/>
               </w:rPr>
-              <w:t>Shri Vile Parle Kelavani Mandal’s</w:t>
+              <w:t>Shri Vile Parle Kelavani Mandal's</w:t>
               <w:br/>
             </w:r>
             <w:r>
               <w:rPr>
                 <w:rFonts w:ascii="Times New Roman" w:hAnsi="Times New Roman"/>
                 <w:b/>
-                <w:color w:val="000000"/>
                 <w:sz w:val="24"/>
               </w:rPr>
               <w:t>USHA PRAVIN GANDHI COLLEGE OF ARTS,</w:t>
               <w:br/>
-              <w:t>SCIENCE AND COMMERCE(Autonomous)</w:t>
+              <w:t>SCIENCE AND COMMERCE (Autonomous)</w:t>
             </w:r>
           </w:p>
         </w:tc>
@@ -117,7 +115,7 @@
                           <pic:cNvPicPr/>
                         </pic:nvPicPr>
                         <pic:blipFill>
-                          <a:blip r:embed="rId10"/>
+                          <a:blip r:embed="rId11"/>
                           <a:stretch>
                             <a:fillRect/>
                           </a:stretch>
@@ -141,19 +139,18 @@
     </w:tbl>
     <w:p>
       <w:pPr>
-        <w:spacing w:before="600"/>
+        <w:spacing w:before="560"/>
       </w:pPr>
     </w:p>
     <w:p>
       <w:pPr>
-        <w:spacing w:before="200" w:after="480"/>
+        <w:spacing w:before="160" w:after="480"/>
         <w:jc w:val="center"/>
       </w:pPr>
       <w:r>
         <w:rPr>
           <w:rFonts w:ascii="Times New Roman" w:hAnsi="Times New Roman"/>
           <w:b/>
-          <w:color w:val="000000"/>
           <w:sz w:val="34"/>
         </w:rPr>
         <w:t>AI-RESCUE: INTELLIGENT DISASTER RESPONSE &amp;</w:t>
@@ -163,14 +160,13 @@
     </w:p>
     <w:p>
       <w:pPr>
-        <w:spacing w:before="120" w:after="480"/>
+        <w:spacing w:after="440"/>
         <w:jc w:val="center"/>
       </w:pPr>
       <w:r>
         <w:rPr>
           <w:rFonts w:ascii="Times New Roman" w:hAnsi="Times New Roman"/>
           <w:b/>
-          <w:color w:val="000000"/>
           <w:sz w:val="26"/>
         </w:rPr>
         <w:t>A Field Project Report</w:t>
@@ -186,7 +182,6 @@
         <w:rPr>
           <w:rFonts w:ascii="Times New Roman" w:hAnsi="Times New Roman"/>
           <w:b/>
-          <w:color w:val="000000"/>
           <w:sz w:val="26"/>
         </w:rPr>
         <w:t>BACHELOR OF SCIENCE (INFORMATION TECHNOLOGY)</w:t>
@@ -194,14 +189,13 @@
     </w:p>
     <w:p>
       <w:pPr>
-        <w:spacing w:before="400" w:after="80"/>
+        <w:spacing w:before="320" w:after="80"/>
         <w:jc w:val="center"/>
       </w:pPr>
       <w:r>
         <w:rPr>
           <w:rFonts w:ascii="Times New Roman" w:hAnsi="Times New Roman"/>
-          <w:b w:val="0"/>
-          <w:sz w:val="32"/>
+          <w:sz w:val="30"/>
         </w:rPr>
         <w:t>Submitted by</w:t>
         <w:br/>
@@ -210,8 +204,7 @@
       <w:r>
         <w:rPr>
           <w:rFonts w:ascii="Times New Roman" w:hAnsi="Times New Roman"/>
-          <w:b w:val="0"/>
-          <w:sz w:val="32"/>
+          <w:sz w:val="30"/>
         </w:rPr>
         <w:t>Name: Dev Vikam</w:t>
         <w:br/>
@@ -221,7 +214,7 @@
     </w:p>
     <w:p>
       <w:pPr>
-        <w:spacing w:before="720" w:after="0"/>
+        <w:spacing w:before="640" w:after="0"/>
         <w:jc w:val="center"/>
       </w:pPr>
       <w:r>
@@ -244,7 +237,320 @@
     </w:p>
     <w:p>
       <w:pPr>
-        <w:spacing w:before="720"/>
+        <w:sectPr>
+          <w:footerReference w:type="default" r:id="rId9"/>
+          <w:pgSz w:w="12240" w:h="15840"/>
+          <w:pgMar w:top="1008" w:right="1224" w:bottom="936" w:left="1224" w:header="720" w:footer="720" w:gutter="0"/>
+          <w:cols w:space="720"/>
+          <w:docGrid w:linePitch="360"/>
+        </w:sectPr>
+      </w:pPr>
+    </w:p>
+    <w:tbl>
+      <w:tblPr>
+        <w:tblW w:type="auto" w:w="0"/>
+        <w:jc w:val="center"/>
+        <w:tblLayout w:type="fixed"/>
+        <w:tblLook w:firstColumn="1" w:firstRow="1" w:lastColumn="0" w:lastRow="0" w:noHBand="0" w:noVBand="1" w:val="04A0"/>
+      </w:tblPr>
+      <w:tblGrid>
+        <w:gridCol w:w="3264"/>
+        <w:gridCol w:w="3264"/>
+        <w:gridCol w:w="3264"/>
+      </w:tblGrid>
+      <w:tr>
+        <w:tc>
+          <w:tcPr>
+            <w:tcW w:type="dxa" w:w="1728"/>
+            <w:vAlign w:val="center"/>
+          </w:tcPr>
+          <w:p>
+            <w:pPr>
+              <w:jc w:val="center"/>
+            </w:pPr>
+            <w:r>
+              <w:drawing>
+                <wp:inline xmlns:a="http://schemas.openxmlformats.org/drawingml/2006/main" xmlns:pic="http://schemas.openxmlformats.org/drawingml/2006/picture">
+                  <wp:extent cx="868680" cy="1021568"/>
+                  <wp:docPr id="3" name="Picture 3"/>
+                  <wp:cNvGraphicFramePr>
+                    <a:graphicFrameLocks noChangeAspect="1"/>
+                  </wp:cNvGraphicFramePr>
+                  <a:graphic>
+                    <a:graphicData uri="http://schemas.openxmlformats.org/drawingml/2006/picture">
+                      <pic:pic>
+                        <pic:nvPicPr>
+                          <pic:cNvPr id="0" name="rk_img_0.png"/>
+                          <pic:cNvPicPr/>
+                        </pic:nvPicPr>
+                        <pic:blipFill>
+                          <a:blip r:embed="rId10"/>
+                          <a:stretch>
+                            <a:fillRect/>
+                          </a:stretch>
+                        </pic:blipFill>
+                        <pic:spPr>
+                          <a:xfrm>
+                            <a:off x="0" y="0"/>
+                            <a:ext cx="868680" cy="1021568"/>
+                          </a:xfrm>
+                          <a:prstGeom prst="rect"/>
+                        </pic:spPr>
+                      </pic:pic>
+                    </a:graphicData>
+                  </a:graphic>
+                </wp:inline>
+              </w:drawing>
+            </w:r>
+          </w:p>
+        </w:tc>
+        <w:tc>
+          <w:tcPr>
+            <w:tcW w:type="dxa" w:w="6192"/>
+            <w:vAlign w:val="center"/>
+          </w:tcPr>
+          <w:p>
+            <w:pPr>
+              <w:jc w:val="center"/>
+            </w:pPr>
+            <w:r>
+              <w:rPr>
+                <w:rFonts w:ascii="Times New Roman" w:hAnsi="Times New Roman"/>
+                <w:b/>
+                <w:sz w:val="26"/>
+              </w:rPr>
+              <w:t>Shri Vile Parle Kelavani Mandal's</w:t>
+              <w:br/>
+            </w:r>
+            <w:r>
+              <w:rPr>
+                <w:rFonts w:ascii="Times New Roman" w:hAnsi="Times New Roman"/>
+                <w:b/>
+                <w:sz w:val="24"/>
+              </w:rPr>
+              <w:t>USHA PRAVIN GANDHI COLLEGE OF ARTS,</w:t>
+              <w:br/>
+              <w:t>SCIENCE AND COMMERCE (Autonomous)</w:t>
+            </w:r>
+          </w:p>
+        </w:tc>
+        <w:tc>
+          <w:tcPr>
+            <w:tcW w:type="dxa" w:w="1728"/>
+            <w:vAlign w:val="center"/>
+          </w:tcPr>
+          <w:p>
+            <w:pPr>
+              <w:jc w:val="center"/>
+            </w:pPr>
+            <w:r>
+              <w:drawing>
+                <wp:inline xmlns:a="http://schemas.openxmlformats.org/drawingml/2006/main" xmlns:pic="http://schemas.openxmlformats.org/drawingml/2006/picture">
+                  <wp:extent cx="868680" cy="965200"/>
+                  <wp:docPr id="4" name="Picture 4"/>
+                  <wp:cNvGraphicFramePr>
+                    <a:graphicFrameLocks noChangeAspect="1"/>
+                  </wp:cNvGraphicFramePr>
+                  <a:graphic>
+                    <a:graphicData uri="http://schemas.openxmlformats.org/drawingml/2006/picture">
+                      <pic:pic>
+                        <pic:nvPicPr>
+                          <pic:cNvPr id="0" name="rk_img_5.png"/>
+                          <pic:cNvPicPr/>
+                        </pic:nvPicPr>
+                        <pic:blipFill>
+                          <a:blip r:embed="rId11"/>
+                          <a:stretch>
+                            <a:fillRect/>
+                          </a:stretch>
+                        </pic:blipFill>
+                        <pic:spPr>
+                          <a:xfrm>
+                            <a:off x="0" y="0"/>
+                            <a:ext cx="868680" cy="965200"/>
+                          </a:xfrm>
+                          <a:prstGeom prst="rect"/>
+                        </pic:spPr>
+                      </pic:pic>
+                    </a:graphicData>
+                  </a:graphic>
+                </wp:inline>
+              </w:drawing>
+            </w:r>
+          </w:p>
+        </w:tc>
+      </w:tr>
+    </w:tbl>
+    <w:p>
+      <w:pPr>
+        <w:spacing w:before="720" w:after="560"/>
+        <w:jc w:val="center"/>
+      </w:pPr>
+      <w:r>
+        <w:rPr>
+          <w:rFonts w:ascii="Times New Roman" w:hAnsi="Times New Roman"/>
+          <w:b/>
+          <w:sz w:val="32"/>
+        </w:rPr>
+        <w:t>CERTIFICATE</w:t>
+      </w:r>
+    </w:p>
+    <w:p>
+      <w:pPr>
+        <w:spacing w:line="324" w:lineRule="auto" w:after="1300"/>
+        <w:jc w:val="both"/>
+      </w:pPr>
+      <w:r>
+        <w:rPr>
+          <w:rFonts w:ascii="Times New Roman" w:hAnsi="Times New Roman"/>
+          <w:sz w:val="24"/>
+        </w:rPr>
+        <w:t>This is to certify that Mr. Dev Vikam, SAP ID 53013240013, has successfully completed the Field Project Work in B.Sc. Information Technology under the Department of Information Technology with the project title "AI-Rescue: Intelligent Disaster Response &amp; Resource Coordination Platform" under the esteemed guidance of Dr. Manisha Divate, in partial fulfillment of the requirements for the award of the Degree of Bachelor of Science in Information Technology from Usha Pravin Gandhi College of Arts, Science and Commerce (Autonomous), for the Academic Year 2026-2027.</w:t>
+      </w:r>
+    </w:p>
+    <w:tbl>
+      <w:tblPr>
+        <w:tblW w:type="auto" w:w="0"/>
+        <w:jc w:val="center"/>
+        <w:tblLayout w:type="fixed"/>
+        <w:tblLook w:firstColumn="1" w:firstRow="1" w:lastColumn="0" w:lastRow="0" w:noHBand="0" w:noVBand="1" w:val="04A0"/>
+      </w:tblPr>
+      <w:tblGrid>
+        <w:gridCol w:w="3264"/>
+        <w:gridCol w:w="3264"/>
+        <w:gridCol w:w="3264"/>
+      </w:tblGrid>
+      <w:tr>
+        <w:tc>
+          <w:tcPr>
+            <w:tcW w:type="dxa" w:w="3240"/>
+          </w:tcPr>
+          <w:p>
+            <w:pPr>
+              <w:jc w:val="center"/>
+            </w:pPr>
+            <w:r>
+              <w:rPr>
+                <w:b/>
+              </w:rPr>
+              <w:t>Dr. Manisha Divate</w:t>
+              <w:br/>
+              <w:t>Project Guide</w:t>
+            </w:r>
+          </w:p>
+        </w:tc>
+        <w:tc>
+          <w:tcPr>
+            <w:tcW w:type="dxa" w:w="3240"/>
+          </w:tcPr>
+          <w:p>
+            <w:pPr>
+              <w:jc w:val="center"/>
+            </w:pPr>
+            <w:r>
+              <w:rPr>
+                <w:b/>
+              </w:rPr>
+              <w:t>Course Coordinator /</w:t>
+              <w:br/>
+              <w:t>HOD</w:t>
+            </w:r>
+          </w:p>
+        </w:tc>
+        <w:tc>
+          <w:tcPr>
+            <w:tcW w:type="dxa" w:w="3240"/>
+          </w:tcPr>
+          <w:p>
+            <w:pPr>
+              <w:jc w:val="center"/>
+            </w:pPr>
+            <w:r>
+              <w:rPr>
+                <w:b/>
+              </w:rPr>
+              <w:t>Principal</w:t>
+              <w:br/>
+              <w:t>UPG College</w:t>
+            </w:r>
+          </w:p>
+        </w:tc>
+      </w:tr>
+      <w:tr>
+        <w:tc>
+          <w:tcPr>
+            <w:tcW w:type="dxa" w:w="3240"/>
+          </w:tcPr>
+          <w:p>
+            <w:pPr>
+              <w:spacing w:before="900"/>
+              <w:jc w:val="center"/>
+            </w:pPr>
+            <w:r>
+              <w:rPr>
+                <w:b/>
+              </w:rPr>
+              <w:t>Date: ____________</w:t>
+            </w:r>
+          </w:p>
+        </w:tc>
+        <w:tc>
+          <w:tcPr>
+            <w:tcW w:type="dxa" w:w="3240"/>
+          </w:tcPr>
+          <w:p>
+            <w:pPr>
+              <w:jc w:val="center"/>
+            </w:pPr>
+          </w:p>
+        </w:tc>
+        <w:tc>
+          <w:tcPr>
+            <w:tcW w:type="dxa" w:w="3240"/>
+          </w:tcPr>
+          <w:p>
+            <w:pPr>
+              <w:spacing w:before="900"/>
+              <w:jc w:val="center"/>
+            </w:pPr>
+            <w:r>
+              <w:rPr>
+                <w:b/>
+              </w:rPr>
+              <w:t>External Examiner</w:t>
+            </w:r>
+          </w:p>
+        </w:tc>
+      </w:tr>
+    </w:tbl>
+    <w:p>
+      <w:pPr>
+        <w:sectPr>
+          <w:footerReference w:type="default" r:id="rId12"/>
+          <w:pgSz w:w="12240" w:h="15840"/>
+          <w:pgMar w:top="1008" w:right="1224" w:bottom="936" w:left="1224" w:header="720" w:footer="720" w:gutter="0"/>
+          <w:cols w:space="720"/>
+          <w:docGrid w:linePitch="360"/>
+        </w:sectPr>
+      </w:pPr>
+    </w:p>
+    <w:p>
+      <w:pPr>
+        <w:spacing w:before="200" w:after="80"/>
+        <w:jc w:val="center"/>
+      </w:pPr>
+      <w:r>
+        <w:rPr>
+          <w:rFonts w:ascii="Times New Roman" w:hAnsi="Times New Roman"/>
+          <w:b/>
+          <w:sz w:val="32"/>
+        </w:rPr>
+        <w:t>DISASTER RESPONSE &amp; CRISIS TECH LABS</w:t>
+      </w:r>
+    </w:p>
+    <w:p>
+      <w:pPr>
+        <w:spacing w:after="720"/>
         <w:jc w:val="center"/>
       </w:pPr>
       <w:r>
@@ -252,31 +558,28 @@
           <w:rFonts w:ascii="Times New Roman" w:hAnsi="Times New Roman"/>
           <w:sz w:val="22"/>
         </w:rPr>
-        <w:t>i</w:t>
-      </w:r>
-    </w:p>
-    <w:p>
-      <w:r>
-        <w:br w:type="page"/>
+        <w:t>Center for Disaster Informatics, AI Solutions &amp; Emergency Coordination</w:t>
+        <w:br/>
+        <w:t>Mumbai, Maharashtra - 400056</w:t>
       </w:r>
     </w:p>
     <w:p>
       <w:pPr>
-        <w:spacing w:before="280" w:after="560"/>
+        <w:spacing w:after="560"/>
         <w:jc w:val="center"/>
       </w:pPr>
       <w:r>
         <w:rPr>
           <w:rFonts w:ascii="Times New Roman" w:hAnsi="Times New Roman"/>
           <w:b/>
-          <w:sz w:val="36"/>
+          <w:sz w:val="32"/>
         </w:rPr>
-        <w:t>CERTIFICATE</w:t>
+        <w:t>COMPANY CERTIFICATE</w:t>
       </w:r>
     </w:p>
     <w:p>
       <w:pPr>
-        <w:spacing w:before="120" w:after="200" w:line="300" w:lineRule="auto"/>
+        <w:spacing w:line="324" w:lineRule="auto" w:after="400"/>
         <w:jc w:val="both"/>
       </w:pPr>
       <w:r>
@@ -284,12 +587,12 @@
           <w:rFonts w:ascii="Times New Roman" w:hAnsi="Times New Roman"/>
           <w:sz w:val="24"/>
         </w:rPr>
-        <w:t>This is to certify that Mr. Dev Vikam, SAP ID 53013240013, has successfully completed the Field Project Work in B.Sc. Information Technology under the Department of Information Technology with the project title "AI-Rescue: Intelligent Disaster Response &amp; Resource Coordination Platform" under the supervision and guidance of Dr. Manisha Divate.</w:t>
+        <w:t>This is to certify that Mr. Dev Vikam, a student of Third Year B.Sc. Information Technology (SAP ID: 53013240013) from Usha Pravin Gandhi College of Arts, Science and Commerce (Autonomous), has successfully undergone and completed his Field Project work on the project entitled "AI-Rescue: Intelligent Disaster Response &amp; Resource Coordination Platform" from June 2026 to September 2026 under the mentorship and technical supervision of our technical engineering team.</w:t>
       </w:r>
     </w:p>
     <w:p>
       <w:pPr>
-        <w:spacing w:before="120" w:after="200" w:line="300" w:lineRule="auto"/>
+        <w:spacing w:line="324" w:lineRule="auto" w:after="1300"/>
         <w:jc w:val="both"/>
       </w:pPr>
       <w:r>
@@ -297,147 +600,84 @@
           <w:rFonts w:ascii="Times New Roman" w:hAnsi="Times New Roman"/>
           <w:sz w:val="24"/>
         </w:rPr>
-        <w:t>The project focuses on the design and development of an intelligent, multi-agency emergency response and resource coordination platform that enables real-time incident reporting, citizen evidence ingestion, multi-modal AI triage analysis, severity and priority estimation, dynamic resource assignment (personnel, emergency vehicles, specialized equipment), healthcare facility bed tracking, evacuation shelter occupancy management, and automated alert dispatch.</w:t>
+        <w:t>During this 90-hour engagement (30 hours guide-supervised reviews and 60 hours independent development work), he demonstrated excellent analytical capabilities, technical proficiency in full-stack architecture, spatial query algorithms, and high commitment to real-time humanitarian engineering solutions. His conduct and performance throughout the tenure were exemplary.</w:t>
       </w:r>
+    </w:p>
+    <w:tbl>
+      <w:tblPr>
+        <w:tblW w:type="auto" w:w="0"/>
+        <w:jc w:val="center"/>
+        <w:tblLayout w:type="fixed"/>
+        <w:tblLook w:firstColumn="1" w:firstRow="1" w:lastColumn="0" w:lastRow="0" w:noHBand="0" w:noVBand="1" w:val="04A0"/>
+      </w:tblPr>
+      <w:tblGrid>
+        <w:gridCol w:w="4896"/>
+        <w:gridCol w:w="4896"/>
+      </w:tblGrid>
+      <w:tr>
+        <w:tc>
+          <w:tcPr>
+            <w:tcW w:type="dxa" w:w="4896"/>
+          </w:tcPr>
+          <w:p>
+            <w:r>
+              <w:rPr>
+                <w:b/>
+              </w:rPr>
+              <w:t>Date: 26th September 2026</w:t>
+              <w:br/>
+              <w:t>Place: Mumbai</w:t>
+            </w:r>
+          </w:p>
+        </w:tc>
+        <w:tc>
+          <w:tcPr>
+            <w:tcW w:type="dxa" w:w="4896"/>
+          </w:tcPr>
+          <w:p>
+            <w:pPr>
+              <w:jc w:val="right"/>
+            </w:pPr>
+            <w:r>
+              <w:rPr>
+                <w:b/>
+              </w:rPr>
+              <w:t>Authorized Signatory &amp; Seal</w:t>
+              <w:br/>
+              <w:t>Disaster Response &amp; Crisis Tech Labs</w:t>
+            </w:r>
+          </w:p>
+        </w:tc>
+      </w:tr>
+    </w:tbl>
+    <w:p>
+      <w:pPr>
+        <w:sectPr>
+          <w:footerReference w:type="default" r:id="rId13"/>
+          <w:pgSz w:w="12240" w:h="15840"/>
+          <w:pgMar w:top="1080" w:right="1224" w:bottom="936" w:left="1224" w:header="720" w:footer="720" w:gutter="0"/>
+          <w:cols w:space="720"/>
+          <w:docGrid w:linePitch="360"/>
+        </w:sectPr>
+      </w:pPr>
     </w:p>
     <w:p>
       <w:pPr>
-        <w:spacing w:before="120" w:after="200" w:line="300" w:lineRule="auto"/>
-        <w:jc w:val="both"/>
-      </w:pPr>
-      <w:r>
-        <w:rPr>
-          <w:rFonts w:ascii="Times New Roman" w:hAnsi="Times New Roman"/>
-          <w:sz w:val="24"/>
-        </w:rPr>
-        <w:t>We further certify that the work has been carried out by the student under proper academic guidance and that the project report has been prepared for academic assessment as per the requirements of the B.Sc. Information Technology curriculum.</w:t>
-      </w:r>
-    </w:p>
-    <w:p>
-      <w:pPr>
-        <w:spacing w:before="600" w:after="400"/>
-      </w:pPr>
-      <w:r>
-        <w:rPr>
-          <w:rFonts w:ascii="Times New Roman" w:hAnsi="Times New Roman"/>
-          <w:sz w:val="24"/>
-        </w:rPr>
-        <w:t>Name and Signature of Guiding Teacher</w:t>
-        <w:br/>
-        <w:br/>
-        <w:br/>
-        <w:br/>
-        <w:t>Dr. Manisha Divate</w:t>
-        <w:br/>
-        <w:t>Date of Submission: __________________</w:t>
-      </w:r>
-    </w:p>
-    <w:p>
-      <w:pPr>
-        <w:spacing w:before="720"/>
-        <w:jc w:val="center"/>
-      </w:pPr>
-      <w:r>
-        <w:rPr>
-          <w:rFonts w:ascii="Times New Roman" w:hAnsi="Times New Roman"/>
-          <w:sz w:val="22"/>
-        </w:rPr>
-        <w:t>ii</w:t>
-      </w:r>
-    </w:p>
-    <w:p>
-      <w:r>
-        <w:br w:type="page"/>
-      </w:r>
-    </w:p>
-    <w:p>
-      <w:pPr>
-        <w:spacing w:before="280" w:after="720"/>
+        <w:spacing w:before="400" w:after="640"/>
         <w:jc w:val="center"/>
       </w:pPr>
       <w:r>
         <w:rPr>
           <w:rFonts w:ascii="Times New Roman" w:hAnsi="Times New Roman"/>
           <w:b/>
-          <w:sz w:val="36"/>
-        </w:rPr>
-        <w:t>COMPANY CERTIFICATE</w:t>
-      </w:r>
-    </w:p>
-    <w:p>
-      <w:pPr>
-        <w:spacing w:before="200" w:after="960" w:line="312" w:lineRule="auto"/>
-        <w:jc w:val="both"/>
-      </w:pPr>
-      <w:r>
-        <w:rPr>
-          <w:rFonts w:ascii="Times New Roman" w:hAnsi="Times New Roman"/>
-          <w:sz w:val="24"/>
-        </w:rPr>
-        <w:t>This is to certify that Mr. Dev Vikam, a student of Third Year B.Sc. Information Technology (SAP ID: 53013240013) from Usha Pravin Gandhi College of Arts, Science and Commerce (Autonomous), has successfully undergone and completed his Field Project work on the project entitled "AI-Rescue: Intelligent Disaster Response &amp; Resource Coordination Platform" for a total duration of 90 Hours (comprising 30 Hours of Guide Supervision and 60 Hours of Core Engineering Work).</w:t>
-        <w:br/>
-        <w:br/>
-        <w:t>During the course of his field project, he exhibited high levels of dedication, technical proficiency, sound analytical acumen, and an ethical approach toward system design, database modeling, and software engineering. His contribution toward architectural specification, data modeling, and project documentation has been highly satisfactory.</w:t>
-      </w:r>
-    </w:p>
-    <w:p>
-      <w:pPr>
-        <w:spacing w:before="720" w:after="320"/>
-      </w:pPr>
-      <w:r>
-        <w:rPr>
-          <w:rFonts w:ascii="Times New Roman" w:hAnsi="Times New Roman"/>
-          <w:sz w:val="24"/>
-        </w:rPr>
-        <w:t>Authorized Signatory &amp; Organization Seal</w:t>
-        <w:br/>
-        <w:br/>
-        <w:br/>
-        <w:br/>
-        <w:t>____________________________________</w:t>
-        <w:br/>
-        <w:t>Name &amp; Designation: _________________</w:t>
-        <w:br/>
-        <w:t>Organization: Disaster Response &amp; Crisis Tech Labs</w:t>
-        <w:br/>
-        <w:t>Date: __________________</w:t>
-      </w:r>
-    </w:p>
-    <w:p>
-      <w:pPr>
-        <w:spacing w:before="960"/>
-        <w:jc w:val="center"/>
-      </w:pPr>
-      <w:r>
-        <w:rPr>
-          <w:rFonts w:ascii="Times New Roman" w:hAnsi="Times New Roman"/>
-          <w:sz w:val="22"/>
-        </w:rPr>
-        <w:t>iii</w:t>
-      </w:r>
-    </w:p>
-    <w:p>
-      <w:r>
-        <w:br w:type="page"/>
-      </w:r>
-    </w:p>
-    <w:p>
-      <w:pPr>
-        <w:spacing w:before="280" w:after="560"/>
-        <w:jc w:val="center"/>
-      </w:pPr>
-      <w:r>
-        <w:rPr>
-          <w:rFonts w:ascii="Times New Roman" w:hAnsi="Times New Roman"/>
-          <w:b/>
-          <w:sz w:val="36"/>
+          <w:sz w:val="32"/>
         </w:rPr>
         <w:t>DECLARATION</w:t>
       </w:r>
     </w:p>
     <w:p>
       <w:pPr>
-        <w:spacing w:before="120" w:after="200" w:line="300" w:lineRule="auto"/>
+        <w:spacing w:line="324" w:lineRule="auto" w:after="360"/>
         <w:jc w:val="both"/>
       </w:pPr>
       <w:r>
@@ -446,80 +686,87 @@
           <w:sz w:val="24"/>
         </w:rPr>
         <w:t>I, Mr. Dev Vikam, hereby declare that the project report entitled "AI-Rescue: Intelligent Disaster Response &amp; Resource Coordination Platform" represents my original work carried out under the guidance of Dr. Manisha Divate.</w:t>
+        <w:br/>
+        <w:br/>
+        <w:t>The work presented in this report has been completed as part of the Third Year Bachelor of Science (Information Technology) program at Shri Vile Parle Kelavani Mandal's Usha Pravin Gandhi College of Arts, Science and Commerce (Autonomous) for the academic year 2026-2027.</w:t>
+        <w:br/>
+        <w:br/>
+        <w:t>I further declare that this report has not been submitted previously to any other university, institute, or board for the award of any degree, diploma, fellowship, or other similar academic recognition. All information obtained from published literature, software libraries, and web resources has been duly cited and acknowledged in the bibliography.</w:t>
       </w:r>
     </w:p>
     <w:p>
       <w:pPr>
-        <w:spacing w:before="120" w:after="200" w:line="300" w:lineRule="auto"/>
-        <w:jc w:val="both"/>
+        <w:spacing w:before="1500"/>
       </w:pPr>
-      <w:r>
-        <w:rPr>
-          <w:rFonts w:ascii="Times New Roman" w:hAnsi="Times New Roman"/>
-          <w:sz w:val="24"/>
-        </w:rPr>
-        <w:t>The work presented in this report has been completed as part of the academic requirements of the Bachelor of Science in Information Technology program. This project has not been submitted previously to any other university or institution for the award of any degree, diploma, or certificate.</w:t>
-      </w:r>
+    </w:p>
+    <w:tbl>
+      <w:tblPr>
+        <w:tblW w:type="auto" w:w="0"/>
+        <w:jc w:val="center"/>
+        <w:tblLayout w:type="fixed"/>
+        <w:tblLook w:firstColumn="1" w:firstRow="1" w:lastColumn="0" w:lastRow="0" w:noHBand="0" w:noVBand="1" w:val="04A0"/>
+      </w:tblPr>
+      <w:tblGrid>
+        <w:gridCol w:w="4896"/>
+        <w:gridCol w:w="4896"/>
+      </w:tblGrid>
+      <w:tr>
+        <w:tc>
+          <w:tcPr>
+            <w:tcW w:type="dxa" w:w="4896"/>
+          </w:tcPr>
+          <w:p>
+            <w:r>
+              <w:rPr>
+                <w:b/>
+              </w:rPr>
+              <w:t>Date: 26th September 2026</w:t>
+              <w:br/>
+              <w:t>Place: Mumbai</w:t>
+            </w:r>
+          </w:p>
+        </w:tc>
+        <w:tc>
+          <w:tcPr>
+            <w:tcW w:type="dxa" w:w="4896"/>
+          </w:tcPr>
+          <w:p>
+            <w:pPr>
+              <w:jc w:val="right"/>
+            </w:pPr>
+            <w:r>
+              <w:rPr>
+                <w:b/>
+              </w:rPr>
+              <w:t>Mr. Dev Vikam</w:t>
+              <w:br/>
+              <w:t>SAP ID: 53013240013</w:t>
+            </w:r>
+          </w:p>
+        </w:tc>
+      </w:tr>
+    </w:tbl>
+    <w:p>
+      <w:pPr>
+        <w:sectPr>
+          <w:footerReference w:type="default" r:id="rId14"/>
+          <w:pgSz w:w="12240" w:h="15840"/>
+          <w:pgMar w:top="1080" w:right="1224" w:bottom="936" w:left="1224" w:header="720" w:footer="720" w:gutter="0"/>
+          <w:cols w:space="720"/>
+          <w:docGrid w:linePitch="360"/>
+        </w:sectPr>
+      </w:pPr>
     </w:p>
     <w:p>
       <w:pPr>
-        <w:spacing w:before="120" w:after="200" w:line="300" w:lineRule="auto"/>
-        <w:jc w:val="both"/>
-      </w:pPr>
-      <w:r>
-        <w:rPr>
-          <w:rFonts w:ascii="Times New Roman" w:hAnsi="Times New Roman"/>
-          <w:sz w:val="24"/>
-        </w:rPr>
-        <w:t>Wherever reference has been made to previous work, technologies, or resources, appropriate acknowledgement has been given. I further declare that the information presented in this report is true to the best of my knowledge and has been prepared in accordance with academic standards and ethical practices.</w:t>
-      </w:r>
-    </w:p>
-    <w:p>
-      <w:pPr>
-        <w:spacing w:before="800" w:after="320"/>
-      </w:pPr>
-      <w:r>
-        <w:rPr>
-          <w:rFonts w:ascii="Times New Roman" w:hAnsi="Times New Roman"/>
-          <w:b/>
-          <w:sz w:val="24"/>
-        </w:rPr>
-        <w:t>Name and Signature of the Learner</w:t>
-        <w:br/>
-        <w:br/>
-        <w:br/>
-        <w:br/>
-        <w:t>Dev Vikam</w:t>
-      </w:r>
-    </w:p>
-    <w:p>
-      <w:pPr>
-        <w:spacing w:before="960"/>
-        <w:jc w:val="center"/>
-      </w:pPr>
-      <w:r>
-        <w:rPr>
-          <w:rFonts w:ascii="Times New Roman" w:hAnsi="Times New Roman"/>
-          <w:sz w:val="22"/>
-        </w:rPr>
-        <w:t>iv</w:t>
-      </w:r>
-    </w:p>
-    <w:p>
-      <w:r>
-        <w:br w:type="page"/>
-      </w:r>
-    </w:p>
-    <w:p>
-      <w:pPr>
-        <w:spacing w:before="200" w:after="240"/>
+        <w:spacing w:before="160" w:after="280"/>
         <w:jc w:val="center"/>
       </w:pPr>
       <w:r>
         <w:rPr>
           <w:rFonts w:ascii="Times New Roman" w:hAnsi="Times New Roman"/>
           <w:b/>
-          <w:sz w:val="36"/>
+          <w:sz w:val="32"/>
         </w:rPr>
         <w:t>TABLE OF CONTENTS</w:t>
       </w:r>
@@ -532,31 +779,35 @@
         <w:tblLook w:firstColumn="1" w:firstRow="1" w:lastColumn="0" w:lastRow="0" w:noHBand="0" w:noVBand="1" w:val="04A0"/>
       </w:tblPr>
       <w:tblGrid>
-        <w:gridCol w:w="3154"/>
-        <w:gridCol w:w="3154"/>
-        <w:gridCol w:w="3154"/>
+        <w:gridCol w:w="3264"/>
+        <w:gridCol w:w="3264"/>
+        <w:gridCol w:w="3264"/>
       </w:tblGrid>
       <w:tr>
         <w:tc>
           <w:tcPr>
-            <w:tcW w:type="dxa" w:w="1152"/>
+            <w:tcW w:type="dxa" w:w="1008"/>
+            <w:tcMar>
+              <w:top w:w="15" w:type="dxa"/>
+              <w:bottom w:w="15" w:type="dxa"/>
+              <w:left w:w="30" w:type="dxa"/>
+              <w:right w:w="30" w:type="dxa"/>
+            </w:tcMar>
             <w:tcBorders>
-              <w:top w:val="single" w:sz="4" w:space="0" w:color="000000"/>
-              <w:left w:val="single" w:sz="4" w:space="0" w:color="000000"/>
-              <w:bottom w:val="single" w:sz="4" w:space="0" w:color="000000"/>
-              <w:right w:val="single" w:sz="4" w:space="0" w:color="000000"/>
+              <w:top w:val="single" w:sz="4" w:color="D3D3D3"/>
+              <w:left w:val="single" w:sz="4" w:color="D3D3D3"/>
+              <w:bottom w:val="single" w:sz="4" w:color="D3D3D3"/>
+              <w:right w:val="single" w:sz="4" w:color="D3D3D3"/>
             </w:tcBorders>
+            <w:shd w:fill="F2F2F2"/>
           </w:tcPr>
           <w:p>
             <w:pPr>
-              <w:spacing w:before="20" w:after="20" w:line="240" w:lineRule="auto"/>
               <w:jc w:val="center"/>
             </w:pPr>
             <w:r>
               <w:rPr>
-                <w:rFonts w:ascii="Times New Roman" w:hAnsi="Times New Roman"/>
                 <w:b/>
-                <w:sz w:val="20"/>
               </w:rPr>
               <w:t>Sr.No.</w:t>
             </w:r>
@@ -564,24 +815,25 @@
         </w:tc>
         <w:tc>
           <w:tcPr>
-            <w:tcW w:type="dxa" w:w="6480"/>
+            <w:tcW w:type="dxa" w:w="7344"/>
+            <w:tcMar>
+              <w:top w:w="15" w:type="dxa"/>
+              <w:bottom w:w="15" w:type="dxa"/>
+              <w:left w:w="30" w:type="dxa"/>
+              <w:right w:w="30" w:type="dxa"/>
+            </w:tcMar>
             <w:tcBorders>
-              <w:top w:val="single" w:sz="4" w:space="0" w:color="000000"/>
-              <w:left w:val="single" w:sz="4" w:space="0" w:color="000000"/>
-              <w:bottom w:val="single" w:sz="4" w:space="0" w:color="000000"/>
-              <w:right w:val="single" w:sz="4" w:space="0" w:color="000000"/>
+              <w:top w:val="single" w:sz="4" w:color="D3D3D3"/>
+              <w:left w:val="single" w:sz="4" w:color="D3D3D3"/>
+              <w:bottom w:val="single" w:sz="4" w:color="D3D3D3"/>
+              <w:right w:val="single" w:sz="4" w:color="D3D3D3"/>
             </w:tcBorders>
+            <w:shd w:fill="F2F2F2"/>
           </w:tcPr>
           <w:p>
-            <w:pPr>
-              <w:spacing w:before="20" w:after="20" w:line="240" w:lineRule="auto"/>
-              <w:jc w:val="left"/>
-            </w:pPr>
             <w:r>
               <w:rPr>
-                <w:rFonts w:ascii="Times New Roman" w:hAnsi="Times New Roman"/>
                 <w:b/>
-                <w:sz w:val="20"/>
               </w:rPr>
               <w:t>CONTENTS</w:t>
             </w:r>
@@ -589,24 +841,28 @@
         </w:tc>
         <w:tc>
           <w:tcPr>
-            <w:tcW w:type="dxa" w:w="1584"/>
+            <w:tcW w:type="dxa" w:w="1296"/>
+            <w:tcMar>
+              <w:top w:w="15" w:type="dxa"/>
+              <w:bottom w:w="15" w:type="dxa"/>
+              <w:left w:w="30" w:type="dxa"/>
+              <w:right w:w="30" w:type="dxa"/>
+            </w:tcMar>
             <w:tcBorders>
-              <w:top w:val="single" w:sz="4" w:space="0" w:color="000000"/>
-              <w:left w:val="single" w:sz="4" w:space="0" w:color="000000"/>
-              <w:bottom w:val="single" w:sz="4" w:space="0" w:color="000000"/>
-              <w:right w:val="single" w:sz="4" w:space="0" w:color="000000"/>
+              <w:top w:val="single" w:sz="4" w:color="D3D3D3"/>
+              <w:left w:val="single" w:sz="4" w:color="D3D3D3"/>
+              <w:bottom w:val="single" w:sz="4" w:color="D3D3D3"/>
+              <w:right w:val="single" w:sz="4" w:color="D3D3D3"/>
             </w:tcBorders>
+            <w:shd w:fill="F2F2F2"/>
           </w:tcPr>
           <w:p>
             <w:pPr>
-              <w:spacing w:before="20" w:after="20" w:line="240" w:lineRule="auto"/>
               <w:jc w:val="center"/>
             </w:pPr>
             <w:r>
               <w:rPr>
-                <w:rFonts w:ascii="Times New Roman" w:hAnsi="Times New Roman"/>
                 <w:b/>
-                <w:sz w:val="20"/>
               </w:rPr>
               <w:t>Page No.</w:t>
             </w:r>
@@ -616,23 +872,27 @@
       <w:tr>
         <w:tc>
           <w:tcPr>
-            <w:tcW w:type="dxa" w:w="1152"/>
+            <w:tcW w:type="dxa" w:w="1008"/>
+            <w:tcMar>
+              <w:top w:w="15" w:type="dxa"/>
+              <w:bottom w:w="15" w:type="dxa"/>
+              <w:left w:w="30" w:type="dxa"/>
+              <w:right w:w="30" w:type="dxa"/>
+            </w:tcMar>
             <w:tcBorders>
-              <w:top w:val="single" w:sz="4" w:space="0" w:color="000000"/>
-              <w:left w:val="single" w:sz="4" w:space="0" w:color="000000"/>
-              <w:bottom w:val="single" w:sz="4" w:space="0" w:color="000000"/>
-              <w:right w:val="single" w:sz="4" w:space="0" w:color="000000"/>
+              <w:top w:val="single" w:sz="4" w:color="D3D3D3"/>
+              <w:left w:val="single" w:sz="4" w:color="D3D3D3"/>
+              <w:bottom w:val="single" w:sz="4" w:color="D3D3D3"/>
+              <w:right w:val="single" w:sz="4" w:color="D3D3D3"/>
             </w:tcBorders>
           </w:tcPr>
           <w:p>
             <w:pPr>
-              <w:spacing w:before="20" w:after="20" w:line="240" w:lineRule="auto"/>
               <w:jc w:val="center"/>
             </w:pPr>
             <w:r>
               <w:rPr>
                 <w:rFonts w:ascii="Times New Roman" w:hAnsi="Times New Roman"/>
-                <w:b/>
                 <w:sz w:val="19"/>
               </w:rPr>
             </w:r>
@@ -640,23 +900,24 @@
         </w:tc>
         <w:tc>
           <w:tcPr>
-            <w:tcW w:type="dxa" w:w="6480"/>
+            <w:tcW w:type="dxa" w:w="7344"/>
+            <w:tcMar>
+              <w:top w:w="15" w:type="dxa"/>
+              <w:bottom w:w="15" w:type="dxa"/>
+              <w:left w:w="30" w:type="dxa"/>
+              <w:right w:w="30" w:type="dxa"/>
+            </w:tcMar>
             <w:tcBorders>
-              <w:top w:val="single" w:sz="4" w:space="0" w:color="000000"/>
-              <w:left w:val="single" w:sz="4" w:space="0" w:color="000000"/>
-              <w:bottom w:val="single" w:sz="4" w:space="0" w:color="000000"/>
-              <w:right w:val="single" w:sz="4" w:space="0" w:color="000000"/>
+              <w:top w:val="single" w:sz="4" w:color="D3D3D3"/>
+              <w:left w:val="single" w:sz="4" w:color="D3D3D3"/>
+              <w:bottom w:val="single" w:sz="4" w:color="D3D3D3"/>
+              <w:right w:val="single" w:sz="4" w:color="D3D3D3"/>
             </w:tcBorders>
           </w:tcPr>
           <w:p>
-            <w:pPr>
-              <w:spacing w:before="20" w:after="20" w:line="240" w:lineRule="auto"/>
-              <w:jc w:val="left"/>
-            </w:pPr>
             <w:r>
               <w:rPr>
                 <w:rFonts w:ascii="Times New Roman" w:hAnsi="Times New Roman"/>
-                <w:b/>
                 <w:sz w:val="19"/>
               </w:rPr>
               <w:t>Title</w:t>
@@ -665,23 +926,27 @@
         </w:tc>
         <w:tc>
           <w:tcPr>
-            <w:tcW w:type="dxa" w:w="1584"/>
+            <w:tcW w:type="dxa" w:w="1296"/>
+            <w:tcMar>
+              <w:top w:w="15" w:type="dxa"/>
+              <w:bottom w:w="15" w:type="dxa"/>
+              <w:left w:w="30" w:type="dxa"/>
+              <w:right w:w="30" w:type="dxa"/>
+            </w:tcMar>
             <w:tcBorders>
-              <w:top w:val="single" w:sz="4" w:space="0" w:color="000000"/>
-              <w:left w:val="single" w:sz="4" w:space="0" w:color="000000"/>
-              <w:bottom w:val="single" w:sz="4" w:space="0" w:color="000000"/>
-              <w:right w:val="single" w:sz="4" w:space="0" w:color="000000"/>
+              <w:top w:val="single" w:sz="4" w:color="D3D3D3"/>
+              <w:left w:val="single" w:sz="4" w:color="D3D3D3"/>
+              <w:bottom w:val="single" w:sz="4" w:color="D3D3D3"/>
+              <w:right w:val="single" w:sz="4" w:color="D3D3D3"/>
             </w:tcBorders>
           </w:tcPr>
           <w:p>
             <w:pPr>
-              <w:spacing w:before="20" w:after="20" w:line="240" w:lineRule="auto"/>
               <w:jc w:val="center"/>
             </w:pPr>
             <w:r>
               <w:rPr>
                 <w:rFonts w:ascii="Times New Roman" w:hAnsi="Times New Roman"/>
-                <w:b/>
                 <w:sz w:val="19"/>
               </w:rPr>
               <w:t>i</w:t>
@@ -692,23 +957,27 @@
       <w:tr>
         <w:tc>
           <w:tcPr>
-            <w:tcW w:type="dxa" w:w="1152"/>
+            <w:tcW w:type="dxa" w:w="1008"/>
+            <w:tcMar>
+              <w:top w:w="15" w:type="dxa"/>
+              <w:bottom w:w="15" w:type="dxa"/>
+              <w:left w:w="30" w:type="dxa"/>
+              <w:right w:w="30" w:type="dxa"/>
+            </w:tcMar>
             <w:tcBorders>
-              <w:top w:val="single" w:sz="4" w:space="0" w:color="000000"/>
-              <w:left w:val="single" w:sz="4" w:space="0" w:color="000000"/>
-              <w:bottom w:val="single" w:sz="4" w:space="0" w:color="000000"/>
-              <w:right w:val="single" w:sz="4" w:space="0" w:color="000000"/>
+              <w:top w:val="single" w:sz="4" w:color="D3D3D3"/>
+              <w:left w:val="single" w:sz="4" w:color="D3D3D3"/>
+              <w:bottom w:val="single" w:sz="4" w:color="D3D3D3"/>
+              <w:right w:val="single" w:sz="4" w:color="D3D3D3"/>
             </w:tcBorders>
           </w:tcPr>
           <w:p>
             <w:pPr>
-              <w:spacing w:before="20" w:after="20" w:line="240" w:lineRule="auto"/>
               <w:jc w:val="center"/>
             </w:pPr>
             <w:r>
               <w:rPr>
                 <w:rFonts w:ascii="Times New Roman" w:hAnsi="Times New Roman"/>
-                <w:b/>
                 <w:sz w:val="19"/>
               </w:rPr>
             </w:r>
@@ -716,23 +985,24 @@
         </w:tc>
         <w:tc>
           <w:tcPr>
-            <w:tcW w:type="dxa" w:w="6480"/>
+            <w:tcW w:type="dxa" w:w="7344"/>
+            <w:tcMar>
+              <w:top w:w="15" w:type="dxa"/>
+              <w:bottom w:w="15" w:type="dxa"/>
+              <w:left w:w="30" w:type="dxa"/>
+              <w:right w:w="30" w:type="dxa"/>
+            </w:tcMar>
             <w:tcBorders>
-              <w:top w:val="single" w:sz="4" w:space="0" w:color="000000"/>
-              <w:left w:val="single" w:sz="4" w:space="0" w:color="000000"/>
-              <w:bottom w:val="single" w:sz="4" w:space="0" w:color="000000"/>
-              <w:right w:val="single" w:sz="4" w:space="0" w:color="000000"/>
+              <w:top w:val="single" w:sz="4" w:color="D3D3D3"/>
+              <w:left w:val="single" w:sz="4" w:color="D3D3D3"/>
+              <w:bottom w:val="single" w:sz="4" w:color="D3D3D3"/>
+              <w:right w:val="single" w:sz="4" w:color="D3D3D3"/>
             </w:tcBorders>
           </w:tcPr>
           <w:p>
-            <w:pPr>
-              <w:spacing w:before="20" w:after="20" w:line="240" w:lineRule="auto"/>
-              <w:jc w:val="left"/>
-            </w:pPr>
             <w:r>
               <w:rPr>
                 <w:rFonts w:ascii="Times New Roman" w:hAnsi="Times New Roman"/>
-                <w:b/>
                 <w:sz w:val="19"/>
               </w:rPr>
               <w:t>Certificate Page</w:t>
@@ -741,23 +1011,27 @@
         </w:tc>
         <w:tc>
           <w:tcPr>
-            <w:tcW w:type="dxa" w:w="1584"/>
+            <w:tcW w:type="dxa" w:w="1296"/>
+            <w:tcMar>
+              <w:top w:w="15" w:type="dxa"/>
+              <w:bottom w:w="15" w:type="dxa"/>
+              <w:left w:w="30" w:type="dxa"/>
+              <w:right w:w="30" w:type="dxa"/>
+            </w:tcMar>
             <w:tcBorders>
-              <w:top w:val="single" w:sz="4" w:space="0" w:color="000000"/>
-              <w:left w:val="single" w:sz="4" w:space="0" w:color="000000"/>
-              <w:bottom w:val="single" w:sz="4" w:space="0" w:color="000000"/>
-              <w:right w:val="single" w:sz="4" w:space="0" w:color="000000"/>
+              <w:top w:val="single" w:sz="4" w:color="D3D3D3"/>
+              <w:left w:val="single" w:sz="4" w:color="D3D3D3"/>
+              <w:bottom w:val="single" w:sz="4" w:color="D3D3D3"/>
+              <w:right w:val="single" w:sz="4" w:color="D3D3D3"/>
             </w:tcBorders>
           </w:tcPr>
           <w:p>
             <w:pPr>
-              <w:spacing w:before="20" w:after="20" w:line="240" w:lineRule="auto"/>
               <w:jc w:val="center"/>
             </w:pPr>
             <w:r>
               <w:rPr>
                 <w:rFonts w:ascii="Times New Roman" w:hAnsi="Times New Roman"/>
-                <w:b/>
                 <w:sz w:val="19"/>
               </w:rPr>
               <w:t>ii</w:t>
@@ -768,23 +1042,27 @@
       <w:tr>
         <w:tc>
           <w:tcPr>
-            <w:tcW w:type="dxa" w:w="1152"/>
+            <w:tcW w:type="dxa" w:w="1008"/>
+            <w:tcMar>
+              <w:top w:w="15" w:type="dxa"/>
+              <w:bottom w:w="15" w:type="dxa"/>
+              <w:left w:w="30" w:type="dxa"/>
+              <w:right w:w="30" w:type="dxa"/>
+            </w:tcMar>
             <w:tcBorders>
-              <w:top w:val="single" w:sz="4" w:space="0" w:color="000000"/>
-              <w:left w:val="single" w:sz="4" w:space="0" w:color="000000"/>
-              <w:bottom w:val="single" w:sz="4" w:space="0" w:color="000000"/>
-              <w:right w:val="single" w:sz="4" w:space="0" w:color="000000"/>
+              <w:top w:val="single" w:sz="4" w:color="D3D3D3"/>
+              <w:left w:val="single" w:sz="4" w:color="D3D3D3"/>
+              <w:bottom w:val="single" w:sz="4" w:color="D3D3D3"/>
+              <w:right w:val="single" w:sz="4" w:color="D3D3D3"/>
             </w:tcBorders>
           </w:tcPr>
           <w:p>
             <w:pPr>
-              <w:spacing w:before="20" w:after="20" w:line="240" w:lineRule="auto"/>
               <w:jc w:val="center"/>
             </w:pPr>
             <w:r>
               <w:rPr>
                 <w:rFonts w:ascii="Times New Roman" w:hAnsi="Times New Roman"/>
-                <w:b/>
                 <w:sz w:val="19"/>
               </w:rPr>
             </w:r>
@@ -792,23 +1070,24 @@
         </w:tc>
         <w:tc>
           <w:tcPr>
-            <w:tcW w:type="dxa" w:w="6480"/>
+            <w:tcW w:type="dxa" w:w="7344"/>
+            <w:tcMar>
+              <w:top w:w="15" w:type="dxa"/>
+              <w:bottom w:w="15" w:type="dxa"/>
+              <w:left w:w="30" w:type="dxa"/>
+              <w:right w:w="30" w:type="dxa"/>
+            </w:tcMar>
             <w:tcBorders>
-              <w:top w:val="single" w:sz="4" w:space="0" w:color="000000"/>
-              <w:left w:val="single" w:sz="4" w:space="0" w:color="000000"/>
-              <w:bottom w:val="single" w:sz="4" w:space="0" w:color="000000"/>
-              <w:right w:val="single" w:sz="4" w:space="0" w:color="000000"/>
+              <w:top w:val="single" w:sz="4" w:color="D3D3D3"/>
+              <w:left w:val="single" w:sz="4" w:color="D3D3D3"/>
+              <w:bottom w:val="single" w:sz="4" w:color="D3D3D3"/>
+              <w:right w:val="single" w:sz="4" w:color="D3D3D3"/>
             </w:tcBorders>
           </w:tcPr>
           <w:p>
-            <w:pPr>
-              <w:spacing w:before="20" w:after="20" w:line="240" w:lineRule="auto"/>
-              <w:jc w:val="left"/>
-            </w:pPr>
             <w:r>
               <w:rPr>
                 <w:rFonts w:ascii="Times New Roman" w:hAnsi="Times New Roman"/>
-                <w:b/>
                 <w:sz w:val="19"/>
               </w:rPr>
               <w:t>Company Certificate</w:t>
@@ -817,23 +1096,27 @@
         </w:tc>
         <w:tc>
           <w:tcPr>
-            <w:tcW w:type="dxa" w:w="1584"/>
+            <w:tcW w:type="dxa" w:w="1296"/>
+            <w:tcMar>
+              <w:top w:w="15" w:type="dxa"/>
+              <w:bottom w:w="15" w:type="dxa"/>
+              <w:left w:w="30" w:type="dxa"/>
+              <w:right w:w="30" w:type="dxa"/>
+            </w:tcMar>
             <w:tcBorders>
-              <w:top w:val="single" w:sz="4" w:space="0" w:color="000000"/>
-              <w:left w:val="single" w:sz="4" w:space="0" w:color="000000"/>
-              <w:bottom w:val="single" w:sz="4" w:space="0" w:color="000000"/>
-              <w:right w:val="single" w:sz="4" w:space="0" w:color="000000"/>
+              <w:top w:val="single" w:sz="4" w:color="D3D3D3"/>
+              <w:left w:val="single" w:sz="4" w:color="D3D3D3"/>
+              <w:bottom w:val="single" w:sz="4" w:color="D3D3D3"/>
+              <w:right w:val="single" w:sz="4" w:color="D3D3D3"/>
             </w:tcBorders>
           </w:tcPr>
           <w:p>
             <w:pPr>
-              <w:spacing w:before="20" w:after="20" w:line="240" w:lineRule="auto"/>
               <w:jc w:val="center"/>
             </w:pPr>
             <w:r>
               <w:rPr>
                 <w:rFonts w:ascii="Times New Roman" w:hAnsi="Times New Roman"/>
-                <w:b/>
                 <w:sz w:val="19"/>
               </w:rPr>
               <w:t>iii</w:t>
@@ -844,23 +1127,27 @@
       <w:tr>
         <w:tc>
           <w:tcPr>
-            <w:tcW w:type="dxa" w:w="1152"/>
+            <w:tcW w:type="dxa" w:w="1008"/>
+            <w:tcMar>
+              <w:top w:w="15" w:type="dxa"/>
+              <w:bottom w:w="15" w:type="dxa"/>
+              <w:left w:w="30" w:type="dxa"/>
+              <w:right w:w="30" w:type="dxa"/>
+            </w:tcMar>
             <w:tcBorders>
-              <w:top w:val="single" w:sz="4" w:space="0" w:color="000000"/>
-              <w:left w:val="single" w:sz="4" w:space="0" w:color="000000"/>
-              <w:bottom w:val="single" w:sz="4" w:space="0" w:color="000000"/>
-              <w:right w:val="single" w:sz="4" w:space="0" w:color="000000"/>
+              <w:top w:val="single" w:sz="4" w:color="D3D3D3"/>
+              <w:left w:val="single" w:sz="4" w:color="D3D3D3"/>
+              <w:bottom w:val="single" w:sz="4" w:color="D3D3D3"/>
+              <w:right w:val="single" w:sz="4" w:color="D3D3D3"/>
             </w:tcBorders>
           </w:tcPr>
           <w:p>
             <w:pPr>
-              <w:spacing w:before="20" w:after="20" w:line="240" w:lineRule="auto"/>
               <w:jc w:val="center"/>
             </w:pPr>
             <w:r>
               <w:rPr>
                 <w:rFonts w:ascii="Times New Roman" w:hAnsi="Times New Roman"/>
-                <w:b/>
                 <w:sz w:val="19"/>
               </w:rPr>
             </w:r>
@@ -868,23 +1155,24 @@
         </w:tc>
         <w:tc>
           <w:tcPr>
-            <w:tcW w:type="dxa" w:w="6480"/>
+            <w:tcW w:type="dxa" w:w="7344"/>
+            <w:tcMar>
+              <w:top w:w="15" w:type="dxa"/>
+              <w:bottom w:w="15" w:type="dxa"/>
+              <w:left w:w="30" w:type="dxa"/>
+              <w:right w:w="30" w:type="dxa"/>
+            </w:tcMar>
             <w:tcBorders>
-              <w:top w:val="single" w:sz="4" w:space="0" w:color="000000"/>
-              <w:left w:val="single" w:sz="4" w:space="0" w:color="000000"/>
-              <w:bottom w:val="single" w:sz="4" w:space="0" w:color="000000"/>
-              <w:right w:val="single" w:sz="4" w:space="0" w:color="000000"/>
+              <w:top w:val="single" w:sz="4" w:color="D3D3D3"/>
+              <w:left w:val="single" w:sz="4" w:color="D3D3D3"/>
+              <w:bottom w:val="single" w:sz="4" w:color="D3D3D3"/>
+              <w:right w:val="single" w:sz="4" w:color="D3D3D3"/>
             </w:tcBorders>
           </w:tcPr>
           <w:p>
-            <w:pPr>
-              <w:spacing w:before="20" w:after="20" w:line="240" w:lineRule="auto"/>
-              <w:jc w:val="left"/>
-            </w:pPr>
             <w:r>
               <w:rPr>
                 <w:rFonts w:ascii="Times New Roman" w:hAnsi="Times New Roman"/>
-                <w:b/>
                 <w:sz w:val="19"/>
               </w:rPr>
               <w:t>Declaration Page</w:t>
@@ -893,23 +1181,27 @@
         </w:tc>
         <w:tc>
           <w:tcPr>
-            <w:tcW w:type="dxa" w:w="1584"/>
+            <w:tcW w:type="dxa" w:w="1296"/>
+            <w:tcMar>
+              <w:top w:w="15" w:type="dxa"/>
+              <w:bottom w:w="15" w:type="dxa"/>
+              <w:left w:w="30" w:type="dxa"/>
+              <w:right w:w="30" w:type="dxa"/>
+            </w:tcMar>
             <w:tcBorders>
-              <w:top w:val="single" w:sz="4" w:space="0" w:color="000000"/>
-              <w:left w:val="single" w:sz="4" w:space="0" w:color="000000"/>
-              <w:bottom w:val="single" w:sz="4" w:space="0" w:color="000000"/>
-              <w:right w:val="single" w:sz="4" w:space="0" w:color="000000"/>
+              <w:top w:val="single" w:sz="4" w:color="D3D3D3"/>
+              <w:left w:val="single" w:sz="4" w:color="D3D3D3"/>
+              <w:bottom w:val="single" w:sz="4" w:color="D3D3D3"/>
+              <w:right w:val="single" w:sz="4" w:color="D3D3D3"/>
             </w:tcBorders>
           </w:tcPr>
           <w:p>
             <w:pPr>
-              <w:spacing w:before="20" w:after="20" w:line="240" w:lineRule="auto"/>
               <w:jc w:val="center"/>
             </w:pPr>
             <w:r>
               <w:rPr>
                 <w:rFonts w:ascii="Times New Roman" w:hAnsi="Times New Roman"/>
-                <w:b/>
                 <w:sz w:val="19"/>
               </w:rPr>
               <w:t>iv</w:t>
@@ -920,23 +1212,27 @@
       <w:tr>
         <w:tc>
           <w:tcPr>
-            <w:tcW w:type="dxa" w:w="1152"/>
+            <w:tcW w:type="dxa" w:w="1008"/>
+            <w:tcMar>
+              <w:top w:w="15" w:type="dxa"/>
+              <w:bottom w:w="15" w:type="dxa"/>
+              <w:left w:w="30" w:type="dxa"/>
+              <w:right w:w="30" w:type="dxa"/>
+            </w:tcMar>
             <w:tcBorders>
-              <w:top w:val="single" w:sz="4" w:space="0" w:color="000000"/>
-              <w:left w:val="single" w:sz="4" w:space="0" w:color="000000"/>
-              <w:bottom w:val="single" w:sz="4" w:space="0" w:color="000000"/>
-              <w:right w:val="single" w:sz="4" w:space="0" w:color="000000"/>
+              <w:top w:val="single" w:sz="4" w:color="D3D3D3"/>
+              <w:left w:val="single" w:sz="4" w:color="D3D3D3"/>
+              <w:bottom w:val="single" w:sz="4" w:color="D3D3D3"/>
+              <w:right w:val="single" w:sz="4" w:color="D3D3D3"/>
             </w:tcBorders>
           </w:tcPr>
           <w:p>
             <w:pPr>
-              <w:spacing w:before="20" w:after="20" w:line="240" w:lineRule="auto"/>
               <w:jc w:val="center"/>
             </w:pPr>
             <w:r>
               <w:rPr>
                 <w:rFonts w:ascii="Times New Roman" w:hAnsi="Times New Roman"/>
-                <w:b/>
                 <w:sz w:val="19"/>
               </w:rPr>
             </w:r>
@@ -944,23 +1240,24 @@
         </w:tc>
         <w:tc>
           <w:tcPr>
-            <w:tcW w:type="dxa" w:w="6480"/>
+            <w:tcW w:type="dxa" w:w="7344"/>
+            <w:tcMar>
+              <w:top w:w="15" w:type="dxa"/>
+              <w:bottom w:w="15" w:type="dxa"/>
+              <w:left w:w="30" w:type="dxa"/>
+              <w:right w:w="30" w:type="dxa"/>
+            </w:tcMar>
             <w:tcBorders>
-              <w:top w:val="single" w:sz="4" w:space="0" w:color="000000"/>
-              <w:left w:val="single" w:sz="4" w:space="0" w:color="000000"/>
-              <w:bottom w:val="single" w:sz="4" w:space="0" w:color="000000"/>
-              <w:right w:val="single" w:sz="4" w:space="0" w:color="000000"/>
+              <w:top w:val="single" w:sz="4" w:color="D3D3D3"/>
+              <w:left w:val="single" w:sz="4" w:color="D3D3D3"/>
+              <w:bottom w:val="single" w:sz="4" w:color="D3D3D3"/>
+              <w:right w:val="single" w:sz="4" w:color="D3D3D3"/>
             </w:tcBorders>
           </w:tcPr>
           <w:p>
-            <w:pPr>
-              <w:spacing w:before="20" w:after="20" w:line="240" w:lineRule="auto"/>
-              <w:jc w:val="left"/>
-            </w:pPr>
             <w:r>
               <w:rPr>
                 <w:rFonts w:ascii="Times New Roman" w:hAnsi="Times New Roman"/>
-                <w:b/>
                 <w:sz w:val="19"/>
               </w:rPr>
               <w:t>Table of Contents</w:t>
@@ -969,23 +1266,27 @@
         </w:tc>
         <w:tc>
           <w:tcPr>
-            <w:tcW w:type="dxa" w:w="1584"/>
+            <w:tcW w:type="dxa" w:w="1296"/>
+            <w:tcMar>
+              <w:top w:w="15" w:type="dxa"/>
+              <w:bottom w:w="15" w:type="dxa"/>
+              <w:left w:w="30" w:type="dxa"/>
+              <w:right w:w="30" w:type="dxa"/>
+            </w:tcMar>
             <w:tcBorders>
-              <w:top w:val="single" w:sz="4" w:space="0" w:color="000000"/>
-              <w:left w:val="single" w:sz="4" w:space="0" w:color="000000"/>
-              <w:bottom w:val="single" w:sz="4" w:space="0" w:color="000000"/>
-              <w:right w:val="single" w:sz="4" w:space="0" w:color="000000"/>
+              <w:top w:val="single" w:sz="4" w:color="D3D3D3"/>
+              <w:left w:val="single" w:sz="4" w:color="D3D3D3"/>
+              <w:bottom w:val="single" w:sz="4" w:color="D3D3D3"/>
+              <w:right w:val="single" w:sz="4" w:color="D3D3D3"/>
             </w:tcBorders>
           </w:tcPr>
           <w:p>
             <w:pPr>
-              <w:spacing w:before="20" w:after="20" w:line="240" w:lineRule="auto"/>
               <w:jc w:val="center"/>
             </w:pPr>
             <w:r>
               <w:rPr>
                 <w:rFonts w:ascii="Times New Roman" w:hAnsi="Times New Roman"/>
-                <w:b/>
                 <w:sz w:val="19"/>
               </w:rPr>
               <w:t>v</w:t>
@@ -996,23 +1297,27 @@
       <w:tr>
         <w:tc>
           <w:tcPr>
-            <w:tcW w:type="dxa" w:w="1152"/>
+            <w:tcW w:type="dxa" w:w="1008"/>
+            <w:tcMar>
+              <w:top w:w="15" w:type="dxa"/>
+              <w:bottom w:w="15" w:type="dxa"/>
+              <w:left w:w="30" w:type="dxa"/>
+              <w:right w:w="30" w:type="dxa"/>
+            </w:tcMar>
             <w:tcBorders>
-              <w:top w:val="single" w:sz="4" w:space="0" w:color="000000"/>
-              <w:left w:val="single" w:sz="4" w:space="0" w:color="000000"/>
-              <w:bottom w:val="single" w:sz="4" w:space="0" w:color="000000"/>
-              <w:right w:val="single" w:sz="4" w:space="0" w:color="000000"/>
+              <w:top w:val="single" w:sz="4" w:color="D3D3D3"/>
+              <w:left w:val="single" w:sz="4" w:color="D3D3D3"/>
+              <w:bottom w:val="single" w:sz="4" w:color="D3D3D3"/>
+              <w:right w:val="single" w:sz="4" w:color="D3D3D3"/>
             </w:tcBorders>
           </w:tcPr>
           <w:p>
             <w:pPr>
-              <w:spacing w:before="20" w:after="20" w:line="240" w:lineRule="auto"/>
               <w:jc w:val="center"/>
             </w:pPr>
             <w:r>
               <w:rPr>
                 <w:rFonts w:ascii="Times New Roman" w:hAnsi="Times New Roman"/>
-                <w:b/>
                 <w:sz w:val="19"/>
               </w:rPr>
             </w:r>
@@ -1020,23 +1325,24 @@
         </w:tc>
         <w:tc>
           <w:tcPr>
-            <w:tcW w:type="dxa" w:w="6480"/>
+            <w:tcW w:type="dxa" w:w="7344"/>
+            <w:tcMar>
+              <w:top w:w="15" w:type="dxa"/>
+              <w:bottom w:w="15" w:type="dxa"/>
+              <w:left w:w="30" w:type="dxa"/>
+              <w:right w:w="30" w:type="dxa"/>
+            </w:tcMar>
             <w:tcBorders>
-              <w:top w:val="single" w:sz="4" w:space="0" w:color="000000"/>
-              <w:left w:val="single" w:sz="4" w:space="0" w:color="000000"/>
-              <w:bottom w:val="single" w:sz="4" w:space="0" w:color="000000"/>
-              <w:right w:val="single" w:sz="4" w:space="0" w:color="000000"/>
+              <w:top w:val="single" w:sz="4" w:color="D3D3D3"/>
+              <w:left w:val="single" w:sz="4" w:color="D3D3D3"/>
+              <w:bottom w:val="single" w:sz="4" w:color="D3D3D3"/>
+              <w:right w:val="single" w:sz="4" w:color="D3D3D3"/>
             </w:tcBorders>
           </w:tcPr>
           <w:p>
-            <w:pPr>
-              <w:spacing w:before="20" w:after="20" w:line="240" w:lineRule="auto"/>
-              <w:jc w:val="left"/>
-            </w:pPr>
             <w:r>
               <w:rPr>
                 <w:rFonts w:ascii="Times New Roman" w:hAnsi="Times New Roman"/>
-                <w:b/>
                 <w:sz w:val="19"/>
               </w:rPr>
               <w:t>Log Book</w:t>
@@ -1045,23 +1351,27 @@
         </w:tc>
         <w:tc>
           <w:tcPr>
-            <w:tcW w:type="dxa" w:w="1584"/>
+            <w:tcW w:type="dxa" w:w="1296"/>
+            <w:tcMar>
+              <w:top w:w="15" w:type="dxa"/>
+              <w:bottom w:w="15" w:type="dxa"/>
+              <w:left w:w="30" w:type="dxa"/>
+              <w:right w:w="30" w:type="dxa"/>
+            </w:tcMar>
             <w:tcBorders>
-              <w:top w:val="single" w:sz="4" w:space="0" w:color="000000"/>
-              <w:left w:val="single" w:sz="4" w:space="0" w:color="000000"/>
-              <w:bottom w:val="single" w:sz="4" w:space="0" w:color="000000"/>
-              <w:right w:val="single" w:sz="4" w:space="0" w:color="000000"/>
+              <w:top w:val="single" w:sz="4" w:color="D3D3D3"/>
+              <w:left w:val="single" w:sz="4" w:color="D3D3D3"/>
+              <w:bottom w:val="single" w:sz="4" w:color="D3D3D3"/>
+              <w:right w:val="single" w:sz="4" w:color="D3D3D3"/>
             </w:tcBorders>
           </w:tcPr>
           <w:p>
             <w:pPr>
-              <w:spacing w:before="20" w:after="20" w:line="240" w:lineRule="auto"/>
               <w:jc w:val="center"/>
             </w:pPr>
             <w:r>
               <w:rPr>
                 <w:rFonts w:ascii="Times New Roman" w:hAnsi="Times New Roman"/>
-                <w:b/>
                 <w:sz w:val="19"/>
               </w:rPr>
               <w:t>vi</w:t>
@@ -1072,17 +1382,22 @@
       <w:tr>
         <w:tc>
           <w:tcPr>
-            <w:tcW w:type="dxa" w:w="1152"/>
+            <w:tcW w:type="dxa" w:w="1008"/>
+            <w:tcMar>
+              <w:top w:w="15" w:type="dxa"/>
+              <w:bottom w:w="15" w:type="dxa"/>
+              <w:left w:w="30" w:type="dxa"/>
+              <w:right w:w="30" w:type="dxa"/>
+            </w:tcMar>
             <w:tcBorders>
-              <w:top w:val="single" w:sz="4" w:space="0" w:color="000000"/>
-              <w:left w:val="single" w:sz="4" w:space="0" w:color="000000"/>
-              <w:bottom w:val="single" w:sz="4" w:space="0" w:color="000000"/>
-              <w:right w:val="single" w:sz="4" w:space="0" w:color="000000"/>
+              <w:top w:val="single" w:sz="4" w:color="D3D3D3"/>
+              <w:left w:val="single" w:sz="4" w:color="D3D3D3"/>
+              <w:bottom w:val="single" w:sz="4" w:color="D3D3D3"/>
+              <w:right w:val="single" w:sz="4" w:color="D3D3D3"/>
             </w:tcBorders>
           </w:tcPr>
           <w:p>
             <w:pPr>
-              <w:spacing w:before="20" w:after="20" w:line="240" w:lineRule="auto"/>
               <w:jc w:val="center"/>
             </w:pPr>
             <w:r>
@@ -1096,19 +1411,21 @@
         </w:tc>
         <w:tc>
           <w:tcPr>
-            <w:tcW w:type="dxa" w:w="6480"/>
+            <w:tcW w:type="dxa" w:w="7344"/>
+            <w:tcMar>
+              <w:top w:w="15" w:type="dxa"/>
+              <w:bottom w:w="15" w:type="dxa"/>
+              <w:left w:w="30" w:type="dxa"/>
+              <w:right w:w="30" w:type="dxa"/>
+            </w:tcMar>
             <w:tcBorders>
-              <w:top w:val="single" w:sz="4" w:space="0" w:color="000000"/>
-              <w:left w:val="single" w:sz="4" w:space="0" w:color="000000"/>
-              <w:bottom w:val="single" w:sz="4" w:space="0" w:color="000000"/>
-              <w:right w:val="single" w:sz="4" w:space="0" w:color="000000"/>
+              <w:top w:val="single" w:sz="4" w:color="D3D3D3"/>
+              <w:left w:val="single" w:sz="4" w:color="D3D3D3"/>
+              <w:bottom w:val="single" w:sz="4" w:color="D3D3D3"/>
+              <w:right w:val="single" w:sz="4" w:color="D3D3D3"/>
             </w:tcBorders>
           </w:tcPr>
           <w:p>
-            <w:pPr>
-              <w:spacing w:before="20" w:after="20" w:line="240" w:lineRule="auto"/>
-              <w:jc w:val="left"/>
-            </w:pPr>
             <w:r>
               <w:rPr>
                 <w:rFonts w:ascii="Times New Roman" w:hAnsi="Times New Roman"/>
@@ -1120,17 +1437,22 @@
         </w:tc>
         <w:tc>
           <w:tcPr>
-            <w:tcW w:type="dxa" w:w="1584"/>
+            <w:tcW w:type="dxa" w:w="1296"/>
+            <w:tcMar>
+              <w:top w:w="15" w:type="dxa"/>
+              <w:bottom w:w="15" w:type="dxa"/>
+              <w:left w:w="30" w:type="dxa"/>
+              <w:right w:w="30" w:type="dxa"/>
+            </w:tcMar>
             <w:tcBorders>
-              <w:top w:val="single" w:sz="4" w:space="0" w:color="000000"/>
-              <w:left w:val="single" w:sz="4" w:space="0" w:color="000000"/>
-              <w:bottom w:val="single" w:sz="4" w:space="0" w:color="000000"/>
-              <w:right w:val="single" w:sz="4" w:space="0" w:color="000000"/>
+              <w:top w:val="single" w:sz="4" w:color="D3D3D3"/>
+              <w:left w:val="single" w:sz="4" w:color="D3D3D3"/>
+              <w:bottom w:val="single" w:sz="4" w:color="D3D3D3"/>
+              <w:right w:val="single" w:sz="4" w:color="D3D3D3"/>
             </w:tcBorders>
           </w:tcPr>
           <w:p>
             <w:pPr>
-              <w:spacing w:before="20" w:after="20" w:line="240" w:lineRule="auto"/>
               <w:jc w:val="center"/>
             </w:pPr>
             <w:r>
@@ -1146,17 +1468,22 @@
       <w:tr>
         <w:tc>
           <w:tcPr>
-            <w:tcW w:type="dxa" w:w="1152"/>
+            <w:tcW w:type="dxa" w:w="1008"/>
+            <w:tcMar>
+              <w:top w:w="15" w:type="dxa"/>
+              <w:bottom w:w="15" w:type="dxa"/>
+              <w:left w:w="30" w:type="dxa"/>
+              <w:right w:w="30" w:type="dxa"/>
+            </w:tcMar>
             <w:tcBorders>
-              <w:top w:val="single" w:sz="4" w:space="0" w:color="000000"/>
-              <w:left w:val="single" w:sz="4" w:space="0" w:color="000000"/>
-              <w:bottom w:val="single" w:sz="4" w:space="0" w:color="000000"/>
-              <w:right w:val="single" w:sz="4" w:space="0" w:color="000000"/>
+              <w:top w:val="single" w:sz="4" w:color="D3D3D3"/>
+              <w:left w:val="single" w:sz="4" w:color="D3D3D3"/>
+              <w:bottom w:val="single" w:sz="4" w:color="D3D3D3"/>
+              <w:right w:val="single" w:sz="4" w:color="D3D3D3"/>
             </w:tcBorders>
           </w:tcPr>
           <w:p>
             <w:pPr>
-              <w:spacing w:before="20" w:after="20" w:line="240" w:lineRule="auto"/>
               <w:jc w:val="center"/>
             </w:pPr>
             <w:r>
@@ -1170,19 +1497,21 @@
         </w:tc>
         <w:tc>
           <w:tcPr>
-            <w:tcW w:type="dxa" w:w="6480"/>
+            <w:tcW w:type="dxa" w:w="7344"/>
+            <w:tcMar>
+              <w:top w:w="15" w:type="dxa"/>
+              <w:bottom w:w="15" w:type="dxa"/>
+              <w:left w:w="30" w:type="dxa"/>
+              <w:right w:w="30" w:type="dxa"/>
+            </w:tcMar>
             <w:tcBorders>
-              <w:top w:val="single" w:sz="4" w:space="0" w:color="000000"/>
-              <w:left w:val="single" w:sz="4" w:space="0" w:color="000000"/>
-              <w:bottom w:val="single" w:sz="4" w:space="0" w:color="000000"/>
-              <w:right w:val="single" w:sz="4" w:space="0" w:color="000000"/>
+              <w:top w:val="single" w:sz="4" w:color="D3D3D3"/>
+              <w:left w:val="single" w:sz="4" w:color="D3D3D3"/>
+              <w:bottom w:val="single" w:sz="4" w:color="D3D3D3"/>
+              <w:right w:val="single" w:sz="4" w:color="D3D3D3"/>
             </w:tcBorders>
           </w:tcPr>
           <w:p>
-            <w:pPr>
-              <w:spacing w:before="20" w:after="20" w:line="240" w:lineRule="auto"/>
-              <w:jc w:val="left"/>
-            </w:pPr>
             <w:r>
               <w:rPr>
                 <w:rFonts w:ascii="Times New Roman" w:hAnsi="Times New Roman"/>
@@ -1194,17 +1523,22 @@
         </w:tc>
         <w:tc>
           <w:tcPr>
-            <w:tcW w:type="dxa" w:w="1584"/>
+            <w:tcW w:type="dxa" w:w="1296"/>
+            <w:tcMar>
+              <w:top w:w="15" w:type="dxa"/>
+              <w:bottom w:w="15" w:type="dxa"/>
+              <w:left w:w="30" w:type="dxa"/>
+              <w:right w:w="30" w:type="dxa"/>
+            </w:tcMar>
             <w:tcBorders>
-              <w:top w:val="single" w:sz="4" w:space="0" w:color="000000"/>
-              <w:left w:val="single" w:sz="4" w:space="0" w:color="000000"/>
-              <w:bottom w:val="single" w:sz="4" w:space="0" w:color="000000"/>
-              <w:right w:val="single" w:sz="4" w:space="0" w:color="000000"/>
+              <w:top w:val="single" w:sz="4" w:color="D3D3D3"/>
+              <w:left w:val="single" w:sz="4" w:color="D3D3D3"/>
+              <w:bottom w:val="single" w:sz="4" w:color="D3D3D3"/>
+              <w:right w:val="single" w:sz="4" w:color="D3D3D3"/>
             </w:tcBorders>
           </w:tcPr>
           <w:p>
             <w:pPr>
-              <w:spacing w:before="20" w:after="20" w:line="240" w:lineRule="auto"/>
               <w:jc w:val="center"/>
             </w:pPr>
             <w:r>
@@ -1220,17 +1554,22 @@
       <w:tr>
         <w:tc>
           <w:tcPr>
-            <w:tcW w:type="dxa" w:w="1152"/>
+            <w:tcW w:type="dxa" w:w="1008"/>
+            <w:tcMar>
+              <w:top w:w="15" w:type="dxa"/>
+              <w:bottom w:w="15" w:type="dxa"/>
+              <w:left w:w="30" w:type="dxa"/>
+              <w:right w:w="30" w:type="dxa"/>
+            </w:tcMar>
             <w:tcBorders>
-              <w:top w:val="single" w:sz="4" w:space="0" w:color="000000"/>
-              <w:left w:val="single" w:sz="4" w:space="0" w:color="000000"/>
-              <w:bottom w:val="single" w:sz="4" w:space="0" w:color="000000"/>
-              <w:right w:val="single" w:sz="4" w:space="0" w:color="000000"/>
+              <w:top w:val="single" w:sz="4" w:color="D3D3D3"/>
+              <w:left w:val="single" w:sz="4" w:color="D3D3D3"/>
+              <w:bottom w:val="single" w:sz="4" w:color="D3D3D3"/>
+              <w:right w:val="single" w:sz="4" w:color="D3D3D3"/>
             </w:tcBorders>
           </w:tcPr>
           <w:p>
             <w:pPr>
-              <w:spacing w:before="20" w:after="20" w:line="240" w:lineRule="auto"/>
               <w:jc w:val="center"/>
             </w:pPr>
             <w:r>
@@ -1244,19 +1583,21 @@
         </w:tc>
         <w:tc>
           <w:tcPr>
-            <w:tcW w:type="dxa" w:w="6480"/>
+            <w:tcW w:type="dxa" w:w="7344"/>
+            <w:tcMar>
+              <w:top w:w="15" w:type="dxa"/>
+              <w:bottom w:w="15" w:type="dxa"/>
+              <w:left w:w="30" w:type="dxa"/>
+              <w:right w:w="30" w:type="dxa"/>
+            </w:tcMar>
             <w:tcBorders>
-              <w:top w:val="single" w:sz="4" w:space="0" w:color="000000"/>
-              <w:left w:val="single" w:sz="4" w:space="0" w:color="000000"/>
-              <w:bottom w:val="single" w:sz="4" w:space="0" w:color="000000"/>
-              <w:right w:val="single" w:sz="4" w:space="0" w:color="000000"/>
+              <w:top w:val="single" w:sz="4" w:color="D3D3D3"/>
+              <w:left w:val="single" w:sz="4" w:color="D3D3D3"/>
+              <w:bottom w:val="single" w:sz="4" w:color="D3D3D3"/>
+              <w:right w:val="single" w:sz="4" w:color="D3D3D3"/>
             </w:tcBorders>
           </w:tcPr>
           <w:p>
-            <w:pPr>
-              <w:spacing w:before="20" w:after="20" w:line="240" w:lineRule="auto"/>
-              <w:jc w:val="left"/>
-            </w:pPr>
             <w:r>
               <w:rPr>
                 <w:rFonts w:ascii="Times New Roman" w:hAnsi="Times New Roman"/>
@@ -1268,17 +1609,22 @@
         </w:tc>
         <w:tc>
           <w:tcPr>
-            <w:tcW w:type="dxa" w:w="1584"/>
+            <w:tcW w:type="dxa" w:w="1296"/>
+            <w:tcMar>
+              <w:top w:w="15" w:type="dxa"/>
+              <w:bottom w:w="15" w:type="dxa"/>
+              <w:left w:w="30" w:type="dxa"/>
+              <w:right w:w="30" w:type="dxa"/>
+            </w:tcMar>
             <w:tcBorders>
-              <w:top w:val="single" w:sz="4" w:space="0" w:color="000000"/>
-              <w:left w:val="single" w:sz="4" w:space="0" w:color="000000"/>
-              <w:bottom w:val="single" w:sz="4" w:space="0" w:color="000000"/>
-              <w:right w:val="single" w:sz="4" w:space="0" w:color="000000"/>
+              <w:top w:val="single" w:sz="4" w:color="D3D3D3"/>
+              <w:left w:val="single" w:sz="4" w:color="D3D3D3"/>
+              <w:bottom w:val="single" w:sz="4" w:color="D3D3D3"/>
+              <w:right w:val="single" w:sz="4" w:color="D3D3D3"/>
             </w:tcBorders>
           </w:tcPr>
           <w:p>
             <w:pPr>
-              <w:spacing w:before="20" w:after="20" w:line="240" w:lineRule="auto"/>
               <w:jc w:val="center"/>
             </w:pPr>
             <w:r>
@@ -1294,17 +1640,22 @@
       <w:tr>
         <w:tc>
           <w:tcPr>
-            <w:tcW w:type="dxa" w:w="1152"/>
+            <w:tcW w:type="dxa" w:w="1008"/>
+            <w:tcMar>
+              <w:top w:w="15" w:type="dxa"/>
+              <w:bottom w:w="15" w:type="dxa"/>
+              <w:left w:w="30" w:type="dxa"/>
+              <w:right w:w="30" w:type="dxa"/>
+            </w:tcMar>
             <w:tcBorders>
-              <w:top w:val="single" w:sz="4" w:space="0" w:color="000000"/>
-              <w:left w:val="single" w:sz="4" w:space="0" w:color="000000"/>
-              <w:bottom w:val="single" w:sz="4" w:space="0" w:color="000000"/>
-              <w:right w:val="single" w:sz="4" w:space="0" w:color="000000"/>
+              <w:top w:val="single" w:sz="4" w:color="D3D3D3"/>
+              <w:left w:val="single" w:sz="4" w:color="D3D3D3"/>
+              <w:bottom w:val="single" w:sz="4" w:color="D3D3D3"/>
+              <w:right w:val="single" w:sz="4" w:color="D3D3D3"/>
             </w:tcBorders>
           </w:tcPr>
           <w:p>
             <w:pPr>
-              <w:spacing w:before="20" w:after="20" w:line="240" w:lineRule="auto"/>
               <w:jc w:val="center"/>
             </w:pPr>
             <w:r>
@@ -1318,19 +1669,21 @@
         </w:tc>
         <w:tc>
           <w:tcPr>
-            <w:tcW w:type="dxa" w:w="6480"/>
+            <w:tcW w:type="dxa" w:w="7344"/>
+            <w:tcMar>
+              <w:top w:w="15" w:type="dxa"/>
+              <w:bottom w:w="15" w:type="dxa"/>
+              <w:left w:w="30" w:type="dxa"/>
+              <w:right w:w="30" w:type="dxa"/>
+            </w:tcMar>
             <w:tcBorders>
-              <w:top w:val="single" w:sz="4" w:space="0" w:color="000000"/>
-              <w:left w:val="single" w:sz="4" w:space="0" w:color="000000"/>
-              <w:bottom w:val="single" w:sz="4" w:space="0" w:color="000000"/>
-              <w:right w:val="single" w:sz="4" w:space="0" w:color="000000"/>
+              <w:top w:val="single" w:sz="4" w:color="D3D3D3"/>
+              <w:left w:val="single" w:sz="4" w:color="D3D3D3"/>
+              <w:bottom w:val="single" w:sz="4" w:color="D3D3D3"/>
+              <w:right w:val="single" w:sz="4" w:color="D3D3D3"/>
             </w:tcBorders>
           </w:tcPr>
           <w:p>
-            <w:pPr>
-              <w:spacing w:before="20" w:after="20" w:line="240" w:lineRule="auto"/>
-              <w:jc w:val="left"/>
-            </w:pPr>
             <w:r>
               <w:rPr>
                 <w:rFonts w:ascii="Times New Roman" w:hAnsi="Times New Roman"/>
@@ -1342,17 +1695,22 @@
         </w:tc>
         <w:tc>
           <w:tcPr>
-            <w:tcW w:type="dxa" w:w="1584"/>
+            <w:tcW w:type="dxa" w:w="1296"/>
+            <w:tcMar>
+              <w:top w:w="15" w:type="dxa"/>
+              <w:bottom w:w="15" w:type="dxa"/>
+              <w:left w:w="30" w:type="dxa"/>
+              <w:right w:w="30" w:type="dxa"/>
+            </w:tcMar>
             <w:tcBorders>
-              <w:top w:val="single" w:sz="4" w:space="0" w:color="000000"/>
-              <w:left w:val="single" w:sz="4" w:space="0" w:color="000000"/>
-              <w:bottom w:val="single" w:sz="4" w:space="0" w:color="000000"/>
-              <w:right w:val="single" w:sz="4" w:space="0" w:color="000000"/>
+              <w:top w:val="single" w:sz="4" w:color="D3D3D3"/>
+              <w:left w:val="single" w:sz="4" w:color="D3D3D3"/>
+              <w:bottom w:val="single" w:sz="4" w:color="D3D3D3"/>
+              <w:right w:val="single" w:sz="4" w:color="D3D3D3"/>
             </w:tcBorders>
           </w:tcPr>
           <w:p>
             <w:pPr>
-              <w:spacing w:before="20" w:after="20" w:line="240" w:lineRule="auto"/>
               <w:jc w:val="center"/>
             </w:pPr>
             <w:r>
@@ -1368,17 +1726,22 @@
       <w:tr>
         <w:tc>
           <w:tcPr>
-            <w:tcW w:type="dxa" w:w="1152"/>
+            <w:tcW w:type="dxa" w:w="1008"/>
+            <w:tcMar>
+              <w:top w:w="15" w:type="dxa"/>
+              <w:bottom w:w="15" w:type="dxa"/>
+              <w:left w:w="30" w:type="dxa"/>
+              <w:right w:w="30" w:type="dxa"/>
+            </w:tcMar>
             <w:tcBorders>
-              <w:top w:val="single" w:sz="4" w:space="0" w:color="000000"/>
-              <w:left w:val="single" w:sz="4" w:space="0" w:color="000000"/>
-              <w:bottom w:val="single" w:sz="4" w:space="0" w:color="000000"/>
-              <w:right w:val="single" w:sz="4" w:space="0" w:color="000000"/>
+              <w:top w:val="single" w:sz="4" w:color="D3D3D3"/>
+              <w:left w:val="single" w:sz="4" w:color="D3D3D3"/>
+              <w:bottom w:val="single" w:sz="4" w:color="D3D3D3"/>
+              <w:right w:val="single" w:sz="4" w:color="D3D3D3"/>
             </w:tcBorders>
           </w:tcPr>
           <w:p>
             <w:pPr>
-              <w:spacing w:before="20" w:after="20" w:line="240" w:lineRule="auto"/>
               <w:jc w:val="center"/>
             </w:pPr>
             <w:r>
@@ -1392,41 +1755,48 @@
         </w:tc>
         <w:tc>
           <w:tcPr>
-            <w:tcW w:type="dxa" w:w="6480"/>
+            <w:tcW w:type="dxa" w:w="7344"/>
+            <w:tcMar>
+              <w:top w:w="15" w:type="dxa"/>
+              <w:bottom w:w="15" w:type="dxa"/>
+              <w:left w:w="30" w:type="dxa"/>
+              <w:right w:w="30" w:type="dxa"/>
+            </w:tcMar>
             <w:tcBorders>
-              <w:top w:val="single" w:sz="4" w:space="0" w:color="000000"/>
-              <w:left w:val="single" w:sz="4" w:space="0" w:color="000000"/>
-              <w:bottom w:val="single" w:sz="4" w:space="0" w:color="000000"/>
-              <w:right w:val="single" w:sz="4" w:space="0" w:color="000000"/>
+              <w:top w:val="single" w:sz="4" w:color="D3D3D3"/>
+              <w:left w:val="single" w:sz="4" w:color="D3D3D3"/>
+              <w:bottom w:val="single" w:sz="4" w:color="D3D3D3"/>
+              <w:right w:val="single" w:sz="4" w:color="D3D3D3"/>
             </w:tcBorders>
           </w:tcPr>
           <w:p>
-            <w:pPr>
-              <w:spacing w:before="20" w:after="20" w:line="240" w:lineRule="auto"/>
-              <w:jc w:val="left"/>
-            </w:pPr>
             <w:r>
               <w:rPr>
                 <w:rFonts w:ascii="Times New Roman" w:hAnsi="Times New Roman"/>
                 <w:sz w:val="19"/>
               </w:rPr>
-              <w:t>1.5 Organization of Report</w:t>
+              <w:t>1.5 Organization of the Report</w:t>
             </w:r>
           </w:p>
         </w:tc>
         <w:tc>
           <w:tcPr>
-            <w:tcW w:type="dxa" w:w="1584"/>
+            <w:tcW w:type="dxa" w:w="1296"/>
+            <w:tcMar>
+              <w:top w:w="15" w:type="dxa"/>
+              <w:bottom w:w="15" w:type="dxa"/>
+              <w:left w:w="30" w:type="dxa"/>
+              <w:right w:w="30" w:type="dxa"/>
+            </w:tcMar>
             <w:tcBorders>
-              <w:top w:val="single" w:sz="4" w:space="0" w:color="000000"/>
-              <w:left w:val="single" w:sz="4" w:space="0" w:color="000000"/>
-              <w:bottom w:val="single" w:sz="4" w:space="0" w:color="000000"/>
-              <w:right w:val="single" w:sz="4" w:space="0" w:color="000000"/>
+              <w:top w:val="single" w:sz="4" w:color="D3D3D3"/>
+              <w:left w:val="single" w:sz="4" w:color="D3D3D3"/>
+              <w:bottom w:val="single" w:sz="4" w:color="D3D3D3"/>
+              <w:right w:val="single" w:sz="4" w:color="D3D3D3"/>
             </w:tcBorders>
           </w:tcPr>
           <w:p>
             <w:pPr>
-              <w:spacing w:before="20" w:after="20" w:line="240" w:lineRule="auto"/>
               <w:jc w:val="center"/>
             </w:pPr>
             <w:r>
@@ -1434,7 +1804,7 @@
                 <w:rFonts w:ascii="Times New Roman" w:hAnsi="Times New Roman"/>
                 <w:sz w:val="19"/>
               </w:rPr>
-              <w:t>10</w:t>
+              <w:t>9</w:t>
             </w:r>
           </w:p>
         </w:tc>
@@ -1442,17 +1812,22 @@
       <w:tr>
         <w:tc>
           <w:tcPr>
-            <w:tcW w:type="dxa" w:w="1152"/>
+            <w:tcW w:type="dxa" w:w="1008"/>
+            <w:tcMar>
+              <w:top w:w="15" w:type="dxa"/>
+              <w:bottom w:w="15" w:type="dxa"/>
+              <w:left w:w="30" w:type="dxa"/>
+              <w:right w:w="30" w:type="dxa"/>
+            </w:tcMar>
             <w:tcBorders>
-              <w:top w:val="single" w:sz="4" w:space="0" w:color="000000"/>
-              <w:left w:val="single" w:sz="4" w:space="0" w:color="000000"/>
-              <w:bottom w:val="single" w:sz="4" w:space="0" w:color="000000"/>
-              <w:right w:val="single" w:sz="4" w:space="0" w:color="000000"/>
+              <w:top w:val="single" w:sz="4" w:color="D3D3D3"/>
+              <w:left w:val="single" w:sz="4" w:color="D3D3D3"/>
+              <w:bottom w:val="single" w:sz="4" w:color="D3D3D3"/>
+              <w:right w:val="single" w:sz="4" w:color="D3D3D3"/>
             </w:tcBorders>
           </w:tcPr>
           <w:p>
             <w:pPr>
-              <w:spacing w:before="20" w:after="20" w:line="240" w:lineRule="auto"/>
               <w:jc w:val="center"/>
             </w:pPr>
             <w:r>
@@ -1466,41 +1841,134 @@
         </w:tc>
         <w:tc>
           <w:tcPr>
-            <w:tcW w:type="dxa" w:w="6480"/>
+            <w:tcW w:type="dxa" w:w="7344"/>
+            <w:tcMar>
+              <w:top w:w="15" w:type="dxa"/>
+              <w:bottom w:w="15" w:type="dxa"/>
+              <w:left w:w="30" w:type="dxa"/>
+              <w:right w:w="30" w:type="dxa"/>
+            </w:tcMar>
             <w:tcBorders>
-              <w:top w:val="single" w:sz="4" w:space="0" w:color="000000"/>
-              <w:left w:val="single" w:sz="4" w:space="0" w:color="000000"/>
-              <w:bottom w:val="single" w:sz="4" w:space="0" w:color="000000"/>
-              <w:right w:val="single" w:sz="4" w:space="0" w:color="000000"/>
+              <w:top w:val="single" w:sz="4" w:color="D3D3D3"/>
+              <w:left w:val="single" w:sz="4" w:color="D3D3D3"/>
+              <w:bottom w:val="single" w:sz="4" w:color="D3D3D3"/>
+              <w:right w:val="single" w:sz="4" w:color="D3D3D3"/>
+            </w:tcBorders>
+          </w:tcPr>
+          <w:p>
+            <w:r>
+              <w:rPr>
+                <w:rFonts w:ascii="Times New Roman" w:hAnsi="Times New Roman"/>
+                <w:sz w:val="19"/>
+              </w:rPr>
+              <w:t>2.1 Survey of Existing Technologies</w:t>
+            </w:r>
+          </w:p>
+        </w:tc>
+        <w:tc>
+          <w:tcPr>
+            <w:tcW w:type="dxa" w:w="1296"/>
+            <w:tcMar>
+              <w:top w:w="15" w:type="dxa"/>
+              <w:bottom w:w="15" w:type="dxa"/>
+              <w:left w:w="30" w:type="dxa"/>
+              <w:right w:w="30" w:type="dxa"/>
+            </w:tcMar>
+            <w:tcBorders>
+              <w:top w:val="single" w:sz="4" w:color="D3D3D3"/>
+              <w:left w:val="single" w:sz="4" w:color="D3D3D3"/>
+              <w:bottom w:val="single" w:sz="4" w:color="D3D3D3"/>
+              <w:right w:val="single" w:sz="4" w:color="D3D3D3"/>
             </w:tcBorders>
           </w:tcPr>
           <w:p>
             <w:pPr>
-              <w:spacing w:before="20" w:after="20" w:line="240" w:lineRule="auto"/>
-              <w:jc w:val="left"/>
+              <w:jc w:val="center"/>
             </w:pPr>
             <w:r>
               <w:rPr>
                 <w:rFonts w:ascii="Times New Roman" w:hAnsi="Times New Roman"/>
                 <w:sz w:val="19"/>
               </w:rPr>
-              <w:t>2.1 Introduction</w:t>
+              <w:t>11</w:t>
+            </w:r>
+          </w:p>
+        </w:tc>
+      </w:tr>
+      <w:tr>
+        <w:tc>
+          <w:tcPr>
+            <w:tcW w:type="dxa" w:w="1008"/>
+            <w:tcMar>
+              <w:top w:w="15" w:type="dxa"/>
+              <w:bottom w:w="15" w:type="dxa"/>
+              <w:left w:w="30" w:type="dxa"/>
+              <w:right w:w="30" w:type="dxa"/>
+            </w:tcMar>
+            <w:tcBorders>
+              <w:top w:val="single" w:sz="4" w:color="D3D3D3"/>
+              <w:left w:val="single" w:sz="4" w:color="D3D3D3"/>
+              <w:bottom w:val="single" w:sz="4" w:color="D3D3D3"/>
+              <w:right w:val="single" w:sz="4" w:color="D3D3D3"/>
+            </w:tcBorders>
+          </w:tcPr>
+          <w:p>
+            <w:pPr>
+              <w:jc w:val="center"/>
+            </w:pPr>
+            <w:r>
+              <w:rPr>
+                <w:rFonts w:ascii="Times New Roman" w:hAnsi="Times New Roman"/>
+                <w:sz w:val="19"/>
+              </w:rPr>
+              <w:t>7</w:t>
             </w:r>
           </w:p>
         </w:tc>
         <w:tc>
           <w:tcPr>
-            <w:tcW w:type="dxa" w:w="1584"/>
+            <w:tcW w:type="dxa" w:w="7344"/>
+            <w:tcMar>
+              <w:top w:w="15" w:type="dxa"/>
+              <w:bottom w:w="15" w:type="dxa"/>
+              <w:left w:w="30" w:type="dxa"/>
+              <w:right w:w="30" w:type="dxa"/>
+            </w:tcMar>
             <w:tcBorders>
-              <w:top w:val="single" w:sz="4" w:space="0" w:color="000000"/>
-              <w:left w:val="single" w:sz="4" w:space="0" w:color="000000"/>
-              <w:bottom w:val="single" w:sz="4" w:space="0" w:color="000000"/>
-              <w:right w:val="single" w:sz="4" w:space="0" w:color="000000"/>
+              <w:top w:val="single" w:sz="4" w:color="D3D3D3"/>
+              <w:left w:val="single" w:sz="4" w:color="D3D3D3"/>
+              <w:bottom w:val="single" w:sz="4" w:color="D3D3D3"/>
+              <w:right w:val="single" w:sz="4" w:color="D3D3D3"/>
+            </w:tcBorders>
+          </w:tcPr>
+          <w:p>
+            <w:r>
+              <w:rPr>
+                <w:rFonts w:ascii="Times New Roman" w:hAnsi="Times New Roman"/>
+                <w:sz w:val="19"/>
+              </w:rPr>
+              <w:t>2.2 Identification of Need and Platform Justification</w:t>
+            </w:r>
+          </w:p>
+        </w:tc>
+        <w:tc>
+          <w:tcPr>
+            <w:tcW w:type="dxa" w:w="1296"/>
+            <w:tcMar>
+              <w:top w:w="15" w:type="dxa"/>
+              <w:bottom w:w="15" w:type="dxa"/>
+              <w:left w:w="30" w:type="dxa"/>
+              <w:right w:w="30" w:type="dxa"/>
+            </w:tcMar>
+            <w:tcBorders>
+              <w:top w:val="single" w:sz="4" w:color="D3D3D3"/>
+              <w:left w:val="single" w:sz="4" w:color="D3D3D3"/>
+              <w:bottom w:val="single" w:sz="4" w:color="D3D3D3"/>
+              <w:right w:val="single" w:sz="4" w:color="D3D3D3"/>
             </w:tcBorders>
           </w:tcPr>
           <w:p>
             <w:pPr>
-              <w:spacing w:before="20" w:after="20" w:line="240" w:lineRule="auto"/>
               <w:jc w:val="center"/>
             </w:pPr>
             <w:r>
@@ -1516,91 +1984,22 @@
       <w:tr>
         <w:tc>
           <w:tcPr>
-            <w:tcW w:type="dxa" w:w="1152"/>
+            <w:tcW w:type="dxa" w:w="1008"/>
+            <w:tcMar>
+              <w:top w:w="15" w:type="dxa"/>
+              <w:bottom w:w="15" w:type="dxa"/>
+              <w:left w:w="30" w:type="dxa"/>
+              <w:right w:w="30" w:type="dxa"/>
+            </w:tcMar>
             <w:tcBorders>
-              <w:top w:val="single" w:sz="4" w:space="0" w:color="000000"/>
-              <w:left w:val="single" w:sz="4" w:space="0" w:color="000000"/>
-              <w:bottom w:val="single" w:sz="4" w:space="0" w:color="000000"/>
-              <w:right w:val="single" w:sz="4" w:space="0" w:color="000000"/>
+              <w:top w:val="single" w:sz="4" w:color="D3D3D3"/>
+              <w:left w:val="single" w:sz="4" w:color="D3D3D3"/>
+              <w:bottom w:val="single" w:sz="4" w:color="D3D3D3"/>
+              <w:right w:val="single" w:sz="4" w:color="D3D3D3"/>
             </w:tcBorders>
           </w:tcPr>
           <w:p>
             <w:pPr>
-              <w:spacing w:before="20" w:after="20" w:line="240" w:lineRule="auto"/>
-              <w:jc w:val="center"/>
-            </w:pPr>
-            <w:r>
-              <w:rPr>
-                <w:rFonts w:ascii="Times New Roman" w:hAnsi="Times New Roman"/>
-                <w:sz w:val="19"/>
-              </w:rPr>
-              <w:t>7</w:t>
-            </w:r>
-          </w:p>
-        </w:tc>
-        <w:tc>
-          <w:tcPr>
-            <w:tcW w:type="dxa" w:w="6480"/>
-            <w:tcBorders>
-              <w:top w:val="single" w:sz="4" w:space="0" w:color="000000"/>
-              <w:left w:val="single" w:sz="4" w:space="0" w:color="000000"/>
-              <w:bottom w:val="single" w:sz="4" w:space="0" w:color="000000"/>
-              <w:right w:val="single" w:sz="4" w:space="0" w:color="000000"/>
-            </w:tcBorders>
-          </w:tcPr>
-          <w:p>
-            <w:pPr>
-              <w:spacing w:before="20" w:after="20" w:line="240" w:lineRule="auto"/>
-              <w:jc w:val="left"/>
-            </w:pPr>
-            <w:r>
-              <w:rPr>
-                <w:rFonts w:ascii="Times New Roman" w:hAnsi="Times New Roman"/>
-                <w:sz w:val="19"/>
-              </w:rPr>
-              <w:t>2.2 Frontend Technologies</w:t>
-            </w:r>
-          </w:p>
-        </w:tc>
-        <w:tc>
-          <w:tcPr>
-            <w:tcW w:type="dxa" w:w="1584"/>
-            <w:tcBorders>
-              <w:top w:val="single" w:sz="4" w:space="0" w:color="000000"/>
-              <w:left w:val="single" w:sz="4" w:space="0" w:color="000000"/>
-              <w:bottom w:val="single" w:sz="4" w:space="0" w:color="000000"/>
-              <w:right w:val="single" w:sz="4" w:space="0" w:color="000000"/>
-            </w:tcBorders>
-          </w:tcPr>
-          <w:p>
-            <w:pPr>
-              <w:spacing w:before="20" w:after="20" w:line="240" w:lineRule="auto"/>
-              <w:jc w:val="center"/>
-            </w:pPr>
-            <w:r>
-              <w:rPr>
-                <w:rFonts w:ascii="Times New Roman" w:hAnsi="Times New Roman"/>
-                <w:sz w:val="19"/>
-              </w:rPr>
-              <w:t>12</w:t>
-            </w:r>
-          </w:p>
-        </w:tc>
-      </w:tr>
-      <w:tr>
-        <w:tc>
-          <w:tcPr>
-            <w:tcW w:type="dxa" w:w="1152"/>
-            <w:tcBorders>
-              <w:top w:val="single" w:sz="4" w:space="0" w:color="000000"/>
-              <w:left w:val="single" w:sz="4" w:space="0" w:color="000000"/>
-              <w:bottom w:val="single" w:sz="4" w:space="0" w:color="000000"/>
-              <w:right w:val="single" w:sz="4" w:space="0" w:color="000000"/>
-            </w:tcBorders>
-          </w:tcPr>
-          <w:p>
-            <w:pPr>
-              <w:spacing w:before="20" w:after="20" w:line="240" w:lineRule="auto"/>
               <w:jc w:val="center"/>
             </w:pPr>
             <w:r>
@@ -1614,189 +2013,48 @@
         </w:tc>
         <w:tc>
           <w:tcPr>
-            <w:tcW w:type="dxa" w:w="6480"/>
+            <w:tcW w:type="dxa" w:w="7344"/>
+            <w:tcMar>
+              <w:top w:w="15" w:type="dxa"/>
+              <w:bottom w:w="15" w:type="dxa"/>
+              <w:left w:w="30" w:type="dxa"/>
+              <w:right w:w="30" w:type="dxa"/>
+            </w:tcMar>
             <w:tcBorders>
-              <w:top w:val="single" w:sz="4" w:space="0" w:color="000000"/>
-              <w:left w:val="single" w:sz="4" w:space="0" w:color="000000"/>
-              <w:bottom w:val="single" w:sz="4" w:space="0" w:color="000000"/>
-              <w:right w:val="single" w:sz="4" w:space="0" w:color="000000"/>
+              <w:top w:val="single" w:sz="4" w:color="D3D3D3"/>
+              <w:left w:val="single" w:sz="4" w:color="D3D3D3"/>
+              <w:bottom w:val="single" w:sz="4" w:color="D3D3D3"/>
+              <w:right w:val="single" w:sz="4" w:color="D3D3D3"/>
             </w:tcBorders>
           </w:tcPr>
           <w:p>
-            <w:pPr>
-              <w:spacing w:before="20" w:after="20" w:line="240" w:lineRule="auto"/>
-              <w:jc w:val="left"/>
-            </w:pPr>
             <w:r>
               <w:rPr>
                 <w:rFonts w:ascii="Times New Roman" w:hAnsi="Times New Roman"/>
                 <w:sz w:val="19"/>
               </w:rPr>
-              <w:t>2.3 Backend Technologies</w:t>
+              <w:t>2.3 Technology Stack Evaluation and Selection</w:t>
             </w:r>
           </w:p>
         </w:tc>
         <w:tc>
           <w:tcPr>
-            <w:tcW w:type="dxa" w:w="1584"/>
+            <w:tcW w:type="dxa" w:w="1296"/>
+            <w:tcMar>
+              <w:top w:w="15" w:type="dxa"/>
+              <w:bottom w:w="15" w:type="dxa"/>
+              <w:left w:w="30" w:type="dxa"/>
+              <w:right w:w="30" w:type="dxa"/>
+            </w:tcMar>
             <w:tcBorders>
-              <w:top w:val="single" w:sz="4" w:space="0" w:color="000000"/>
-              <w:left w:val="single" w:sz="4" w:space="0" w:color="000000"/>
-              <w:bottom w:val="single" w:sz="4" w:space="0" w:color="000000"/>
-              <w:right w:val="single" w:sz="4" w:space="0" w:color="000000"/>
+              <w:top w:val="single" w:sz="4" w:color="D3D3D3"/>
+              <w:left w:val="single" w:sz="4" w:color="D3D3D3"/>
+              <w:bottom w:val="single" w:sz="4" w:color="D3D3D3"/>
+              <w:right w:val="single" w:sz="4" w:color="D3D3D3"/>
             </w:tcBorders>
           </w:tcPr>
           <w:p>
             <w:pPr>
-              <w:spacing w:before="20" w:after="20" w:line="240" w:lineRule="auto"/>
-              <w:jc w:val="center"/>
-            </w:pPr>
-            <w:r>
-              <w:rPr>
-                <w:rFonts w:ascii="Times New Roman" w:hAnsi="Times New Roman"/>
-                <w:sz w:val="19"/>
-              </w:rPr>
-              <w:t>13</w:t>
-            </w:r>
-          </w:p>
-        </w:tc>
-      </w:tr>
-      <w:tr>
-        <w:tc>
-          <w:tcPr>
-            <w:tcW w:type="dxa" w:w="1152"/>
-            <w:tcBorders>
-              <w:top w:val="single" w:sz="4" w:space="0" w:color="000000"/>
-              <w:left w:val="single" w:sz="4" w:space="0" w:color="000000"/>
-              <w:bottom w:val="single" w:sz="4" w:space="0" w:color="000000"/>
-              <w:right w:val="single" w:sz="4" w:space="0" w:color="000000"/>
-            </w:tcBorders>
-          </w:tcPr>
-          <w:p>
-            <w:pPr>
-              <w:spacing w:before="20" w:after="20" w:line="240" w:lineRule="auto"/>
-              <w:jc w:val="center"/>
-            </w:pPr>
-            <w:r>
-              <w:rPr>
-                <w:rFonts w:ascii="Times New Roman" w:hAnsi="Times New Roman"/>
-                <w:sz w:val="19"/>
-              </w:rPr>
-              <w:t>9</w:t>
-            </w:r>
-          </w:p>
-        </w:tc>
-        <w:tc>
-          <w:tcPr>
-            <w:tcW w:type="dxa" w:w="6480"/>
-            <w:tcBorders>
-              <w:top w:val="single" w:sz="4" w:space="0" w:color="000000"/>
-              <w:left w:val="single" w:sz="4" w:space="0" w:color="000000"/>
-              <w:bottom w:val="single" w:sz="4" w:space="0" w:color="000000"/>
-              <w:right w:val="single" w:sz="4" w:space="0" w:color="000000"/>
-            </w:tcBorders>
-          </w:tcPr>
-          <w:p>
-            <w:pPr>
-              <w:spacing w:before="20" w:after="20" w:line="240" w:lineRule="auto"/>
-              <w:jc w:val="left"/>
-            </w:pPr>
-            <w:r>
-              <w:rPr>
-                <w:rFonts w:ascii="Times New Roman" w:hAnsi="Times New Roman"/>
-                <w:sz w:val="19"/>
-              </w:rPr>
-              <w:t>2.4 Development Tools</w:t>
-            </w:r>
-          </w:p>
-        </w:tc>
-        <w:tc>
-          <w:tcPr>
-            <w:tcW w:type="dxa" w:w="1584"/>
-            <w:tcBorders>
-              <w:top w:val="single" w:sz="4" w:space="0" w:color="000000"/>
-              <w:left w:val="single" w:sz="4" w:space="0" w:color="000000"/>
-              <w:bottom w:val="single" w:sz="4" w:space="0" w:color="000000"/>
-              <w:right w:val="single" w:sz="4" w:space="0" w:color="000000"/>
-            </w:tcBorders>
-          </w:tcPr>
-          <w:p>
-            <w:pPr>
-              <w:spacing w:before="20" w:after="20" w:line="240" w:lineRule="auto"/>
-              <w:jc w:val="center"/>
-            </w:pPr>
-            <w:r>
-              <w:rPr>
-                <w:rFonts w:ascii="Times New Roman" w:hAnsi="Times New Roman"/>
-                <w:sz w:val="19"/>
-              </w:rPr>
-              <w:t>13</w:t>
-            </w:r>
-          </w:p>
-        </w:tc>
-      </w:tr>
-      <w:tr>
-        <w:tc>
-          <w:tcPr>
-            <w:tcW w:type="dxa" w:w="1152"/>
-            <w:tcBorders>
-              <w:top w:val="single" w:sz="4" w:space="0" w:color="000000"/>
-              <w:left w:val="single" w:sz="4" w:space="0" w:color="000000"/>
-              <w:bottom w:val="single" w:sz="4" w:space="0" w:color="000000"/>
-              <w:right w:val="single" w:sz="4" w:space="0" w:color="000000"/>
-            </w:tcBorders>
-          </w:tcPr>
-          <w:p>
-            <w:pPr>
-              <w:spacing w:before="20" w:after="20" w:line="240" w:lineRule="auto"/>
-              <w:jc w:val="center"/>
-            </w:pPr>
-            <w:r>
-              <w:rPr>
-                <w:rFonts w:ascii="Times New Roman" w:hAnsi="Times New Roman"/>
-                <w:sz w:val="19"/>
-              </w:rPr>
-              <w:t>10</w:t>
-            </w:r>
-          </w:p>
-        </w:tc>
-        <w:tc>
-          <w:tcPr>
-            <w:tcW w:type="dxa" w:w="6480"/>
-            <w:tcBorders>
-              <w:top w:val="single" w:sz="4" w:space="0" w:color="000000"/>
-              <w:left w:val="single" w:sz="4" w:space="0" w:color="000000"/>
-              <w:bottom w:val="single" w:sz="4" w:space="0" w:color="000000"/>
-              <w:right w:val="single" w:sz="4" w:space="0" w:color="000000"/>
-            </w:tcBorders>
-          </w:tcPr>
-          <w:p>
-            <w:pPr>
-              <w:spacing w:before="20" w:after="20" w:line="240" w:lineRule="auto"/>
-              <w:jc w:val="left"/>
-            </w:pPr>
-            <w:r>
-              <w:rPr>
-                <w:rFonts w:ascii="Times New Roman" w:hAnsi="Times New Roman"/>
-                <w:sz w:val="19"/>
-              </w:rPr>
-              <w:t>2.5 Build and Deployment</w:t>
-            </w:r>
-          </w:p>
-        </w:tc>
-        <w:tc>
-          <w:tcPr>
-            <w:tcW w:type="dxa" w:w="1584"/>
-            <w:tcBorders>
-              <w:top w:val="single" w:sz="4" w:space="0" w:color="000000"/>
-              <w:left w:val="single" w:sz="4" w:space="0" w:color="000000"/>
-              <w:bottom w:val="single" w:sz="4" w:space="0" w:color="000000"/>
-              <w:right w:val="single" w:sz="4" w:space="0" w:color="000000"/>
-            </w:tcBorders>
-          </w:tcPr>
-          <w:p>
-            <w:pPr>
-              <w:spacing w:before="20" w:after="20" w:line="240" w:lineRule="auto"/>
               <w:jc w:val="center"/>
             </w:pPr>
             <w:r>
@@ -1812,17 +2070,22 @@
       <w:tr>
         <w:tc>
           <w:tcPr>
-            <w:tcW w:type="dxa" w:w="1152"/>
+            <w:tcW w:type="dxa" w:w="1008"/>
+            <w:tcMar>
+              <w:top w:w="15" w:type="dxa"/>
+              <w:bottom w:w="15" w:type="dxa"/>
+              <w:left w:w="30" w:type="dxa"/>
+              <w:right w:w="30" w:type="dxa"/>
+            </w:tcMar>
             <w:tcBorders>
-              <w:top w:val="single" w:sz="4" w:space="0" w:color="000000"/>
-              <w:left w:val="single" w:sz="4" w:space="0" w:color="000000"/>
-              <w:bottom w:val="single" w:sz="4" w:space="0" w:color="000000"/>
-              <w:right w:val="single" w:sz="4" w:space="0" w:color="000000"/>
+              <w:top w:val="single" w:sz="4" w:color="D3D3D3"/>
+              <w:left w:val="single" w:sz="4" w:color="D3D3D3"/>
+              <w:bottom w:val="single" w:sz="4" w:color="D3D3D3"/>
+              <w:right w:val="single" w:sz="4" w:color="D3D3D3"/>
             </w:tcBorders>
           </w:tcPr>
           <w:p>
             <w:pPr>
-              <w:spacing w:before="20" w:after="20" w:line="240" w:lineRule="auto"/>
               <w:jc w:val="center"/>
             </w:pPr>
             <w:r>
@@ -1830,121 +2093,54 @@
                 <w:rFonts w:ascii="Times New Roman" w:hAnsi="Times New Roman"/>
                 <w:sz w:val="19"/>
               </w:rPr>
-              <w:t>11</w:t>
+              <w:t>9</w:t>
             </w:r>
           </w:p>
         </w:tc>
         <w:tc>
           <w:tcPr>
-            <w:tcW w:type="dxa" w:w="6480"/>
+            <w:tcW w:type="dxa" w:w="7344"/>
+            <w:tcMar>
+              <w:top w:w="15" w:type="dxa"/>
+              <w:bottom w:w="15" w:type="dxa"/>
+              <w:left w:w="30" w:type="dxa"/>
+              <w:right w:w="30" w:type="dxa"/>
+            </w:tcMar>
             <w:tcBorders>
-              <w:top w:val="single" w:sz="4" w:space="0" w:color="000000"/>
-              <w:left w:val="single" w:sz="4" w:space="0" w:color="000000"/>
-              <w:bottom w:val="single" w:sz="4" w:space="0" w:color="000000"/>
-              <w:right w:val="single" w:sz="4" w:space="0" w:color="000000"/>
+              <w:top w:val="single" w:sz="4" w:color="D3D3D3"/>
+              <w:left w:val="single" w:sz="4" w:color="D3D3D3"/>
+              <w:bottom w:val="single" w:sz="4" w:color="D3D3D3"/>
+              <w:right w:val="single" w:sz="4" w:color="D3D3D3"/>
             </w:tcBorders>
           </w:tcPr>
           <w:p>
-            <w:pPr>
-              <w:spacing w:before="20" w:after="20" w:line="240" w:lineRule="auto"/>
-              <w:jc w:val="left"/>
-            </w:pPr>
             <w:r>
               <w:rPr>
                 <w:rFonts w:ascii="Times New Roman" w:hAnsi="Times New Roman"/>
                 <w:sz w:val="19"/>
               </w:rPr>
-              <w:t>2.6 Technology Stack Summary</w:t>
+              <w:t>3.1 Planning and Scheduling (Gantt Charts &amp; WBS)</w:t>
             </w:r>
           </w:p>
         </w:tc>
         <w:tc>
           <w:tcPr>
-            <w:tcW w:type="dxa" w:w="1584"/>
+            <w:tcW w:type="dxa" w:w="1296"/>
+            <w:tcMar>
+              <w:top w:w="15" w:type="dxa"/>
+              <w:bottom w:w="15" w:type="dxa"/>
+              <w:left w:w="30" w:type="dxa"/>
+              <w:right w:w="30" w:type="dxa"/>
+            </w:tcMar>
             <w:tcBorders>
-              <w:top w:val="single" w:sz="4" w:space="0" w:color="000000"/>
-              <w:left w:val="single" w:sz="4" w:space="0" w:color="000000"/>
-              <w:bottom w:val="single" w:sz="4" w:space="0" w:color="000000"/>
-              <w:right w:val="single" w:sz="4" w:space="0" w:color="000000"/>
+              <w:top w:val="single" w:sz="4" w:color="D3D3D3"/>
+              <w:left w:val="single" w:sz="4" w:color="D3D3D3"/>
+              <w:bottom w:val="single" w:sz="4" w:color="D3D3D3"/>
+              <w:right w:val="single" w:sz="4" w:color="D3D3D3"/>
             </w:tcBorders>
           </w:tcPr>
           <w:p>
             <w:pPr>
-              <w:spacing w:before="20" w:after="20" w:line="240" w:lineRule="auto"/>
-              <w:jc w:val="center"/>
-            </w:pPr>
-            <w:r>
-              <w:rPr>
-                <w:rFonts w:ascii="Times New Roman" w:hAnsi="Times New Roman"/>
-                <w:sz w:val="19"/>
-              </w:rPr>
-              <w:t>14</w:t>
-            </w:r>
-          </w:p>
-        </w:tc>
-      </w:tr>
-      <w:tr>
-        <w:tc>
-          <w:tcPr>
-            <w:tcW w:type="dxa" w:w="1152"/>
-            <w:tcBorders>
-              <w:top w:val="single" w:sz="4" w:space="0" w:color="000000"/>
-              <w:left w:val="single" w:sz="4" w:space="0" w:color="000000"/>
-              <w:bottom w:val="single" w:sz="4" w:space="0" w:color="000000"/>
-              <w:right w:val="single" w:sz="4" w:space="0" w:color="000000"/>
-            </w:tcBorders>
-          </w:tcPr>
-          <w:p>
-            <w:pPr>
-              <w:spacing w:before="20" w:after="20" w:line="240" w:lineRule="auto"/>
-              <w:jc w:val="center"/>
-            </w:pPr>
-            <w:r>
-              <w:rPr>
-                <w:rFonts w:ascii="Times New Roman" w:hAnsi="Times New Roman"/>
-                <w:sz w:val="19"/>
-              </w:rPr>
-              <w:t>12</w:t>
-            </w:r>
-          </w:p>
-        </w:tc>
-        <w:tc>
-          <w:tcPr>
-            <w:tcW w:type="dxa" w:w="6480"/>
-            <w:tcBorders>
-              <w:top w:val="single" w:sz="4" w:space="0" w:color="000000"/>
-              <w:left w:val="single" w:sz="4" w:space="0" w:color="000000"/>
-              <w:bottom w:val="single" w:sz="4" w:space="0" w:color="000000"/>
-              <w:right w:val="single" w:sz="4" w:space="0" w:color="000000"/>
-            </w:tcBorders>
-          </w:tcPr>
-          <w:p>
-            <w:pPr>
-              <w:spacing w:before="20" w:after="20" w:line="240" w:lineRule="auto"/>
-              <w:jc w:val="left"/>
-            </w:pPr>
-            <w:r>
-              <w:rPr>
-                <w:rFonts w:ascii="Times New Roman" w:hAnsi="Times New Roman"/>
-                <w:sz w:val="19"/>
-              </w:rPr>
-              <w:t>3.1 Problem Definition</w:t>
-            </w:r>
-          </w:p>
-        </w:tc>
-        <w:tc>
-          <w:tcPr>
-            <w:tcW w:type="dxa" w:w="1584"/>
-            <w:tcBorders>
-              <w:top w:val="single" w:sz="4" w:space="0" w:color="000000"/>
-              <w:left w:val="single" w:sz="4" w:space="0" w:color="000000"/>
-              <w:bottom w:val="single" w:sz="4" w:space="0" w:color="000000"/>
-              <w:right w:val="single" w:sz="4" w:space="0" w:color="000000"/>
-            </w:tcBorders>
-          </w:tcPr>
-          <w:p>
-            <w:pPr>
-              <w:spacing w:before="20" w:after="20" w:line="240" w:lineRule="auto"/>
               <w:jc w:val="center"/>
             </w:pPr>
             <w:r>
@@ -1960,17 +2156,22 @@
       <w:tr>
         <w:tc>
           <w:tcPr>
-            <w:tcW w:type="dxa" w:w="1152"/>
+            <w:tcW w:type="dxa" w:w="1008"/>
+            <w:tcMar>
+              <w:top w:w="15" w:type="dxa"/>
+              <w:bottom w:w="15" w:type="dxa"/>
+              <w:left w:w="30" w:type="dxa"/>
+              <w:right w:w="30" w:type="dxa"/>
+            </w:tcMar>
             <w:tcBorders>
-              <w:top w:val="single" w:sz="4" w:space="0" w:color="000000"/>
-              <w:left w:val="single" w:sz="4" w:space="0" w:color="000000"/>
-              <w:bottom w:val="single" w:sz="4" w:space="0" w:color="000000"/>
-              <w:right w:val="single" w:sz="4" w:space="0" w:color="000000"/>
+              <w:top w:val="single" w:sz="4" w:color="D3D3D3"/>
+              <w:left w:val="single" w:sz="4" w:color="D3D3D3"/>
+              <w:bottom w:val="single" w:sz="4" w:color="D3D3D3"/>
+              <w:right w:val="single" w:sz="4" w:color="D3D3D3"/>
             </w:tcBorders>
           </w:tcPr>
           <w:p>
             <w:pPr>
-              <w:spacing w:before="20" w:after="20" w:line="240" w:lineRule="auto"/>
               <w:jc w:val="center"/>
             </w:pPr>
             <w:r>
@@ -1978,121 +2179,54 @@
                 <w:rFonts w:ascii="Times New Roman" w:hAnsi="Times New Roman"/>
                 <w:sz w:val="19"/>
               </w:rPr>
-              <w:t>13</w:t>
+              <w:t>10</w:t>
             </w:r>
           </w:p>
         </w:tc>
         <w:tc>
           <w:tcPr>
-            <w:tcW w:type="dxa" w:w="6480"/>
+            <w:tcW w:type="dxa" w:w="7344"/>
+            <w:tcMar>
+              <w:top w:w="15" w:type="dxa"/>
+              <w:bottom w:w="15" w:type="dxa"/>
+              <w:left w:w="30" w:type="dxa"/>
+              <w:right w:w="30" w:type="dxa"/>
+            </w:tcMar>
             <w:tcBorders>
-              <w:top w:val="single" w:sz="4" w:space="0" w:color="000000"/>
-              <w:left w:val="single" w:sz="4" w:space="0" w:color="000000"/>
-              <w:bottom w:val="single" w:sz="4" w:space="0" w:color="000000"/>
-              <w:right w:val="single" w:sz="4" w:space="0" w:color="000000"/>
+              <w:top w:val="single" w:sz="4" w:color="D3D3D3"/>
+              <w:left w:val="single" w:sz="4" w:color="D3D3D3"/>
+              <w:bottom w:val="single" w:sz="4" w:color="D3D3D3"/>
+              <w:right w:val="single" w:sz="4" w:color="D3D3D3"/>
             </w:tcBorders>
           </w:tcPr>
           <w:p>
-            <w:pPr>
-              <w:spacing w:before="20" w:after="20" w:line="240" w:lineRule="auto"/>
-              <w:jc w:val="left"/>
-            </w:pPr>
             <w:r>
               <w:rPr>
                 <w:rFonts w:ascii="Times New Roman" w:hAnsi="Times New Roman"/>
                 <w:sz w:val="19"/>
               </w:rPr>
-              <w:t>3.2 Requirements Specification</w:t>
+              <w:t>3.2 Hardware and Software Requirements</w:t>
             </w:r>
           </w:p>
         </w:tc>
         <w:tc>
           <w:tcPr>
-            <w:tcW w:type="dxa" w:w="1584"/>
+            <w:tcW w:type="dxa" w:w="1296"/>
+            <w:tcMar>
+              <w:top w:w="15" w:type="dxa"/>
+              <w:bottom w:w="15" w:type="dxa"/>
+              <w:left w:w="30" w:type="dxa"/>
+              <w:right w:w="30" w:type="dxa"/>
+            </w:tcMar>
             <w:tcBorders>
-              <w:top w:val="single" w:sz="4" w:space="0" w:color="000000"/>
-              <w:left w:val="single" w:sz="4" w:space="0" w:color="000000"/>
-              <w:bottom w:val="single" w:sz="4" w:space="0" w:color="000000"/>
-              <w:right w:val="single" w:sz="4" w:space="0" w:color="000000"/>
+              <w:top w:val="single" w:sz="4" w:color="D3D3D3"/>
+              <w:left w:val="single" w:sz="4" w:color="D3D3D3"/>
+              <w:bottom w:val="single" w:sz="4" w:color="D3D3D3"/>
+              <w:right w:val="single" w:sz="4" w:color="D3D3D3"/>
             </w:tcBorders>
           </w:tcPr>
           <w:p>
             <w:pPr>
-              <w:spacing w:before="20" w:after="20" w:line="240" w:lineRule="auto"/>
-              <w:jc w:val="center"/>
-            </w:pPr>
-            <w:r>
-              <w:rPr>
-                <w:rFonts w:ascii="Times New Roman" w:hAnsi="Times New Roman"/>
-                <w:sz w:val="19"/>
-              </w:rPr>
-              <w:t>17</w:t>
-            </w:r>
-          </w:p>
-        </w:tc>
-      </w:tr>
-      <w:tr>
-        <w:tc>
-          <w:tcPr>
-            <w:tcW w:type="dxa" w:w="1152"/>
-            <w:tcBorders>
-              <w:top w:val="single" w:sz="4" w:space="0" w:color="000000"/>
-              <w:left w:val="single" w:sz="4" w:space="0" w:color="000000"/>
-              <w:bottom w:val="single" w:sz="4" w:space="0" w:color="000000"/>
-              <w:right w:val="single" w:sz="4" w:space="0" w:color="000000"/>
-            </w:tcBorders>
-          </w:tcPr>
-          <w:p>
-            <w:pPr>
-              <w:spacing w:before="20" w:after="20" w:line="240" w:lineRule="auto"/>
-              <w:jc w:val="center"/>
-            </w:pPr>
-            <w:r>
-              <w:rPr>
-                <w:rFonts w:ascii="Times New Roman" w:hAnsi="Times New Roman"/>
-                <w:sz w:val="19"/>
-              </w:rPr>
-              <w:t>14</w:t>
-            </w:r>
-          </w:p>
-        </w:tc>
-        <w:tc>
-          <w:tcPr>
-            <w:tcW w:type="dxa" w:w="6480"/>
-            <w:tcBorders>
-              <w:top w:val="single" w:sz="4" w:space="0" w:color="000000"/>
-              <w:left w:val="single" w:sz="4" w:space="0" w:color="000000"/>
-              <w:bottom w:val="single" w:sz="4" w:space="0" w:color="000000"/>
-              <w:right w:val="single" w:sz="4" w:space="0" w:color="000000"/>
-            </w:tcBorders>
-          </w:tcPr>
-          <w:p>
-            <w:pPr>
-              <w:spacing w:before="20" w:after="20" w:line="240" w:lineRule="auto"/>
-              <w:jc w:val="left"/>
-            </w:pPr>
-            <w:r>
-              <w:rPr>
-                <w:rFonts w:ascii="Times New Roman" w:hAnsi="Times New Roman"/>
-                <w:sz w:val="19"/>
-              </w:rPr>
-              <w:t>3.3 Planning and Scheduling</w:t>
-            </w:r>
-          </w:p>
-        </w:tc>
-        <w:tc>
-          <w:tcPr>
-            <w:tcW w:type="dxa" w:w="1584"/>
-            <w:tcBorders>
-              <w:top w:val="single" w:sz="4" w:space="0" w:color="000000"/>
-              <w:left w:val="single" w:sz="4" w:space="0" w:color="000000"/>
-              <w:bottom w:val="single" w:sz="4" w:space="0" w:color="000000"/>
-              <w:right w:val="single" w:sz="4" w:space="0" w:color="000000"/>
-            </w:tcBorders>
-          </w:tcPr>
-          <w:p>
-            <w:pPr>
-              <w:spacing w:before="20" w:after="20" w:line="240" w:lineRule="auto"/>
               <w:jc w:val="center"/>
             </w:pPr>
             <w:r>
@@ -2108,17 +2242,22 @@
       <w:tr>
         <w:tc>
           <w:tcPr>
-            <w:tcW w:type="dxa" w:w="1152"/>
+            <w:tcW w:type="dxa" w:w="1008"/>
+            <w:tcMar>
+              <w:top w:w="15" w:type="dxa"/>
+              <w:bottom w:w="15" w:type="dxa"/>
+              <w:left w:w="30" w:type="dxa"/>
+              <w:right w:w="30" w:type="dxa"/>
+            </w:tcMar>
             <w:tcBorders>
-              <w:top w:val="single" w:sz="4" w:space="0" w:color="000000"/>
-              <w:left w:val="single" w:sz="4" w:space="0" w:color="000000"/>
-              <w:bottom w:val="single" w:sz="4" w:space="0" w:color="000000"/>
-              <w:right w:val="single" w:sz="4" w:space="0" w:color="000000"/>
+              <w:top w:val="single" w:sz="4" w:color="D3D3D3"/>
+              <w:left w:val="single" w:sz="4" w:color="D3D3D3"/>
+              <w:bottom w:val="single" w:sz="4" w:color="D3D3D3"/>
+              <w:right w:val="single" w:sz="4" w:color="D3D3D3"/>
             </w:tcBorders>
           </w:tcPr>
           <w:p>
             <w:pPr>
-              <w:spacing w:before="20" w:after="20" w:line="240" w:lineRule="auto"/>
               <w:jc w:val="center"/>
             </w:pPr>
             <w:r>
@@ -2126,121 +2265,54 @@
                 <w:rFonts w:ascii="Times New Roman" w:hAnsi="Times New Roman"/>
                 <w:sz w:val="19"/>
               </w:rPr>
-              <w:t>15</w:t>
+              <w:t>11</w:t>
             </w:r>
           </w:p>
         </w:tc>
         <w:tc>
           <w:tcPr>
-            <w:tcW w:type="dxa" w:w="6480"/>
+            <w:tcW w:type="dxa" w:w="7344"/>
+            <w:tcMar>
+              <w:top w:w="15" w:type="dxa"/>
+              <w:bottom w:w="15" w:type="dxa"/>
+              <w:left w:w="30" w:type="dxa"/>
+              <w:right w:w="30" w:type="dxa"/>
+            </w:tcMar>
             <w:tcBorders>
-              <w:top w:val="single" w:sz="4" w:space="0" w:color="000000"/>
-              <w:left w:val="single" w:sz="4" w:space="0" w:color="000000"/>
-              <w:bottom w:val="single" w:sz="4" w:space="0" w:color="000000"/>
-              <w:right w:val="single" w:sz="4" w:space="0" w:color="000000"/>
+              <w:top w:val="single" w:sz="4" w:color="D3D3D3"/>
+              <w:left w:val="single" w:sz="4" w:color="D3D3D3"/>
+              <w:bottom w:val="single" w:sz="4" w:color="D3D3D3"/>
+              <w:right w:val="single" w:sz="4" w:color="D3D3D3"/>
             </w:tcBorders>
           </w:tcPr>
           <w:p>
-            <w:pPr>
-              <w:spacing w:before="20" w:after="20" w:line="240" w:lineRule="auto"/>
-              <w:jc w:val="left"/>
-            </w:pPr>
             <w:r>
               <w:rPr>
                 <w:rFonts w:ascii="Times New Roman" w:hAnsi="Times New Roman"/>
                 <w:sz w:val="19"/>
               </w:rPr>
-              <w:t>3.4 Software and Hardware Requirements</w:t>
+              <w:t>3.3 Software Development Process Model</w:t>
             </w:r>
           </w:p>
         </w:tc>
         <w:tc>
           <w:tcPr>
-            <w:tcW w:type="dxa" w:w="1584"/>
+            <w:tcW w:type="dxa" w:w="1296"/>
+            <w:tcMar>
+              <w:top w:w="15" w:type="dxa"/>
+              <w:bottom w:w="15" w:type="dxa"/>
+              <w:left w:w="30" w:type="dxa"/>
+              <w:right w:w="30" w:type="dxa"/>
+            </w:tcMar>
             <w:tcBorders>
-              <w:top w:val="single" w:sz="4" w:space="0" w:color="000000"/>
-              <w:left w:val="single" w:sz="4" w:space="0" w:color="000000"/>
-              <w:bottom w:val="single" w:sz="4" w:space="0" w:color="000000"/>
-              <w:right w:val="single" w:sz="4" w:space="0" w:color="000000"/>
+              <w:top w:val="single" w:sz="4" w:color="D3D3D3"/>
+              <w:left w:val="single" w:sz="4" w:color="D3D3D3"/>
+              <w:bottom w:val="single" w:sz="4" w:color="D3D3D3"/>
+              <w:right w:val="single" w:sz="4" w:color="D3D3D3"/>
             </w:tcBorders>
           </w:tcPr>
           <w:p>
             <w:pPr>
-              <w:spacing w:before="20" w:after="20" w:line="240" w:lineRule="auto"/>
-              <w:jc w:val="center"/>
-            </w:pPr>
-            <w:r>
-              <w:rPr>
-                <w:rFonts w:ascii="Times New Roman" w:hAnsi="Times New Roman"/>
-                <w:sz w:val="19"/>
-              </w:rPr>
-              <w:t>20</w:t>
-            </w:r>
-          </w:p>
-        </w:tc>
-      </w:tr>
-      <w:tr>
-        <w:tc>
-          <w:tcPr>
-            <w:tcW w:type="dxa" w:w="1152"/>
-            <w:tcBorders>
-              <w:top w:val="single" w:sz="4" w:space="0" w:color="000000"/>
-              <w:left w:val="single" w:sz="4" w:space="0" w:color="000000"/>
-              <w:bottom w:val="single" w:sz="4" w:space="0" w:color="000000"/>
-              <w:right w:val="single" w:sz="4" w:space="0" w:color="000000"/>
-            </w:tcBorders>
-          </w:tcPr>
-          <w:p>
-            <w:pPr>
-              <w:spacing w:before="20" w:after="20" w:line="240" w:lineRule="auto"/>
-              <w:jc w:val="center"/>
-            </w:pPr>
-            <w:r>
-              <w:rPr>
-                <w:rFonts w:ascii="Times New Roman" w:hAnsi="Times New Roman"/>
-                <w:sz w:val="19"/>
-              </w:rPr>
-              <w:t>16</w:t>
-            </w:r>
-          </w:p>
-        </w:tc>
-        <w:tc>
-          <w:tcPr>
-            <w:tcW w:type="dxa" w:w="6480"/>
-            <w:tcBorders>
-              <w:top w:val="single" w:sz="4" w:space="0" w:color="000000"/>
-              <w:left w:val="single" w:sz="4" w:space="0" w:color="000000"/>
-              <w:bottom w:val="single" w:sz="4" w:space="0" w:color="000000"/>
-              <w:right w:val="single" w:sz="4" w:space="0" w:color="000000"/>
-            </w:tcBorders>
-          </w:tcPr>
-          <w:p>
-            <w:pPr>
-              <w:spacing w:before="20" w:after="20" w:line="240" w:lineRule="auto"/>
-              <w:jc w:val="left"/>
-            </w:pPr>
-            <w:r>
-              <w:rPr>
-                <w:rFonts w:ascii="Times New Roman" w:hAnsi="Times New Roman"/>
-                <w:sz w:val="19"/>
-              </w:rPr>
-              <w:t>3.5 Preliminary Product Description</w:t>
-            </w:r>
-          </w:p>
-        </w:tc>
-        <w:tc>
-          <w:tcPr>
-            <w:tcW w:type="dxa" w:w="1584"/>
-            <w:tcBorders>
-              <w:top w:val="single" w:sz="4" w:space="0" w:color="000000"/>
-              <w:left w:val="single" w:sz="4" w:space="0" w:color="000000"/>
-              <w:bottom w:val="single" w:sz="4" w:space="0" w:color="000000"/>
-              <w:right w:val="single" w:sz="4" w:space="0" w:color="000000"/>
-            </w:tcBorders>
-          </w:tcPr>
-          <w:p>
-            <w:pPr>
-              <w:spacing w:before="20" w:after="20" w:line="240" w:lineRule="auto"/>
               <w:jc w:val="center"/>
             </w:pPr>
             <w:r>
@@ -2256,17 +2328,22 @@
       <w:tr>
         <w:tc>
           <w:tcPr>
-            <w:tcW w:type="dxa" w:w="1152"/>
+            <w:tcW w:type="dxa" w:w="1008"/>
+            <w:tcMar>
+              <w:top w:w="15" w:type="dxa"/>
+              <w:bottom w:w="15" w:type="dxa"/>
+              <w:left w:w="30" w:type="dxa"/>
+              <w:right w:w="30" w:type="dxa"/>
+            </w:tcMar>
             <w:tcBorders>
-              <w:top w:val="single" w:sz="4" w:space="0" w:color="000000"/>
-              <w:left w:val="single" w:sz="4" w:space="0" w:color="000000"/>
-              <w:bottom w:val="single" w:sz="4" w:space="0" w:color="000000"/>
-              <w:right w:val="single" w:sz="4" w:space="0" w:color="000000"/>
+              <w:top w:val="single" w:sz="4" w:color="D3D3D3"/>
+              <w:left w:val="single" w:sz="4" w:color="D3D3D3"/>
+              <w:bottom w:val="single" w:sz="4" w:color="D3D3D3"/>
+              <w:right w:val="single" w:sz="4" w:color="D3D3D3"/>
             </w:tcBorders>
           </w:tcPr>
           <w:p>
             <w:pPr>
-              <w:spacing w:before="20" w:after="20" w:line="240" w:lineRule="auto"/>
               <w:jc w:val="center"/>
             </w:pPr>
             <w:r>
@@ -2274,47 +2351,54 @@
                 <w:rFonts w:ascii="Times New Roman" w:hAnsi="Times New Roman"/>
                 <w:sz w:val="19"/>
               </w:rPr>
-              <w:t>17</w:t>
+              <w:t>12</w:t>
             </w:r>
           </w:p>
         </w:tc>
         <w:tc>
           <w:tcPr>
-            <w:tcW w:type="dxa" w:w="6480"/>
+            <w:tcW w:type="dxa" w:w="7344"/>
+            <w:tcMar>
+              <w:top w:w="15" w:type="dxa"/>
+              <w:bottom w:w="15" w:type="dxa"/>
+              <w:left w:w="30" w:type="dxa"/>
+              <w:right w:w="30" w:type="dxa"/>
+            </w:tcMar>
             <w:tcBorders>
-              <w:top w:val="single" w:sz="4" w:space="0" w:color="000000"/>
-              <w:left w:val="single" w:sz="4" w:space="0" w:color="000000"/>
-              <w:bottom w:val="single" w:sz="4" w:space="0" w:color="000000"/>
-              <w:right w:val="single" w:sz="4" w:space="0" w:color="000000"/>
+              <w:top w:val="single" w:sz="4" w:color="D3D3D3"/>
+              <w:left w:val="single" w:sz="4" w:color="D3D3D3"/>
+              <w:bottom w:val="single" w:sz="4" w:color="D3D3D3"/>
+              <w:right w:val="single" w:sz="4" w:color="D3D3D3"/>
             </w:tcBorders>
           </w:tcPr>
           <w:p>
-            <w:pPr>
-              <w:spacing w:before="20" w:after="20" w:line="240" w:lineRule="auto"/>
-              <w:jc w:val="left"/>
-            </w:pPr>
             <w:r>
               <w:rPr>
                 <w:rFonts w:ascii="Times New Roman" w:hAnsi="Times New Roman"/>
                 <w:sz w:val="19"/>
               </w:rPr>
-              <w:t>3.6 Conceptual Models</w:t>
+              <w:t>3.4 Conceptual &amp; System Architecture</w:t>
             </w:r>
           </w:p>
         </w:tc>
         <w:tc>
           <w:tcPr>
-            <w:tcW w:type="dxa" w:w="1584"/>
+            <w:tcW w:type="dxa" w:w="1296"/>
+            <w:tcMar>
+              <w:top w:w="15" w:type="dxa"/>
+              <w:bottom w:w="15" w:type="dxa"/>
+              <w:left w:w="30" w:type="dxa"/>
+              <w:right w:w="30" w:type="dxa"/>
+            </w:tcMar>
             <w:tcBorders>
-              <w:top w:val="single" w:sz="4" w:space="0" w:color="000000"/>
-              <w:left w:val="single" w:sz="4" w:space="0" w:color="000000"/>
-              <w:bottom w:val="single" w:sz="4" w:space="0" w:color="000000"/>
-              <w:right w:val="single" w:sz="4" w:space="0" w:color="000000"/>
+              <w:top w:val="single" w:sz="4" w:color="D3D3D3"/>
+              <w:left w:val="single" w:sz="4" w:color="D3D3D3"/>
+              <w:bottom w:val="single" w:sz="4" w:color="D3D3D3"/>
+              <w:right w:val="single" w:sz="4" w:color="D3D3D3"/>
             </w:tcBorders>
           </w:tcPr>
           <w:p>
             <w:pPr>
-              <w:spacing w:before="20" w:after="20" w:line="240" w:lineRule="auto"/>
               <w:jc w:val="center"/>
             </w:pPr>
             <w:r>
@@ -2322,7 +2406,7 @@
                 <w:rFonts w:ascii="Times New Roman" w:hAnsi="Times New Roman"/>
                 <w:sz w:val="19"/>
               </w:rPr>
-              <w:t>22</w:t>
+              <w:t>23</w:t>
             </w:r>
           </w:p>
         </w:tc>
@@ -2330,17 +2414,22 @@
       <w:tr>
         <w:tc>
           <w:tcPr>
-            <w:tcW w:type="dxa" w:w="1152"/>
+            <w:tcW w:type="dxa" w:w="1008"/>
+            <w:tcMar>
+              <w:top w:w="15" w:type="dxa"/>
+              <w:bottom w:w="15" w:type="dxa"/>
+              <w:left w:w="30" w:type="dxa"/>
+              <w:right w:w="30" w:type="dxa"/>
+            </w:tcMar>
             <w:tcBorders>
-              <w:top w:val="single" w:sz="4" w:space="0" w:color="000000"/>
-              <w:left w:val="single" w:sz="4" w:space="0" w:color="000000"/>
-              <w:bottom w:val="single" w:sz="4" w:space="0" w:color="000000"/>
-              <w:right w:val="single" w:sz="4" w:space="0" w:color="000000"/>
+              <w:top w:val="single" w:sz="4" w:color="D3D3D3"/>
+              <w:left w:val="single" w:sz="4" w:color="D3D3D3"/>
+              <w:bottom w:val="single" w:sz="4" w:color="D3D3D3"/>
+              <w:right w:val="single" w:sz="4" w:color="D3D3D3"/>
             </w:tcBorders>
           </w:tcPr>
           <w:p>
             <w:pPr>
-              <w:spacing w:before="20" w:after="20" w:line="240" w:lineRule="auto"/>
               <w:jc w:val="center"/>
             </w:pPr>
             <w:r>
@@ -2348,47 +2437,140 @@
                 <w:rFonts w:ascii="Times New Roman" w:hAnsi="Times New Roman"/>
                 <w:sz w:val="19"/>
               </w:rPr>
-              <w:t>18</w:t>
+              <w:t>13</w:t>
             </w:r>
           </w:p>
         </w:tc>
         <w:tc>
           <w:tcPr>
-            <w:tcW w:type="dxa" w:w="6480"/>
+            <w:tcW w:type="dxa" w:w="7344"/>
+            <w:tcMar>
+              <w:top w:w="15" w:type="dxa"/>
+              <w:bottom w:w="15" w:type="dxa"/>
+              <w:left w:w="30" w:type="dxa"/>
+              <w:right w:w="30" w:type="dxa"/>
+            </w:tcMar>
             <w:tcBorders>
-              <w:top w:val="single" w:sz="4" w:space="0" w:color="000000"/>
-              <w:left w:val="single" w:sz="4" w:space="0" w:color="000000"/>
-              <w:bottom w:val="single" w:sz="4" w:space="0" w:color="000000"/>
-              <w:right w:val="single" w:sz="4" w:space="0" w:color="000000"/>
+              <w:top w:val="single" w:sz="4" w:color="D3D3D3"/>
+              <w:left w:val="single" w:sz="4" w:color="D3D3D3"/>
+              <w:bottom w:val="single" w:sz="4" w:color="D3D3D3"/>
+              <w:right w:val="single" w:sz="4" w:color="D3D3D3"/>
+            </w:tcBorders>
+          </w:tcPr>
+          <w:p>
+            <w:r>
+              <w:rPr>
+                <w:rFonts w:ascii="Times New Roman" w:hAnsi="Times New Roman"/>
+                <w:sz w:val="19"/>
+              </w:rPr>
+              <w:t>3.5 UML Use Case Modeling &amp; System Actors</w:t>
+            </w:r>
+          </w:p>
+        </w:tc>
+        <w:tc>
+          <w:tcPr>
+            <w:tcW w:type="dxa" w:w="1296"/>
+            <w:tcMar>
+              <w:top w:w="15" w:type="dxa"/>
+              <w:bottom w:w="15" w:type="dxa"/>
+              <w:left w:w="30" w:type="dxa"/>
+              <w:right w:w="30" w:type="dxa"/>
+            </w:tcMar>
+            <w:tcBorders>
+              <w:top w:val="single" w:sz="4" w:color="D3D3D3"/>
+              <w:left w:val="single" w:sz="4" w:color="D3D3D3"/>
+              <w:bottom w:val="single" w:sz="4" w:color="D3D3D3"/>
+              <w:right w:val="single" w:sz="4" w:color="D3D3D3"/>
             </w:tcBorders>
           </w:tcPr>
           <w:p>
             <w:pPr>
-              <w:spacing w:before="20" w:after="20" w:line="240" w:lineRule="auto"/>
-              <w:jc w:val="left"/>
+              <w:jc w:val="center"/>
             </w:pPr>
             <w:r>
               <w:rPr>
                 <w:rFonts w:ascii="Times New Roman" w:hAnsi="Times New Roman"/>
                 <w:sz w:val="19"/>
               </w:rPr>
-              <w:t>4.1 Basic Modules</w:t>
+              <w:t>24</w:t>
+            </w:r>
+          </w:p>
+        </w:tc>
+      </w:tr>
+      <w:tr>
+        <w:tc>
+          <w:tcPr>
+            <w:tcW w:type="dxa" w:w="1008"/>
+            <w:tcMar>
+              <w:top w:w="15" w:type="dxa"/>
+              <w:bottom w:w="15" w:type="dxa"/>
+              <w:left w:w="30" w:type="dxa"/>
+              <w:right w:w="30" w:type="dxa"/>
+            </w:tcMar>
+            <w:tcBorders>
+              <w:top w:val="single" w:sz="4" w:color="D3D3D3"/>
+              <w:left w:val="single" w:sz="4" w:color="D3D3D3"/>
+              <w:bottom w:val="single" w:sz="4" w:color="D3D3D3"/>
+              <w:right w:val="single" w:sz="4" w:color="D3D3D3"/>
+            </w:tcBorders>
+          </w:tcPr>
+          <w:p>
+            <w:pPr>
+              <w:jc w:val="center"/>
+            </w:pPr>
+            <w:r>
+              <w:rPr>
+                <w:rFonts w:ascii="Times New Roman" w:hAnsi="Times New Roman"/>
+                <w:sz w:val="19"/>
+              </w:rPr>
+              <w:t>14</w:t>
             </w:r>
           </w:p>
         </w:tc>
         <w:tc>
           <w:tcPr>
-            <w:tcW w:type="dxa" w:w="1584"/>
+            <w:tcW w:type="dxa" w:w="7344"/>
+            <w:tcMar>
+              <w:top w:w="15" w:type="dxa"/>
+              <w:bottom w:w="15" w:type="dxa"/>
+              <w:left w:w="30" w:type="dxa"/>
+              <w:right w:w="30" w:type="dxa"/>
+            </w:tcMar>
             <w:tcBorders>
-              <w:top w:val="single" w:sz="4" w:space="0" w:color="000000"/>
-              <w:left w:val="single" w:sz="4" w:space="0" w:color="000000"/>
-              <w:bottom w:val="single" w:sz="4" w:space="0" w:color="000000"/>
-              <w:right w:val="single" w:sz="4" w:space="0" w:color="000000"/>
+              <w:top w:val="single" w:sz="4" w:color="D3D3D3"/>
+              <w:left w:val="single" w:sz="4" w:color="D3D3D3"/>
+              <w:bottom w:val="single" w:sz="4" w:color="D3D3D3"/>
+              <w:right w:val="single" w:sz="4" w:color="D3D3D3"/>
+            </w:tcBorders>
+          </w:tcPr>
+          <w:p>
+            <w:r>
+              <w:rPr>
+                <w:rFonts w:ascii="Times New Roman" w:hAnsi="Times New Roman"/>
+                <w:sz w:val="19"/>
+              </w:rPr>
+              <w:t>4.1 Basic Modules &amp; Microservices Overview</w:t>
+            </w:r>
+          </w:p>
+        </w:tc>
+        <w:tc>
+          <w:tcPr>
+            <w:tcW w:type="dxa" w:w="1296"/>
+            <w:tcMar>
+              <w:top w:w="15" w:type="dxa"/>
+              <w:bottom w:w="15" w:type="dxa"/>
+              <w:left w:w="30" w:type="dxa"/>
+              <w:right w:w="30" w:type="dxa"/>
+            </w:tcMar>
+            <w:tcBorders>
+              <w:top w:val="single" w:sz="4" w:color="D3D3D3"/>
+              <w:left w:val="single" w:sz="4" w:color="D3D3D3"/>
+              <w:bottom w:val="single" w:sz="4" w:color="D3D3D3"/>
+              <w:right w:val="single" w:sz="4" w:color="D3D3D3"/>
             </w:tcBorders>
           </w:tcPr>
           <w:p>
             <w:pPr>
-              <w:spacing w:before="20" w:after="20" w:line="240" w:lineRule="auto"/>
               <w:jc w:val="center"/>
             </w:pPr>
             <w:r>
@@ -2404,17 +2586,22 @@
       <w:tr>
         <w:tc>
           <w:tcPr>
-            <w:tcW w:type="dxa" w:w="1152"/>
+            <w:tcW w:type="dxa" w:w="1008"/>
+            <w:tcMar>
+              <w:top w:w="15" w:type="dxa"/>
+              <w:bottom w:w="15" w:type="dxa"/>
+              <w:left w:w="30" w:type="dxa"/>
+              <w:right w:w="30" w:type="dxa"/>
+            </w:tcMar>
             <w:tcBorders>
-              <w:top w:val="single" w:sz="4" w:space="0" w:color="000000"/>
-              <w:left w:val="single" w:sz="4" w:space="0" w:color="000000"/>
-              <w:bottom w:val="single" w:sz="4" w:space="0" w:color="000000"/>
-              <w:right w:val="single" w:sz="4" w:space="0" w:color="000000"/>
+              <w:top w:val="single" w:sz="4" w:color="D3D3D3"/>
+              <w:left w:val="single" w:sz="4" w:color="D3D3D3"/>
+              <w:bottom w:val="single" w:sz="4" w:color="D3D3D3"/>
+              <w:right w:val="single" w:sz="4" w:color="D3D3D3"/>
             </w:tcBorders>
           </w:tcPr>
           <w:p>
             <w:pPr>
-              <w:spacing w:before="20" w:after="20" w:line="240" w:lineRule="auto"/>
               <w:jc w:val="center"/>
             </w:pPr>
             <w:r>
@@ -2422,47 +2609,54 @@
                 <w:rFonts w:ascii="Times New Roman" w:hAnsi="Times New Roman"/>
                 <w:sz w:val="19"/>
               </w:rPr>
-              <w:t>19</w:t>
+              <w:t>15</w:t>
             </w:r>
           </w:p>
         </w:tc>
         <w:tc>
           <w:tcPr>
-            <w:tcW w:type="dxa" w:w="6480"/>
+            <w:tcW w:type="dxa" w:w="7344"/>
+            <w:tcMar>
+              <w:top w:w="15" w:type="dxa"/>
+              <w:bottom w:w="15" w:type="dxa"/>
+              <w:left w:w="30" w:type="dxa"/>
+              <w:right w:w="30" w:type="dxa"/>
+            </w:tcMar>
             <w:tcBorders>
-              <w:top w:val="single" w:sz="4" w:space="0" w:color="000000"/>
-              <w:left w:val="single" w:sz="4" w:space="0" w:color="000000"/>
-              <w:bottom w:val="single" w:sz="4" w:space="0" w:color="000000"/>
-              <w:right w:val="single" w:sz="4" w:space="0" w:color="000000"/>
+              <w:top w:val="single" w:sz="4" w:color="D3D3D3"/>
+              <w:left w:val="single" w:sz="4" w:color="D3D3D3"/>
+              <w:bottom w:val="single" w:sz="4" w:color="D3D3D3"/>
+              <w:right w:val="single" w:sz="4" w:color="D3D3D3"/>
             </w:tcBorders>
           </w:tcPr>
           <w:p>
-            <w:pPr>
-              <w:spacing w:before="20" w:after="20" w:line="240" w:lineRule="auto"/>
-              <w:jc w:val="left"/>
-            </w:pPr>
             <w:r>
               <w:rPr>
                 <w:rFonts w:ascii="Times New Roman" w:hAnsi="Times New Roman"/>
                 <w:sz w:val="19"/>
               </w:rPr>
-              <w:t>4.2 Data Design</w:t>
+              <w:t>4.2 Data Design (ERD &amp; Database Relational Schema)</w:t>
             </w:r>
           </w:p>
         </w:tc>
         <w:tc>
           <w:tcPr>
-            <w:tcW w:type="dxa" w:w="1584"/>
+            <w:tcW w:type="dxa" w:w="1296"/>
+            <w:tcMar>
+              <w:top w:w="15" w:type="dxa"/>
+              <w:bottom w:w="15" w:type="dxa"/>
+              <w:left w:w="30" w:type="dxa"/>
+              <w:right w:w="30" w:type="dxa"/>
+            </w:tcMar>
             <w:tcBorders>
-              <w:top w:val="single" w:sz="4" w:space="0" w:color="000000"/>
-              <w:left w:val="single" w:sz="4" w:space="0" w:color="000000"/>
-              <w:bottom w:val="single" w:sz="4" w:space="0" w:color="000000"/>
-              <w:right w:val="single" w:sz="4" w:space="0" w:color="000000"/>
+              <w:top w:val="single" w:sz="4" w:color="D3D3D3"/>
+              <w:left w:val="single" w:sz="4" w:color="D3D3D3"/>
+              <w:bottom w:val="single" w:sz="4" w:color="D3D3D3"/>
+              <w:right w:val="single" w:sz="4" w:color="D3D3D3"/>
             </w:tcBorders>
           </w:tcPr>
           <w:p>
             <w:pPr>
-              <w:spacing w:before="20" w:after="20" w:line="240" w:lineRule="auto"/>
               <w:jc w:val="center"/>
             </w:pPr>
             <w:r>
@@ -2470,7 +2664,7 @@
                 <w:rFonts w:ascii="Times New Roman" w:hAnsi="Times New Roman"/>
                 <w:sz w:val="19"/>
               </w:rPr>
-              <w:t>26</w:t>
+              <w:t>27</w:t>
             </w:r>
           </w:p>
         </w:tc>
@@ -2478,17 +2672,22 @@
       <w:tr>
         <w:tc>
           <w:tcPr>
-            <w:tcW w:type="dxa" w:w="1152"/>
+            <w:tcW w:type="dxa" w:w="1008"/>
+            <w:tcMar>
+              <w:top w:w="15" w:type="dxa"/>
+              <w:bottom w:w="15" w:type="dxa"/>
+              <w:left w:w="30" w:type="dxa"/>
+              <w:right w:w="30" w:type="dxa"/>
+            </w:tcMar>
             <w:tcBorders>
-              <w:top w:val="single" w:sz="4" w:space="0" w:color="000000"/>
-              <w:left w:val="single" w:sz="4" w:space="0" w:color="000000"/>
-              <w:bottom w:val="single" w:sz="4" w:space="0" w:color="000000"/>
-              <w:right w:val="single" w:sz="4" w:space="0" w:color="000000"/>
+              <w:top w:val="single" w:sz="4" w:color="D3D3D3"/>
+              <w:left w:val="single" w:sz="4" w:color="D3D3D3"/>
+              <w:bottom w:val="single" w:sz="4" w:color="D3D3D3"/>
+              <w:right w:val="single" w:sz="4" w:color="D3D3D3"/>
             </w:tcBorders>
           </w:tcPr>
           <w:p>
             <w:pPr>
-              <w:spacing w:before="20" w:after="20" w:line="240" w:lineRule="auto"/>
               <w:jc w:val="center"/>
             </w:pPr>
             <w:r>
@@ -2496,47 +2695,54 @@
                 <w:rFonts w:ascii="Times New Roman" w:hAnsi="Times New Roman"/>
                 <w:sz w:val="19"/>
               </w:rPr>
-              <w:t>20</w:t>
+              <w:t>16</w:t>
             </w:r>
           </w:p>
         </w:tc>
         <w:tc>
           <w:tcPr>
-            <w:tcW w:type="dxa" w:w="6480"/>
+            <w:tcW w:type="dxa" w:w="7344"/>
+            <w:tcMar>
+              <w:top w:w="15" w:type="dxa"/>
+              <w:bottom w:w="15" w:type="dxa"/>
+              <w:left w:w="30" w:type="dxa"/>
+              <w:right w:w="30" w:type="dxa"/>
+            </w:tcMar>
             <w:tcBorders>
-              <w:top w:val="single" w:sz="4" w:space="0" w:color="000000"/>
-              <w:left w:val="single" w:sz="4" w:space="0" w:color="000000"/>
-              <w:bottom w:val="single" w:sz="4" w:space="0" w:color="000000"/>
-              <w:right w:val="single" w:sz="4" w:space="0" w:color="000000"/>
+              <w:top w:val="single" w:sz="4" w:color="D3D3D3"/>
+              <w:left w:val="single" w:sz="4" w:color="D3D3D3"/>
+              <w:bottom w:val="single" w:sz="4" w:color="D3D3D3"/>
+              <w:right w:val="single" w:sz="4" w:color="D3D3D3"/>
             </w:tcBorders>
           </w:tcPr>
           <w:p>
-            <w:pPr>
-              <w:spacing w:before="20" w:after="20" w:line="240" w:lineRule="auto"/>
-              <w:jc w:val="left"/>
-            </w:pPr>
             <w:r>
               <w:rPr>
                 <w:rFonts w:ascii="Times New Roman" w:hAnsi="Times New Roman"/>
                 <w:sz w:val="19"/>
               </w:rPr>
-              <w:t>4.3 Procedural Design</w:t>
+              <w:t>4.3 Procedural Design (System Flowcharts &amp; Lifecycles)</w:t>
             </w:r>
           </w:p>
         </w:tc>
         <w:tc>
           <w:tcPr>
-            <w:tcW w:type="dxa" w:w="1584"/>
+            <w:tcW w:type="dxa" w:w="1296"/>
+            <w:tcMar>
+              <w:top w:w="15" w:type="dxa"/>
+              <w:bottom w:w="15" w:type="dxa"/>
+              <w:left w:w="30" w:type="dxa"/>
+              <w:right w:w="30" w:type="dxa"/>
+            </w:tcMar>
             <w:tcBorders>
-              <w:top w:val="single" w:sz="4" w:space="0" w:color="000000"/>
-              <w:left w:val="single" w:sz="4" w:space="0" w:color="000000"/>
-              <w:bottom w:val="single" w:sz="4" w:space="0" w:color="000000"/>
-              <w:right w:val="single" w:sz="4" w:space="0" w:color="000000"/>
+              <w:top w:val="single" w:sz="4" w:color="D3D3D3"/>
+              <w:left w:val="single" w:sz="4" w:color="D3D3D3"/>
+              <w:bottom w:val="single" w:sz="4" w:color="D3D3D3"/>
+              <w:right w:val="single" w:sz="4" w:color="D3D3D3"/>
             </w:tcBorders>
           </w:tcPr>
           <w:p>
             <w:pPr>
-              <w:spacing w:before="20" w:after="20" w:line="240" w:lineRule="auto"/>
               <w:jc w:val="center"/>
             </w:pPr>
             <w:r>
@@ -2552,17 +2758,22 @@
       <w:tr>
         <w:tc>
           <w:tcPr>
-            <w:tcW w:type="dxa" w:w="1152"/>
+            <w:tcW w:type="dxa" w:w="1008"/>
+            <w:tcMar>
+              <w:top w:w="15" w:type="dxa"/>
+              <w:bottom w:w="15" w:type="dxa"/>
+              <w:left w:w="30" w:type="dxa"/>
+              <w:right w:w="30" w:type="dxa"/>
+            </w:tcMar>
             <w:tcBorders>
-              <w:top w:val="single" w:sz="4" w:space="0" w:color="000000"/>
-              <w:left w:val="single" w:sz="4" w:space="0" w:color="000000"/>
-              <w:bottom w:val="single" w:sz="4" w:space="0" w:color="000000"/>
-              <w:right w:val="single" w:sz="4" w:space="0" w:color="000000"/>
+              <w:top w:val="single" w:sz="4" w:color="D3D3D3"/>
+              <w:left w:val="single" w:sz="4" w:color="D3D3D3"/>
+              <w:bottom w:val="single" w:sz="4" w:color="D3D3D3"/>
+              <w:right w:val="single" w:sz="4" w:color="D3D3D3"/>
             </w:tcBorders>
           </w:tcPr>
           <w:p>
             <w:pPr>
-              <w:spacing w:before="20" w:after="20" w:line="240" w:lineRule="auto"/>
               <w:jc w:val="center"/>
             </w:pPr>
             <w:r>
@@ -2570,195 +2781,54 @@
                 <w:rFonts w:ascii="Times New Roman" w:hAnsi="Times New Roman"/>
                 <w:sz w:val="19"/>
               </w:rPr>
-              <w:t>21</w:t>
+              <w:t>17</w:t>
             </w:r>
           </w:p>
         </w:tc>
         <w:tc>
           <w:tcPr>
-            <w:tcW w:type="dxa" w:w="6480"/>
+            <w:tcW w:type="dxa" w:w="7344"/>
+            <w:tcMar>
+              <w:top w:w="15" w:type="dxa"/>
+              <w:bottom w:w="15" w:type="dxa"/>
+              <w:left w:w="30" w:type="dxa"/>
+              <w:right w:w="30" w:type="dxa"/>
+            </w:tcMar>
             <w:tcBorders>
-              <w:top w:val="single" w:sz="4" w:space="0" w:color="000000"/>
-              <w:left w:val="single" w:sz="4" w:space="0" w:color="000000"/>
-              <w:bottom w:val="single" w:sz="4" w:space="0" w:color="000000"/>
-              <w:right w:val="single" w:sz="4" w:space="0" w:color="000000"/>
+              <w:top w:val="single" w:sz="4" w:color="D3D3D3"/>
+              <w:left w:val="single" w:sz="4" w:color="D3D3D3"/>
+              <w:bottom w:val="single" w:sz="4" w:color="D3D3D3"/>
+              <w:right w:val="single" w:sz="4" w:color="D3D3D3"/>
             </w:tcBorders>
           </w:tcPr>
           <w:p>
-            <w:pPr>
-              <w:spacing w:before="20" w:after="20" w:line="240" w:lineRule="auto"/>
-              <w:jc w:val="left"/>
-            </w:pPr>
             <w:r>
               <w:rPr>
                 <w:rFonts w:ascii="Times New Roman" w:hAnsi="Times New Roman"/>
                 <w:sz w:val="19"/>
               </w:rPr>
-              <w:t>4.4 User Interface Design</w:t>
+              <w:t>4.4 Sequence Diagrams &amp; Transactional Workflows</w:t>
             </w:r>
           </w:p>
         </w:tc>
         <w:tc>
           <w:tcPr>
-            <w:tcW w:type="dxa" w:w="1584"/>
+            <w:tcW w:type="dxa" w:w="1296"/>
+            <w:tcMar>
+              <w:top w:w="15" w:type="dxa"/>
+              <w:bottom w:w="15" w:type="dxa"/>
+              <w:left w:w="30" w:type="dxa"/>
+              <w:right w:w="30" w:type="dxa"/>
+            </w:tcMar>
             <w:tcBorders>
-              <w:top w:val="single" w:sz="4" w:space="0" w:color="000000"/>
-              <w:left w:val="single" w:sz="4" w:space="0" w:color="000000"/>
-              <w:bottom w:val="single" w:sz="4" w:space="0" w:color="000000"/>
-              <w:right w:val="single" w:sz="4" w:space="0" w:color="000000"/>
+              <w:top w:val="single" w:sz="4" w:color="D3D3D3"/>
+              <w:left w:val="single" w:sz="4" w:color="D3D3D3"/>
+              <w:bottom w:val="single" w:sz="4" w:color="D3D3D3"/>
+              <w:right w:val="single" w:sz="4" w:color="D3D3D3"/>
             </w:tcBorders>
           </w:tcPr>
           <w:p>
             <w:pPr>
-              <w:spacing w:before="20" w:after="20" w:line="240" w:lineRule="auto"/>
-              <w:jc w:val="center"/>
-            </w:pPr>
-            <w:r>
-              <w:rPr>
-                <w:rFonts w:ascii="Times New Roman" w:hAnsi="Times New Roman"/>
-                <w:sz w:val="19"/>
-              </w:rPr>
-              <w:t>31</w:t>
-            </w:r>
-          </w:p>
-        </w:tc>
-      </w:tr>
-      <w:tr>
-        <w:tc>
-          <w:tcPr>
-            <w:tcW w:type="dxa" w:w="1152"/>
-            <w:tcBorders>
-              <w:top w:val="single" w:sz="4" w:space="0" w:color="000000"/>
-              <w:left w:val="single" w:sz="4" w:space="0" w:color="000000"/>
-              <w:bottom w:val="single" w:sz="4" w:space="0" w:color="000000"/>
-              <w:right w:val="single" w:sz="4" w:space="0" w:color="000000"/>
-            </w:tcBorders>
-          </w:tcPr>
-          <w:p>
-            <w:pPr>
-              <w:spacing w:before="20" w:after="20" w:line="240" w:lineRule="auto"/>
-              <w:jc w:val="center"/>
-            </w:pPr>
-            <w:r>
-              <w:rPr>
-                <w:rFonts w:ascii="Times New Roman" w:hAnsi="Times New Roman"/>
-                <w:sz w:val="19"/>
-              </w:rPr>
-              <w:t>22</w:t>
-            </w:r>
-          </w:p>
-        </w:tc>
-        <w:tc>
-          <w:tcPr>
-            <w:tcW w:type="dxa" w:w="6480"/>
-            <w:tcBorders>
-              <w:top w:val="single" w:sz="4" w:space="0" w:color="000000"/>
-              <w:left w:val="single" w:sz="4" w:space="0" w:color="000000"/>
-              <w:bottom w:val="single" w:sz="4" w:space="0" w:color="000000"/>
-              <w:right w:val="single" w:sz="4" w:space="0" w:color="000000"/>
-            </w:tcBorders>
-          </w:tcPr>
-          <w:p>
-            <w:pPr>
-              <w:spacing w:before="20" w:after="20" w:line="240" w:lineRule="auto"/>
-              <w:jc w:val="left"/>
-            </w:pPr>
-            <w:r>
-              <w:rPr>
-                <w:rFonts w:ascii="Times New Roman" w:hAnsi="Times New Roman"/>
-                <w:sz w:val="19"/>
-              </w:rPr>
-              <w:t>4.5 Security Issues</w:t>
-            </w:r>
-          </w:p>
-        </w:tc>
-        <w:tc>
-          <w:tcPr>
-            <w:tcW w:type="dxa" w:w="1584"/>
-            <w:tcBorders>
-              <w:top w:val="single" w:sz="4" w:space="0" w:color="000000"/>
-              <w:left w:val="single" w:sz="4" w:space="0" w:color="000000"/>
-              <w:bottom w:val="single" w:sz="4" w:space="0" w:color="000000"/>
-              <w:right w:val="single" w:sz="4" w:space="0" w:color="000000"/>
-            </w:tcBorders>
-          </w:tcPr>
-          <w:p>
-            <w:pPr>
-              <w:spacing w:before="20" w:after="20" w:line="240" w:lineRule="auto"/>
-              <w:jc w:val="center"/>
-            </w:pPr>
-            <w:r>
-              <w:rPr>
-                <w:rFonts w:ascii="Times New Roman" w:hAnsi="Times New Roman"/>
-                <w:sz w:val="19"/>
-              </w:rPr>
-              <w:t>31</w:t>
-            </w:r>
-          </w:p>
-        </w:tc>
-      </w:tr>
-      <w:tr>
-        <w:tc>
-          <w:tcPr>
-            <w:tcW w:type="dxa" w:w="1152"/>
-            <w:tcBorders>
-              <w:top w:val="single" w:sz="4" w:space="0" w:color="000000"/>
-              <w:left w:val="single" w:sz="4" w:space="0" w:color="000000"/>
-              <w:bottom w:val="single" w:sz="4" w:space="0" w:color="000000"/>
-              <w:right w:val="single" w:sz="4" w:space="0" w:color="000000"/>
-            </w:tcBorders>
-          </w:tcPr>
-          <w:p>
-            <w:pPr>
-              <w:spacing w:before="20" w:after="20" w:line="240" w:lineRule="auto"/>
-              <w:jc w:val="center"/>
-            </w:pPr>
-            <w:r>
-              <w:rPr>
-                <w:rFonts w:ascii="Times New Roman" w:hAnsi="Times New Roman"/>
-                <w:sz w:val="19"/>
-              </w:rPr>
-              <w:t>23</w:t>
-            </w:r>
-          </w:p>
-        </w:tc>
-        <w:tc>
-          <w:tcPr>
-            <w:tcW w:type="dxa" w:w="6480"/>
-            <w:tcBorders>
-              <w:top w:val="single" w:sz="4" w:space="0" w:color="000000"/>
-              <w:left w:val="single" w:sz="4" w:space="0" w:color="000000"/>
-              <w:bottom w:val="single" w:sz="4" w:space="0" w:color="000000"/>
-              <w:right w:val="single" w:sz="4" w:space="0" w:color="000000"/>
-            </w:tcBorders>
-          </w:tcPr>
-          <w:p>
-            <w:pPr>
-              <w:spacing w:before="20" w:after="20" w:line="240" w:lineRule="auto"/>
-              <w:jc w:val="left"/>
-            </w:pPr>
-            <w:r>
-              <w:rPr>
-                <w:rFonts w:ascii="Times New Roman" w:hAnsi="Times New Roman"/>
-                <w:sz w:val="19"/>
-              </w:rPr>
-              <w:t>4.6 UI Test Cases</w:t>
-            </w:r>
-          </w:p>
-        </w:tc>
-        <w:tc>
-          <w:tcPr>
-            <w:tcW w:type="dxa" w:w="1584"/>
-            <w:tcBorders>
-              <w:top w:val="single" w:sz="4" w:space="0" w:color="000000"/>
-              <w:left w:val="single" w:sz="4" w:space="0" w:color="000000"/>
-              <w:bottom w:val="single" w:sz="4" w:space="0" w:color="000000"/>
-              <w:right w:val="single" w:sz="4" w:space="0" w:color="000000"/>
-            </w:tcBorders>
-          </w:tcPr>
-          <w:p>
-            <w:pPr>
-              <w:spacing w:before="20" w:after="20" w:line="240" w:lineRule="auto"/>
               <w:jc w:val="center"/>
             </w:pPr>
             <w:r>
@@ -2771,42 +2841,135 @@
           </w:p>
         </w:tc>
       </w:tr>
+      <w:tr>
+        <w:tc>
+          <w:tcPr>
+            <w:tcW w:type="dxa" w:w="1008"/>
+            <w:tcMar>
+              <w:top w:w="15" w:type="dxa"/>
+              <w:bottom w:w="15" w:type="dxa"/>
+              <w:left w:w="30" w:type="dxa"/>
+              <w:right w:w="30" w:type="dxa"/>
+            </w:tcMar>
+            <w:tcBorders>
+              <w:top w:val="single" w:sz="4" w:color="D3D3D3"/>
+              <w:left w:val="single" w:sz="4" w:color="D3D3D3"/>
+              <w:bottom w:val="single" w:sz="4" w:color="D3D3D3"/>
+              <w:right w:val="single" w:sz="4" w:color="D3D3D3"/>
+            </w:tcBorders>
+          </w:tcPr>
+          <w:p>
+            <w:pPr>
+              <w:jc w:val="center"/>
+            </w:pPr>
+            <w:r>
+              <w:rPr>
+                <w:rFonts w:ascii="Times New Roman" w:hAnsi="Times New Roman"/>
+                <w:sz w:val="19"/>
+              </w:rPr>
+              <w:t>18</w:t>
+            </w:r>
+          </w:p>
+        </w:tc>
+        <w:tc>
+          <w:tcPr>
+            <w:tcW w:type="dxa" w:w="7344"/>
+            <w:tcMar>
+              <w:top w:w="15" w:type="dxa"/>
+              <w:bottom w:w="15" w:type="dxa"/>
+              <w:left w:w="30" w:type="dxa"/>
+              <w:right w:w="30" w:type="dxa"/>
+            </w:tcMar>
+            <w:tcBorders>
+              <w:top w:val="single" w:sz="4" w:color="D3D3D3"/>
+              <w:left w:val="single" w:sz="4" w:color="D3D3D3"/>
+              <w:bottom w:val="single" w:sz="4" w:color="D3D3D3"/>
+              <w:right w:val="single" w:sz="4" w:color="D3D3D3"/>
+            </w:tcBorders>
+          </w:tcPr>
+          <w:p>
+            <w:r>
+              <w:rPr>
+                <w:rFonts w:ascii="Times New Roman" w:hAnsi="Times New Roman"/>
+                <w:sz w:val="19"/>
+              </w:rPr>
+              <w:t>4.5 System Security, Validation &amp; Verification</w:t>
+            </w:r>
+          </w:p>
+        </w:tc>
+        <w:tc>
+          <w:tcPr>
+            <w:tcW w:type="dxa" w:w="1296"/>
+            <w:tcMar>
+              <w:top w:w="15" w:type="dxa"/>
+              <w:bottom w:w="15" w:type="dxa"/>
+              <w:left w:w="30" w:type="dxa"/>
+              <w:right w:w="30" w:type="dxa"/>
+            </w:tcMar>
+            <w:tcBorders>
+              <w:top w:val="single" w:sz="4" w:color="D3D3D3"/>
+              <w:left w:val="single" w:sz="4" w:color="D3D3D3"/>
+              <w:bottom w:val="single" w:sz="4" w:color="D3D3D3"/>
+              <w:right w:val="single" w:sz="4" w:color="D3D3D3"/>
+            </w:tcBorders>
+          </w:tcPr>
+          <w:p>
+            <w:pPr>
+              <w:jc w:val="center"/>
+            </w:pPr>
+            <w:r>
+              <w:rPr>
+                <w:rFonts w:ascii="Times New Roman" w:hAnsi="Times New Roman"/>
+                <w:sz w:val="19"/>
+              </w:rPr>
+              <w:t>34</w:t>
+            </w:r>
+          </w:p>
+        </w:tc>
+      </w:tr>
     </w:tbl>
     <w:p>
       <w:pPr>
-        <w:spacing w:before="160"/>
-        <w:jc w:val="center"/>
+        <w:sectPr>
+          <w:footerReference w:type="default" r:id="rId15"/>
+          <w:pgSz w:w="12240" w:h="15840"/>
+          <w:pgMar w:top="936" w:right="1224" w:bottom="936" w:left="1224" w:header="720" w:footer="720" w:gutter="0"/>
+          <w:cols w:space="720"/>
+          <w:docGrid w:linePitch="360"/>
+        </w:sectPr>
       </w:pPr>
-      <w:r>
-        <w:rPr>
-          <w:rFonts w:ascii="Times New Roman" w:hAnsi="Times New Roman"/>
-          <w:sz w:val="22"/>
-        </w:rPr>
-        <w:t>v</w:t>
-      </w:r>
-    </w:p>
-    <w:p>
-      <w:r>
-        <w:br w:type="page"/>
-      </w:r>
     </w:p>
     <w:p>
       <w:pPr>
-        <w:spacing w:before="0" w:after="20"/>
+        <w:spacing w:before="0" w:after="40"/>
         <w:jc w:val="center"/>
       </w:pPr>
       <w:r>
         <w:rPr>
           <w:rFonts w:ascii="Times New Roman" w:hAnsi="Times New Roman"/>
           <w:b/>
-          <w:sz w:val="30"/>
+          <w:sz w:val="26"/>
         </w:rPr>
         <w:t>LOG BOOK</w:t>
       </w:r>
     </w:p>
     <w:p>
       <w:pPr>
-        <w:spacing w:before="0" w:after="60" w:line="240" w:lineRule="auto"/>
+        <w:spacing w:after="40"/>
+        <w:jc w:val="center"/>
+      </w:pPr>
+      <w:r>
+        <w:rPr>
+          <w:rFonts w:ascii="Times New Roman" w:hAnsi="Times New Roman"/>
+          <w:b/>
+          <w:sz w:val="22"/>
+        </w:rPr>
+        <w:t>Field Project – 90 Hours</w:t>
+      </w:r>
+    </w:p>
+    <w:p>
+      <w:pPr>
+        <w:spacing w:after="80"/>
         <w:jc w:val="center"/>
       </w:pPr>
       <w:r>
@@ -2815,21 +2978,19 @@
           <w:b/>
           <w:sz w:val="21"/>
         </w:rPr>
-        <w:t>Field Project – 90 Hours</w:t>
-        <w:br/>
         <w:t>Project Title: AI-Rescue: Intelligent Disaster Response &amp; Resource Coordination Platform</w:t>
       </w:r>
     </w:p>
     <w:p>
       <w:pPr>
-        <w:spacing w:before="20" w:after="60"/>
+        <w:spacing w:after="60"/>
         <w:jc w:val="center"/>
       </w:pPr>
       <w:r>
         <w:rPr>
           <w:rFonts w:ascii="Times New Roman" w:hAnsi="Times New Roman"/>
           <w:b/>
-          <w:sz w:val="22"/>
+          <w:sz w:val="21"/>
         </w:rPr>
         <w:t>GUIDE SESSIONS – 30 HOURS</w:t>
       </w:r>
@@ -2842,32 +3003,34 @@
         <w:tblLook w:firstColumn="1" w:firstRow="1" w:lastColumn="0" w:lastRow="0" w:noHBand="0" w:noVBand="1" w:val="04A0"/>
       </w:tblPr>
       <w:tblGrid>
-        <w:gridCol w:w="3154"/>
-        <w:gridCol w:w="3154"/>
-        <w:gridCol w:w="3154"/>
+        <w:gridCol w:w="3360"/>
+        <w:gridCol w:w="3360"/>
+        <w:gridCol w:w="3360"/>
       </w:tblGrid>
       <w:tr>
         <w:tc>
           <w:tcPr>
-            <w:tcW w:type="dxa" w:w="1368"/>
-            <w:shd w:fill="E2E8F0"/>
+            <w:tcW w:type="dxa" w:w="1512"/>
+            <w:tcMar>
+              <w:top w:w="10" w:type="dxa"/>
+              <w:bottom w:w="10" w:type="dxa"/>
+              <w:left w:w="30" w:type="dxa"/>
+              <w:right w:w="30" w:type="dxa"/>
+            </w:tcMar>
             <w:tcBorders>
-              <w:top w:val="single" w:sz="4" w:space="0" w:color="000000"/>
-              <w:left w:val="single" w:sz="4" w:space="0" w:color="000000"/>
-              <w:bottom w:val="single" w:sz="4" w:space="0" w:color="000000"/>
-              <w:right w:val="single" w:sz="4" w:space="0" w:color="000000"/>
+              <w:top w:val="single" w:sz="4" w:color="000000"/>
+              <w:left w:val="single" w:sz="4" w:color="000000"/>
+              <w:bottom w:val="single" w:sz="4" w:color="000000"/>
+              <w:right w:val="single" w:sz="4" w:color="000000"/>
             </w:tcBorders>
           </w:tcPr>
           <w:p>
             <w:pPr>
-              <w:spacing w:before="10" w:after="10" w:line="240" w:lineRule="auto"/>
               <w:jc w:val="center"/>
             </w:pPr>
             <w:r>
               <w:rPr>
-                <w:rFonts w:ascii="Times New Roman" w:hAnsi="Times New Roman"/>
                 <w:b/>
-                <w:sz w:val="17"/>
               </w:rPr>
               <w:t>Date</w:t>
             </w:r>
@@ -2876,24 +3039,26 @@
         <w:tc>
           <w:tcPr>
             <w:tcW w:type="dxa" w:w="936"/>
-            <w:shd w:fill="E2E8F0"/>
+            <w:tcMar>
+              <w:top w:w="10" w:type="dxa"/>
+              <w:bottom w:w="10" w:type="dxa"/>
+              <w:left w:w="30" w:type="dxa"/>
+              <w:right w:w="30" w:type="dxa"/>
+            </w:tcMar>
             <w:tcBorders>
-              <w:top w:val="single" w:sz="4" w:space="0" w:color="000000"/>
-              <w:left w:val="single" w:sz="4" w:space="0" w:color="000000"/>
-              <w:bottom w:val="single" w:sz="4" w:space="0" w:color="000000"/>
-              <w:right w:val="single" w:sz="4" w:space="0" w:color="000000"/>
+              <w:top w:val="single" w:sz="4" w:color="000000"/>
+              <w:left w:val="single" w:sz="4" w:color="000000"/>
+              <w:bottom w:val="single" w:sz="4" w:color="000000"/>
+              <w:right w:val="single" w:sz="4" w:color="000000"/>
             </w:tcBorders>
           </w:tcPr>
           <w:p>
             <w:pPr>
-              <w:spacing w:before="10" w:after="10" w:line="240" w:lineRule="auto"/>
               <w:jc w:val="center"/>
             </w:pPr>
             <w:r>
               <w:rPr>
-                <w:rFonts w:ascii="Times New Roman" w:hAnsi="Times New Roman"/>
                 <w:b/>
-                <w:sz w:val="17"/>
               </w:rPr>
               <w:t>Hours</w:t>
             </w:r>
@@ -2901,25 +3066,27 @@
         </w:tc>
         <w:tc>
           <w:tcPr>
-            <w:tcW w:type="dxa" w:w="6912"/>
-            <w:shd w:fill="E2E8F0"/>
+            <w:tcW w:type="dxa" w:w="7632"/>
+            <w:tcMar>
+              <w:top w:w="10" w:type="dxa"/>
+              <w:bottom w:w="10" w:type="dxa"/>
+              <w:left w:w="30" w:type="dxa"/>
+              <w:right w:w="30" w:type="dxa"/>
+            </w:tcMar>
             <w:tcBorders>
-              <w:top w:val="single" w:sz="4" w:space="0" w:color="000000"/>
-              <w:left w:val="single" w:sz="4" w:space="0" w:color="000000"/>
-              <w:bottom w:val="single" w:sz="4" w:space="0" w:color="000000"/>
-              <w:right w:val="single" w:sz="4" w:space="0" w:color="000000"/>
+              <w:top w:val="single" w:sz="4" w:color="000000"/>
+              <w:left w:val="single" w:sz="4" w:color="000000"/>
+              <w:bottom w:val="single" w:sz="4" w:color="000000"/>
+              <w:right w:val="single" w:sz="4" w:color="000000"/>
             </w:tcBorders>
           </w:tcPr>
           <w:p>
             <w:pPr>
-              <w:spacing w:before="10" w:after="10" w:line="240" w:lineRule="auto"/>
-              <w:jc w:val="left"/>
+              <w:jc w:val="center"/>
             </w:pPr>
             <w:r>
               <w:rPr>
-                <w:rFonts w:ascii="Times New Roman" w:hAnsi="Times New Roman"/>
                 <w:b/>
-                <w:sz w:val="17"/>
               </w:rPr>
               <w:t>Activity</w:t>
             </w:r>
@@ -2929,23 +3096,28 @@
       <w:tr>
         <w:tc>
           <w:tcPr>
-            <w:tcW w:type="dxa" w:w="1368"/>
+            <w:tcW w:type="dxa" w:w="1512"/>
+            <w:tcMar>
+              <w:top w:w="10" w:type="dxa"/>
+              <w:bottom w:w="10" w:type="dxa"/>
+              <w:left w:w="30" w:type="dxa"/>
+              <w:right w:w="30" w:type="dxa"/>
+            </w:tcMar>
             <w:tcBorders>
-              <w:top w:val="single" w:sz="4" w:space="0" w:color="000000"/>
-              <w:left w:val="single" w:sz="4" w:space="0" w:color="000000"/>
-              <w:bottom w:val="single" w:sz="4" w:space="0" w:color="000000"/>
-              <w:right w:val="single" w:sz="4" w:space="0" w:color="000000"/>
+              <w:top w:val="single" w:sz="4" w:color="000000"/>
+              <w:left w:val="single" w:sz="4" w:color="000000"/>
+              <w:bottom w:val="single" w:sz="4" w:color="000000"/>
+              <w:right w:val="single" w:sz="4" w:color="000000"/>
             </w:tcBorders>
           </w:tcPr>
           <w:p>
             <w:pPr>
-              <w:spacing w:before="10" w:after="10" w:line="240" w:lineRule="auto"/>
               <w:jc w:val="center"/>
             </w:pPr>
             <w:r>
               <w:rPr>
                 <w:rFonts w:ascii="Times New Roman" w:hAnsi="Times New Roman"/>
-                <w:sz w:val="15"/>
+                <w:sz w:val="16"/>
               </w:rPr>
               <w:t>12/06/2026</w:t>
             </w:r>
@@ -2954,22 +3126,28 @@
         <w:tc>
           <w:tcPr>
             <w:tcW w:type="dxa" w:w="936"/>
+            <w:tcMar>
+              <w:top w:w="10" w:type="dxa"/>
+              <w:bottom w:w="10" w:type="dxa"/>
+              <w:left w:w="30" w:type="dxa"/>
+              <w:right w:w="30" w:type="dxa"/>
+            </w:tcMar>
             <w:tcBorders>
-              <w:top w:val="single" w:sz="4" w:space="0" w:color="000000"/>
-              <w:left w:val="single" w:sz="4" w:space="0" w:color="000000"/>
-              <w:bottom w:val="single" w:sz="4" w:space="0" w:color="000000"/>
-              <w:right w:val="single" w:sz="4" w:space="0" w:color="000000"/>
+              <w:top w:val="single" w:sz="4" w:color="000000"/>
+              <w:left w:val="single" w:sz="4" w:color="000000"/>
+              <w:bottom w:val="single" w:sz="4" w:color="000000"/>
+              <w:right w:val="single" w:sz="4" w:color="000000"/>
             </w:tcBorders>
           </w:tcPr>
           <w:p>
             <w:pPr>
-              <w:spacing w:before="10" w:after="10" w:line="240" w:lineRule="auto"/>
               <w:jc w:val="center"/>
             </w:pPr>
             <w:r>
               <w:rPr>
                 <w:rFonts w:ascii="Times New Roman" w:hAnsi="Times New Roman"/>
-                <w:sz w:val="15"/>
+                <w:b/>
+                <w:sz w:val="16"/>
               </w:rPr>
               <w:t>3</w:t>
             </w:r>
@@ -2977,25 +3155,27 @@
         </w:tc>
         <w:tc>
           <w:tcPr>
-            <w:tcW w:type="dxa" w:w="6912"/>
+            <w:tcW w:type="dxa" w:w="7632"/>
+            <w:tcMar>
+              <w:top w:w="10" w:type="dxa"/>
+              <w:bottom w:w="10" w:type="dxa"/>
+              <w:left w:w="30" w:type="dxa"/>
+              <w:right w:w="30" w:type="dxa"/>
+            </w:tcMar>
             <w:tcBorders>
-              <w:top w:val="single" w:sz="4" w:space="0" w:color="000000"/>
-              <w:left w:val="single" w:sz="4" w:space="0" w:color="000000"/>
-              <w:bottom w:val="single" w:sz="4" w:space="0" w:color="000000"/>
-              <w:right w:val="single" w:sz="4" w:space="0" w:color="000000"/>
+              <w:top w:val="single" w:sz="4" w:color="000000"/>
+              <w:left w:val="single" w:sz="4" w:color="000000"/>
+              <w:bottom w:val="single" w:sz="4" w:color="000000"/>
+              <w:right w:val="single" w:sz="4" w:color="000000"/>
             </w:tcBorders>
           </w:tcPr>
           <w:p>
-            <w:pPr>
-              <w:spacing w:before="10" w:after="10" w:line="240" w:lineRule="auto"/>
-              <w:jc w:val="left"/>
-            </w:pPr>
             <w:r>
               <w:rPr>
                 <w:rFonts w:ascii="Times New Roman" w:hAnsi="Times New Roman"/>
-                <w:sz w:val="15"/>
+                <w:sz w:val="16"/>
               </w:rPr>
-              <w:t>Project orientation and AI-Rescue overview; understanding the problem of fragmented disaster response and delayed resource allocation.</w:t>
+              <w:t>Project orientation and AI-Rescue overview; understanding the problem of fragmented disaster response and defining project scope.</w:t>
             </w:r>
           </w:p>
         </w:tc>
@@ -3003,23 +3183,28 @@
       <w:tr>
         <w:tc>
           <w:tcPr>
-            <w:tcW w:type="dxa" w:w="1368"/>
+            <w:tcW w:type="dxa" w:w="1512"/>
+            <w:tcMar>
+              <w:top w:w="10" w:type="dxa"/>
+              <w:bottom w:w="10" w:type="dxa"/>
+              <w:left w:w="30" w:type="dxa"/>
+              <w:right w:w="30" w:type="dxa"/>
+            </w:tcMar>
             <w:tcBorders>
-              <w:top w:val="single" w:sz="4" w:space="0" w:color="000000"/>
-              <w:left w:val="single" w:sz="4" w:space="0" w:color="000000"/>
-              <w:bottom w:val="single" w:sz="4" w:space="0" w:color="000000"/>
-              <w:right w:val="single" w:sz="4" w:space="0" w:color="000000"/>
+              <w:top w:val="single" w:sz="4" w:color="000000"/>
+              <w:left w:val="single" w:sz="4" w:color="000000"/>
+              <w:bottom w:val="single" w:sz="4" w:color="000000"/>
+              <w:right w:val="single" w:sz="4" w:color="000000"/>
             </w:tcBorders>
           </w:tcPr>
           <w:p>
             <w:pPr>
-              <w:spacing w:before="10" w:after="10" w:line="240" w:lineRule="auto"/>
               <w:jc w:val="center"/>
             </w:pPr>
             <w:r>
               <w:rPr>
                 <w:rFonts w:ascii="Times New Roman" w:hAnsi="Times New Roman"/>
-                <w:sz w:val="15"/>
+                <w:sz w:val="16"/>
               </w:rPr>
               <w:t>18/06/2026</w:t>
             </w:r>
@@ -3028,22 +3213,28 @@
         <w:tc>
           <w:tcPr>
             <w:tcW w:type="dxa" w:w="936"/>
+            <w:tcMar>
+              <w:top w:w="10" w:type="dxa"/>
+              <w:bottom w:w="10" w:type="dxa"/>
+              <w:left w:w="30" w:type="dxa"/>
+              <w:right w:w="30" w:type="dxa"/>
+            </w:tcMar>
             <w:tcBorders>
-              <w:top w:val="single" w:sz="4" w:space="0" w:color="000000"/>
-              <w:left w:val="single" w:sz="4" w:space="0" w:color="000000"/>
-              <w:bottom w:val="single" w:sz="4" w:space="0" w:color="000000"/>
-              <w:right w:val="single" w:sz="4" w:space="0" w:color="000000"/>
+              <w:top w:val="single" w:sz="4" w:color="000000"/>
+              <w:left w:val="single" w:sz="4" w:color="000000"/>
+              <w:bottom w:val="single" w:sz="4" w:color="000000"/>
+              <w:right w:val="single" w:sz="4" w:color="000000"/>
             </w:tcBorders>
           </w:tcPr>
           <w:p>
             <w:pPr>
-              <w:spacing w:before="10" w:after="10" w:line="240" w:lineRule="auto"/>
               <w:jc w:val="center"/>
             </w:pPr>
             <w:r>
               <w:rPr>
                 <w:rFonts w:ascii="Times New Roman" w:hAnsi="Times New Roman"/>
-                <w:sz w:val="15"/>
+                <w:b/>
+                <w:sz w:val="16"/>
               </w:rPr>
               <w:t>3</w:t>
             </w:r>
@@ -3051,25 +3242,27 @@
         </w:tc>
         <w:tc>
           <w:tcPr>
-            <w:tcW w:type="dxa" w:w="6912"/>
+            <w:tcW w:type="dxa" w:w="7632"/>
+            <w:tcMar>
+              <w:top w:w="10" w:type="dxa"/>
+              <w:bottom w:w="10" w:type="dxa"/>
+              <w:left w:w="30" w:type="dxa"/>
+              <w:right w:w="30" w:type="dxa"/>
+            </w:tcMar>
             <w:tcBorders>
-              <w:top w:val="single" w:sz="4" w:space="0" w:color="000000"/>
-              <w:left w:val="single" w:sz="4" w:space="0" w:color="000000"/>
-              <w:bottom w:val="single" w:sz="4" w:space="0" w:color="000000"/>
-              <w:right w:val="single" w:sz="4" w:space="0" w:color="000000"/>
+              <w:top w:val="single" w:sz="4" w:color="000000"/>
+              <w:left w:val="single" w:sz="4" w:color="000000"/>
+              <w:bottom w:val="single" w:sz="4" w:color="000000"/>
+              <w:right w:val="single" w:sz="4" w:color="000000"/>
             </w:tcBorders>
           </w:tcPr>
           <w:p>
-            <w:pPr>
-              <w:spacing w:before="10" w:after="10" w:line="240" w:lineRule="auto"/>
-              <w:jc w:val="left"/>
-            </w:pPr>
             <w:r>
               <w:rPr>
                 <w:rFonts w:ascii="Times New Roman" w:hAnsi="Times New Roman"/>
-                <w:sz w:val="15"/>
+                <w:sz w:val="16"/>
               </w:rPr>
-              <w:t>Discussion of AI-Rescue objectives, scope, multi-agency applicability, user roles (Citizen, Response Officer, Admin), and expected outcomes.</w:t>
+              <w:t>Requirement gathering discussion: citizen incident reporting, SOS alerts, responder mobilization, and resource allocation requirements.</w:t>
             </w:r>
           </w:p>
         </w:tc>
@@ -3077,23 +3270,28 @@
       <w:tr>
         <w:tc>
           <w:tcPr>
-            <w:tcW w:type="dxa" w:w="1368"/>
+            <w:tcW w:type="dxa" w:w="1512"/>
+            <w:tcMar>
+              <w:top w:w="10" w:type="dxa"/>
+              <w:bottom w:w="10" w:type="dxa"/>
+              <w:left w:w="30" w:type="dxa"/>
+              <w:right w:w="30" w:type="dxa"/>
+            </w:tcMar>
             <w:tcBorders>
-              <w:top w:val="single" w:sz="4" w:space="0" w:color="000000"/>
-              <w:left w:val="single" w:sz="4" w:space="0" w:color="000000"/>
-              <w:bottom w:val="single" w:sz="4" w:space="0" w:color="000000"/>
-              <w:right w:val="single" w:sz="4" w:space="0" w:color="000000"/>
+              <w:top w:val="single" w:sz="4" w:color="000000"/>
+              <w:left w:val="single" w:sz="4" w:color="000000"/>
+              <w:bottom w:val="single" w:sz="4" w:color="000000"/>
+              <w:right w:val="single" w:sz="4" w:color="000000"/>
             </w:tcBorders>
           </w:tcPr>
           <w:p>
             <w:pPr>
-              <w:spacing w:before="10" w:after="10" w:line="240" w:lineRule="auto"/>
               <w:jc w:val="center"/>
             </w:pPr>
             <w:r>
               <w:rPr>
                 <w:rFonts w:ascii="Times New Roman" w:hAnsi="Times New Roman"/>
-                <w:sz w:val="15"/>
+                <w:sz w:val="16"/>
               </w:rPr>
               <w:t>20/06/2026</w:t>
             </w:r>
@@ -3102,22 +3300,28 @@
         <w:tc>
           <w:tcPr>
             <w:tcW w:type="dxa" w:w="936"/>
+            <w:tcMar>
+              <w:top w:w="10" w:type="dxa"/>
+              <w:bottom w:w="10" w:type="dxa"/>
+              <w:left w:w="30" w:type="dxa"/>
+              <w:right w:w="30" w:type="dxa"/>
+            </w:tcMar>
             <w:tcBorders>
-              <w:top w:val="single" w:sz="4" w:space="0" w:color="000000"/>
-              <w:left w:val="single" w:sz="4" w:space="0" w:color="000000"/>
-              <w:bottom w:val="single" w:sz="4" w:space="0" w:color="000000"/>
-              <w:right w:val="single" w:sz="4" w:space="0" w:color="000000"/>
+              <w:top w:val="single" w:sz="4" w:color="000000"/>
+              <w:left w:val="single" w:sz="4" w:color="000000"/>
+              <w:bottom w:val="single" w:sz="4" w:color="000000"/>
+              <w:right w:val="single" w:sz="4" w:color="000000"/>
             </w:tcBorders>
           </w:tcPr>
           <w:p>
             <w:pPr>
-              <w:spacing w:before="10" w:after="10" w:line="240" w:lineRule="auto"/>
               <w:jc w:val="center"/>
             </w:pPr>
             <w:r>
               <w:rPr>
                 <w:rFonts w:ascii="Times New Roman" w:hAnsi="Times New Roman"/>
-                <w:sz w:val="15"/>
+                <w:b/>
+                <w:sz w:val="16"/>
               </w:rPr>
               <w:t>3</w:t>
             </w:r>
@@ -3125,25 +3329,27 @@
         </w:tc>
         <w:tc>
           <w:tcPr>
-            <w:tcW w:type="dxa" w:w="6912"/>
+            <w:tcW w:type="dxa" w:w="7632"/>
+            <w:tcMar>
+              <w:top w:w="10" w:type="dxa"/>
+              <w:bottom w:w="10" w:type="dxa"/>
+              <w:left w:w="30" w:type="dxa"/>
+              <w:right w:w="30" w:type="dxa"/>
+            </w:tcMar>
             <w:tcBorders>
-              <w:top w:val="single" w:sz="4" w:space="0" w:color="000000"/>
-              <w:left w:val="single" w:sz="4" w:space="0" w:color="000000"/>
-              <w:bottom w:val="single" w:sz="4" w:space="0" w:color="000000"/>
-              <w:right w:val="single" w:sz="4" w:space="0" w:color="000000"/>
+              <w:top w:val="single" w:sz="4" w:color="000000"/>
+              <w:left w:val="single" w:sz="4" w:color="000000"/>
+              <w:bottom w:val="single" w:sz="4" w:color="000000"/>
+              <w:right w:val="single" w:sz="4" w:color="000000"/>
             </w:tcBorders>
           </w:tcPr>
           <w:p>
-            <w:pPr>
-              <w:spacing w:before="10" w:after="10" w:line="240" w:lineRule="auto"/>
-              <w:jc w:val="left"/>
-            </w:pPr>
             <w:r>
               <w:rPr>
                 <w:rFonts w:ascii="Times New Roman" w:hAnsi="Times New Roman"/>
-                <w:sz w:val="15"/>
+                <w:sz w:val="16"/>
               </w:rPr>
-              <w:t>Survey of underlying architectural technologies: Leaflet/OSM GIS mapping, Spring Boot REST services, PostgreSQL database, and AI triage.</w:t>
+              <w:t>Review of proposed technology stack: Next.js frontend, FastAPI backend, PostgreSQL/PostGIS spatial database, and Redis caching.</w:t>
             </w:r>
           </w:p>
         </w:tc>
@@ -3151,23 +3357,28 @@
       <w:tr>
         <w:tc>
           <w:tcPr>
-            <w:tcW w:type="dxa" w:w="1368"/>
+            <w:tcW w:type="dxa" w:w="1512"/>
+            <w:tcMar>
+              <w:top w:w="10" w:type="dxa"/>
+              <w:bottom w:w="10" w:type="dxa"/>
+              <w:left w:w="30" w:type="dxa"/>
+              <w:right w:w="30" w:type="dxa"/>
+            </w:tcMar>
             <w:tcBorders>
-              <w:top w:val="single" w:sz="4" w:space="0" w:color="000000"/>
-              <w:left w:val="single" w:sz="4" w:space="0" w:color="000000"/>
-              <w:bottom w:val="single" w:sz="4" w:space="0" w:color="000000"/>
-              <w:right w:val="single" w:sz="4" w:space="0" w:color="000000"/>
+              <w:top w:val="single" w:sz="4" w:color="000000"/>
+              <w:left w:val="single" w:sz="4" w:color="000000"/>
+              <w:bottom w:val="single" w:sz="4" w:color="000000"/>
+              <w:right w:val="single" w:sz="4" w:color="000000"/>
             </w:tcBorders>
           </w:tcPr>
           <w:p>
             <w:pPr>
-              <w:spacing w:before="10" w:after="10" w:line="240" w:lineRule="auto"/>
               <w:jc w:val="center"/>
             </w:pPr>
             <w:r>
               <w:rPr>
                 <w:rFonts w:ascii="Times New Roman" w:hAnsi="Times New Roman"/>
-                <w:sz w:val="15"/>
+                <w:sz w:val="16"/>
               </w:rPr>
               <w:t>25/06/2026</w:t>
             </w:r>
@@ -3176,22 +3387,28 @@
         <w:tc>
           <w:tcPr>
             <w:tcW w:type="dxa" w:w="936"/>
+            <w:tcMar>
+              <w:top w:w="10" w:type="dxa"/>
+              <w:bottom w:w="10" w:type="dxa"/>
+              <w:left w:w="30" w:type="dxa"/>
+              <w:right w:w="30" w:type="dxa"/>
+            </w:tcMar>
             <w:tcBorders>
-              <w:top w:val="single" w:sz="4" w:space="0" w:color="000000"/>
-              <w:left w:val="single" w:sz="4" w:space="0" w:color="000000"/>
-              <w:bottom w:val="single" w:sz="4" w:space="0" w:color="000000"/>
-              <w:right w:val="single" w:sz="4" w:space="0" w:color="000000"/>
+              <w:top w:val="single" w:sz="4" w:color="000000"/>
+              <w:left w:val="single" w:sz="4" w:color="000000"/>
+              <w:bottom w:val="single" w:sz="4" w:color="000000"/>
+              <w:right w:val="single" w:sz="4" w:color="000000"/>
             </w:tcBorders>
           </w:tcPr>
           <w:p>
             <w:pPr>
-              <w:spacing w:before="10" w:after="10" w:line="240" w:lineRule="auto"/>
               <w:jc w:val="center"/>
             </w:pPr>
             <w:r>
               <w:rPr>
                 <w:rFonts w:ascii="Times New Roman" w:hAnsi="Times New Roman"/>
-                <w:sz w:val="15"/>
+                <w:b/>
+                <w:sz w:val="16"/>
               </w:rPr>
               <w:t>3</w:t>
             </w:r>
@@ -3199,25 +3416,27 @@
         </w:tc>
         <w:tc>
           <w:tcPr>
-            <w:tcW w:type="dxa" w:w="6912"/>
+            <w:tcW w:type="dxa" w:w="7632"/>
+            <w:tcMar>
+              <w:top w:w="10" w:type="dxa"/>
+              <w:bottom w:w="10" w:type="dxa"/>
+              <w:left w:w="30" w:type="dxa"/>
+              <w:right w:w="30" w:type="dxa"/>
+            </w:tcMar>
             <w:tcBorders>
-              <w:top w:val="single" w:sz="4" w:space="0" w:color="000000"/>
-              <w:left w:val="single" w:sz="4" w:space="0" w:color="000000"/>
-              <w:bottom w:val="single" w:sz="4" w:space="0" w:color="000000"/>
-              <w:right w:val="single" w:sz="4" w:space="0" w:color="000000"/>
+              <w:top w:val="single" w:sz="4" w:color="000000"/>
+              <w:left w:val="single" w:sz="4" w:color="000000"/>
+              <w:bottom w:val="single" w:sz="4" w:color="000000"/>
+              <w:right w:val="single" w:sz="4" w:color="000000"/>
             </w:tcBorders>
           </w:tcPr>
           <w:p>
-            <w:pPr>
-              <w:spacing w:before="10" w:after="10" w:line="240" w:lineRule="auto"/>
-              <w:jc w:val="left"/>
-            </w:pPr>
             <w:r>
               <w:rPr>
                 <w:rFonts w:ascii="Times New Roman" w:hAnsi="Times New Roman"/>
-                <w:sz w:val="15"/>
+                <w:sz w:val="16"/>
               </w:rPr>
-              <w:t>Study of React web dashboard, WebSocket real-time broadcast services, relational schema normalization, and LLM/NLP incident triage integration.</w:t>
+              <w:t>Detailed UI/UX workflow discussion: citizen reporting portal, admin command center, and first responder mobile interfaces.</w:t>
             </w:r>
           </w:p>
         </w:tc>
@@ -3225,23 +3444,28 @@
       <w:tr>
         <w:tc>
           <w:tcPr>
-            <w:tcW w:type="dxa" w:w="1368"/>
+            <w:tcW w:type="dxa" w:w="1512"/>
+            <w:tcMar>
+              <w:top w:w="10" w:type="dxa"/>
+              <w:bottom w:w="10" w:type="dxa"/>
+              <w:left w:w="30" w:type="dxa"/>
+              <w:right w:w="30" w:type="dxa"/>
+            </w:tcMar>
             <w:tcBorders>
-              <w:top w:val="single" w:sz="4" w:space="0" w:color="000000"/>
-              <w:left w:val="single" w:sz="4" w:space="0" w:color="000000"/>
-              <w:bottom w:val="single" w:sz="4" w:space="0" w:color="000000"/>
-              <w:right w:val="single" w:sz="4" w:space="0" w:color="000000"/>
+              <w:top w:val="single" w:sz="4" w:color="000000"/>
+              <w:left w:val="single" w:sz="4" w:color="000000"/>
+              <w:bottom w:val="single" w:sz="4" w:color="000000"/>
+              <w:right w:val="single" w:sz="4" w:color="000000"/>
             </w:tcBorders>
           </w:tcPr>
           <w:p>
             <w:pPr>
-              <w:spacing w:before="10" w:after="10" w:line="240" w:lineRule="auto"/>
               <w:jc w:val="center"/>
             </w:pPr>
             <w:r>
               <w:rPr>
                 <w:rFonts w:ascii="Times New Roman" w:hAnsi="Times New Roman"/>
-                <w:sz w:val="15"/>
+                <w:sz w:val="16"/>
               </w:rPr>
               <w:t>27/06/2026</w:t>
             </w:r>
@@ -3250,22 +3474,28 @@
         <w:tc>
           <w:tcPr>
             <w:tcW w:type="dxa" w:w="936"/>
+            <w:tcMar>
+              <w:top w:w="10" w:type="dxa"/>
+              <w:bottom w:w="10" w:type="dxa"/>
+              <w:left w:w="30" w:type="dxa"/>
+              <w:right w:w="30" w:type="dxa"/>
+            </w:tcMar>
             <w:tcBorders>
-              <w:top w:val="single" w:sz="4" w:space="0" w:color="000000"/>
-              <w:left w:val="single" w:sz="4" w:space="0" w:color="000000"/>
-              <w:bottom w:val="single" w:sz="4" w:space="0" w:color="000000"/>
-              <w:right w:val="single" w:sz="4" w:space="0" w:color="000000"/>
+              <w:top w:val="single" w:sz="4" w:color="000000"/>
+              <w:left w:val="single" w:sz="4" w:color="000000"/>
+              <w:bottom w:val="single" w:sz="4" w:color="000000"/>
+              <w:right w:val="single" w:sz="4" w:color="000000"/>
             </w:tcBorders>
           </w:tcPr>
           <w:p>
             <w:pPr>
-              <w:spacing w:before="10" w:after="10" w:line="240" w:lineRule="auto"/>
               <w:jc w:val="center"/>
             </w:pPr>
             <w:r>
               <w:rPr>
                 <w:rFonts w:ascii="Times New Roman" w:hAnsi="Times New Roman"/>
-                <w:sz w:val="15"/>
+                <w:b/>
+                <w:sz w:val="16"/>
               </w:rPr>
               <w:t>3</w:t>
             </w:r>
@@ -3273,25 +3503,27 @@
         </w:tc>
         <w:tc>
           <w:tcPr>
-            <w:tcW w:type="dxa" w:w="6912"/>
+            <w:tcW w:type="dxa" w:w="7632"/>
+            <w:tcMar>
+              <w:top w:w="10" w:type="dxa"/>
+              <w:bottom w:w="10" w:type="dxa"/>
+              <w:left w:w="30" w:type="dxa"/>
+              <w:right w:w="30" w:type="dxa"/>
+            </w:tcMar>
             <w:tcBorders>
-              <w:top w:val="single" w:sz="4" w:space="0" w:color="000000"/>
-              <w:left w:val="single" w:sz="4" w:space="0" w:color="000000"/>
-              <w:bottom w:val="single" w:sz="4" w:space="0" w:color="000000"/>
-              <w:right w:val="single" w:sz="4" w:space="0" w:color="000000"/>
+              <w:top w:val="single" w:sz="4" w:color="000000"/>
+              <w:left w:val="single" w:sz="4" w:color="000000"/>
+              <w:bottom w:val="single" w:sz="4" w:color="000000"/>
+              <w:right w:val="single" w:sz="4" w:color="000000"/>
             </w:tcBorders>
           </w:tcPr>
           <w:p>
-            <w:pPr>
-              <w:spacing w:before="10" w:after="10" w:line="240" w:lineRule="auto"/>
-              <w:jc w:val="left"/>
-            </w:pPr>
             <w:r>
               <w:rPr>
                 <w:rFonts w:ascii="Times New Roman" w:hAnsi="Times New Roman"/>
-                <w:sz w:val="15"/>
+                <w:sz w:val="16"/>
               </w:rPr>
-              <w:t>Requirement gathering: functional and non-functional requirements, citizen incident verification workflows, and officer triage dispatch rules.</w:t>
+              <w:t>Resource allocation logic review: matching nearest available resources, hospitals, and shelters to high-severity incidents.</w:t>
             </w:r>
           </w:p>
         </w:tc>
@@ -3299,23 +3531,28 @@
       <w:tr>
         <w:tc>
           <w:tcPr>
-            <w:tcW w:type="dxa" w:w="1368"/>
+            <w:tcW w:type="dxa" w:w="1512"/>
+            <w:tcMar>
+              <w:top w:w="10" w:type="dxa"/>
+              <w:bottom w:w="10" w:type="dxa"/>
+              <w:left w:w="30" w:type="dxa"/>
+              <w:right w:w="30" w:type="dxa"/>
+            </w:tcMar>
             <w:tcBorders>
-              <w:top w:val="single" w:sz="4" w:space="0" w:color="000000"/>
-              <w:left w:val="single" w:sz="4" w:space="0" w:color="000000"/>
-              <w:bottom w:val="single" w:sz="4" w:space="0" w:color="000000"/>
-              <w:right w:val="single" w:sz="4" w:space="0" w:color="000000"/>
+              <w:top w:val="single" w:sz="4" w:color="000000"/>
+              <w:left w:val="single" w:sz="4" w:color="000000"/>
+              <w:bottom w:val="single" w:sz="4" w:color="000000"/>
+              <w:right w:val="single" w:sz="4" w:color="000000"/>
             </w:tcBorders>
           </w:tcPr>
           <w:p>
             <w:pPr>
-              <w:spacing w:before="10" w:after="10" w:line="240" w:lineRule="auto"/>
               <w:jc w:val="center"/>
             </w:pPr>
             <w:r>
               <w:rPr>
                 <w:rFonts w:ascii="Times New Roman" w:hAnsi="Times New Roman"/>
-                <w:sz w:val="15"/>
+                <w:sz w:val="16"/>
               </w:rPr>
               <w:t>02/07/2026</w:t>
             </w:r>
@@ -3324,22 +3561,28 @@
         <w:tc>
           <w:tcPr>
             <w:tcW w:type="dxa" w:w="936"/>
+            <w:tcMar>
+              <w:top w:w="10" w:type="dxa"/>
+              <w:bottom w:w="10" w:type="dxa"/>
+              <w:left w:w="30" w:type="dxa"/>
+              <w:right w:w="30" w:type="dxa"/>
+            </w:tcMar>
             <w:tcBorders>
-              <w:top w:val="single" w:sz="4" w:space="0" w:color="000000"/>
-              <w:left w:val="single" w:sz="4" w:space="0" w:color="000000"/>
-              <w:bottom w:val="single" w:sz="4" w:space="0" w:color="000000"/>
-              <w:right w:val="single" w:sz="4" w:space="0" w:color="000000"/>
+              <w:top w:val="single" w:sz="4" w:color="000000"/>
+              <w:left w:val="single" w:sz="4" w:color="000000"/>
+              <w:bottom w:val="single" w:sz="4" w:color="000000"/>
+              <w:right w:val="single" w:sz="4" w:color="000000"/>
             </w:tcBorders>
           </w:tcPr>
           <w:p>
             <w:pPr>
-              <w:spacing w:before="10" w:after="10" w:line="240" w:lineRule="auto"/>
               <w:jc w:val="center"/>
             </w:pPr>
             <w:r>
               <w:rPr>
                 <w:rFonts w:ascii="Times New Roman" w:hAnsi="Times New Roman"/>
-                <w:sz w:val="15"/>
+                <w:b/>
+                <w:sz w:val="16"/>
               </w:rPr>
               <w:t>3</w:t>
             </w:r>
@@ -3347,25 +3590,27 @@
         </w:tc>
         <w:tc>
           <w:tcPr>
-            <w:tcW w:type="dxa" w:w="6912"/>
+            <w:tcW w:type="dxa" w:w="7632"/>
+            <w:tcMar>
+              <w:top w:w="10" w:type="dxa"/>
+              <w:bottom w:w="10" w:type="dxa"/>
+              <w:left w:w="30" w:type="dxa"/>
+              <w:right w:w="30" w:type="dxa"/>
+            </w:tcMar>
             <w:tcBorders>
-              <w:top w:val="single" w:sz="4" w:space="0" w:color="000000"/>
-              <w:left w:val="single" w:sz="4" w:space="0" w:color="000000"/>
-              <w:bottom w:val="single" w:sz="4" w:space="0" w:color="000000"/>
-              <w:right w:val="single" w:sz="4" w:space="0" w:color="000000"/>
+              <w:top w:val="single" w:sz="4" w:color="000000"/>
+              <w:left w:val="single" w:sz="4" w:color="000000"/>
+              <w:bottom w:val="single" w:sz="4" w:color="000000"/>
+              <w:right w:val="single" w:sz="4" w:color="000000"/>
             </w:tcBorders>
           </w:tcPr>
           <w:p>
-            <w:pPr>
-              <w:spacing w:before="10" w:after="10" w:line="240" w:lineRule="auto"/>
-              <w:jc w:val="left"/>
-            </w:pPr>
             <w:r>
               <w:rPr>
                 <w:rFonts w:ascii="Times New Roman" w:hAnsi="Times New Roman"/>
-                <w:sz w:val="15"/>
+                <w:sz w:val="16"/>
               </w:rPr>
-              <w:t>Review of emergency response criteria: severity scoring formulas, priority levels, hospital bed tracking, and evacuation shelter occupancy logistics.</w:t>
+              <w:t>Review of functional and non-functional requirements; performance benchmarks for sub-second SOS alert dispatching.</w:t>
             </w:r>
           </w:p>
         </w:tc>
@@ -3373,23 +3618,28 @@
       <w:tr>
         <w:tc>
           <w:tcPr>
-            <w:tcW w:type="dxa" w:w="1368"/>
+            <w:tcW w:type="dxa" w:w="1512"/>
+            <w:tcMar>
+              <w:top w:w="10" w:type="dxa"/>
+              <w:bottom w:w="10" w:type="dxa"/>
+              <w:left w:w="30" w:type="dxa"/>
+              <w:right w:w="30" w:type="dxa"/>
+            </w:tcMar>
             <w:tcBorders>
-              <w:top w:val="single" w:sz="4" w:space="0" w:color="000000"/>
-              <w:left w:val="single" w:sz="4" w:space="0" w:color="000000"/>
-              <w:bottom w:val="single" w:sz="4" w:space="0" w:color="000000"/>
-              <w:right w:val="single" w:sz="4" w:space="0" w:color="000000"/>
+              <w:top w:val="single" w:sz="4" w:color="000000"/>
+              <w:left w:val="single" w:sz="4" w:color="000000"/>
+              <w:bottom w:val="single" w:sz="4" w:color="000000"/>
+              <w:right w:val="single" w:sz="4" w:color="000000"/>
             </w:tcBorders>
           </w:tcPr>
           <w:p>
             <w:pPr>
-              <w:spacing w:before="10" w:after="10" w:line="240" w:lineRule="auto"/>
               <w:jc w:val="center"/>
             </w:pPr>
             <w:r>
               <w:rPr>
                 <w:rFonts w:ascii="Times New Roman" w:hAnsi="Times New Roman"/>
-                <w:sz w:val="15"/>
+                <w:sz w:val="16"/>
               </w:rPr>
               <w:t>23/07/2026</w:t>
             </w:r>
@@ -3398,22 +3648,28 @@
         <w:tc>
           <w:tcPr>
             <w:tcW w:type="dxa" w:w="936"/>
+            <w:tcMar>
+              <w:top w:w="10" w:type="dxa"/>
+              <w:bottom w:w="10" w:type="dxa"/>
+              <w:left w:w="30" w:type="dxa"/>
+              <w:right w:w="30" w:type="dxa"/>
+            </w:tcMar>
             <w:tcBorders>
-              <w:top w:val="single" w:sz="4" w:space="0" w:color="000000"/>
-              <w:left w:val="single" w:sz="4" w:space="0" w:color="000000"/>
-              <w:bottom w:val="single" w:sz="4" w:space="0" w:color="000000"/>
-              <w:right w:val="single" w:sz="4" w:space="0" w:color="000000"/>
+              <w:top w:val="single" w:sz="4" w:color="000000"/>
+              <w:left w:val="single" w:sz="4" w:color="000000"/>
+              <w:bottom w:val="single" w:sz="4" w:color="000000"/>
+              <w:right w:val="single" w:sz="4" w:color="000000"/>
             </w:tcBorders>
           </w:tcPr>
           <w:p>
             <w:pPr>
-              <w:spacing w:before="10" w:after="10" w:line="240" w:lineRule="auto"/>
               <w:jc w:val="center"/>
             </w:pPr>
             <w:r>
               <w:rPr>
                 <w:rFonts w:ascii="Times New Roman" w:hAnsi="Times New Roman"/>
-                <w:sz w:val="15"/>
+                <w:b/>
+                <w:sz w:val="16"/>
               </w:rPr>
               <w:t>3</w:t>
             </w:r>
@@ -3421,25 +3677,27 @@
         </w:tc>
         <w:tc>
           <w:tcPr>
-            <w:tcW w:type="dxa" w:w="6912"/>
+            <w:tcW w:type="dxa" w:w="7632"/>
+            <w:tcMar>
+              <w:top w:w="10" w:type="dxa"/>
+              <w:bottom w:w="10" w:type="dxa"/>
+              <w:left w:w="30" w:type="dxa"/>
+              <w:right w:w="30" w:type="dxa"/>
+            </w:tcMar>
             <w:tcBorders>
-              <w:top w:val="single" w:sz="4" w:space="0" w:color="000000"/>
-              <w:left w:val="single" w:sz="4" w:space="0" w:color="000000"/>
-              <w:bottom w:val="single" w:sz="4" w:space="0" w:color="000000"/>
-              <w:right w:val="single" w:sz="4" w:space="0" w:color="000000"/>
+              <w:top w:val="single" w:sz="4" w:color="000000"/>
+              <w:left w:val="single" w:sz="4" w:color="000000"/>
+              <w:bottom w:val="single" w:sz="4" w:color="000000"/>
+              <w:right w:val="single" w:sz="4" w:color="000000"/>
             </w:tcBorders>
           </w:tcPr>
           <w:p>
-            <w:pPr>
-              <w:spacing w:before="10" w:after="10" w:line="240" w:lineRule="auto"/>
-              <w:jc w:val="left"/>
-            </w:pPr>
             <w:r>
               <w:rPr>
                 <w:rFonts w:ascii="Times New Roman" w:hAnsi="Times New Roman"/>
-                <w:sz w:val="15"/>
+                <w:sz w:val="16"/>
               </w:rPr>
-              <w:t>Planning and scheduling: Work Breakdown Structure (WBS), execution milestones, phased development lifecycle, and Gantt chart review.</w:t>
+              <w:t>Project schedule and milestone planning; Gantt chart construction and Work Breakdown Structure (WBS) approval.</w:t>
             </w:r>
           </w:p>
         </w:tc>
@@ -3447,23 +3705,28 @@
       <w:tr>
         <w:tc>
           <w:tcPr>
-            <w:tcW w:type="dxa" w:w="1368"/>
+            <w:tcW w:type="dxa" w:w="1512"/>
+            <w:tcMar>
+              <w:top w:w="10" w:type="dxa"/>
+              <w:bottom w:w="10" w:type="dxa"/>
+              <w:left w:w="30" w:type="dxa"/>
+              <w:right w:w="30" w:type="dxa"/>
+            </w:tcMar>
             <w:tcBorders>
-              <w:top w:val="single" w:sz="4" w:space="0" w:color="000000"/>
-              <w:left w:val="single" w:sz="4" w:space="0" w:color="000000"/>
-              <w:bottom w:val="single" w:sz="4" w:space="0" w:color="000000"/>
-              <w:right w:val="single" w:sz="4" w:space="0" w:color="000000"/>
+              <w:top w:val="single" w:sz="4" w:color="000000"/>
+              <w:left w:val="single" w:sz="4" w:color="000000"/>
+              <w:bottom w:val="single" w:sz="4" w:color="000000"/>
+              <w:right w:val="single" w:sz="4" w:color="000000"/>
             </w:tcBorders>
           </w:tcPr>
           <w:p>
             <w:pPr>
-              <w:spacing w:before="10" w:after="10" w:line="240" w:lineRule="auto"/>
               <w:jc w:val="center"/>
             </w:pPr>
             <w:r>
               <w:rPr>
                 <w:rFonts w:ascii="Times New Roman" w:hAnsi="Times New Roman"/>
-                <w:sz w:val="15"/>
+                <w:sz w:val="16"/>
               </w:rPr>
               <w:t>13/08/2026</w:t>
             </w:r>
@@ -3472,22 +3735,28 @@
         <w:tc>
           <w:tcPr>
             <w:tcW w:type="dxa" w:w="936"/>
+            <w:tcMar>
+              <w:top w:w="10" w:type="dxa"/>
+              <w:bottom w:w="10" w:type="dxa"/>
+              <w:left w:w="30" w:type="dxa"/>
+              <w:right w:w="30" w:type="dxa"/>
+            </w:tcMar>
             <w:tcBorders>
-              <w:top w:val="single" w:sz="4" w:space="0" w:color="000000"/>
-              <w:left w:val="single" w:sz="4" w:space="0" w:color="000000"/>
-              <w:bottom w:val="single" w:sz="4" w:space="0" w:color="000000"/>
-              <w:right w:val="single" w:sz="4" w:space="0" w:color="000000"/>
+              <w:top w:val="single" w:sz="4" w:color="000000"/>
+              <w:left w:val="single" w:sz="4" w:color="000000"/>
+              <w:bottom w:val="single" w:sz="4" w:color="000000"/>
+              <w:right w:val="single" w:sz="4" w:color="000000"/>
             </w:tcBorders>
           </w:tcPr>
           <w:p>
             <w:pPr>
-              <w:spacing w:before="10" w:after="10" w:line="240" w:lineRule="auto"/>
               <w:jc w:val="center"/>
             </w:pPr>
             <w:r>
               <w:rPr>
                 <w:rFonts w:ascii="Times New Roman" w:hAnsi="Times New Roman"/>
-                <w:sz w:val="15"/>
+                <w:b/>
+                <w:sz w:val="16"/>
               </w:rPr>
               <w:t>3</w:t>
             </w:r>
@@ -3495,25 +3764,27 @@
         </w:tc>
         <w:tc>
           <w:tcPr>
-            <w:tcW w:type="dxa" w:w="6912"/>
+            <w:tcW w:type="dxa" w:w="7632"/>
+            <w:tcMar>
+              <w:top w:w="10" w:type="dxa"/>
+              <w:bottom w:w="10" w:type="dxa"/>
+              <w:left w:w="30" w:type="dxa"/>
+              <w:right w:w="30" w:type="dxa"/>
+            </w:tcMar>
             <w:tcBorders>
-              <w:top w:val="single" w:sz="4" w:space="0" w:color="000000"/>
-              <w:left w:val="single" w:sz="4" w:space="0" w:color="000000"/>
-              <w:bottom w:val="single" w:sz="4" w:space="0" w:color="000000"/>
-              <w:right w:val="single" w:sz="4" w:space="0" w:color="000000"/>
+              <w:top w:val="single" w:sz="4" w:color="000000"/>
+              <w:left w:val="single" w:sz="4" w:color="000000"/>
+              <w:bottom w:val="single" w:sz="4" w:color="000000"/>
+              <w:right w:val="single" w:sz="4" w:color="000000"/>
             </w:tcBorders>
           </w:tcPr>
           <w:p>
-            <w:pPr>
-              <w:spacing w:before="10" w:after="10" w:line="240" w:lineRule="auto"/>
-              <w:jc w:val="left"/>
-            </w:pPr>
             <w:r>
               <w:rPr>
                 <w:rFonts w:ascii="Times New Roman" w:hAnsi="Times New Roman"/>
-                <w:sz w:val="15"/>
+                <w:sz w:val="16"/>
               </w:rPr>
-              <w:t>Review of conceptual models: architectural blueprints, Master Entity Relationship Diagram (ERD), DFD Level 0/1, and UML Use Case modeling.</w:t>
+              <w:t>System architecture, ER Diagram (ERD), Data Flow Diagrams (DFDs), and end-to-end System Flowchart review.</w:t>
             </w:r>
           </w:p>
         </w:tc>
@@ -3521,23 +3792,28 @@
       <w:tr>
         <w:tc>
           <w:tcPr>
-            <w:tcW w:type="dxa" w:w="1368"/>
+            <w:tcW w:type="dxa" w:w="1512"/>
+            <w:tcMar>
+              <w:top w:w="10" w:type="dxa"/>
+              <w:bottom w:w="10" w:type="dxa"/>
+              <w:left w:w="30" w:type="dxa"/>
+              <w:right w:w="30" w:type="dxa"/>
+            </w:tcMar>
             <w:tcBorders>
-              <w:top w:val="single" w:sz="4" w:space="0" w:color="000000"/>
-              <w:left w:val="single" w:sz="4" w:space="0" w:color="000000"/>
-              <w:bottom w:val="single" w:sz="4" w:space="0" w:color="000000"/>
-              <w:right w:val="single" w:sz="4" w:space="0" w:color="000000"/>
+              <w:top w:val="single" w:sz="4" w:color="000000"/>
+              <w:left w:val="single" w:sz="4" w:color="000000"/>
+              <w:bottom w:val="single" w:sz="4" w:color="000000"/>
+              <w:right w:val="single" w:sz="4" w:color="000000"/>
             </w:tcBorders>
           </w:tcPr>
           <w:p>
             <w:pPr>
-              <w:spacing w:before="10" w:after="10" w:line="240" w:lineRule="auto"/>
               <w:jc w:val="center"/>
             </w:pPr>
             <w:r>
               <w:rPr>
                 <w:rFonts w:ascii="Times New Roman" w:hAnsi="Times New Roman"/>
-                <w:sz w:val="15"/>
+                <w:sz w:val="16"/>
               </w:rPr>
               <w:t>29/08/2026</w:t>
             </w:r>
@@ -3546,22 +3822,28 @@
         <w:tc>
           <w:tcPr>
             <w:tcW w:type="dxa" w:w="936"/>
+            <w:tcMar>
+              <w:top w:w="10" w:type="dxa"/>
+              <w:bottom w:w="10" w:type="dxa"/>
+              <w:left w:w="30" w:type="dxa"/>
+              <w:right w:w="30" w:type="dxa"/>
+            </w:tcMar>
             <w:tcBorders>
-              <w:top w:val="single" w:sz="4" w:space="0" w:color="000000"/>
-              <w:left w:val="single" w:sz="4" w:space="0" w:color="000000"/>
-              <w:bottom w:val="single" w:sz="4" w:space="0" w:color="000000"/>
-              <w:right w:val="single" w:sz="4" w:space="0" w:color="000000"/>
+              <w:top w:val="single" w:sz="4" w:color="000000"/>
+              <w:left w:val="single" w:sz="4" w:color="000000"/>
+              <w:bottom w:val="single" w:sz="4" w:color="000000"/>
+              <w:right w:val="single" w:sz="4" w:color="000000"/>
             </w:tcBorders>
           </w:tcPr>
           <w:p>
             <w:pPr>
-              <w:spacing w:before="10" w:after="10" w:line="240" w:lineRule="auto"/>
               <w:jc w:val="center"/>
             </w:pPr>
             <w:r>
               <w:rPr>
                 <w:rFonts w:ascii="Times New Roman" w:hAnsi="Times New Roman"/>
-                <w:sz w:val="15"/>
+                <w:b/>
+                <w:sz w:val="16"/>
               </w:rPr>
               <w:t>3</w:t>
             </w:r>
@@ -3569,25 +3851,27 @@
         </w:tc>
         <w:tc>
           <w:tcPr>
-            <w:tcW w:type="dxa" w:w="6912"/>
+            <w:tcW w:type="dxa" w:w="7632"/>
+            <w:tcMar>
+              <w:top w:w="10" w:type="dxa"/>
+              <w:bottom w:w="10" w:type="dxa"/>
+              <w:left w:w="30" w:type="dxa"/>
+              <w:right w:w="30" w:type="dxa"/>
+            </w:tcMar>
             <w:tcBorders>
-              <w:top w:val="single" w:sz="4" w:space="0" w:color="000000"/>
-              <w:left w:val="single" w:sz="4" w:space="0" w:color="000000"/>
-              <w:bottom w:val="single" w:sz="4" w:space="0" w:color="000000"/>
-              <w:right w:val="single" w:sz="4" w:space="0" w:color="000000"/>
+              <w:top w:val="single" w:sz="4" w:color="000000"/>
+              <w:left w:val="single" w:sz="4" w:color="000000"/>
+              <w:bottom w:val="single" w:sz="4" w:color="000000"/>
+              <w:right w:val="single" w:sz="4" w:color="000000"/>
             </w:tcBorders>
           </w:tcPr>
           <w:p>
-            <w:pPr>
-              <w:spacing w:before="10" w:after="10" w:line="240" w:lineRule="auto"/>
-              <w:jc w:val="left"/>
-            </w:pPr>
             <w:r>
               <w:rPr>
                 <w:rFonts w:ascii="Times New Roman" w:hAnsi="Times New Roman"/>
-                <w:sz w:val="15"/>
+                <w:sz w:val="16"/>
               </w:rPr>
-              <w:t>Review of database schema constraints, continuous system flowchart, UI wireframes, resource dispatch logic, and security audit log specifications.</w:t>
+              <w:t>Relational database schema finalization (16 tables) and AI multi-modal severity scoring module validation.</w:t>
             </w:r>
           </w:p>
         </w:tc>
@@ -3595,23 +3879,28 @@
       <w:tr>
         <w:tc>
           <w:tcPr>
-            <w:tcW w:type="dxa" w:w="1368"/>
+            <w:tcW w:type="dxa" w:w="1512"/>
+            <w:tcMar>
+              <w:top w:w="10" w:type="dxa"/>
+              <w:bottom w:w="10" w:type="dxa"/>
+              <w:left w:w="30" w:type="dxa"/>
+              <w:right w:w="30" w:type="dxa"/>
+            </w:tcMar>
             <w:tcBorders>
-              <w:top w:val="single" w:sz="4" w:space="0" w:color="000000"/>
-              <w:left w:val="single" w:sz="4" w:space="0" w:color="000000"/>
-              <w:bottom w:val="single" w:sz="4" w:space="0" w:color="000000"/>
-              <w:right w:val="single" w:sz="4" w:space="0" w:color="000000"/>
+              <w:top w:val="single" w:sz="4" w:color="000000"/>
+              <w:left w:val="single" w:sz="4" w:color="000000"/>
+              <w:bottom w:val="single" w:sz="4" w:color="000000"/>
+              <w:right w:val="single" w:sz="4" w:color="000000"/>
             </w:tcBorders>
           </w:tcPr>
           <w:p>
             <w:pPr>
-              <w:spacing w:before="10" w:after="10" w:line="240" w:lineRule="auto"/>
               <w:jc w:val="center"/>
             </w:pPr>
             <w:r>
               <w:rPr>
                 <w:rFonts w:ascii="Times New Roman" w:hAnsi="Times New Roman"/>
-                <w:sz w:val="15"/>
+                <w:sz w:val="16"/>
               </w:rPr>
               <w:t>24/09/2026</w:t>
             </w:r>
@@ -3620,22 +3909,28 @@
         <w:tc>
           <w:tcPr>
             <w:tcW w:type="dxa" w:w="936"/>
+            <w:tcMar>
+              <w:top w:w="10" w:type="dxa"/>
+              <w:bottom w:w="10" w:type="dxa"/>
+              <w:left w:w="30" w:type="dxa"/>
+              <w:right w:w="30" w:type="dxa"/>
+            </w:tcMar>
             <w:tcBorders>
-              <w:top w:val="single" w:sz="4" w:space="0" w:color="000000"/>
-              <w:left w:val="single" w:sz="4" w:space="0" w:color="000000"/>
-              <w:bottom w:val="single" w:sz="4" w:space="0" w:color="000000"/>
-              <w:right w:val="single" w:sz="4" w:space="0" w:color="000000"/>
+              <w:top w:val="single" w:sz="4" w:color="000000"/>
+              <w:left w:val="single" w:sz="4" w:color="000000"/>
+              <w:bottom w:val="single" w:sz="4" w:color="000000"/>
+              <w:right w:val="single" w:sz="4" w:color="000000"/>
             </w:tcBorders>
           </w:tcPr>
           <w:p>
             <w:pPr>
-              <w:spacing w:before="10" w:after="10" w:line="240" w:lineRule="auto"/>
               <w:jc w:val="center"/>
             </w:pPr>
             <w:r>
               <w:rPr>
                 <w:rFonts w:ascii="Times New Roman" w:hAnsi="Times New Roman"/>
-                <w:sz w:val="15"/>
+                <w:b/>
+                <w:sz w:val="16"/>
               </w:rPr>
               <w:t>3</w:t>
             </w:r>
@@ -3643,25 +3938,27 @@
         </w:tc>
         <w:tc>
           <w:tcPr>
-            <w:tcW w:type="dxa" w:w="6912"/>
+            <w:tcW w:type="dxa" w:w="7632"/>
+            <w:tcMar>
+              <w:top w:w="10" w:type="dxa"/>
+              <w:bottom w:w="10" w:type="dxa"/>
+              <w:left w:w="30" w:type="dxa"/>
+              <w:right w:w="30" w:type="dxa"/>
+            </w:tcMar>
             <w:tcBorders>
-              <w:top w:val="single" w:sz="4" w:space="0" w:color="000000"/>
-              <w:left w:val="single" w:sz="4" w:space="0" w:color="000000"/>
-              <w:bottom w:val="single" w:sz="4" w:space="0" w:color="000000"/>
-              <w:right w:val="single" w:sz="4" w:space="0" w:color="000000"/>
+              <w:top w:val="single" w:sz="4" w:color="000000"/>
+              <w:left w:val="single" w:sz="4" w:color="000000"/>
+              <w:bottom w:val="single" w:sz="4" w:color="000000"/>
+              <w:right w:val="single" w:sz="4" w:color="000000"/>
             </w:tcBorders>
           </w:tcPr>
           <w:p>
-            <w:pPr>
-              <w:spacing w:before="10" w:after="10" w:line="240" w:lineRule="auto"/>
-              <w:jc w:val="left"/>
-            </w:pPr>
             <w:r>
               <w:rPr>
                 <w:rFonts w:ascii="Times New Roman" w:hAnsi="Times New Roman"/>
-                <w:sz w:val="15"/>
+                <w:sz w:val="16"/>
               </w:rPr>
-              <w:t>Final review of Chapter 1–4 documentation, architectural diagrams, test case scenarios, formatting consistency, and presentation preparation.</w:t>
+              <w:t>Final documentation review, project verification, thesis binding checks, and final viva examination sign-off.</w:t>
             </w:r>
           </w:p>
         </w:tc>
@@ -3669,7 +3966,7 @@
     </w:tbl>
     <w:p>
       <w:pPr>
-        <w:spacing w:before="40" w:after="40"/>
+        <w:spacing w:before="120" w:after="40"/>
         <w:jc w:val="center"/>
       </w:pPr>
       <w:r>
@@ -3679,8 +3976,20 @@
           <w:sz w:val="19"/>
         </w:rPr>
         <w:t>Total: 30 hours guide-supervised project work</w:t>
-        <w:br/>
-        <w:t>WORK – 60 HOURS (Part 1: Initial Implementation)</w:t>
+      </w:r>
+    </w:p>
+    <w:p>
+      <w:pPr>
+        <w:spacing w:after="60"/>
+        <w:jc w:val="center"/>
+      </w:pPr>
+      <w:r>
+        <w:rPr>
+          <w:rFonts w:ascii="Times New Roman" w:hAnsi="Times New Roman"/>
+          <w:b/>
+          <w:sz w:val="21"/>
+        </w:rPr>
+        <w:t>WORK – 60 HOURS</w:t>
       </w:r>
     </w:p>
     <w:tbl>
@@ -3691,32 +4000,34 @@
         <w:tblLook w:firstColumn="1" w:firstRow="1" w:lastColumn="0" w:lastRow="0" w:noHBand="0" w:noVBand="1" w:val="04A0"/>
       </w:tblPr>
       <w:tblGrid>
-        <w:gridCol w:w="3154"/>
-        <w:gridCol w:w="3154"/>
-        <w:gridCol w:w="3154"/>
+        <w:gridCol w:w="3360"/>
+        <w:gridCol w:w="3360"/>
+        <w:gridCol w:w="3360"/>
       </w:tblGrid>
       <w:tr>
         <w:tc>
           <w:tcPr>
-            <w:tcW w:type="dxa" w:w="1368"/>
-            <w:shd w:fill="E2E8F0"/>
+            <w:tcW w:type="dxa" w:w="1512"/>
+            <w:tcMar>
+              <w:top w:w="10" w:type="dxa"/>
+              <w:bottom w:w="10" w:type="dxa"/>
+              <w:left w:w="30" w:type="dxa"/>
+              <w:right w:w="30" w:type="dxa"/>
+            </w:tcMar>
             <w:tcBorders>
-              <w:top w:val="single" w:sz="4" w:space="0" w:color="000000"/>
-              <w:left w:val="single" w:sz="4" w:space="0" w:color="000000"/>
-              <w:bottom w:val="single" w:sz="4" w:space="0" w:color="000000"/>
-              <w:right w:val="single" w:sz="4" w:space="0" w:color="000000"/>
+              <w:top w:val="single" w:sz="4" w:color="000000"/>
+              <w:left w:val="single" w:sz="4" w:color="000000"/>
+              <w:bottom w:val="single" w:sz="4" w:color="000000"/>
+              <w:right w:val="single" w:sz="4" w:color="000000"/>
             </w:tcBorders>
           </w:tcPr>
           <w:p>
             <w:pPr>
-              <w:spacing w:before="10" w:after="10" w:line="240" w:lineRule="auto"/>
               <w:jc w:val="center"/>
             </w:pPr>
             <w:r>
               <w:rPr>
-                <w:rFonts w:ascii="Times New Roman" w:hAnsi="Times New Roman"/>
                 <w:b/>
-                <w:sz w:val="17"/>
               </w:rPr>
               <w:t>Date</w:t>
             </w:r>
@@ -3725,24 +4036,26 @@
         <w:tc>
           <w:tcPr>
             <w:tcW w:type="dxa" w:w="936"/>
-            <w:shd w:fill="E2E8F0"/>
+            <w:tcMar>
+              <w:top w:w="10" w:type="dxa"/>
+              <w:bottom w:w="10" w:type="dxa"/>
+              <w:left w:w="30" w:type="dxa"/>
+              <w:right w:w="30" w:type="dxa"/>
+            </w:tcMar>
             <w:tcBorders>
-              <w:top w:val="single" w:sz="4" w:space="0" w:color="000000"/>
-              <w:left w:val="single" w:sz="4" w:space="0" w:color="000000"/>
-              <w:bottom w:val="single" w:sz="4" w:space="0" w:color="000000"/>
-              <w:right w:val="single" w:sz="4" w:space="0" w:color="000000"/>
+              <w:top w:val="single" w:sz="4" w:color="000000"/>
+              <w:left w:val="single" w:sz="4" w:color="000000"/>
+              <w:bottom w:val="single" w:sz="4" w:color="000000"/>
+              <w:right w:val="single" w:sz="4" w:color="000000"/>
             </w:tcBorders>
           </w:tcPr>
           <w:p>
             <w:pPr>
-              <w:spacing w:before="10" w:after="10" w:line="240" w:lineRule="auto"/>
               <w:jc w:val="center"/>
             </w:pPr>
             <w:r>
               <w:rPr>
-                <w:rFonts w:ascii="Times New Roman" w:hAnsi="Times New Roman"/>
                 <w:b/>
-                <w:sz w:val="17"/>
               </w:rPr>
               <w:t>Hours</w:t>
             </w:r>
@@ -3750,25 +4063,27 @@
         </w:tc>
         <w:tc>
           <w:tcPr>
-            <w:tcW w:type="dxa" w:w="6912"/>
-            <w:shd w:fill="E2E8F0"/>
+            <w:tcW w:type="dxa" w:w="7632"/>
+            <w:tcMar>
+              <w:top w:w="10" w:type="dxa"/>
+              <w:bottom w:w="10" w:type="dxa"/>
+              <w:left w:w="30" w:type="dxa"/>
+              <w:right w:w="30" w:type="dxa"/>
+            </w:tcMar>
             <w:tcBorders>
-              <w:top w:val="single" w:sz="4" w:space="0" w:color="000000"/>
-              <w:left w:val="single" w:sz="4" w:space="0" w:color="000000"/>
-              <w:bottom w:val="single" w:sz="4" w:space="0" w:color="000000"/>
-              <w:right w:val="single" w:sz="4" w:space="0" w:color="000000"/>
+              <w:top w:val="single" w:sz="4" w:color="000000"/>
+              <w:left w:val="single" w:sz="4" w:color="000000"/>
+              <w:bottom w:val="single" w:sz="4" w:color="000000"/>
+              <w:right w:val="single" w:sz="4" w:color="000000"/>
             </w:tcBorders>
           </w:tcPr>
           <w:p>
             <w:pPr>
-              <w:spacing w:before="10" w:after="10" w:line="240" w:lineRule="auto"/>
-              <w:jc w:val="left"/>
+              <w:jc w:val="center"/>
             </w:pPr>
             <w:r>
               <w:rPr>
-                <w:rFonts w:ascii="Times New Roman" w:hAnsi="Times New Roman"/>
                 <w:b/>
-                <w:sz w:val="17"/>
               </w:rPr>
               <w:t>Activity</w:t>
             </w:r>
@@ -3778,23 +4093,115 @@
       <w:tr>
         <w:tc>
           <w:tcPr>
-            <w:tcW w:type="dxa" w:w="1368"/>
+            <w:tcW w:type="dxa" w:w="1512"/>
+            <w:tcMar>
+              <w:top w:w="10" w:type="dxa"/>
+              <w:bottom w:w="10" w:type="dxa"/>
+              <w:left w:w="30" w:type="dxa"/>
+              <w:right w:w="30" w:type="dxa"/>
+            </w:tcMar>
             <w:tcBorders>
-              <w:top w:val="single" w:sz="4" w:space="0" w:color="000000"/>
-              <w:left w:val="single" w:sz="4" w:space="0" w:color="000000"/>
-              <w:bottom w:val="single" w:sz="4" w:space="0" w:color="000000"/>
-              <w:right w:val="single" w:sz="4" w:space="0" w:color="000000"/>
+              <w:top w:val="single" w:sz="4" w:color="000000"/>
+              <w:left w:val="single" w:sz="4" w:color="000000"/>
+              <w:bottom w:val="single" w:sz="4" w:color="000000"/>
+              <w:right w:val="single" w:sz="4" w:color="000000"/>
             </w:tcBorders>
           </w:tcPr>
           <w:p>
             <w:pPr>
-              <w:spacing w:before="10" w:after="10" w:line="240" w:lineRule="auto"/>
               <w:jc w:val="center"/>
             </w:pPr>
             <w:r>
               <w:rPr>
                 <w:rFonts w:ascii="Times New Roman" w:hAnsi="Times New Roman"/>
-                <w:sz w:val="15"/>
+                <w:sz w:val="16"/>
+              </w:rPr>
+              <w:t>12/06/2026</w:t>
+            </w:r>
+          </w:p>
+        </w:tc>
+        <w:tc>
+          <w:tcPr>
+            <w:tcW w:type="dxa" w:w="936"/>
+            <w:tcMar>
+              <w:top w:w="10" w:type="dxa"/>
+              <w:bottom w:w="10" w:type="dxa"/>
+              <w:left w:w="30" w:type="dxa"/>
+              <w:right w:w="30" w:type="dxa"/>
+            </w:tcMar>
+            <w:tcBorders>
+              <w:top w:val="single" w:sz="4" w:color="000000"/>
+              <w:left w:val="single" w:sz="4" w:color="000000"/>
+              <w:bottom w:val="single" w:sz="4" w:color="000000"/>
+              <w:right w:val="single" w:sz="4" w:color="000000"/>
+            </w:tcBorders>
+          </w:tcPr>
+          <w:p>
+            <w:pPr>
+              <w:jc w:val="center"/>
+            </w:pPr>
+            <w:r>
+              <w:rPr>
+                <w:rFonts w:ascii="Times New Roman" w:hAnsi="Times New Roman"/>
+                <w:b/>
+                <w:sz w:val="16"/>
+              </w:rPr>
+              <w:t>3</w:t>
+            </w:r>
+          </w:p>
+        </w:tc>
+        <w:tc>
+          <w:tcPr>
+            <w:tcW w:type="dxa" w:w="7632"/>
+            <w:tcMar>
+              <w:top w:w="10" w:type="dxa"/>
+              <w:bottom w:w="10" w:type="dxa"/>
+              <w:left w:w="30" w:type="dxa"/>
+              <w:right w:w="30" w:type="dxa"/>
+            </w:tcMar>
+            <w:tcBorders>
+              <w:top w:val="single" w:sz="4" w:color="000000"/>
+              <w:left w:val="single" w:sz="4" w:color="000000"/>
+              <w:bottom w:val="single" w:sz="4" w:color="000000"/>
+              <w:right w:val="single" w:sz="4" w:color="000000"/>
+            </w:tcBorders>
+          </w:tcPr>
+          <w:p>
+            <w:r>
+              <w:rPr>
+                <w:rFonts w:ascii="Times New Roman" w:hAnsi="Times New Roman"/>
+                <w:sz w:val="16"/>
+              </w:rPr>
+              <w:t>Field study on disaster communication delays; comprehensive requirement analysis for AI-Rescue.</w:t>
+            </w:r>
+          </w:p>
+        </w:tc>
+      </w:tr>
+      <w:tr>
+        <w:tc>
+          <w:tcPr>
+            <w:tcW w:type="dxa" w:w="1512"/>
+            <w:tcMar>
+              <w:top w:w="10" w:type="dxa"/>
+              <w:bottom w:w="10" w:type="dxa"/>
+              <w:left w:w="30" w:type="dxa"/>
+              <w:right w:w="30" w:type="dxa"/>
+            </w:tcMar>
+            <w:tcBorders>
+              <w:top w:val="single" w:sz="4" w:color="000000"/>
+              <w:left w:val="single" w:sz="4" w:color="000000"/>
+              <w:bottom w:val="single" w:sz="4" w:color="000000"/>
+              <w:right w:val="single" w:sz="4" w:color="000000"/>
+            </w:tcBorders>
+          </w:tcPr>
+          <w:p>
+            <w:pPr>
+              <w:jc w:val="center"/>
+            </w:pPr>
+            <w:r>
+              <w:rPr>
+                <w:rFonts w:ascii="Times New Roman" w:hAnsi="Times New Roman"/>
+                <w:sz w:val="16"/>
               </w:rPr>
               <w:t>13/06/2026</w:t>
             </w:r>
@@ -3803,22 +4210,28 @@
         <w:tc>
           <w:tcPr>
             <w:tcW w:type="dxa" w:w="936"/>
+            <w:tcMar>
+              <w:top w:w="10" w:type="dxa"/>
+              <w:bottom w:w="10" w:type="dxa"/>
+              <w:left w:w="30" w:type="dxa"/>
+              <w:right w:w="30" w:type="dxa"/>
+            </w:tcMar>
             <w:tcBorders>
-              <w:top w:val="single" w:sz="4" w:space="0" w:color="000000"/>
-              <w:left w:val="single" w:sz="4" w:space="0" w:color="000000"/>
-              <w:bottom w:val="single" w:sz="4" w:space="0" w:color="000000"/>
-              <w:right w:val="single" w:sz="4" w:space="0" w:color="000000"/>
+              <w:top w:val="single" w:sz="4" w:color="000000"/>
+              <w:left w:val="single" w:sz="4" w:color="000000"/>
+              <w:bottom w:val="single" w:sz="4" w:color="000000"/>
+              <w:right w:val="single" w:sz="4" w:color="000000"/>
             </w:tcBorders>
           </w:tcPr>
           <w:p>
             <w:pPr>
-              <w:spacing w:before="10" w:after="10" w:line="240" w:lineRule="auto"/>
               <w:jc w:val="center"/>
             </w:pPr>
             <w:r>
               <w:rPr>
                 <w:rFonts w:ascii="Times New Roman" w:hAnsi="Times New Roman"/>
-                <w:sz w:val="15"/>
+                <w:b/>
+                <w:sz w:val="16"/>
               </w:rPr>
               <w:t>3</w:t>
             </w:r>
@@ -3826,25 +4239,27 @@
         </w:tc>
         <w:tc>
           <w:tcPr>
-            <w:tcW w:type="dxa" w:w="6912"/>
+            <w:tcW w:type="dxa" w:w="7632"/>
+            <w:tcMar>
+              <w:top w:w="10" w:type="dxa"/>
+              <w:bottom w:w="10" w:type="dxa"/>
+              <w:left w:w="30" w:type="dxa"/>
+              <w:right w:w="30" w:type="dxa"/>
+            </w:tcMar>
             <w:tcBorders>
-              <w:top w:val="single" w:sz="4" w:space="0" w:color="000000"/>
-              <w:left w:val="single" w:sz="4" w:space="0" w:color="000000"/>
-              <w:bottom w:val="single" w:sz="4" w:space="0" w:color="000000"/>
-              <w:right w:val="single" w:sz="4" w:space="0" w:color="000000"/>
+              <w:top w:val="single" w:sz="4" w:color="000000"/>
+              <w:left w:val="single" w:sz="4" w:color="000000"/>
+              <w:bottom w:val="single" w:sz="4" w:color="000000"/>
+              <w:right w:val="single" w:sz="4" w:color="000000"/>
             </w:tcBorders>
           </w:tcPr>
           <w:p>
-            <w:pPr>
-              <w:spacing w:before="10" w:after="10" w:line="240" w:lineRule="auto"/>
-              <w:jc w:val="left"/>
-            </w:pPr>
             <w:r>
               <w:rPr>
                 <w:rFonts w:ascii="Times New Roman" w:hAnsi="Times New Roman"/>
-                <w:sz w:val="15"/>
+                <w:sz w:val="16"/>
               </w:rPr>
-              <w:t>Disaster management domain analysis, crisis response literature survey, and academic problem formulation.</w:t>
+              <w:t>Literature survey of FEMA, NDMA, Ushahidi, and Sahana disaster response frameworks.</w:t>
             </w:r>
           </w:p>
         </w:tc>
@@ -3852,47 +4267,58 @@
       <w:tr>
         <w:tc>
           <w:tcPr>
-            <w:tcW w:type="dxa" w:w="1368"/>
+            <w:tcW w:type="dxa" w:w="1512"/>
+            <w:tcMar>
+              <w:top w:w="10" w:type="dxa"/>
+              <w:bottom w:w="10" w:type="dxa"/>
+              <w:left w:w="30" w:type="dxa"/>
+              <w:right w:w="30" w:type="dxa"/>
+            </w:tcMar>
             <w:tcBorders>
-              <w:top w:val="single" w:sz="4" w:space="0" w:color="000000"/>
-              <w:left w:val="single" w:sz="4" w:space="0" w:color="000000"/>
-              <w:bottom w:val="single" w:sz="4" w:space="0" w:color="000000"/>
-              <w:right w:val="single" w:sz="4" w:space="0" w:color="000000"/>
+              <w:top w:val="single" w:sz="4" w:color="000000"/>
+              <w:left w:val="single" w:sz="4" w:color="000000"/>
+              <w:bottom w:val="single" w:sz="4" w:color="000000"/>
+              <w:right w:val="single" w:sz="4" w:color="000000"/>
             </w:tcBorders>
           </w:tcPr>
           <w:p>
             <w:pPr>
-              <w:spacing w:before="10" w:after="10" w:line="240" w:lineRule="auto"/>
               <w:jc w:val="center"/>
             </w:pPr>
             <w:r>
               <w:rPr>
                 <w:rFonts w:ascii="Times New Roman" w:hAnsi="Times New Roman"/>
-                <w:sz w:val="15"/>
+                <w:sz w:val="16"/>
               </w:rPr>
-              <w:t>16/06/2026</w:t>
+              <w:t>15/06/2026</w:t>
             </w:r>
           </w:p>
         </w:tc>
         <w:tc>
           <w:tcPr>
             <w:tcW w:type="dxa" w:w="936"/>
+            <w:tcMar>
+              <w:top w:w="10" w:type="dxa"/>
+              <w:bottom w:w="10" w:type="dxa"/>
+              <w:left w:w="30" w:type="dxa"/>
+              <w:right w:w="30" w:type="dxa"/>
+            </w:tcMar>
             <w:tcBorders>
-              <w:top w:val="single" w:sz="4" w:space="0" w:color="000000"/>
-              <w:left w:val="single" w:sz="4" w:space="0" w:color="000000"/>
-              <w:bottom w:val="single" w:sz="4" w:space="0" w:color="000000"/>
-              <w:right w:val="single" w:sz="4" w:space="0" w:color="000000"/>
+              <w:top w:val="single" w:sz="4" w:color="000000"/>
+              <w:left w:val="single" w:sz="4" w:color="000000"/>
+              <w:bottom w:val="single" w:sz="4" w:color="000000"/>
+              <w:right w:val="single" w:sz="4" w:color="000000"/>
             </w:tcBorders>
           </w:tcPr>
           <w:p>
             <w:pPr>
-              <w:spacing w:before="10" w:after="10" w:line="240" w:lineRule="auto"/>
               <w:jc w:val="center"/>
             </w:pPr>
             <w:r>
               <w:rPr>
                 <w:rFonts w:ascii="Times New Roman" w:hAnsi="Times New Roman"/>
-                <w:sz w:val="15"/>
+                <w:b/>
+                <w:sz w:val="16"/>
               </w:rPr>
               <w:t>3</w:t>
             </w:r>
@@ -3900,25 +4326,27 @@
         </w:tc>
         <w:tc>
           <w:tcPr>
-            <w:tcW w:type="dxa" w:w="6912"/>
+            <w:tcW w:type="dxa" w:w="7632"/>
+            <w:tcMar>
+              <w:top w:w="10" w:type="dxa"/>
+              <w:bottom w:w="10" w:type="dxa"/>
+              <w:left w:w="30" w:type="dxa"/>
+              <w:right w:w="30" w:type="dxa"/>
+            </w:tcMar>
             <w:tcBorders>
-              <w:top w:val="single" w:sz="4" w:space="0" w:color="000000"/>
-              <w:left w:val="single" w:sz="4" w:space="0" w:color="000000"/>
-              <w:bottom w:val="single" w:sz="4" w:space="0" w:color="000000"/>
-              <w:right w:val="single" w:sz="4" w:space="0" w:color="000000"/>
+              <w:top w:val="single" w:sz="4" w:color="000000"/>
+              <w:left w:val="single" w:sz="4" w:color="000000"/>
+              <w:bottom w:val="single" w:sz="4" w:color="000000"/>
+              <w:right w:val="single" w:sz="4" w:color="000000"/>
             </w:tcBorders>
           </w:tcPr>
           <w:p>
-            <w:pPr>
-              <w:spacing w:before="10" w:after="10" w:line="240" w:lineRule="auto"/>
-              <w:jc w:val="left"/>
-            </w:pPr>
             <w:r>
               <w:rPr>
                 <w:rFonts w:ascii="Times New Roman" w:hAnsi="Times New Roman"/>
-                <w:sz w:val="15"/>
+                <w:sz w:val="16"/>
               </w:rPr>
-              <w:t>Comparative technology assessment of emergency frameworks, real-time alert dispatch, and GIS platforms.</w:t>
+              <w:t>Next.js 14 and FastAPI development environment setup; Docker containerization configuration.</w:t>
             </w:r>
           </w:p>
         </w:tc>
@@ -3926,23 +4354,115 @@
       <w:tr>
         <w:tc>
           <w:tcPr>
-            <w:tcW w:type="dxa" w:w="1368"/>
+            <w:tcW w:type="dxa" w:w="1512"/>
+            <w:tcMar>
+              <w:top w:w="10" w:type="dxa"/>
+              <w:bottom w:w="10" w:type="dxa"/>
+              <w:left w:w="30" w:type="dxa"/>
+              <w:right w:w="30" w:type="dxa"/>
+            </w:tcMar>
             <w:tcBorders>
-              <w:top w:val="single" w:sz="4" w:space="0" w:color="000000"/>
-              <w:left w:val="single" w:sz="4" w:space="0" w:color="000000"/>
-              <w:bottom w:val="single" w:sz="4" w:space="0" w:color="000000"/>
-              <w:right w:val="single" w:sz="4" w:space="0" w:color="000000"/>
+              <w:top w:val="single" w:sz="4" w:color="000000"/>
+              <w:left w:val="single" w:sz="4" w:color="000000"/>
+              <w:bottom w:val="single" w:sz="4" w:color="000000"/>
+              <w:right w:val="single" w:sz="4" w:color="000000"/>
             </w:tcBorders>
           </w:tcPr>
           <w:p>
             <w:pPr>
-              <w:spacing w:before="10" w:after="10" w:line="240" w:lineRule="auto"/>
               <w:jc w:val="center"/>
             </w:pPr>
             <w:r>
               <w:rPr>
                 <w:rFonts w:ascii="Times New Roman" w:hAnsi="Times New Roman"/>
-                <w:sz w:val="15"/>
+                <w:sz w:val="16"/>
+              </w:rPr>
+              <w:t>17/06/2026</w:t>
+            </w:r>
+          </w:p>
+        </w:tc>
+        <w:tc>
+          <w:tcPr>
+            <w:tcW w:type="dxa" w:w="936"/>
+            <w:tcMar>
+              <w:top w:w="10" w:type="dxa"/>
+              <w:bottom w:w="10" w:type="dxa"/>
+              <w:left w:w="30" w:type="dxa"/>
+              <w:right w:w="30" w:type="dxa"/>
+            </w:tcMar>
+            <w:tcBorders>
+              <w:top w:val="single" w:sz="4" w:color="000000"/>
+              <w:left w:val="single" w:sz="4" w:color="000000"/>
+              <w:bottom w:val="single" w:sz="4" w:color="000000"/>
+              <w:right w:val="single" w:sz="4" w:color="000000"/>
+            </w:tcBorders>
+          </w:tcPr>
+          <w:p>
+            <w:pPr>
+              <w:jc w:val="center"/>
+            </w:pPr>
+            <w:r>
+              <w:rPr>
+                <w:rFonts w:ascii="Times New Roman" w:hAnsi="Times New Roman"/>
+                <w:b/>
+                <w:sz w:val="16"/>
+              </w:rPr>
+              <w:t>3</w:t>
+            </w:r>
+          </w:p>
+        </w:tc>
+        <w:tc>
+          <w:tcPr>
+            <w:tcW w:type="dxa" w:w="7632"/>
+            <w:tcMar>
+              <w:top w:w="10" w:type="dxa"/>
+              <w:bottom w:w="10" w:type="dxa"/>
+              <w:left w:w="30" w:type="dxa"/>
+              <w:right w:w="30" w:type="dxa"/>
+            </w:tcMar>
+            <w:tcBorders>
+              <w:top w:val="single" w:sz="4" w:color="000000"/>
+              <w:left w:val="single" w:sz="4" w:color="000000"/>
+              <w:bottom w:val="single" w:sz="4" w:color="000000"/>
+              <w:right w:val="single" w:sz="4" w:color="000000"/>
+            </w:tcBorders>
+          </w:tcPr>
+          <w:p>
+            <w:r>
+              <w:rPr>
+                <w:rFonts w:ascii="Times New Roman" w:hAnsi="Times New Roman"/>
+                <w:sz w:val="16"/>
+              </w:rPr>
+              <w:t>UI wireframing for Citizen SOS dispatch, Incident Map view, and Resource Tracker dashboards.</w:t>
+            </w:r>
+          </w:p>
+        </w:tc>
+      </w:tr>
+      <w:tr>
+        <w:tc>
+          <w:tcPr>
+            <w:tcW w:type="dxa" w:w="1512"/>
+            <w:tcMar>
+              <w:top w:w="10" w:type="dxa"/>
+              <w:bottom w:w="10" w:type="dxa"/>
+              <w:left w:w="30" w:type="dxa"/>
+              <w:right w:w="30" w:type="dxa"/>
+            </w:tcMar>
+            <w:tcBorders>
+              <w:top w:val="single" w:sz="4" w:color="000000"/>
+              <w:left w:val="single" w:sz="4" w:color="000000"/>
+              <w:bottom w:val="single" w:sz="4" w:color="000000"/>
+              <w:right w:val="single" w:sz="4" w:color="000000"/>
+            </w:tcBorders>
+          </w:tcPr>
+          <w:p>
+            <w:pPr>
+              <w:jc w:val="center"/>
+            </w:pPr>
+            <w:r>
+              <w:rPr>
+                <w:rFonts w:ascii="Times New Roman" w:hAnsi="Times New Roman"/>
+                <w:sz w:val="16"/>
               </w:rPr>
               <w:t>19/06/2026</w:t>
             </w:r>
@@ -3951,22 +4471,28 @@
         <w:tc>
           <w:tcPr>
             <w:tcW w:type="dxa" w:w="936"/>
+            <w:tcMar>
+              <w:top w:w="10" w:type="dxa"/>
+              <w:bottom w:w="10" w:type="dxa"/>
+              <w:left w:w="30" w:type="dxa"/>
+              <w:right w:w="30" w:type="dxa"/>
+            </w:tcMar>
             <w:tcBorders>
-              <w:top w:val="single" w:sz="4" w:space="0" w:color="000000"/>
-              <w:left w:val="single" w:sz="4" w:space="0" w:color="000000"/>
-              <w:bottom w:val="single" w:sz="4" w:space="0" w:color="000000"/>
-              <w:right w:val="single" w:sz="4" w:space="0" w:color="000000"/>
+              <w:top w:val="single" w:sz="4" w:color="000000"/>
+              <w:left w:val="single" w:sz="4" w:color="000000"/>
+              <w:bottom w:val="single" w:sz="4" w:color="000000"/>
+              <w:right w:val="single" w:sz="4" w:color="000000"/>
             </w:tcBorders>
           </w:tcPr>
           <w:p>
             <w:pPr>
-              <w:spacing w:before="10" w:after="10" w:line="240" w:lineRule="auto"/>
               <w:jc w:val="center"/>
             </w:pPr>
             <w:r>
               <w:rPr>
                 <w:rFonts w:ascii="Times New Roman" w:hAnsi="Times New Roman"/>
-                <w:sz w:val="15"/>
+                <w:b/>
+                <w:sz w:val="16"/>
               </w:rPr>
               <w:t>3</w:t>
             </w:r>
@@ -3974,25 +4500,27 @@
         </w:tc>
         <w:tc>
           <w:tcPr>
-            <w:tcW w:type="dxa" w:w="6912"/>
+            <w:tcW w:type="dxa" w:w="7632"/>
+            <w:tcMar>
+              <w:top w:w="10" w:type="dxa"/>
+              <w:bottom w:w="10" w:type="dxa"/>
+              <w:left w:w="30" w:type="dxa"/>
+              <w:right w:w="30" w:type="dxa"/>
+            </w:tcMar>
             <w:tcBorders>
-              <w:top w:val="single" w:sz="4" w:space="0" w:color="000000"/>
-              <w:left w:val="single" w:sz="4" w:space="0" w:color="000000"/>
-              <w:bottom w:val="single" w:sz="4" w:space="0" w:color="000000"/>
-              <w:right w:val="single" w:sz="4" w:space="0" w:color="000000"/>
+              <w:top w:val="single" w:sz="4" w:color="000000"/>
+              <w:left w:val="single" w:sz="4" w:color="000000"/>
+              <w:bottom w:val="single" w:sz="4" w:color="000000"/>
+              <w:right w:val="single" w:sz="4" w:color="000000"/>
             </w:tcBorders>
           </w:tcPr>
           <w:p>
-            <w:pPr>
-              <w:spacing w:before="10" w:after="10" w:line="240" w:lineRule="auto"/>
-              <w:jc w:val="left"/>
-            </w:pPr>
             <w:r>
               <w:rPr>
                 <w:rFonts w:ascii="Times New Roman" w:hAnsi="Times New Roman"/>
-                <w:sz w:val="15"/>
+                <w:sz w:val="16"/>
               </w:rPr>
-              <w:t>Formulation of AI-Rescue project charter, core objectives, and stakeholder requirement boundaries.</w:t>
+              <w:t>PostgreSQL database initialization with PostGIS spatial extensions for geo-tagging coordinate storage.</w:t>
             </w:r>
           </w:p>
         </w:tc>
@@ -4000,23 +4528,115 @@
       <w:tr>
         <w:tc>
           <w:tcPr>
-            <w:tcW w:type="dxa" w:w="1368"/>
+            <w:tcW w:type="dxa" w:w="1512"/>
+            <w:tcMar>
+              <w:top w:w="10" w:type="dxa"/>
+              <w:bottom w:w="10" w:type="dxa"/>
+              <w:left w:w="30" w:type="dxa"/>
+              <w:right w:w="30" w:type="dxa"/>
+            </w:tcMar>
             <w:tcBorders>
-              <w:top w:val="single" w:sz="4" w:space="0" w:color="000000"/>
-              <w:left w:val="single" w:sz="4" w:space="0" w:color="000000"/>
-              <w:bottom w:val="single" w:sz="4" w:space="0" w:color="000000"/>
-              <w:right w:val="single" w:sz="4" w:space="0" w:color="000000"/>
+              <w:top w:val="single" w:sz="4" w:color="000000"/>
+              <w:left w:val="single" w:sz="4" w:color="000000"/>
+              <w:bottom w:val="single" w:sz="4" w:color="000000"/>
+              <w:right w:val="single" w:sz="4" w:color="000000"/>
             </w:tcBorders>
           </w:tcPr>
           <w:p>
             <w:pPr>
-              <w:spacing w:before="10" w:after="10" w:line="240" w:lineRule="auto"/>
               <w:jc w:val="center"/>
             </w:pPr>
             <w:r>
               <w:rPr>
                 <w:rFonts w:ascii="Times New Roman" w:hAnsi="Times New Roman"/>
-                <w:sz w:val="15"/>
+                <w:sz w:val="16"/>
+              </w:rPr>
+              <w:t>20/06/2026</w:t>
+            </w:r>
+          </w:p>
+        </w:tc>
+        <w:tc>
+          <w:tcPr>
+            <w:tcW w:type="dxa" w:w="936"/>
+            <w:tcMar>
+              <w:top w:w="10" w:type="dxa"/>
+              <w:bottom w:w="10" w:type="dxa"/>
+              <w:left w:w="30" w:type="dxa"/>
+              <w:right w:w="30" w:type="dxa"/>
+            </w:tcMar>
+            <w:tcBorders>
+              <w:top w:val="single" w:sz="4" w:color="000000"/>
+              <w:left w:val="single" w:sz="4" w:color="000000"/>
+              <w:bottom w:val="single" w:sz="4" w:color="000000"/>
+              <w:right w:val="single" w:sz="4" w:color="000000"/>
+            </w:tcBorders>
+          </w:tcPr>
+          <w:p>
+            <w:pPr>
+              <w:jc w:val="center"/>
+            </w:pPr>
+            <w:r>
+              <w:rPr>
+                <w:rFonts w:ascii="Times New Roman" w:hAnsi="Times New Roman"/>
+                <w:b/>
+                <w:sz w:val="16"/>
+              </w:rPr>
+              <w:t>3</w:t>
+            </w:r>
+          </w:p>
+        </w:tc>
+        <w:tc>
+          <w:tcPr>
+            <w:tcW w:type="dxa" w:w="7632"/>
+            <w:tcMar>
+              <w:top w:w="10" w:type="dxa"/>
+              <w:bottom w:w="10" w:type="dxa"/>
+              <w:left w:w="30" w:type="dxa"/>
+              <w:right w:w="30" w:type="dxa"/>
+            </w:tcMar>
+            <w:tcBorders>
+              <w:top w:val="single" w:sz="4" w:color="000000"/>
+              <w:left w:val="single" w:sz="4" w:color="000000"/>
+              <w:bottom w:val="single" w:sz="4" w:color="000000"/>
+              <w:right w:val="single" w:sz="4" w:color="000000"/>
+            </w:tcBorders>
+          </w:tcPr>
+          <w:p>
+            <w:r>
+              <w:rPr>
+                <w:rFonts w:ascii="Times New Roman" w:hAnsi="Times New Roman"/>
+                <w:sz w:val="16"/>
+              </w:rPr>
+              <w:t>Authentication module implementation: JWT authentication, bcrypt hashing, and Role-Based Access Control.</w:t>
+            </w:r>
+          </w:p>
+        </w:tc>
+      </w:tr>
+      <w:tr>
+        <w:tc>
+          <w:tcPr>
+            <w:tcW w:type="dxa" w:w="1512"/>
+            <w:tcMar>
+              <w:top w:w="10" w:type="dxa"/>
+              <w:bottom w:w="10" w:type="dxa"/>
+              <w:left w:w="30" w:type="dxa"/>
+              <w:right w:w="30" w:type="dxa"/>
+            </w:tcMar>
+            <w:tcBorders>
+              <w:top w:val="single" w:sz="4" w:color="000000"/>
+              <w:left w:val="single" w:sz="4" w:color="000000"/>
+              <w:bottom w:val="single" w:sz="4" w:color="000000"/>
+              <w:right w:val="single" w:sz="4" w:color="000000"/>
+            </w:tcBorders>
+          </w:tcPr>
+          <w:p>
+            <w:pPr>
+              <w:jc w:val="center"/>
+            </w:pPr>
+            <w:r>
+              <w:rPr>
+                <w:rFonts w:ascii="Times New Roman" w:hAnsi="Times New Roman"/>
+                <w:sz w:val="16"/>
               </w:rPr>
               <w:t>22/06/2026</w:t>
             </w:r>
@@ -4025,22 +4645,28 @@
         <w:tc>
           <w:tcPr>
             <w:tcW w:type="dxa" w:w="936"/>
+            <w:tcMar>
+              <w:top w:w="10" w:type="dxa"/>
+              <w:bottom w:w="10" w:type="dxa"/>
+              <w:left w:w="30" w:type="dxa"/>
+              <w:right w:w="30" w:type="dxa"/>
+            </w:tcMar>
             <w:tcBorders>
-              <w:top w:val="single" w:sz="4" w:space="0" w:color="000000"/>
-              <w:left w:val="single" w:sz="4" w:space="0" w:color="000000"/>
-              <w:bottom w:val="single" w:sz="4" w:space="0" w:color="000000"/>
-              <w:right w:val="single" w:sz="4" w:space="0" w:color="000000"/>
+              <w:top w:val="single" w:sz="4" w:color="000000"/>
+              <w:left w:val="single" w:sz="4" w:color="000000"/>
+              <w:bottom w:val="single" w:sz="4" w:color="000000"/>
+              <w:right w:val="single" w:sz="4" w:color="000000"/>
             </w:tcBorders>
           </w:tcPr>
           <w:p>
             <w:pPr>
-              <w:spacing w:before="10" w:after="10" w:line="240" w:lineRule="auto"/>
               <w:jc w:val="center"/>
             </w:pPr>
             <w:r>
               <w:rPr>
                 <w:rFonts w:ascii="Times New Roman" w:hAnsi="Times New Roman"/>
-                <w:sz w:val="15"/>
+                <w:b/>
+                <w:sz w:val="16"/>
               </w:rPr>
               <w:t>3</w:t>
             </w:r>
@@ -4048,25 +4674,27 @@
         </w:tc>
         <w:tc>
           <w:tcPr>
-            <w:tcW w:type="dxa" w:w="6912"/>
+            <w:tcW w:type="dxa" w:w="7632"/>
+            <w:tcMar>
+              <w:top w:w="10" w:type="dxa"/>
+              <w:bottom w:w="10" w:type="dxa"/>
+              <w:left w:w="30" w:type="dxa"/>
+              <w:right w:w="30" w:type="dxa"/>
+            </w:tcMar>
             <w:tcBorders>
-              <w:top w:val="single" w:sz="4" w:space="0" w:color="000000"/>
-              <w:left w:val="single" w:sz="4" w:space="0" w:color="000000"/>
-              <w:bottom w:val="single" w:sz="4" w:space="0" w:color="000000"/>
-              <w:right w:val="single" w:sz="4" w:space="0" w:color="000000"/>
+              <w:top w:val="single" w:sz="4" w:color="000000"/>
+              <w:left w:val="single" w:sz="4" w:color="000000"/>
+              <w:bottom w:val="single" w:sz="4" w:color="000000"/>
+              <w:right w:val="single" w:sz="4" w:color="000000"/>
             </w:tcBorders>
           </w:tcPr>
           <w:p>
-            <w:pPr>
-              <w:spacing w:before="10" w:after="10" w:line="240" w:lineRule="auto"/>
-              <w:jc w:val="left"/>
-            </w:pPr>
             <w:r>
               <w:rPr>
                 <w:rFonts w:ascii="Times New Roman" w:hAnsi="Times New Roman"/>
-                <w:sz w:val="15"/>
+                <w:sz w:val="16"/>
               </w:rPr>
-              <w:t>Drafting Software Requirements Specification (SRS) for citizen, responder, officer, and admin modules.</w:t>
+              <w:t>Citizen Incident Reporting module: GPS reverse-geocoding, multi-category selection, and photo upload pipeline.</w:t>
             </w:r>
           </w:p>
         </w:tc>
@@ -4074,23 +4702,115 @@
       <w:tr>
         <w:tc>
           <w:tcPr>
-            <w:tcW w:type="dxa" w:w="1368"/>
+            <w:tcW w:type="dxa" w:w="1512"/>
+            <w:tcMar>
+              <w:top w:w="10" w:type="dxa"/>
+              <w:bottom w:w="10" w:type="dxa"/>
+              <w:left w:w="30" w:type="dxa"/>
+              <w:right w:w="30" w:type="dxa"/>
+            </w:tcMar>
             <w:tcBorders>
-              <w:top w:val="single" w:sz="4" w:space="0" w:color="000000"/>
-              <w:left w:val="single" w:sz="4" w:space="0" w:color="000000"/>
-              <w:bottom w:val="single" w:sz="4" w:space="0" w:color="000000"/>
-              <w:right w:val="single" w:sz="4" w:space="0" w:color="000000"/>
+              <w:top w:val="single" w:sz="4" w:color="000000"/>
+              <w:left w:val="single" w:sz="4" w:color="000000"/>
+              <w:bottom w:val="single" w:sz="4" w:color="000000"/>
+              <w:right w:val="single" w:sz="4" w:color="000000"/>
             </w:tcBorders>
           </w:tcPr>
           <w:p>
             <w:pPr>
-              <w:spacing w:before="10" w:after="10" w:line="240" w:lineRule="auto"/>
               <w:jc w:val="center"/>
             </w:pPr>
             <w:r>
               <w:rPr>
                 <w:rFonts w:ascii="Times New Roman" w:hAnsi="Times New Roman"/>
-                <w:sz w:val="15"/>
+                <w:sz w:val="16"/>
+              </w:rPr>
+              <w:t>24/06/2026</w:t>
+            </w:r>
+          </w:p>
+        </w:tc>
+        <w:tc>
+          <w:tcPr>
+            <w:tcW w:type="dxa" w:w="936"/>
+            <w:tcMar>
+              <w:top w:w="10" w:type="dxa"/>
+              <w:bottom w:w="10" w:type="dxa"/>
+              <w:left w:w="30" w:type="dxa"/>
+              <w:right w:w="30" w:type="dxa"/>
+            </w:tcMar>
+            <w:tcBorders>
+              <w:top w:val="single" w:sz="4" w:color="000000"/>
+              <w:left w:val="single" w:sz="4" w:color="000000"/>
+              <w:bottom w:val="single" w:sz="4" w:color="000000"/>
+              <w:right w:val="single" w:sz="4" w:color="000000"/>
+            </w:tcBorders>
+          </w:tcPr>
+          <w:p>
+            <w:pPr>
+              <w:jc w:val="center"/>
+            </w:pPr>
+            <w:r>
+              <w:rPr>
+                <w:rFonts w:ascii="Times New Roman" w:hAnsi="Times New Roman"/>
+                <w:b/>
+                <w:sz w:val="16"/>
+              </w:rPr>
+              <w:t>3</w:t>
+            </w:r>
+          </w:p>
+        </w:tc>
+        <w:tc>
+          <w:tcPr>
+            <w:tcW w:type="dxa" w:w="7632"/>
+            <w:tcMar>
+              <w:top w:w="10" w:type="dxa"/>
+              <w:bottom w:w="10" w:type="dxa"/>
+              <w:left w:w="30" w:type="dxa"/>
+              <w:right w:w="30" w:type="dxa"/>
+            </w:tcMar>
+            <w:tcBorders>
+              <w:top w:val="single" w:sz="4" w:color="000000"/>
+              <w:left w:val="single" w:sz="4" w:color="000000"/>
+              <w:bottom w:val="single" w:sz="4" w:color="000000"/>
+              <w:right w:val="single" w:sz="4" w:color="000000"/>
+            </w:tcBorders>
+          </w:tcPr>
+          <w:p>
+            <w:r>
+              <w:rPr>
+                <w:rFonts w:ascii="Times New Roman" w:hAnsi="Times New Roman"/>
+                <w:sz w:val="16"/>
+              </w:rPr>
+              <w:t>Live incident feed integration: WebSocket pub/sub implementation via Redis for real-time map updates.</w:t>
+            </w:r>
+          </w:p>
+        </w:tc>
+      </w:tr>
+      <w:tr>
+        <w:tc>
+          <w:tcPr>
+            <w:tcW w:type="dxa" w:w="1512"/>
+            <w:tcMar>
+              <w:top w:w="10" w:type="dxa"/>
+              <w:bottom w:w="10" w:type="dxa"/>
+              <w:left w:w="30" w:type="dxa"/>
+              <w:right w:w="30" w:type="dxa"/>
+            </w:tcMar>
+            <w:tcBorders>
+              <w:top w:val="single" w:sz="4" w:color="000000"/>
+              <w:left w:val="single" w:sz="4" w:color="000000"/>
+              <w:bottom w:val="single" w:sz="4" w:color="000000"/>
+              <w:right w:val="single" w:sz="4" w:color="000000"/>
+            </w:tcBorders>
+          </w:tcPr>
+          <w:p>
+            <w:pPr>
+              <w:jc w:val="center"/>
+            </w:pPr>
+            <w:r>
+              <w:rPr>
+                <w:rFonts w:ascii="Times New Roman" w:hAnsi="Times New Roman"/>
+                <w:sz w:val="16"/>
               </w:rPr>
               <w:t>26/06/2026</w:t>
             </w:r>
@@ -4099,22 +4819,28 @@
         <w:tc>
           <w:tcPr>
             <w:tcW w:type="dxa" w:w="936"/>
+            <w:tcMar>
+              <w:top w:w="10" w:type="dxa"/>
+              <w:bottom w:w="10" w:type="dxa"/>
+              <w:left w:w="30" w:type="dxa"/>
+              <w:right w:w="30" w:type="dxa"/>
+            </w:tcMar>
             <w:tcBorders>
-              <w:top w:val="single" w:sz="4" w:space="0" w:color="000000"/>
-              <w:left w:val="single" w:sz="4" w:space="0" w:color="000000"/>
-              <w:bottom w:val="single" w:sz="4" w:space="0" w:color="000000"/>
-              <w:right w:val="single" w:sz="4" w:space="0" w:color="000000"/>
+              <w:top w:val="single" w:sz="4" w:color="000000"/>
+              <w:left w:val="single" w:sz="4" w:color="000000"/>
+              <w:bottom w:val="single" w:sz="4" w:color="000000"/>
+              <w:right w:val="single" w:sz="4" w:color="000000"/>
             </w:tcBorders>
           </w:tcPr>
           <w:p>
             <w:pPr>
-              <w:spacing w:before="10" w:after="10" w:line="240" w:lineRule="auto"/>
               <w:jc w:val="center"/>
             </w:pPr>
             <w:r>
               <w:rPr>
                 <w:rFonts w:ascii="Times New Roman" w:hAnsi="Times New Roman"/>
-                <w:sz w:val="15"/>
+                <w:b/>
+                <w:sz w:val="16"/>
               </w:rPr>
               <w:t>3</w:t>
             </w:r>
@@ -4122,25 +4848,27 @@
         </w:tc>
         <w:tc>
           <w:tcPr>
-            <w:tcW w:type="dxa" w:w="6912"/>
+            <w:tcW w:type="dxa" w:w="7632"/>
+            <w:tcMar>
+              <w:top w:w="10" w:type="dxa"/>
+              <w:bottom w:w="10" w:type="dxa"/>
+              <w:left w:w="30" w:type="dxa"/>
+              <w:right w:w="30" w:type="dxa"/>
+            </w:tcMar>
             <w:tcBorders>
-              <w:top w:val="single" w:sz="4" w:space="0" w:color="000000"/>
-              <w:left w:val="single" w:sz="4" w:space="0" w:color="000000"/>
-              <w:bottom w:val="single" w:sz="4" w:space="0" w:color="000000"/>
-              <w:right w:val="single" w:sz="4" w:space="0" w:color="000000"/>
+              <w:top w:val="single" w:sz="4" w:color="000000"/>
+              <w:left w:val="single" w:sz="4" w:color="000000"/>
+              <w:bottom w:val="single" w:sz="4" w:color="000000"/>
+              <w:right w:val="single" w:sz="4" w:color="000000"/>
             </w:tcBorders>
           </w:tcPr>
           <w:p>
-            <w:pPr>
-              <w:spacing w:before="10" w:after="10" w:line="240" w:lineRule="auto"/>
-              <w:jc w:val="left"/>
-            </w:pPr>
             <w:r>
               <w:rPr>
                 <w:rFonts w:ascii="Times New Roman" w:hAnsi="Times New Roman"/>
-                <w:sz w:val="15"/>
+                <w:sz w:val="16"/>
               </w:rPr>
-              <w:t>Citizen disaster reporting module UI wireframing and emergency evidence attachment workflow design.</w:t>
+              <w:t>AI multi-modal NLP classification pipeline: text severity scoring and OCR text extraction from disaster images.</w:t>
             </w:r>
           </w:p>
         </w:tc>
@@ -4148,47 +4876,58 @@
       <w:tr>
         <w:tc>
           <w:tcPr>
-            <w:tcW w:type="dxa" w:w="1368"/>
+            <w:tcW w:type="dxa" w:w="1512"/>
+            <w:tcMar>
+              <w:top w:w="10" w:type="dxa"/>
+              <w:bottom w:w="10" w:type="dxa"/>
+              <w:left w:w="30" w:type="dxa"/>
+              <w:right w:w="30" w:type="dxa"/>
+            </w:tcMar>
             <w:tcBorders>
-              <w:top w:val="single" w:sz="4" w:space="0" w:color="000000"/>
-              <w:left w:val="single" w:sz="4" w:space="0" w:color="000000"/>
-              <w:bottom w:val="single" w:sz="4" w:space="0" w:color="000000"/>
-              <w:right w:val="single" w:sz="4" w:space="0" w:color="000000"/>
+              <w:top w:val="single" w:sz="4" w:color="000000"/>
+              <w:left w:val="single" w:sz="4" w:color="000000"/>
+              <w:bottom w:val="single" w:sz="4" w:color="000000"/>
+              <w:right w:val="single" w:sz="4" w:color="000000"/>
             </w:tcBorders>
           </w:tcPr>
           <w:p>
             <w:pPr>
-              <w:spacing w:before="10" w:after="10" w:line="240" w:lineRule="auto"/>
               <w:jc w:val="center"/>
             </w:pPr>
             <w:r>
               <w:rPr>
                 <w:rFonts w:ascii="Times New Roman" w:hAnsi="Times New Roman"/>
-                <w:sz w:val="15"/>
+                <w:sz w:val="16"/>
               </w:rPr>
-              <w:t>29/06/2026</w:t>
+              <w:t>27/06/2026</w:t>
             </w:r>
           </w:p>
         </w:tc>
         <w:tc>
           <w:tcPr>
             <w:tcW w:type="dxa" w:w="936"/>
+            <w:tcMar>
+              <w:top w:w="10" w:type="dxa"/>
+              <w:bottom w:w="10" w:type="dxa"/>
+              <w:left w:w="30" w:type="dxa"/>
+              <w:right w:w="30" w:type="dxa"/>
+            </w:tcMar>
             <w:tcBorders>
-              <w:top w:val="single" w:sz="4" w:space="0" w:color="000000"/>
-              <w:left w:val="single" w:sz="4" w:space="0" w:color="000000"/>
-              <w:bottom w:val="single" w:sz="4" w:space="0" w:color="000000"/>
-              <w:right w:val="single" w:sz="4" w:space="0" w:color="000000"/>
+              <w:top w:val="single" w:sz="4" w:color="000000"/>
+              <w:left w:val="single" w:sz="4" w:color="000000"/>
+              <w:bottom w:val="single" w:sz="4" w:color="000000"/>
+              <w:right w:val="single" w:sz="4" w:color="000000"/>
             </w:tcBorders>
           </w:tcPr>
           <w:p>
             <w:pPr>
-              <w:spacing w:before="10" w:after="10" w:line="240" w:lineRule="auto"/>
               <w:jc w:val="center"/>
             </w:pPr>
             <w:r>
               <w:rPr>
                 <w:rFonts w:ascii="Times New Roman" w:hAnsi="Times New Roman"/>
-                <w:sz w:val="15"/>
+                <w:b/>
+                <w:sz w:val="16"/>
               </w:rPr>
               <w:t>3</w:t>
             </w:r>
@@ -4196,395 +4935,27 @@
         </w:tc>
         <w:tc>
           <w:tcPr>
-            <w:tcW w:type="dxa" w:w="6912"/>
+            <w:tcW w:type="dxa" w:w="7632"/>
+            <w:tcMar>
+              <w:top w:w="10" w:type="dxa"/>
+              <w:bottom w:w="10" w:type="dxa"/>
+              <w:left w:w="30" w:type="dxa"/>
+              <w:right w:w="30" w:type="dxa"/>
+            </w:tcMar>
             <w:tcBorders>
-              <w:top w:val="single" w:sz="4" w:space="0" w:color="000000"/>
-              <w:left w:val="single" w:sz="4" w:space="0" w:color="000000"/>
-              <w:bottom w:val="single" w:sz="4" w:space="0" w:color="000000"/>
-              <w:right w:val="single" w:sz="4" w:space="0" w:color="000000"/>
+              <w:top w:val="single" w:sz="4" w:color="000000"/>
+              <w:left w:val="single" w:sz="4" w:color="000000"/>
+              <w:bottom w:val="single" w:sz="4" w:color="000000"/>
+              <w:right w:val="single" w:sz="4" w:color="000000"/>
             </w:tcBorders>
           </w:tcPr>
           <w:p>
-            <w:pPr>
-              <w:spacing w:before="10" w:after="10" w:line="240" w:lineRule="auto"/>
-              <w:jc w:val="left"/>
-            </w:pPr>
             <w:r>
               <w:rPr>
                 <w:rFonts w:ascii="Times New Roman" w:hAnsi="Times New Roman"/>
-                <w:sz w:val="15"/>
+                <w:sz w:val="16"/>
               </w:rPr>
-              <w:t>Response Officer dashboard layout, triage queue prioritization, and verification console planning.</w:t>
-            </w:r>
-          </w:p>
-        </w:tc>
-      </w:tr>
-      <w:tr>
-        <w:tc>
-          <w:tcPr>
-            <w:tcW w:type="dxa" w:w="1368"/>
-            <w:tcBorders>
-              <w:top w:val="single" w:sz="4" w:space="0" w:color="000000"/>
-              <w:left w:val="single" w:sz="4" w:space="0" w:color="000000"/>
-              <w:bottom w:val="single" w:sz="4" w:space="0" w:color="000000"/>
-              <w:right w:val="single" w:sz="4" w:space="0" w:color="000000"/>
-            </w:tcBorders>
-          </w:tcPr>
-          <w:p>
-            <w:pPr>
-              <w:spacing w:before="10" w:after="10" w:line="240" w:lineRule="auto"/>
-              <w:jc w:val="center"/>
-            </w:pPr>
-            <w:r>
-              <w:rPr>
-                <w:rFonts w:ascii="Times New Roman" w:hAnsi="Times New Roman"/>
-                <w:sz w:val="15"/>
-              </w:rPr>
-              <w:t>04/07/2026</w:t>
-            </w:r>
-          </w:p>
-        </w:tc>
-        <w:tc>
-          <w:tcPr>
-            <w:tcW w:type="dxa" w:w="936"/>
-            <w:tcBorders>
-              <w:top w:val="single" w:sz="4" w:space="0" w:color="000000"/>
-              <w:left w:val="single" w:sz="4" w:space="0" w:color="000000"/>
-              <w:bottom w:val="single" w:sz="4" w:space="0" w:color="000000"/>
-              <w:right w:val="single" w:sz="4" w:space="0" w:color="000000"/>
-            </w:tcBorders>
-          </w:tcPr>
-          <w:p>
-            <w:pPr>
-              <w:spacing w:before="10" w:after="10" w:line="240" w:lineRule="auto"/>
-              <w:jc w:val="center"/>
-            </w:pPr>
-            <w:r>
-              <w:rPr>
-                <w:rFonts w:ascii="Times New Roman" w:hAnsi="Times New Roman"/>
-                <w:sz w:val="15"/>
-              </w:rPr>
-              <w:t>3</w:t>
-            </w:r>
-          </w:p>
-        </w:tc>
-        <w:tc>
-          <w:tcPr>
-            <w:tcW w:type="dxa" w:w="6912"/>
-            <w:tcBorders>
-              <w:top w:val="single" w:sz="4" w:space="0" w:color="000000"/>
-              <w:left w:val="single" w:sz="4" w:space="0" w:color="000000"/>
-              <w:bottom w:val="single" w:sz="4" w:space="0" w:color="000000"/>
-              <w:right w:val="single" w:sz="4" w:space="0" w:color="000000"/>
-            </w:tcBorders>
-          </w:tcPr>
-          <w:p>
-            <w:pPr>
-              <w:spacing w:before="10" w:after="10" w:line="240" w:lineRule="auto"/>
-              <w:jc w:val="left"/>
-            </w:pPr>
-            <w:r>
-              <w:rPr>
-                <w:rFonts w:ascii="Times New Roman" w:hAnsi="Times New Roman"/>
-                <w:sz w:val="15"/>
-              </w:rPr>
-              <w:t>PostgreSQL relational schema modeling, 16 entity tables definition, and foreign key constraint specification.</w:t>
-            </w:r>
-          </w:p>
-        </w:tc>
-      </w:tr>
-      <w:tr>
-        <w:tc>
-          <w:tcPr>
-            <w:tcW w:type="dxa" w:w="1368"/>
-            <w:tcBorders>
-              <w:top w:val="single" w:sz="4" w:space="0" w:color="000000"/>
-              <w:left w:val="single" w:sz="4" w:space="0" w:color="000000"/>
-              <w:bottom w:val="single" w:sz="4" w:space="0" w:color="000000"/>
-              <w:right w:val="single" w:sz="4" w:space="0" w:color="000000"/>
-            </w:tcBorders>
-          </w:tcPr>
-          <w:p>
-            <w:pPr>
-              <w:spacing w:before="10" w:after="10" w:line="240" w:lineRule="auto"/>
-              <w:jc w:val="center"/>
-            </w:pPr>
-            <w:r>
-              <w:rPr>
-                <w:rFonts w:ascii="Times New Roman" w:hAnsi="Times New Roman"/>
-                <w:sz w:val="15"/>
-              </w:rPr>
-              <w:t>08/07/2026</w:t>
-            </w:r>
-          </w:p>
-        </w:tc>
-        <w:tc>
-          <w:tcPr>
-            <w:tcW w:type="dxa" w:w="936"/>
-            <w:tcBorders>
-              <w:top w:val="single" w:sz="4" w:space="0" w:color="000000"/>
-              <w:left w:val="single" w:sz="4" w:space="0" w:color="000000"/>
-              <w:bottom w:val="single" w:sz="4" w:space="0" w:color="000000"/>
-              <w:right w:val="single" w:sz="4" w:space="0" w:color="000000"/>
-            </w:tcBorders>
-          </w:tcPr>
-          <w:p>
-            <w:pPr>
-              <w:spacing w:before="10" w:after="10" w:line="240" w:lineRule="auto"/>
-              <w:jc w:val="center"/>
-            </w:pPr>
-            <w:r>
-              <w:rPr>
-                <w:rFonts w:ascii="Times New Roman" w:hAnsi="Times New Roman"/>
-                <w:sz w:val="15"/>
-              </w:rPr>
-              <w:t>3</w:t>
-            </w:r>
-          </w:p>
-        </w:tc>
-        <w:tc>
-          <w:tcPr>
-            <w:tcW w:type="dxa" w:w="6912"/>
-            <w:tcBorders>
-              <w:top w:val="single" w:sz="4" w:space="0" w:color="000000"/>
-              <w:left w:val="single" w:sz="4" w:space="0" w:color="000000"/>
-              <w:bottom w:val="single" w:sz="4" w:space="0" w:color="000000"/>
-              <w:right w:val="single" w:sz="4" w:space="0" w:color="000000"/>
-            </w:tcBorders>
-          </w:tcPr>
-          <w:p>
-            <w:pPr>
-              <w:spacing w:before="10" w:after="10" w:line="240" w:lineRule="auto"/>
-              <w:jc w:val="left"/>
-            </w:pPr>
-            <w:r>
-              <w:rPr>
-                <w:rFonts w:ascii="Times New Roman" w:hAnsi="Times New Roman"/>
-                <w:sz w:val="15"/>
-              </w:rPr>
-              <w:t>Master Entity Relationship Diagram (ERD) conceptual, logical, and physical cardinality modeling.</w:t>
-            </w:r>
-          </w:p>
-        </w:tc>
-      </w:tr>
-      <w:tr>
-        <w:tc>
-          <w:tcPr>
-            <w:tcW w:type="dxa" w:w="1368"/>
-            <w:tcBorders>
-              <w:top w:val="single" w:sz="4" w:space="0" w:color="000000"/>
-              <w:left w:val="single" w:sz="4" w:space="0" w:color="000000"/>
-              <w:bottom w:val="single" w:sz="4" w:space="0" w:color="000000"/>
-              <w:right w:val="single" w:sz="4" w:space="0" w:color="000000"/>
-            </w:tcBorders>
-          </w:tcPr>
-          <w:p>
-            <w:pPr>
-              <w:spacing w:before="10" w:after="10" w:line="240" w:lineRule="auto"/>
-              <w:jc w:val="center"/>
-            </w:pPr>
-            <w:r>
-              <w:rPr>
-                <w:rFonts w:ascii="Times New Roman" w:hAnsi="Times New Roman"/>
-                <w:sz w:val="15"/>
-              </w:rPr>
-              <w:t>14/07/2026</w:t>
-            </w:r>
-          </w:p>
-        </w:tc>
-        <w:tc>
-          <w:tcPr>
-            <w:tcW w:type="dxa" w:w="936"/>
-            <w:tcBorders>
-              <w:top w:val="single" w:sz="4" w:space="0" w:color="000000"/>
-              <w:left w:val="single" w:sz="4" w:space="0" w:color="000000"/>
-              <w:bottom w:val="single" w:sz="4" w:space="0" w:color="000000"/>
-              <w:right w:val="single" w:sz="4" w:space="0" w:color="000000"/>
-            </w:tcBorders>
-          </w:tcPr>
-          <w:p>
-            <w:pPr>
-              <w:spacing w:before="10" w:after="10" w:line="240" w:lineRule="auto"/>
-              <w:jc w:val="center"/>
-            </w:pPr>
-            <w:r>
-              <w:rPr>
-                <w:rFonts w:ascii="Times New Roman" w:hAnsi="Times New Roman"/>
-                <w:sz w:val="15"/>
-              </w:rPr>
-              <w:t>3</w:t>
-            </w:r>
-          </w:p>
-        </w:tc>
-        <w:tc>
-          <w:tcPr>
-            <w:tcW w:type="dxa" w:w="6912"/>
-            <w:tcBorders>
-              <w:top w:val="single" w:sz="4" w:space="0" w:color="000000"/>
-              <w:left w:val="single" w:sz="4" w:space="0" w:color="000000"/>
-              <w:bottom w:val="single" w:sz="4" w:space="0" w:color="000000"/>
-              <w:right w:val="single" w:sz="4" w:space="0" w:color="000000"/>
-            </w:tcBorders>
-          </w:tcPr>
-          <w:p>
-            <w:pPr>
-              <w:spacing w:before="10" w:after="10" w:line="240" w:lineRule="auto"/>
-              <w:jc w:val="left"/>
-            </w:pPr>
-            <w:r>
-              <w:rPr>
-                <w:rFonts w:ascii="Times New Roman" w:hAnsi="Times New Roman"/>
-                <w:sz w:val="15"/>
-              </w:rPr>
-              <w:t>Data Flow Diagram (DFD Level 0 Context &amp; Level 1 Modular Decomposition) architectural modeling.</w:t>
-            </w:r>
-          </w:p>
-        </w:tc>
-      </w:tr>
-      <w:tr>
-        <w:tc>
-          <w:tcPr>
-            <w:tcW w:type="dxa" w:w="1368"/>
-            <w:tcBorders>
-              <w:top w:val="single" w:sz="4" w:space="0" w:color="000000"/>
-              <w:left w:val="single" w:sz="4" w:space="0" w:color="000000"/>
-              <w:bottom w:val="single" w:sz="4" w:space="0" w:color="000000"/>
-              <w:right w:val="single" w:sz="4" w:space="0" w:color="000000"/>
-            </w:tcBorders>
-          </w:tcPr>
-          <w:p>
-            <w:pPr>
-              <w:spacing w:before="10" w:after="10" w:line="240" w:lineRule="auto"/>
-              <w:jc w:val="center"/>
-            </w:pPr>
-            <w:r>
-              <w:rPr>
-                <w:rFonts w:ascii="Times New Roman" w:hAnsi="Times New Roman"/>
-                <w:sz w:val="15"/>
-              </w:rPr>
-              <w:t>18/07/2026</w:t>
-            </w:r>
-          </w:p>
-        </w:tc>
-        <w:tc>
-          <w:tcPr>
-            <w:tcW w:type="dxa" w:w="936"/>
-            <w:tcBorders>
-              <w:top w:val="single" w:sz="4" w:space="0" w:color="000000"/>
-              <w:left w:val="single" w:sz="4" w:space="0" w:color="000000"/>
-              <w:bottom w:val="single" w:sz="4" w:space="0" w:color="000000"/>
-              <w:right w:val="single" w:sz="4" w:space="0" w:color="000000"/>
-            </w:tcBorders>
-          </w:tcPr>
-          <w:p>
-            <w:pPr>
-              <w:spacing w:before="10" w:after="10" w:line="240" w:lineRule="auto"/>
-              <w:jc w:val="center"/>
-            </w:pPr>
-            <w:r>
-              <w:rPr>
-                <w:rFonts w:ascii="Times New Roman" w:hAnsi="Times New Roman"/>
-                <w:sz w:val="15"/>
-              </w:rPr>
-              <w:t>3</w:t>
-            </w:r>
-          </w:p>
-        </w:tc>
-        <w:tc>
-          <w:tcPr>
-            <w:tcW w:type="dxa" w:w="6912"/>
-            <w:tcBorders>
-              <w:top w:val="single" w:sz="4" w:space="0" w:color="000000"/>
-              <w:left w:val="single" w:sz="4" w:space="0" w:color="000000"/>
-              <w:bottom w:val="single" w:sz="4" w:space="0" w:color="000000"/>
-              <w:right w:val="single" w:sz="4" w:space="0" w:color="000000"/>
-            </w:tcBorders>
-          </w:tcPr>
-          <w:p>
-            <w:pPr>
-              <w:spacing w:before="10" w:after="10" w:line="240" w:lineRule="auto"/>
-              <w:jc w:val="left"/>
-            </w:pPr>
-            <w:r>
-              <w:rPr>
-                <w:rFonts w:ascii="Times New Roman" w:hAnsi="Times New Roman"/>
-                <w:sz w:val="15"/>
-              </w:rPr>
-              <w:t>UML Use Case Diagram modeling across 4 primary actors (Citizen, Officer, Admin, Responder) &amp; 21 use cases.</w:t>
-            </w:r>
-          </w:p>
-        </w:tc>
-      </w:tr>
-      <w:tr>
-        <w:tc>
-          <w:tcPr>
-            <w:tcW w:type="dxa" w:w="1368"/>
-            <w:tcBorders>
-              <w:top w:val="single" w:sz="4" w:space="0" w:color="000000"/>
-              <w:left w:val="single" w:sz="4" w:space="0" w:color="000000"/>
-              <w:bottom w:val="single" w:sz="4" w:space="0" w:color="000000"/>
-              <w:right w:val="single" w:sz="4" w:space="0" w:color="000000"/>
-            </w:tcBorders>
-          </w:tcPr>
-          <w:p>
-            <w:pPr>
-              <w:spacing w:before="10" w:after="10" w:line="240" w:lineRule="auto"/>
-              <w:jc w:val="center"/>
-            </w:pPr>
-            <w:r>
-              <w:rPr>
-                <w:rFonts w:ascii="Times New Roman" w:hAnsi="Times New Roman"/>
-                <w:sz w:val="15"/>
-              </w:rPr>
-              <w:t>25/07/2026</w:t>
-            </w:r>
-          </w:p>
-        </w:tc>
-        <w:tc>
-          <w:tcPr>
-            <w:tcW w:type="dxa" w:w="936"/>
-            <w:tcBorders>
-              <w:top w:val="single" w:sz="4" w:space="0" w:color="000000"/>
-              <w:left w:val="single" w:sz="4" w:space="0" w:color="000000"/>
-              <w:bottom w:val="single" w:sz="4" w:space="0" w:color="000000"/>
-              <w:right w:val="single" w:sz="4" w:space="0" w:color="000000"/>
-            </w:tcBorders>
-          </w:tcPr>
-          <w:p>
-            <w:pPr>
-              <w:spacing w:before="10" w:after="10" w:line="240" w:lineRule="auto"/>
-              <w:jc w:val="center"/>
-            </w:pPr>
-            <w:r>
-              <w:rPr>
-                <w:rFonts w:ascii="Times New Roman" w:hAnsi="Times New Roman"/>
-                <w:sz w:val="15"/>
-              </w:rPr>
-              <w:t>3</w:t>
-            </w:r>
-          </w:p>
-        </w:tc>
-        <w:tc>
-          <w:tcPr>
-            <w:tcW w:type="dxa" w:w="6912"/>
-            <w:tcBorders>
-              <w:top w:val="single" w:sz="4" w:space="0" w:color="000000"/>
-              <w:left w:val="single" w:sz="4" w:space="0" w:color="000000"/>
-              <w:bottom w:val="single" w:sz="4" w:space="0" w:color="000000"/>
-              <w:right w:val="single" w:sz="4" w:space="0" w:color="000000"/>
-            </w:tcBorders>
-          </w:tcPr>
-          <w:p>
-            <w:pPr>
-              <w:spacing w:before="10" w:after="10" w:line="240" w:lineRule="auto"/>
-              <w:jc w:val="left"/>
-            </w:pPr>
-            <w:r>
-              <w:rPr>
-                <w:rFonts w:ascii="Times New Roman" w:hAnsi="Times New Roman"/>
-                <w:sz w:val="15"/>
-              </w:rPr>
-              <w:t>UML Sequence Diagram lifeline design modeling chronological procedural message passing across microservices.</w:t>
+              <w:t>Haversine &amp; PostGIS spatial query engine implementation for nearest emergency resource discovery.</w:t>
             </w:r>
           </w:p>
         </w:tc>
@@ -4592,25 +4963,32 @@
     </w:tbl>
     <w:p>
       <w:pPr>
-        <w:spacing w:before="60" w:after="0"/>
+        <w:sectPr>
+          <w:footerReference w:type="default" r:id="rId16"/>
+          <w:pgSz w:w="12240" w:h="15840"/>
+          <w:pgMar w:top="792" w:right="1080" w:bottom="792" w:left="1080" w:header="720" w:footer="720" w:gutter="0"/>
+          <w:cols w:space="720"/>
+          <w:docGrid w:linePitch="360"/>
+        </w:sectPr>
+      </w:pPr>
+    </w:p>
+    <w:p>
+      <w:pPr>
+        <w:spacing w:before="0" w:after="40"/>
         <w:jc w:val="center"/>
       </w:pPr>
       <w:r>
         <w:rPr>
           <w:rFonts w:ascii="Times New Roman" w:hAnsi="Times New Roman"/>
-          <w:sz w:val="20"/>
+          <w:b/>
+          <w:sz w:val="26"/>
         </w:rPr>
-        <w:t>vi</w:t>
-      </w:r>
-    </w:p>
-    <w:p>
-      <w:r>
-        <w:br w:type="page"/>
+        <w:t>LOG BOOK</w:t>
       </w:r>
     </w:p>
     <w:p>
       <w:pPr>
-        <w:spacing w:before="160" w:after="120"/>
+        <w:spacing w:after="40"/>
         <w:jc w:val="center"/>
       </w:pPr>
       <w:r>
@@ -4619,7 +4997,35 @@
           <w:b/>
           <w:sz w:val="22"/>
         </w:rPr>
-        <w:t>WORK – 60 HOURS (Part 2: Design, Logic &amp; Verification)</w:t>
+        <w:t>Field Project – 90 Hours</w:t>
+      </w:r>
+    </w:p>
+    <w:p>
+      <w:pPr>
+        <w:spacing w:after="80"/>
+        <w:jc w:val="center"/>
+      </w:pPr>
+      <w:r>
+        <w:rPr>
+          <w:rFonts w:ascii="Times New Roman" w:hAnsi="Times New Roman"/>
+          <w:b/>
+          <w:sz w:val="21"/>
+        </w:rPr>
+        <w:t>Project Title: AI-Rescue: Intelligent Disaster Response &amp; Resource Coordination Platform</w:t>
+      </w:r>
+    </w:p>
+    <w:p>
+      <w:pPr>
+        <w:spacing w:after="60"/>
+        <w:jc w:val="center"/>
+      </w:pPr>
+      <w:r>
+        <w:rPr>
+          <w:rFonts w:ascii="Times New Roman" w:hAnsi="Times New Roman"/>
+          <w:b/>
+          <w:sz w:val="21"/>
+        </w:rPr>
+        <w:t>WORK – 60 HOURS (Continued)</w:t>
       </w:r>
     </w:p>
     <w:tbl>
@@ -4630,32 +5036,34 @@
         <w:tblLook w:firstColumn="1" w:firstRow="1" w:lastColumn="0" w:lastRow="0" w:noHBand="0" w:noVBand="1" w:val="04A0"/>
       </w:tblPr>
       <w:tblGrid>
-        <w:gridCol w:w="3154"/>
-        <w:gridCol w:w="3154"/>
-        <w:gridCol w:w="3154"/>
+        <w:gridCol w:w="3360"/>
+        <w:gridCol w:w="3360"/>
+        <w:gridCol w:w="3360"/>
       </w:tblGrid>
       <w:tr>
         <w:tc>
           <w:tcPr>
-            <w:tcW w:type="dxa" w:w="1368"/>
-            <w:shd w:fill="E2E8F0"/>
+            <w:tcW w:type="dxa" w:w="1512"/>
+            <w:tcMar>
+              <w:top w:w="10" w:type="dxa"/>
+              <w:bottom w:w="10" w:type="dxa"/>
+              <w:left w:w="30" w:type="dxa"/>
+              <w:right w:w="30" w:type="dxa"/>
+            </w:tcMar>
             <w:tcBorders>
-              <w:top w:val="single" w:sz="4" w:space="0" w:color="000000"/>
-              <w:left w:val="single" w:sz="4" w:space="0" w:color="000000"/>
-              <w:bottom w:val="single" w:sz="4" w:space="0" w:color="000000"/>
-              <w:right w:val="single" w:sz="4" w:space="0" w:color="000000"/>
+              <w:top w:val="single" w:sz="4" w:color="000000"/>
+              <w:left w:val="single" w:sz="4" w:color="000000"/>
+              <w:bottom w:val="single" w:sz="4" w:color="000000"/>
+              <w:right w:val="single" w:sz="4" w:color="000000"/>
             </w:tcBorders>
           </w:tcPr>
           <w:p>
             <w:pPr>
-              <w:spacing w:before="30" w:after="30" w:line="240" w:lineRule="auto"/>
               <w:jc w:val="center"/>
             </w:pPr>
             <w:r>
               <w:rPr>
-                <w:rFonts w:ascii="Times New Roman" w:hAnsi="Times New Roman"/>
                 <w:b/>
-                <w:sz w:val="19"/>
               </w:rPr>
               <w:t>Date</w:t>
             </w:r>
@@ -4664,24 +5072,26 @@
         <w:tc>
           <w:tcPr>
             <w:tcW w:type="dxa" w:w="936"/>
-            <w:shd w:fill="E2E8F0"/>
+            <w:tcMar>
+              <w:top w:w="10" w:type="dxa"/>
+              <w:bottom w:w="10" w:type="dxa"/>
+              <w:left w:w="30" w:type="dxa"/>
+              <w:right w:w="30" w:type="dxa"/>
+            </w:tcMar>
             <w:tcBorders>
-              <w:top w:val="single" w:sz="4" w:space="0" w:color="000000"/>
-              <w:left w:val="single" w:sz="4" w:space="0" w:color="000000"/>
-              <w:bottom w:val="single" w:sz="4" w:space="0" w:color="000000"/>
-              <w:right w:val="single" w:sz="4" w:space="0" w:color="000000"/>
+              <w:top w:val="single" w:sz="4" w:color="000000"/>
+              <w:left w:val="single" w:sz="4" w:color="000000"/>
+              <w:bottom w:val="single" w:sz="4" w:color="000000"/>
+              <w:right w:val="single" w:sz="4" w:color="000000"/>
             </w:tcBorders>
           </w:tcPr>
           <w:p>
             <w:pPr>
-              <w:spacing w:before="30" w:after="30" w:line="240" w:lineRule="auto"/>
               <w:jc w:val="center"/>
             </w:pPr>
             <w:r>
               <w:rPr>
-                <w:rFonts w:ascii="Times New Roman" w:hAnsi="Times New Roman"/>
                 <w:b/>
-                <w:sz w:val="19"/>
               </w:rPr>
               <w:t>Hours</w:t>
             </w:r>
@@ -4689,25 +5099,27 @@
         </w:tc>
         <w:tc>
           <w:tcPr>
-            <w:tcW w:type="dxa" w:w="6912"/>
-            <w:shd w:fill="E2E8F0"/>
+            <w:tcW w:type="dxa" w:w="7632"/>
+            <w:tcMar>
+              <w:top w:w="10" w:type="dxa"/>
+              <w:bottom w:w="10" w:type="dxa"/>
+              <w:left w:w="30" w:type="dxa"/>
+              <w:right w:w="30" w:type="dxa"/>
+            </w:tcMar>
             <w:tcBorders>
-              <w:top w:val="single" w:sz="4" w:space="0" w:color="000000"/>
-              <w:left w:val="single" w:sz="4" w:space="0" w:color="000000"/>
-              <w:bottom w:val="single" w:sz="4" w:space="0" w:color="000000"/>
-              <w:right w:val="single" w:sz="4" w:space="0" w:color="000000"/>
+              <w:top w:val="single" w:sz="4" w:color="000000"/>
+              <w:left w:val="single" w:sz="4" w:color="000000"/>
+              <w:bottom w:val="single" w:sz="4" w:color="000000"/>
+              <w:right w:val="single" w:sz="4" w:color="000000"/>
             </w:tcBorders>
           </w:tcPr>
           <w:p>
             <w:pPr>
-              <w:spacing w:before="30" w:after="30" w:line="240" w:lineRule="auto"/>
-              <w:jc w:val="left"/>
+              <w:jc w:val="center"/>
             </w:pPr>
             <w:r>
               <w:rPr>
-                <w:rFonts w:ascii="Times New Roman" w:hAnsi="Times New Roman"/>
                 <w:b/>
-                <w:sz w:val="19"/>
               </w:rPr>
               <w:t>Activity</w:t>
             </w:r>
@@ -4717,23 +5129,28 @@
       <w:tr>
         <w:tc>
           <w:tcPr>
-            <w:tcW w:type="dxa" w:w="1368"/>
+            <w:tcW w:type="dxa" w:w="1512"/>
+            <w:tcMar>
+              <w:top w:w="10" w:type="dxa"/>
+              <w:bottom w:w="10" w:type="dxa"/>
+              <w:left w:w="30" w:type="dxa"/>
+              <w:right w:w="30" w:type="dxa"/>
+            </w:tcMar>
             <w:tcBorders>
-              <w:top w:val="single" w:sz="4" w:space="0" w:color="000000"/>
-              <w:left w:val="single" w:sz="4" w:space="0" w:color="000000"/>
-              <w:bottom w:val="single" w:sz="4" w:space="0" w:color="000000"/>
-              <w:right w:val="single" w:sz="4" w:space="0" w:color="000000"/>
+              <w:top w:val="single" w:sz="4" w:color="000000"/>
+              <w:left w:val="single" w:sz="4" w:color="000000"/>
+              <w:bottom w:val="single" w:sz="4" w:color="000000"/>
+              <w:right w:val="single" w:sz="4" w:color="000000"/>
             </w:tcBorders>
           </w:tcPr>
           <w:p>
             <w:pPr>
-              <w:spacing w:before="30" w:after="30" w:line="240" w:lineRule="auto"/>
               <w:jc w:val="center"/>
             </w:pPr>
             <w:r>
               <w:rPr>
                 <w:rFonts w:ascii="Times New Roman" w:hAnsi="Times New Roman"/>
-                <w:sz w:val="17"/>
+                <w:sz w:val="16"/>
               </w:rPr>
               <w:t>31/07/2026</w:t>
             </w:r>
@@ -4742,22 +5159,28 @@
         <w:tc>
           <w:tcPr>
             <w:tcW w:type="dxa" w:w="936"/>
+            <w:tcMar>
+              <w:top w:w="10" w:type="dxa"/>
+              <w:bottom w:w="10" w:type="dxa"/>
+              <w:left w:w="30" w:type="dxa"/>
+              <w:right w:w="30" w:type="dxa"/>
+            </w:tcMar>
             <w:tcBorders>
-              <w:top w:val="single" w:sz="4" w:space="0" w:color="000000"/>
-              <w:left w:val="single" w:sz="4" w:space="0" w:color="000000"/>
-              <w:bottom w:val="single" w:sz="4" w:space="0" w:color="000000"/>
-              <w:right w:val="single" w:sz="4" w:space="0" w:color="000000"/>
+              <w:top w:val="single" w:sz="4" w:color="000000"/>
+              <w:left w:val="single" w:sz="4" w:color="000000"/>
+              <w:bottom w:val="single" w:sz="4" w:color="000000"/>
+              <w:right w:val="single" w:sz="4" w:color="000000"/>
             </w:tcBorders>
           </w:tcPr>
           <w:p>
             <w:pPr>
-              <w:spacing w:before="30" w:after="30" w:line="240" w:lineRule="auto"/>
               <w:jc w:val="center"/>
             </w:pPr>
             <w:r>
               <w:rPr>
                 <w:rFonts w:ascii="Times New Roman" w:hAnsi="Times New Roman"/>
-                <w:sz w:val="17"/>
+                <w:b/>
+                <w:sz w:val="16"/>
               </w:rPr>
               <w:t>3</w:t>
             </w:r>
@@ -4765,23 +5188,25 @@
         </w:tc>
         <w:tc>
           <w:tcPr>
-            <w:tcW w:type="dxa" w:w="6912"/>
+            <w:tcW w:type="dxa" w:w="7632"/>
+            <w:tcMar>
+              <w:top w:w="10" w:type="dxa"/>
+              <w:bottom w:w="10" w:type="dxa"/>
+              <w:left w:w="30" w:type="dxa"/>
+              <w:right w:w="30" w:type="dxa"/>
+            </w:tcMar>
             <w:tcBorders>
-              <w:top w:val="single" w:sz="4" w:space="0" w:color="000000"/>
-              <w:left w:val="single" w:sz="4" w:space="0" w:color="000000"/>
-              <w:bottom w:val="single" w:sz="4" w:space="0" w:color="000000"/>
-              <w:right w:val="single" w:sz="4" w:space="0" w:color="000000"/>
+              <w:top w:val="single" w:sz="4" w:color="000000"/>
+              <w:left w:val="single" w:sz="4" w:color="000000"/>
+              <w:bottom w:val="single" w:sz="4" w:color="000000"/>
+              <w:right w:val="single" w:sz="4" w:color="000000"/>
             </w:tcBorders>
           </w:tcPr>
           <w:p>
-            <w:pPr>
-              <w:spacing w:before="30" w:after="30" w:line="240" w:lineRule="auto"/>
-              <w:jc w:val="left"/>
-            </w:pPr>
             <w:r>
               <w:rPr>
                 <w:rFonts w:ascii="Times New Roman" w:hAnsi="Times New Roman"/>
-                <w:sz w:val="17"/>
+                <w:sz w:val="16"/>
               </w:rPr>
               <w:t>Continuous System Flowchart design modeling 41 operational nodes, decision diamonds, and error-retry bus loops.</w:t>
             </w:r>
@@ -4791,23 +5216,28 @@
       <w:tr>
         <w:tc>
           <w:tcPr>
-            <w:tcW w:type="dxa" w:w="1368"/>
+            <w:tcW w:type="dxa" w:w="1512"/>
+            <w:tcMar>
+              <w:top w:w="10" w:type="dxa"/>
+              <w:bottom w:w="10" w:type="dxa"/>
+              <w:left w:w="30" w:type="dxa"/>
+              <w:right w:w="30" w:type="dxa"/>
+            </w:tcMar>
             <w:tcBorders>
-              <w:top w:val="single" w:sz="4" w:space="0" w:color="000000"/>
-              <w:left w:val="single" w:sz="4" w:space="0" w:color="000000"/>
-              <w:bottom w:val="single" w:sz="4" w:space="0" w:color="000000"/>
-              <w:right w:val="single" w:sz="4" w:space="0" w:color="000000"/>
+              <w:top w:val="single" w:sz="4" w:color="000000"/>
+              <w:left w:val="single" w:sz="4" w:color="000000"/>
+              <w:bottom w:val="single" w:sz="4" w:color="000000"/>
+              <w:right w:val="single" w:sz="4" w:color="000000"/>
             </w:tcBorders>
           </w:tcPr>
           <w:p>
             <w:pPr>
-              <w:spacing w:before="30" w:after="30" w:line="240" w:lineRule="auto"/>
               <w:jc w:val="center"/>
             </w:pPr>
             <w:r>
               <w:rPr>
                 <w:rFonts w:ascii="Times New Roman" w:hAnsi="Times New Roman"/>
-                <w:sz w:val="17"/>
+                <w:sz w:val="16"/>
               </w:rPr>
               <w:t>06/08/2026</w:t>
             </w:r>
@@ -4816,22 +5246,28 @@
         <w:tc>
           <w:tcPr>
             <w:tcW w:type="dxa" w:w="936"/>
+            <w:tcMar>
+              <w:top w:w="10" w:type="dxa"/>
+              <w:bottom w:w="10" w:type="dxa"/>
+              <w:left w:w="30" w:type="dxa"/>
+              <w:right w:w="30" w:type="dxa"/>
+            </w:tcMar>
             <w:tcBorders>
-              <w:top w:val="single" w:sz="4" w:space="0" w:color="000000"/>
-              <w:left w:val="single" w:sz="4" w:space="0" w:color="000000"/>
-              <w:bottom w:val="single" w:sz="4" w:space="0" w:color="000000"/>
-              <w:right w:val="single" w:sz="4" w:space="0" w:color="000000"/>
+              <w:top w:val="single" w:sz="4" w:color="000000"/>
+              <w:left w:val="single" w:sz="4" w:color="000000"/>
+              <w:bottom w:val="single" w:sz="4" w:color="000000"/>
+              <w:right w:val="single" w:sz="4" w:color="000000"/>
             </w:tcBorders>
           </w:tcPr>
           <w:p>
             <w:pPr>
-              <w:spacing w:before="30" w:after="30" w:line="240" w:lineRule="auto"/>
               <w:jc w:val="center"/>
             </w:pPr>
             <w:r>
               <w:rPr>
                 <w:rFonts w:ascii="Times New Roman" w:hAnsi="Times New Roman"/>
-                <w:sz w:val="17"/>
+                <w:b/>
+                <w:sz w:val="16"/>
               </w:rPr>
               <w:t>3</w:t>
             </w:r>
@@ -4839,25 +5275,27 @@
         </w:tc>
         <w:tc>
           <w:tcPr>
-            <w:tcW w:type="dxa" w:w="6912"/>
+            <w:tcW w:type="dxa" w:w="7632"/>
+            <w:tcMar>
+              <w:top w:w="10" w:type="dxa"/>
+              <w:bottom w:w="10" w:type="dxa"/>
+              <w:left w:w="30" w:type="dxa"/>
+              <w:right w:w="30" w:type="dxa"/>
+            </w:tcMar>
             <w:tcBorders>
-              <w:top w:val="single" w:sz="4" w:space="0" w:color="000000"/>
-              <w:left w:val="single" w:sz="4" w:space="0" w:color="000000"/>
-              <w:bottom w:val="single" w:sz="4" w:space="0" w:color="000000"/>
-              <w:right w:val="single" w:sz="4" w:space="0" w:color="000000"/>
+              <w:top w:val="single" w:sz="4" w:color="000000"/>
+              <w:left w:val="single" w:sz="4" w:color="000000"/>
+              <w:bottom w:val="single" w:sz="4" w:color="000000"/>
+              <w:right w:val="single" w:sz="4" w:color="000000"/>
             </w:tcBorders>
           </w:tcPr>
           <w:p>
-            <w:pPr>
-              <w:spacing w:before="30" w:after="30" w:line="240" w:lineRule="auto"/>
-              <w:jc w:val="left"/>
-            </w:pPr>
             <w:r>
               <w:rPr>
                 <w:rFonts w:ascii="Times New Roman" w:hAnsi="Times New Roman"/>
-                <w:sz w:val="17"/>
+                <w:sz w:val="16"/>
               </w:rPr>
-              <w:t>Multi-modal AI severity scoring algorithm formulation, confidence weighting, and priority calculation logic.</w:t>
+              <w:t>Multi-modal AI severity scoring algorithm formulation, confidence weighting, and verification against synthetic test datasets.</w:t>
             </w:r>
           </w:p>
         </w:tc>
@@ -4865,47 +5303,58 @@
       <w:tr>
         <w:tc>
           <w:tcPr>
-            <w:tcW w:type="dxa" w:w="1368"/>
+            <w:tcW w:type="dxa" w:w="1512"/>
+            <w:tcMar>
+              <w:top w:w="10" w:type="dxa"/>
+              <w:bottom w:w="10" w:type="dxa"/>
+              <w:left w:w="30" w:type="dxa"/>
+              <w:right w:w="30" w:type="dxa"/>
+            </w:tcMar>
             <w:tcBorders>
-              <w:top w:val="single" w:sz="4" w:space="0" w:color="000000"/>
-              <w:left w:val="single" w:sz="4" w:space="0" w:color="000000"/>
-              <w:bottom w:val="single" w:sz="4" w:space="0" w:color="000000"/>
-              <w:right w:val="single" w:sz="4" w:space="0" w:color="000000"/>
+              <w:top w:val="single" w:sz="4" w:color="000000"/>
+              <w:left w:val="single" w:sz="4" w:color="000000"/>
+              <w:bottom w:val="single" w:sz="4" w:color="000000"/>
+              <w:right w:val="single" w:sz="4" w:color="000000"/>
             </w:tcBorders>
           </w:tcPr>
           <w:p>
             <w:pPr>
-              <w:spacing w:before="30" w:after="30" w:line="240" w:lineRule="auto"/>
               <w:jc w:val="center"/>
             </w:pPr>
             <w:r>
               <w:rPr>
                 <w:rFonts w:ascii="Times New Roman" w:hAnsi="Times New Roman"/>
-                <w:sz w:val="17"/>
+                <w:sz w:val="16"/>
               </w:rPr>
-              <w:t>11/08/2026</w:t>
+              <w:t>10/08/2026</w:t>
             </w:r>
           </w:p>
         </w:tc>
         <w:tc>
           <w:tcPr>
             <w:tcW w:type="dxa" w:w="936"/>
+            <w:tcMar>
+              <w:top w:w="10" w:type="dxa"/>
+              <w:bottom w:w="10" w:type="dxa"/>
+              <w:left w:w="30" w:type="dxa"/>
+              <w:right w:w="30" w:type="dxa"/>
+            </w:tcMar>
             <w:tcBorders>
-              <w:top w:val="single" w:sz="4" w:space="0" w:color="000000"/>
-              <w:left w:val="single" w:sz="4" w:space="0" w:color="000000"/>
-              <w:bottom w:val="single" w:sz="4" w:space="0" w:color="000000"/>
-              <w:right w:val="single" w:sz="4" w:space="0" w:color="000000"/>
+              <w:top w:val="single" w:sz="4" w:color="000000"/>
+              <w:left w:val="single" w:sz="4" w:color="000000"/>
+              <w:bottom w:val="single" w:sz="4" w:color="000000"/>
+              <w:right w:val="single" w:sz="4" w:color="000000"/>
             </w:tcBorders>
           </w:tcPr>
           <w:p>
             <w:pPr>
-              <w:spacing w:before="30" w:after="30" w:line="240" w:lineRule="auto"/>
               <w:jc w:val="center"/>
             </w:pPr>
             <w:r>
               <w:rPr>
                 <w:rFonts w:ascii="Times New Roman" w:hAnsi="Times New Roman"/>
-                <w:sz w:val="17"/>
+                <w:b/>
+                <w:sz w:val="16"/>
               </w:rPr>
               <w:t>3</w:t>
             </w:r>
@@ -4913,25 +5362,27 @@
         </w:tc>
         <w:tc>
           <w:tcPr>
-            <w:tcW w:type="dxa" w:w="6912"/>
+            <w:tcW w:type="dxa" w:w="7632"/>
+            <w:tcMar>
+              <w:top w:w="10" w:type="dxa"/>
+              <w:bottom w:w="10" w:type="dxa"/>
+              <w:left w:w="30" w:type="dxa"/>
+              <w:right w:w="30" w:type="dxa"/>
+            </w:tcMar>
             <w:tcBorders>
-              <w:top w:val="single" w:sz="4" w:space="0" w:color="000000"/>
-              <w:left w:val="single" w:sz="4" w:space="0" w:color="000000"/>
-              <w:bottom w:val="single" w:sz="4" w:space="0" w:color="000000"/>
-              <w:right w:val="single" w:sz="4" w:space="0" w:color="000000"/>
+              <w:top w:val="single" w:sz="4" w:color="000000"/>
+              <w:left w:val="single" w:sz="4" w:color="000000"/>
+              <w:bottom w:val="single" w:sz="4" w:color="000000"/>
+              <w:right w:val="single" w:sz="4" w:color="000000"/>
             </w:tcBorders>
           </w:tcPr>
           <w:p>
-            <w:pPr>
-              <w:spacing w:before="30" w:after="30" w:line="240" w:lineRule="auto"/>
-              <w:jc w:val="left"/>
-            </w:pPr>
             <w:r>
               <w:rPr>
                 <w:rFonts w:ascii="Times New Roman" w:hAnsi="Times New Roman"/>
-                <w:sz w:val="17"/>
+                <w:sz w:val="16"/>
               </w:rPr>
-              <w:t>Resource allocation engine, emergency vehicle capacity assignment, and equipment dispatch workflow.</w:t>
+              <w:t>Automated SMS, Email, and Push notification microservice development using Twilio and Firebase Cloud Messaging.</w:t>
             </w:r>
           </w:p>
         </w:tc>
@@ -4939,47 +5390,58 @@
       <w:tr>
         <w:tc>
           <w:tcPr>
-            <w:tcW w:type="dxa" w:w="1368"/>
+            <w:tcW w:type="dxa" w:w="1512"/>
+            <w:tcMar>
+              <w:top w:w="10" w:type="dxa"/>
+              <w:bottom w:w="10" w:type="dxa"/>
+              <w:left w:w="30" w:type="dxa"/>
+              <w:right w:w="30" w:type="dxa"/>
+            </w:tcMar>
             <w:tcBorders>
-              <w:top w:val="single" w:sz="4" w:space="0" w:color="000000"/>
-              <w:left w:val="single" w:sz="4" w:space="0" w:color="000000"/>
-              <w:bottom w:val="single" w:sz="4" w:space="0" w:color="000000"/>
-              <w:right w:val="single" w:sz="4" w:space="0" w:color="000000"/>
+              <w:top w:val="single" w:sz="4" w:color="000000"/>
+              <w:left w:val="single" w:sz="4" w:color="000000"/>
+              <w:bottom w:val="single" w:sz="4" w:color="000000"/>
+              <w:right w:val="single" w:sz="4" w:color="000000"/>
             </w:tcBorders>
           </w:tcPr>
           <w:p>
             <w:pPr>
-              <w:spacing w:before="30" w:after="30" w:line="240" w:lineRule="auto"/>
               <w:jc w:val="center"/>
             </w:pPr>
             <w:r>
               <w:rPr>
                 <w:rFonts w:ascii="Times New Roman" w:hAnsi="Times New Roman"/>
-                <w:sz w:val="17"/>
+                <w:sz w:val="16"/>
               </w:rPr>
-              <w:t>18/08/2026</w:t>
+              <w:t>15/08/2026</w:t>
             </w:r>
           </w:p>
         </w:tc>
         <w:tc>
           <w:tcPr>
             <w:tcW w:type="dxa" w:w="936"/>
+            <w:tcMar>
+              <w:top w:w="10" w:type="dxa"/>
+              <w:bottom w:w="10" w:type="dxa"/>
+              <w:left w:w="30" w:type="dxa"/>
+              <w:right w:w="30" w:type="dxa"/>
+            </w:tcMar>
             <w:tcBorders>
-              <w:top w:val="single" w:sz="4" w:space="0" w:color="000000"/>
-              <w:left w:val="single" w:sz="4" w:space="0" w:color="000000"/>
-              <w:bottom w:val="single" w:sz="4" w:space="0" w:color="000000"/>
-              <w:right w:val="single" w:sz="4" w:space="0" w:color="000000"/>
+              <w:top w:val="single" w:sz="4" w:color="000000"/>
+              <w:left w:val="single" w:sz="4" w:color="000000"/>
+              <w:bottom w:val="single" w:sz="4" w:color="000000"/>
+              <w:right w:val="single" w:sz="4" w:color="000000"/>
             </w:tcBorders>
           </w:tcPr>
           <w:p>
             <w:pPr>
-              <w:spacing w:before="30" w:after="30" w:line="240" w:lineRule="auto"/>
               <w:jc w:val="center"/>
             </w:pPr>
             <w:r>
               <w:rPr>
                 <w:rFonts w:ascii="Times New Roman" w:hAnsi="Times New Roman"/>
-                <w:sz w:val="17"/>
+                <w:b/>
+                <w:sz w:val="16"/>
               </w:rPr>
               <w:t>3</w:t>
             </w:r>
@@ -4987,25 +5449,27 @@
         </w:tc>
         <w:tc>
           <w:tcPr>
-            <w:tcW w:type="dxa" w:w="6912"/>
+            <w:tcW w:type="dxa" w:w="7632"/>
+            <w:tcMar>
+              <w:top w:w="10" w:type="dxa"/>
+              <w:bottom w:w="10" w:type="dxa"/>
+              <w:left w:w="30" w:type="dxa"/>
+              <w:right w:w="30" w:type="dxa"/>
+            </w:tcMar>
             <w:tcBorders>
-              <w:top w:val="single" w:sz="4" w:space="0" w:color="000000"/>
-              <w:left w:val="single" w:sz="4" w:space="0" w:color="000000"/>
-              <w:bottom w:val="single" w:sz="4" w:space="0" w:color="000000"/>
-              <w:right w:val="single" w:sz="4" w:space="0" w:color="000000"/>
+              <w:top w:val="single" w:sz="4" w:color="000000"/>
+              <w:left w:val="single" w:sz="4" w:color="000000"/>
+              <w:bottom w:val="single" w:sz="4" w:color="000000"/>
+              <w:right w:val="single" w:sz="4" w:color="000000"/>
             </w:tcBorders>
           </w:tcPr>
           <w:p>
-            <w:pPr>
-              <w:spacing w:before="30" w:after="30" w:line="240" w:lineRule="auto"/>
-              <w:jc w:val="left"/>
-            </w:pPr>
             <w:r>
               <w:rPr>
                 <w:rFonts w:ascii="Times New Roman" w:hAnsi="Times New Roman"/>
-                <w:sz w:val="17"/>
+                <w:sz w:val="16"/>
               </w:rPr>
-              <w:t>Healthcare facility bed availability index and evacuation shelter occupancy tracking service design.</w:t>
+              <w:t>Offline-first capability development using IndexedDB and Service Workers for low-connectivity disaster zones.</w:t>
             </w:r>
           </w:p>
         </w:tc>
@@ -5013,47 +5477,58 @@
       <w:tr>
         <w:tc>
           <w:tcPr>
-            <w:tcW w:type="dxa" w:w="1368"/>
+            <w:tcW w:type="dxa" w:w="1512"/>
+            <w:tcMar>
+              <w:top w:w="10" w:type="dxa"/>
+              <w:bottom w:w="10" w:type="dxa"/>
+              <w:left w:w="30" w:type="dxa"/>
+              <w:right w:w="30" w:type="dxa"/>
+            </w:tcMar>
             <w:tcBorders>
-              <w:top w:val="single" w:sz="4" w:space="0" w:color="000000"/>
-              <w:left w:val="single" w:sz="4" w:space="0" w:color="000000"/>
-              <w:bottom w:val="single" w:sz="4" w:space="0" w:color="000000"/>
-              <w:right w:val="single" w:sz="4" w:space="0" w:color="000000"/>
+              <w:top w:val="single" w:sz="4" w:color="000000"/>
+              <w:left w:val="single" w:sz="4" w:color="000000"/>
+              <w:bottom w:val="single" w:sz="4" w:color="000000"/>
+              <w:right w:val="single" w:sz="4" w:color="000000"/>
             </w:tcBorders>
           </w:tcPr>
           <w:p>
             <w:pPr>
-              <w:spacing w:before="30" w:after="30" w:line="240" w:lineRule="auto"/>
               <w:jc w:val="center"/>
             </w:pPr>
             <w:r>
               <w:rPr>
                 <w:rFonts w:ascii="Times New Roman" w:hAnsi="Times New Roman"/>
-                <w:sz w:val="17"/>
+                <w:sz w:val="16"/>
               </w:rPr>
-              <w:t>24/08/2026</w:t>
+              <w:t>20/08/2026</w:t>
             </w:r>
           </w:p>
         </w:tc>
         <w:tc>
           <w:tcPr>
             <w:tcW w:type="dxa" w:w="936"/>
+            <w:tcMar>
+              <w:top w:w="10" w:type="dxa"/>
+              <w:bottom w:w="10" w:type="dxa"/>
+              <w:left w:w="30" w:type="dxa"/>
+              <w:right w:w="30" w:type="dxa"/>
+            </w:tcMar>
             <w:tcBorders>
-              <w:top w:val="single" w:sz="4" w:space="0" w:color="000000"/>
-              <w:left w:val="single" w:sz="4" w:space="0" w:color="000000"/>
-              <w:bottom w:val="single" w:sz="4" w:space="0" w:color="000000"/>
-              <w:right w:val="single" w:sz="4" w:space="0" w:color="000000"/>
+              <w:top w:val="single" w:sz="4" w:color="000000"/>
+              <w:left w:val="single" w:sz="4" w:color="000000"/>
+              <w:bottom w:val="single" w:sz="4" w:color="000000"/>
+              <w:right w:val="single" w:sz="4" w:color="000000"/>
             </w:tcBorders>
           </w:tcPr>
           <w:p>
             <w:pPr>
-              <w:spacing w:before="30" w:after="30" w:line="240" w:lineRule="auto"/>
               <w:jc w:val="center"/>
             </w:pPr>
             <w:r>
               <w:rPr>
                 <w:rFonts w:ascii="Times New Roman" w:hAnsi="Times New Roman"/>
-                <w:sz w:val="17"/>
+                <w:b/>
+                <w:sz w:val="16"/>
               </w:rPr>
               <w:t>3</w:t>
             </w:r>
@@ -5061,25 +5536,27 @@
         </w:tc>
         <w:tc>
           <w:tcPr>
-            <w:tcW w:type="dxa" w:w="6912"/>
+            <w:tcW w:type="dxa" w:w="7632"/>
+            <w:tcMar>
+              <w:top w:w="10" w:type="dxa"/>
+              <w:bottom w:w="10" w:type="dxa"/>
+              <w:left w:w="30" w:type="dxa"/>
+              <w:right w:w="30" w:type="dxa"/>
+            </w:tcMar>
             <w:tcBorders>
-              <w:top w:val="single" w:sz="4" w:space="0" w:color="000000"/>
-              <w:left w:val="single" w:sz="4" w:space="0" w:color="000000"/>
-              <w:bottom w:val="single" w:sz="4" w:space="0" w:color="000000"/>
-              <w:right w:val="single" w:sz="4" w:space="0" w:color="000000"/>
+              <w:top w:val="single" w:sz="4" w:color="000000"/>
+              <w:left w:val="single" w:sz="4" w:color="000000"/>
+              <w:bottom w:val="single" w:sz="4" w:color="000000"/>
+              <w:right w:val="single" w:sz="4" w:color="000000"/>
             </w:tcBorders>
           </w:tcPr>
           <w:p>
-            <w:pPr>
-              <w:spacing w:before="30" w:after="30" w:line="240" w:lineRule="auto"/>
-              <w:jc w:val="left"/>
-            </w:pPr>
             <w:r>
               <w:rPr>
                 <w:rFonts w:ascii="Times New Roman" w:hAnsi="Times New Roman"/>
-                <w:sz w:val="17"/>
+                <w:sz w:val="16"/>
               </w:rPr>
-              <w:t>Real-time notification engine, emergency broadcast alerts, and role-based access control (RBAC) modeling.</w:t>
+              <w:t>System integration testing: simulating simultaneous mass casualty incident reports and automated responder dispatches.</w:t>
             </w:r>
           </w:p>
         </w:tc>
@@ -5087,23 +5564,115 @@
       <w:tr>
         <w:tc>
           <w:tcPr>
-            <w:tcW w:type="dxa" w:w="1368"/>
+            <w:tcW w:type="dxa" w:w="1512"/>
+            <w:tcMar>
+              <w:top w:w="10" w:type="dxa"/>
+              <w:bottom w:w="10" w:type="dxa"/>
+              <w:left w:w="30" w:type="dxa"/>
+              <w:right w:w="30" w:type="dxa"/>
+            </w:tcMar>
             <w:tcBorders>
-              <w:top w:val="single" w:sz="4" w:space="0" w:color="000000"/>
-              <w:left w:val="single" w:sz="4" w:space="0" w:color="000000"/>
-              <w:bottom w:val="single" w:sz="4" w:space="0" w:color="000000"/>
-              <w:right w:val="single" w:sz="4" w:space="0" w:color="000000"/>
+              <w:top w:val="single" w:sz="4" w:color="000000"/>
+              <w:left w:val="single" w:sz="4" w:color="000000"/>
+              <w:bottom w:val="single" w:sz="4" w:color="000000"/>
+              <w:right w:val="single" w:sz="4" w:color="000000"/>
             </w:tcBorders>
           </w:tcPr>
           <w:p>
             <w:pPr>
-              <w:spacing w:before="30" w:after="30" w:line="240" w:lineRule="auto"/>
               <w:jc w:val="center"/>
             </w:pPr>
             <w:r>
               <w:rPr>
                 <w:rFonts w:ascii="Times New Roman" w:hAnsi="Times New Roman"/>
-                <w:sz w:val="17"/>
+                <w:sz w:val="16"/>
+              </w:rPr>
+              <w:t>25/08/2026</w:t>
+            </w:r>
+          </w:p>
+        </w:tc>
+        <w:tc>
+          <w:tcPr>
+            <w:tcW w:type="dxa" w:w="936"/>
+            <w:tcMar>
+              <w:top w:w="10" w:type="dxa"/>
+              <w:bottom w:w="10" w:type="dxa"/>
+              <w:left w:w="30" w:type="dxa"/>
+              <w:right w:w="30" w:type="dxa"/>
+            </w:tcMar>
+            <w:tcBorders>
+              <w:top w:val="single" w:sz="4" w:color="000000"/>
+              <w:left w:val="single" w:sz="4" w:color="000000"/>
+              <w:bottom w:val="single" w:sz="4" w:color="000000"/>
+              <w:right w:val="single" w:sz="4" w:color="000000"/>
+            </w:tcBorders>
+          </w:tcPr>
+          <w:p>
+            <w:pPr>
+              <w:jc w:val="center"/>
+            </w:pPr>
+            <w:r>
+              <w:rPr>
+                <w:rFonts w:ascii="Times New Roman" w:hAnsi="Times New Roman"/>
+                <w:b/>
+                <w:sz w:val="16"/>
+              </w:rPr>
+              <w:t>3</w:t>
+            </w:r>
+          </w:p>
+        </w:tc>
+        <w:tc>
+          <w:tcPr>
+            <w:tcW w:type="dxa" w:w="7632"/>
+            <w:tcMar>
+              <w:top w:w="10" w:type="dxa"/>
+              <w:bottom w:w="10" w:type="dxa"/>
+              <w:left w:w="30" w:type="dxa"/>
+              <w:right w:w="30" w:type="dxa"/>
+            </w:tcMar>
+            <w:tcBorders>
+              <w:top w:val="single" w:sz="4" w:color="000000"/>
+              <w:left w:val="single" w:sz="4" w:color="000000"/>
+              <w:bottom w:val="single" w:sz="4" w:color="000000"/>
+              <w:right w:val="single" w:sz="4" w:color="000000"/>
+            </w:tcBorders>
+          </w:tcPr>
+          <w:p>
+            <w:r>
+              <w:rPr>
+                <w:rFonts w:ascii="Times New Roman" w:hAnsi="Times New Roman"/>
+                <w:sz w:val="16"/>
+              </w:rPr>
+              <w:t>Security hardening: SQL injection prevention, rate limiting on emergency endpoints, and encrypted audit logging.</w:t>
+            </w:r>
+          </w:p>
+        </w:tc>
+      </w:tr>
+      <w:tr>
+        <w:tc>
+          <w:tcPr>
+            <w:tcW w:type="dxa" w:w="1512"/>
+            <w:tcMar>
+              <w:top w:w="10" w:type="dxa"/>
+              <w:bottom w:w="10" w:type="dxa"/>
+              <w:left w:w="30" w:type="dxa"/>
+              <w:right w:w="30" w:type="dxa"/>
+            </w:tcMar>
+            <w:tcBorders>
+              <w:top w:val="single" w:sz="4" w:color="000000"/>
+              <w:left w:val="single" w:sz="4" w:color="000000"/>
+              <w:bottom w:val="single" w:sz="4" w:color="000000"/>
+              <w:right w:val="single" w:sz="4" w:color="000000"/>
+            </w:tcBorders>
+          </w:tcPr>
+          <w:p>
+            <w:pPr>
+              <w:jc w:val="center"/>
+            </w:pPr>
+            <w:r>
+              <w:rPr>
+                <w:rFonts w:ascii="Times New Roman" w:hAnsi="Times New Roman"/>
+                <w:sz w:val="16"/>
               </w:rPr>
               <w:t>02/09/2026</w:t>
             </w:r>
@@ -5112,22 +5681,28 @@
         <w:tc>
           <w:tcPr>
             <w:tcW w:type="dxa" w:w="936"/>
+            <w:tcMar>
+              <w:top w:w="10" w:type="dxa"/>
+              <w:bottom w:w="10" w:type="dxa"/>
+              <w:left w:w="30" w:type="dxa"/>
+              <w:right w:w="30" w:type="dxa"/>
+            </w:tcMar>
             <w:tcBorders>
-              <w:top w:val="single" w:sz="4" w:space="0" w:color="000000"/>
-              <w:left w:val="single" w:sz="4" w:space="0" w:color="000000"/>
-              <w:bottom w:val="single" w:sz="4" w:space="0" w:color="000000"/>
-              <w:right w:val="single" w:sz="4" w:space="0" w:color="000000"/>
+              <w:top w:val="single" w:sz="4" w:color="000000"/>
+              <w:left w:val="single" w:sz="4" w:color="000000"/>
+              <w:bottom w:val="single" w:sz="4" w:color="000000"/>
+              <w:right w:val="single" w:sz="4" w:color="000000"/>
             </w:tcBorders>
           </w:tcPr>
           <w:p>
             <w:pPr>
-              <w:spacing w:before="30" w:after="30" w:line="240" w:lineRule="auto"/>
               <w:jc w:val="center"/>
             </w:pPr>
             <w:r>
               <w:rPr>
                 <w:rFonts w:ascii="Times New Roman" w:hAnsi="Times New Roman"/>
-                <w:sz w:val="17"/>
+                <w:b/>
+                <w:sz w:val="16"/>
               </w:rPr>
               <w:t>3</w:t>
             </w:r>
@@ -5135,25 +5710,27 @@
         </w:tc>
         <w:tc>
           <w:tcPr>
-            <w:tcW w:type="dxa" w:w="6912"/>
+            <w:tcW w:type="dxa" w:w="7632"/>
+            <w:tcMar>
+              <w:top w:w="10" w:type="dxa"/>
+              <w:bottom w:w="10" w:type="dxa"/>
+              <w:left w:w="30" w:type="dxa"/>
+              <w:right w:w="30" w:type="dxa"/>
+            </w:tcMar>
             <w:tcBorders>
-              <w:top w:val="single" w:sz="4" w:space="0" w:color="000000"/>
-              <w:left w:val="single" w:sz="4" w:space="0" w:color="000000"/>
-              <w:bottom w:val="single" w:sz="4" w:space="0" w:color="000000"/>
-              <w:right w:val="single" w:sz="4" w:space="0" w:color="000000"/>
+              <w:top w:val="single" w:sz="4" w:color="000000"/>
+              <w:left w:val="single" w:sz="4" w:color="000000"/>
+              <w:bottom w:val="single" w:sz="4" w:color="000000"/>
+              <w:right w:val="single" w:sz="4" w:color="000000"/>
             </w:tcBorders>
           </w:tcPr>
           <w:p>
-            <w:pPr>
-              <w:spacing w:before="30" w:after="30" w:line="240" w:lineRule="auto"/>
-              <w:jc w:val="left"/>
-            </w:pPr>
             <w:r>
               <w:rPr>
                 <w:rFonts w:ascii="Times New Roman" w:hAnsi="Times New Roman"/>
-                <w:sz w:val="17"/>
+                <w:sz w:val="16"/>
               </w:rPr>
-              <w:t>Security audit logging, system setting management, and data integrity constraint implementation.</w:t>
+              <w:t>ER Diagram and Relational Schema finalization across 16 database entities and referential integrity constraints.</w:t>
             </w:r>
           </w:p>
         </w:tc>
@@ -5161,23 +5738,28 @@
       <w:tr>
         <w:tc>
           <w:tcPr>
-            <w:tcW w:type="dxa" w:w="1368"/>
+            <w:tcW w:type="dxa" w:w="1512"/>
+            <w:tcMar>
+              <w:top w:w="10" w:type="dxa"/>
+              <w:bottom w:w="10" w:type="dxa"/>
+              <w:left w:w="30" w:type="dxa"/>
+              <w:right w:w="30" w:type="dxa"/>
+            </w:tcMar>
             <w:tcBorders>
-              <w:top w:val="single" w:sz="4" w:space="0" w:color="000000"/>
-              <w:left w:val="single" w:sz="4" w:space="0" w:color="000000"/>
-              <w:bottom w:val="single" w:sz="4" w:space="0" w:color="000000"/>
-              <w:right w:val="single" w:sz="4" w:space="0" w:color="000000"/>
+              <w:top w:val="single" w:sz="4" w:color="000000"/>
+              <w:left w:val="single" w:sz="4" w:color="000000"/>
+              <w:bottom w:val="single" w:sz="4" w:color="000000"/>
+              <w:right w:val="single" w:sz="4" w:color="000000"/>
             </w:tcBorders>
           </w:tcPr>
           <w:p>
             <w:pPr>
-              <w:spacing w:before="30" w:after="30" w:line="240" w:lineRule="auto"/>
               <w:jc w:val="center"/>
             </w:pPr>
             <w:r>
               <w:rPr>
                 <w:rFonts w:ascii="Times New Roman" w:hAnsi="Times New Roman"/>
-                <w:sz w:val="17"/>
+                <w:sz w:val="16"/>
               </w:rPr>
               <w:t>08/09/2026</w:t>
             </w:r>
@@ -5186,22 +5768,28 @@
         <w:tc>
           <w:tcPr>
             <w:tcW w:type="dxa" w:w="936"/>
+            <w:tcMar>
+              <w:top w:w="10" w:type="dxa"/>
+              <w:bottom w:w="10" w:type="dxa"/>
+              <w:left w:w="30" w:type="dxa"/>
+              <w:right w:w="30" w:type="dxa"/>
+            </w:tcMar>
             <w:tcBorders>
-              <w:top w:val="single" w:sz="4" w:space="0" w:color="000000"/>
-              <w:left w:val="single" w:sz="4" w:space="0" w:color="000000"/>
-              <w:bottom w:val="single" w:sz="4" w:space="0" w:color="000000"/>
-              <w:right w:val="single" w:sz="4" w:space="0" w:color="000000"/>
+              <w:top w:val="single" w:sz="4" w:color="000000"/>
+              <w:left w:val="single" w:sz="4" w:color="000000"/>
+              <w:bottom w:val="single" w:sz="4" w:color="000000"/>
+              <w:right w:val="single" w:sz="4" w:color="000000"/>
             </w:tcBorders>
           </w:tcPr>
           <w:p>
             <w:pPr>
-              <w:spacing w:before="30" w:after="30" w:line="240" w:lineRule="auto"/>
               <w:jc w:val="center"/>
             </w:pPr>
             <w:r>
               <w:rPr>
                 <w:rFonts w:ascii="Times New Roman" w:hAnsi="Times New Roman"/>
-                <w:sz w:val="17"/>
+                <w:b/>
+                <w:sz w:val="16"/>
               </w:rPr>
               <w:t>3</w:t>
             </w:r>
@@ -5209,25 +5797,27 @@
         </w:tc>
         <w:tc>
           <w:tcPr>
-            <w:tcW w:type="dxa" w:w="6912"/>
+            <w:tcW w:type="dxa" w:w="7632"/>
+            <w:tcMar>
+              <w:top w:w="10" w:type="dxa"/>
+              <w:bottom w:w="10" w:type="dxa"/>
+              <w:left w:w="30" w:type="dxa"/>
+              <w:right w:w="30" w:type="dxa"/>
+            </w:tcMar>
             <w:tcBorders>
-              <w:top w:val="single" w:sz="4" w:space="0" w:color="000000"/>
-              <w:left w:val="single" w:sz="4" w:space="0" w:color="000000"/>
-              <w:bottom w:val="single" w:sz="4" w:space="0" w:color="000000"/>
-              <w:right w:val="single" w:sz="4" w:space="0" w:color="000000"/>
+              <w:top w:val="single" w:sz="4" w:color="000000"/>
+              <w:left w:val="single" w:sz="4" w:color="000000"/>
+              <w:bottom w:val="single" w:sz="4" w:color="000000"/>
+              <w:right w:val="single" w:sz="4" w:color="000000"/>
             </w:tcBorders>
           </w:tcPr>
           <w:p>
-            <w:pPr>
-              <w:spacing w:before="30" w:after="30" w:line="240" w:lineRule="auto"/>
-              <w:jc w:val="left"/>
-            </w:pPr>
             <w:r>
               <w:rPr>
                 <w:rFonts w:ascii="Times New Roman" w:hAnsi="Times New Roman"/>
-                <w:sz w:val="17"/>
+                <w:sz w:val="16"/>
               </w:rPr>
-              <w:t>Test case scenario formulation covering authentication, incident validation, and AI dispatch workflows.</w:t>
+              <w:t>User Interface design polish: Leaflet heatmaps, emergency resource status indicators, and responsive mobile layouts.</w:t>
             </w:r>
           </w:p>
         </w:tc>
@@ -5235,47 +5825,58 @@
       <w:tr>
         <w:tc>
           <w:tcPr>
-            <w:tcW w:type="dxa" w:w="1368"/>
+            <w:tcW w:type="dxa" w:w="1512"/>
+            <w:tcMar>
+              <w:top w:w="10" w:type="dxa"/>
+              <w:bottom w:w="10" w:type="dxa"/>
+              <w:left w:w="30" w:type="dxa"/>
+              <w:right w:w="30" w:type="dxa"/>
+            </w:tcMar>
             <w:tcBorders>
-              <w:top w:val="single" w:sz="4" w:space="0" w:color="000000"/>
-              <w:left w:val="single" w:sz="4" w:space="0" w:color="000000"/>
-              <w:bottom w:val="single" w:sz="4" w:space="0" w:color="000000"/>
-              <w:right w:val="single" w:sz="4" w:space="0" w:color="000000"/>
+              <w:top w:val="single" w:sz="4" w:color="000000"/>
+              <w:left w:val="single" w:sz="4" w:color="000000"/>
+              <w:bottom w:val="single" w:sz="4" w:color="000000"/>
+              <w:right w:val="single" w:sz="4" w:color="000000"/>
             </w:tcBorders>
           </w:tcPr>
           <w:p>
             <w:pPr>
-              <w:spacing w:before="30" w:after="30" w:line="240" w:lineRule="auto"/>
               <w:jc w:val="center"/>
             </w:pPr>
             <w:r>
               <w:rPr>
                 <w:rFonts w:ascii="Times New Roman" w:hAnsi="Times New Roman"/>
-                <w:sz w:val="17"/>
+                <w:sz w:val="16"/>
               </w:rPr>
-              <w:t>15/09/2026</w:t>
+              <w:t>14/09/2026</w:t>
             </w:r>
           </w:p>
         </w:tc>
         <w:tc>
           <w:tcPr>
             <w:tcW w:type="dxa" w:w="936"/>
+            <w:tcMar>
+              <w:top w:w="10" w:type="dxa"/>
+              <w:bottom w:w="10" w:type="dxa"/>
+              <w:left w:w="30" w:type="dxa"/>
+              <w:right w:w="30" w:type="dxa"/>
+            </w:tcMar>
             <w:tcBorders>
-              <w:top w:val="single" w:sz="4" w:space="0" w:color="000000"/>
-              <w:left w:val="single" w:sz="4" w:space="0" w:color="000000"/>
-              <w:bottom w:val="single" w:sz="4" w:space="0" w:color="000000"/>
-              <w:right w:val="single" w:sz="4" w:space="0" w:color="000000"/>
+              <w:top w:val="single" w:sz="4" w:color="000000"/>
+              <w:left w:val="single" w:sz="4" w:color="000000"/>
+              <w:bottom w:val="single" w:sz="4" w:color="000000"/>
+              <w:right w:val="single" w:sz="4" w:color="000000"/>
             </w:tcBorders>
           </w:tcPr>
           <w:p>
             <w:pPr>
-              <w:spacing w:before="30" w:after="30" w:line="240" w:lineRule="auto"/>
               <w:jc w:val="center"/>
             </w:pPr>
             <w:r>
               <w:rPr>
                 <w:rFonts w:ascii="Times New Roman" w:hAnsi="Times New Roman"/>
-                <w:sz w:val="17"/>
+                <w:b/>
+                <w:sz w:val="16"/>
               </w:rPr>
               <w:t>3</w:t>
             </w:r>
@@ -5283,25 +5884,27 @@
         </w:tc>
         <w:tc>
           <w:tcPr>
-            <w:tcW w:type="dxa" w:w="6912"/>
+            <w:tcW w:type="dxa" w:w="7632"/>
+            <w:tcMar>
+              <w:top w:w="10" w:type="dxa"/>
+              <w:bottom w:w="10" w:type="dxa"/>
+              <w:left w:w="30" w:type="dxa"/>
+              <w:right w:w="30" w:type="dxa"/>
+            </w:tcMar>
             <w:tcBorders>
-              <w:top w:val="single" w:sz="4" w:space="0" w:color="000000"/>
-              <w:left w:val="single" w:sz="4" w:space="0" w:color="000000"/>
-              <w:bottom w:val="single" w:sz="4" w:space="0" w:color="000000"/>
-              <w:right w:val="single" w:sz="4" w:space="0" w:color="000000"/>
+              <w:top w:val="single" w:sz="4" w:color="000000"/>
+              <w:left w:val="single" w:sz="4" w:color="000000"/>
+              <w:bottom w:val="single" w:sz="4" w:color="000000"/>
+              <w:right w:val="single" w:sz="4" w:color="000000"/>
             </w:tcBorders>
           </w:tcPr>
           <w:p>
-            <w:pPr>
-              <w:spacing w:before="30" w:after="30" w:line="240" w:lineRule="auto"/>
-              <w:jc w:val="left"/>
-            </w:pPr>
             <w:r>
               <w:rPr>
                 <w:rFonts w:ascii="Times New Roman" w:hAnsi="Times New Roman"/>
-                <w:sz w:val="17"/>
+                <w:sz w:val="16"/>
               </w:rPr>
-              <w:t>Chapter 1 to Chapter 4 academic documentation drafting, table formatting, and cross-reference verification.</w:t>
+              <w:t>Comprehensive test case authoring and execution across unit, integration, stress, and disaster failover scenarios.</w:t>
             </w:r>
           </w:p>
         </w:tc>
@@ -5309,47 +5912,58 @@
       <w:tr>
         <w:tc>
           <w:tcPr>
-            <w:tcW w:type="dxa" w:w="1368"/>
+            <w:tcW w:type="dxa" w:w="1512"/>
+            <w:tcMar>
+              <w:top w:w="10" w:type="dxa"/>
+              <w:bottom w:w="10" w:type="dxa"/>
+              <w:left w:w="30" w:type="dxa"/>
+              <w:right w:w="30" w:type="dxa"/>
+            </w:tcMar>
             <w:tcBorders>
-              <w:top w:val="single" w:sz="4" w:space="0" w:color="000000"/>
-              <w:left w:val="single" w:sz="4" w:space="0" w:color="000000"/>
-              <w:bottom w:val="single" w:sz="4" w:space="0" w:color="000000"/>
-              <w:right w:val="single" w:sz="4" w:space="0" w:color="000000"/>
+              <w:top w:val="single" w:sz="4" w:color="000000"/>
+              <w:left w:val="single" w:sz="4" w:color="000000"/>
+              <w:bottom w:val="single" w:sz="4" w:color="000000"/>
+              <w:right w:val="single" w:sz="4" w:color="000000"/>
             </w:tcBorders>
           </w:tcPr>
           <w:p>
             <w:pPr>
-              <w:spacing w:before="30" w:after="30" w:line="240" w:lineRule="auto"/>
               <w:jc w:val="center"/>
             </w:pPr>
             <w:r>
               <w:rPr>
                 <w:rFonts w:ascii="Times New Roman" w:hAnsi="Times New Roman"/>
-                <w:sz w:val="17"/>
+                <w:sz w:val="16"/>
               </w:rPr>
-              <w:t>22/09/2026</w:t>
+              <w:t>20/09/2026</w:t>
             </w:r>
           </w:p>
         </w:tc>
         <w:tc>
           <w:tcPr>
             <w:tcW w:type="dxa" w:w="936"/>
+            <w:tcMar>
+              <w:top w:w="10" w:type="dxa"/>
+              <w:bottom w:w="10" w:type="dxa"/>
+              <w:left w:w="30" w:type="dxa"/>
+              <w:right w:w="30" w:type="dxa"/>
+            </w:tcMar>
             <w:tcBorders>
-              <w:top w:val="single" w:sz="4" w:space="0" w:color="000000"/>
-              <w:left w:val="single" w:sz="4" w:space="0" w:color="000000"/>
-              <w:bottom w:val="single" w:sz="4" w:space="0" w:color="000000"/>
-              <w:right w:val="single" w:sz="4" w:space="0" w:color="000000"/>
+              <w:top w:val="single" w:sz="4" w:color="000000"/>
+              <w:left w:val="single" w:sz="4" w:color="000000"/>
+              <w:bottom w:val="single" w:sz="4" w:color="000000"/>
+              <w:right w:val="single" w:sz="4" w:color="000000"/>
             </w:tcBorders>
           </w:tcPr>
           <w:p>
             <w:pPr>
-              <w:spacing w:before="30" w:after="30" w:line="240" w:lineRule="auto"/>
               <w:jc w:val="center"/>
             </w:pPr>
             <w:r>
               <w:rPr>
                 <w:rFonts w:ascii="Times New Roman" w:hAnsi="Times New Roman"/>
-                <w:sz w:val="17"/>
+                <w:b/>
+                <w:sz w:val="16"/>
               </w:rPr>
               <w:t>3</w:t>
             </w:r>
@@ -5357,23 +5971,25 @@
         </w:tc>
         <w:tc>
           <w:tcPr>
-            <w:tcW w:type="dxa" w:w="6912"/>
+            <w:tcW w:type="dxa" w:w="7632"/>
+            <w:tcMar>
+              <w:top w:w="10" w:type="dxa"/>
+              <w:bottom w:w="10" w:type="dxa"/>
+              <w:left w:w="30" w:type="dxa"/>
+              <w:right w:w="30" w:type="dxa"/>
+            </w:tcMar>
             <w:tcBorders>
-              <w:top w:val="single" w:sz="4" w:space="0" w:color="000000"/>
-              <w:left w:val="single" w:sz="4" w:space="0" w:color="000000"/>
-              <w:bottom w:val="single" w:sz="4" w:space="0" w:color="000000"/>
-              <w:right w:val="single" w:sz="4" w:space="0" w:color="000000"/>
+              <w:top w:val="single" w:sz="4" w:color="000000"/>
+              <w:left w:val="single" w:sz="4" w:color="000000"/>
+              <w:bottom w:val="single" w:sz="4" w:color="000000"/>
+              <w:right w:val="single" w:sz="4" w:color="000000"/>
             </w:tcBorders>
           </w:tcPr>
           <w:p>
-            <w:pPr>
-              <w:spacing w:before="30" w:after="30" w:line="240" w:lineRule="auto"/>
-              <w:jc w:val="left"/>
-            </w:pPr>
             <w:r>
               <w:rPr>
                 <w:rFonts w:ascii="Times New Roman" w:hAnsi="Times New Roman"/>
-                <w:sz w:val="17"/>
+                <w:sz w:val="16"/>
               </w:rPr>
               <w:t>Final report proofreading, high-resolution diagram vectorization, logbook synchronization, and submission binding.</w:t>
             </w:r>
@@ -5383,14 +5999,14 @@
     </w:tbl>
     <w:p>
       <w:pPr>
-        <w:spacing w:before="160" w:after="720"/>
+        <w:spacing w:before="160" w:after="400"/>
         <w:jc w:val="center"/>
       </w:pPr>
       <w:r>
         <w:rPr>
           <w:rFonts w:ascii="Times New Roman" w:hAnsi="Times New Roman"/>
           <w:b/>
-          <w:sz w:val="21"/>
+          <w:sz w:val="19"/>
         </w:rPr>
         <w:t>Total Student Work: 60 Hours  |  Combined Field Project Total: 90 Hours Completed</w:t>
       </w:r>
@@ -5403,26 +6019,22 @@
         <w:tblLook w:firstColumn="1" w:firstRow="1" w:lastColumn="0" w:lastRow="0" w:noHBand="0" w:noVBand="1" w:val="04A0"/>
       </w:tblPr>
       <w:tblGrid>
-        <w:gridCol w:w="4730"/>
-        <w:gridCol w:w="4730"/>
+        <w:gridCol w:w="5040"/>
+        <w:gridCol w:w="5040"/>
       </w:tblGrid>
       <w:tr>
         <w:tc>
           <w:tcPr>
-            <w:tcW w:type="dxa" w:w="4608"/>
+            <w:tcW w:type="dxa" w:w="5040"/>
           </w:tcPr>
           <w:p>
-            <w:pPr>
-              <w:spacing w:after="720"/>
-            </w:pPr>
             <w:r>
               <w:rPr>
                 <w:rFonts w:ascii="Times New Roman" w:hAnsi="Times New Roman"/>
                 <w:b/>
-                <w:sz w:val="22"/>
+                <w:sz w:val="20"/>
               </w:rPr>
               <w:t>Name &amp; Signature of Company / Organization</w:t>
-              <w:br/>
               <w:br/>
               <w:br/>
               <w:br/>
@@ -5432,20 +6044,16 @@
         </w:tc>
         <w:tc>
           <w:tcPr>
-            <w:tcW w:type="dxa" w:w="4608"/>
+            <w:tcW w:type="dxa" w:w="5040"/>
           </w:tcPr>
           <w:p>
-            <w:pPr>
-              <w:spacing w:after="720"/>
-            </w:pPr>
             <w:r>
               <w:rPr>
                 <w:rFonts w:ascii="Times New Roman" w:hAnsi="Times New Roman"/>
                 <w:b/>
-                <w:sz w:val="22"/>
+                <w:sz w:val="20"/>
               </w:rPr>
               <w:t>Name &amp; Signature of Teacher</w:t>
-              <w:br/>
               <w:br/>
               <w:br/>
               <w:br/>
@@ -5457,20 +6065,19 @@
       <w:tr>
         <w:tc>
           <w:tcPr>
-            <w:tcW w:type="dxa" w:w="4608"/>
+            <w:tcW w:type="dxa" w:w="5040"/>
           </w:tcPr>
           <w:p>
             <w:pPr>
-              <w:spacing w:after="320"/>
+              <w:spacing w:before="240"/>
             </w:pPr>
             <w:r>
               <w:rPr>
                 <w:rFonts w:ascii="Times New Roman" w:hAnsi="Times New Roman"/>
                 <w:b/>
-                <w:sz w:val="22"/>
+                <w:sz w:val="20"/>
               </w:rPr>
               <w:t>Name &amp; Signature of Student</w:t>
-              <w:br/>
               <w:br/>
               <w:br/>
               <w:br/>
@@ -5480,39 +6087,168 @@
         </w:tc>
         <w:tc>
           <w:tcPr>
-            <w:tcW w:type="dxa" w:w="4608"/>
+            <w:tcW w:type="dxa" w:w="5040"/>
           </w:tcPr>
           <w:p/>
         </w:tc>
       </w:tr>
     </w:tbl>
-    <w:p>
-      <w:pPr>
-        <w:spacing w:before="400"/>
-        <w:jc w:val="center"/>
-      </w:pPr>
-      <w:r>
-        <w:rPr>
-          <w:rFonts w:ascii="Times New Roman" w:hAnsi="Times New Roman"/>
-          <w:sz w:val="22"/>
-        </w:rPr>
-        <w:t>vii</w:t>
-      </w:r>
-    </w:p>
     <w:sectPr>
-      <w:pgSz w:w="11909" w:h="16834"/>
-      <w:pgMar w:top="936" w:right="1224" w:bottom="936" w:left="1224" w:header="720" w:footer="720" w:gutter="0"/>
+      <w:footerReference w:type="default" r:id="rId17"/>
+      <w:pgSz w:w="12240" w:h="15840"/>
+      <w:pgMar w:top="792" w:right="1080" w:bottom="792" w:left="1080" w:header="720" w:footer="720" w:gutter="0"/>
       <w:cols w:space="720"/>
       <w:docGrid w:linePitch="360"/>
-      <w:pgBorders w:offsetFrom="page">
-        <w:top w:val="single" w:sz="18" w:space="24" w:color="000000"/>
-        <w:left w:val="single" w:sz="18" w:space="24" w:color="000000"/>
-        <w:bottom w:val="single" w:sz="18" w:space="24" w:color="000000"/>
-        <w:right w:val="single" w:sz="18" w:space="24" w:color="000000"/>
-      </w:pgBorders>
     </w:sectPr>
   </w:body>
 </w:document>
+</file>
+
+<file path=word/footer1.xml><?xml version="1.0" encoding="utf-8"?>
+<w:ftr xmlns:m="http://schemas.openxmlformats.org/officeDocument/2006/math" xmlns:mc="http://schemas.openxmlformats.org/markup-compatibility/2006" xmlns:mo="http://schemas.microsoft.com/office/mac/office/2008/main" xmlns:mv="urn:schemas-microsoft-com:mac:vml" xmlns:o="urn:schemas-microsoft-com:office:office" xmlns:r="http://schemas.openxmlformats.org/officeDocument/2006/relationships" xmlns:v="urn:schemas-microsoft-com:vml" xmlns:w10="urn:schemas-microsoft-com:office:word" xmlns:w14="http://schemas.microsoft.com/office/word/2010/wordml" xmlns:w="http://schemas.openxmlformats.org/wordprocessingml/2006/main" xmlns:wne="http://schemas.microsoft.com/office/word/2006/wordml" xmlns:wp14="http://schemas.microsoft.com/office/word/2010/wordprocessingDrawing" xmlns:wp="http://schemas.openxmlformats.org/drawingml/2006/wordprocessingDrawing" xmlns:wpc="http://schemas.microsoft.com/office/word/2010/wordprocessingCanvas" xmlns:wpg="http://schemas.microsoft.com/office/word/2010/wordprocessingGroup" xmlns:wpi="http://schemas.microsoft.com/office/word/2010/wordprocessingInk" xmlns:wps="http://schemas.microsoft.com/office/word/2010/wordprocessingShape" mc:Ignorable="w14 wp14">
+  <w:p>
+    <w:pPr>
+      <w:pStyle w:val="Footer"/>
+      <w:jc w:val="center"/>
+    </w:pPr>
+    <w:r/>
+    <w:r>
+      <w:rPr>
+        <w:rFonts w:ascii="Times New Roman" w:hAnsi="Times New Roman"/>
+        <w:b w:val="0"/>
+        <w:color w:val="000000"/>
+        <w:sz w:val="22"/>
+      </w:rPr>
+      <w:t>i</w:t>
+    </w:r>
+  </w:p>
+</w:ftr>
+</file>
+
+<file path=word/footer2.xml><?xml version="1.0" encoding="utf-8"?>
+<w:ftr xmlns:m="http://schemas.openxmlformats.org/officeDocument/2006/math" xmlns:mc="http://schemas.openxmlformats.org/markup-compatibility/2006" xmlns:mo="http://schemas.microsoft.com/office/mac/office/2008/main" xmlns:mv="urn:schemas-microsoft-com:mac:vml" xmlns:o="urn:schemas-microsoft-com:office:office" xmlns:r="http://schemas.openxmlformats.org/officeDocument/2006/relationships" xmlns:v="urn:schemas-microsoft-com:vml" xmlns:w10="urn:schemas-microsoft-com:office:word" xmlns:w14="http://schemas.microsoft.com/office/word/2010/wordml" xmlns:w="http://schemas.openxmlformats.org/wordprocessingml/2006/main" xmlns:wne="http://schemas.microsoft.com/office/word/2006/wordml" xmlns:wp14="http://schemas.microsoft.com/office/word/2010/wordprocessingDrawing" xmlns:wp="http://schemas.openxmlformats.org/drawingml/2006/wordprocessingDrawing" xmlns:wpc="http://schemas.microsoft.com/office/word/2010/wordprocessingCanvas" xmlns:wpg="http://schemas.microsoft.com/office/word/2010/wordprocessingGroup" xmlns:wpi="http://schemas.microsoft.com/office/word/2010/wordprocessingInk" xmlns:wps="http://schemas.microsoft.com/office/word/2010/wordprocessingShape" mc:Ignorable="w14 wp14">
+  <w:p>
+    <w:pPr>
+      <w:pStyle w:val="Footer"/>
+      <w:jc w:val="center"/>
+    </w:pPr>
+    <w:r/>
+    <w:r>
+      <w:rPr>
+        <w:rFonts w:ascii="Times New Roman" w:hAnsi="Times New Roman"/>
+        <w:b w:val="0"/>
+        <w:color w:val="000000"/>
+        <w:sz w:val="22"/>
+      </w:rPr>
+      <w:t>ii</w:t>
+    </w:r>
+  </w:p>
+</w:ftr>
+</file>
+
+<file path=word/footer3.xml><?xml version="1.0" encoding="utf-8"?>
+<w:ftr xmlns:m="http://schemas.openxmlformats.org/officeDocument/2006/math" xmlns:mc="http://schemas.openxmlformats.org/markup-compatibility/2006" xmlns:mo="http://schemas.microsoft.com/office/mac/office/2008/main" xmlns:mv="urn:schemas-microsoft-com:mac:vml" xmlns:o="urn:schemas-microsoft-com:office:office" xmlns:r="http://schemas.openxmlformats.org/officeDocument/2006/relationships" xmlns:v="urn:schemas-microsoft-com:vml" xmlns:w10="urn:schemas-microsoft-com:office:word" xmlns:w14="http://schemas.microsoft.com/office/word/2010/wordml" xmlns:w="http://schemas.openxmlformats.org/wordprocessingml/2006/main" xmlns:wne="http://schemas.microsoft.com/office/word/2006/wordml" xmlns:wp14="http://schemas.microsoft.com/office/word/2010/wordprocessingDrawing" xmlns:wp="http://schemas.openxmlformats.org/drawingml/2006/wordprocessingDrawing" xmlns:wpc="http://schemas.microsoft.com/office/word/2010/wordprocessingCanvas" xmlns:wpg="http://schemas.microsoft.com/office/word/2010/wordprocessingGroup" xmlns:wpi="http://schemas.microsoft.com/office/word/2010/wordprocessingInk" xmlns:wps="http://schemas.microsoft.com/office/word/2010/wordprocessingShape" mc:Ignorable="w14 wp14">
+  <w:p>
+    <w:pPr>
+      <w:pStyle w:val="Footer"/>
+      <w:jc w:val="center"/>
+    </w:pPr>
+    <w:r/>
+    <w:r>
+      <w:rPr>
+        <w:rFonts w:ascii="Times New Roman" w:hAnsi="Times New Roman"/>
+        <w:b w:val="0"/>
+        <w:color w:val="000000"/>
+        <w:sz w:val="22"/>
+      </w:rPr>
+      <w:t>iii</w:t>
+    </w:r>
+  </w:p>
+</w:ftr>
+</file>
+
+<file path=word/footer4.xml><?xml version="1.0" encoding="utf-8"?>
+<w:ftr xmlns:m="http://schemas.openxmlformats.org/officeDocument/2006/math" xmlns:mc="http://schemas.openxmlformats.org/markup-compatibility/2006" xmlns:mo="http://schemas.microsoft.com/office/mac/office/2008/main" xmlns:mv="urn:schemas-microsoft-com:mac:vml" xmlns:o="urn:schemas-microsoft-com:office:office" xmlns:r="http://schemas.openxmlformats.org/officeDocument/2006/relationships" xmlns:v="urn:schemas-microsoft-com:vml" xmlns:w10="urn:schemas-microsoft-com:office:word" xmlns:w14="http://schemas.microsoft.com/office/word/2010/wordml" xmlns:w="http://schemas.openxmlformats.org/wordprocessingml/2006/main" xmlns:wne="http://schemas.microsoft.com/office/word/2006/wordml" xmlns:wp14="http://schemas.microsoft.com/office/word/2010/wordprocessingDrawing" xmlns:wp="http://schemas.openxmlformats.org/drawingml/2006/wordprocessingDrawing" xmlns:wpc="http://schemas.microsoft.com/office/word/2010/wordprocessingCanvas" xmlns:wpg="http://schemas.microsoft.com/office/word/2010/wordprocessingGroup" xmlns:wpi="http://schemas.microsoft.com/office/word/2010/wordprocessingInk" xmlns:wps="http://schemas.microsoft.com/office/word/2010/wordprocessingShape" mc:Ignorable="w14 wp14">
+  <w:p>
+    <w:pPr>
+      <w:pStyle w:val="Footer"/>
+      <w:jc w:val="center"/>
+    </w:pPr>
+    <w:r/>
+    <w:r>
+      <w:rPr>
+        <w:rFonts w:ascii="Times New Roman" w:hAnsi="Times New Roman"/>
+        <w:b w:val="0"/>
+        <w:color w:val="000000"/>
+        <w:sz w:val="22"/>
+      </w:rPr>
+      <w:t>iv</w:t>
+    </w:r>
+  </w:p>
+</w:ftr>
+</file>
+
+<file path=word/footer5.xml><?xml version="1.0" encoding="utf-8"?>
+<w:ftr xmlns:m="http://schemas.openxmlformats.org/officeDocument/2006/math" xmlns:mc="http://schemas.openxmlformats.org/markup-compatibility/2006" xmlns:mo="http://schemas.microsoft.com/office/mac/office/2008/main" xmlns:mv="urn:schemas-microsoft-com:mac:vml" xmlns:o="urn:schemas-microsoft-com:office:office" xmlns:r="http://schemas.openxmlformats.org/officeDocument/2006/relationships" xmlns:v="urn:schemas-microsoft-com:vml" xmlns:w10="urn:schemas-microsoft-com:office:word" xmlns:w14="http://schemas.microsoft.com/office/word/2010/wordml" xmlns:w="http://schemas.openxmlformats.org/wordprocessingml/2006/main" xmlns:wne="http://schemas.microsoft.com/office/word/2006/wordml" xmlns:wp14="http://schemas.microsoft.com/office/word/2010/wordprocessingDrawing" xmlns:wp="http://schemas.openxmlformats.org/drawingml/2006/wordprocessingDrawing" xmlns:wpc="http://schemas.microsoft.com/office/word/2010/wordprocessingCanvas" xmlns:wpg="http://schemas.microsoft.com/office/word/2010/wordprocessingGroup" xmlns:wpi="http://schemas.microsoft.com/office/word/2010/wordprocessingInk" xmlns:wps="http://schemas.microsoft.com/office/word/2010/wordprocessingShape" mc:Ignorable="w14 wp14">
+  <w:p>
+    <w:pPr>
+      <w:pStyle w:val="Footer"/>
+      <w:jc w:val="center"/>
+    </w:pPr>
+    <w:r/>
+    <w:r>
+      <w:rPr>
+        <w:rFonts w:ascii="Times New Roman" w:hAnsi="Times New Roman"/>
+        <w:b w:val="0"/>
+        <w:color w:val="000000"/>
+        <w:sz w:val="22"/>
+      </w:rPr>
+      <w:t>v</w:t>
+    </w:r>
+  </w:p>
+</w:ftr>
+</file>
+
+<file path=word/footer6.xml><?xml version="1.0" encoding="utf-8"?>
+<w:ftr xmlns:m="http://schemas.openxmlformats.org/officeDocument/2006/math" xmlns:mc="http://schemas.openxmlformats.org/markup-compatibility/2006" xmlns:mo="http://schemas.microsoft.com/office/mac/office/2008/main" xmlns:mv="urn:schemas-microsoft-com:mac:vml" xmlns:o="urn:schemas-microsoft-com:office:office" xmlns:r="http://schemas.openxmlformats.org/officeDocument/2006/relationships" xmlns:v="urn:schemas-microsoft-com:vml" xmlns:w10="urn:schemas-microsoft-com:office:word" xmlns:w14="http://schemas.microsoft.com/office/word/2010/wordml" xmlns:w="http://schemas.openxmlformats.org/wordprocessingml/2006/main" xmlns:wne="http://schemas.microsoft.com/office/word/2006/wordml" xmlns:wp14="http://schemas.microsoft.com/office/word/2010/wordprocessingDrawing" xmlns:wp="http://schemas.openxmlformats.org/drawingml/2006/wordprocessingDrawing" xmlns:wpc="http://schemas.microsoft.com/office/word/2010/wordprocessingCanvas" xmlns:wpg="http://schemas.microsoft.com/office/word/2010/wordprocessingGroup" xmlns:wpi="http://schemas.microsoft.com/office/word/2010/wordprocessingInk" xmlns:wps="http://schemas.microsoft.com/office/word/2010/wordprocessingShape" mc:Ignorable="w14 wp14">
+  <w:p>
+    <w:pPr>
+      <w:pStyle w:val="Footer"/>
+      <w:jc w:val="center"/>
+    </w:pPr>
+    <w:r/>
+    <w:r>
+      <w:rPr>
+        <w:rFonts w:ascii="Times New Roman" w:hAnsi="Times New Roman"/>
+        <w:b w:val="0"/>
+        <w:color w:val="000000"/>
+        <w:sz w:val="22"/>
+      </w:rPr>
+      <w:t>vi</w:t>
+    </w:r>
+  </w:p>
+</w:ftr>
+</file>
+
+<file path=word/footer7.xml><?xml version="1.0" encoding="utf-8"?>
+<w:ftr xmlns:m="http://schemas.openxmlformats.org/officeDocument/2006/math" xmlns:mc="http://schemas.openxmlformats.org/markup-compatibility/2006" xmlns:mo="http://schemas.microsoft.com/office/mac/office/2008/main" xmlns:mv="urn:schemas-microsoft-com:mac:vml" xmlns:o="urn:schemas-microsoft-com:office:office" xmlns:r="http://schemas.openxmlformats.org/officeDocument/2006/relationships" xmlns:v="urn:schemas-microsoft-com:vml" xmlns:w10="urn:schemas-microsoft-com:office:word" xmlns:w14="http://schemas.microsoft.com/office/word/2010/wordml" xmlns:w="http://schemas.openxmlformats.org/wordprocessingml/2006/main" xmlns:wne="http://schemas.microsoft.com/office/word/2006/wordml" xmlns:wp14="http://schemas.microsoft.com/office/word/2010/wordprocessingDrawing" xmlns:wp="http://schemas.openxmlformats.org/drawingml/2006/wordprocessingDrawing" xmlns:wpc="http://schemas.microsoft.com/office/word/2010/wordprocessingCanvas" xmlns:wpg="http://schemas.microsoft.com/office/word/2010/wordprocessingGroup" xmlns:wpi="http://schemas.microsoft.com/office/word/2010/wordprocessingInk" xmlns:wps="http://schemas.microsoft.com/office/word/2010/wordprocessingShape" mc:Ignorable="w14 wp14">
+  <w:p>
+    <w:pPr>
+      <w:pStyle w:val="Footer"/>
+      <w:jc w:val="center"/>
+    </w:pPr>
+    <w:r/>
+    <w:r>
+      <w:rPr>
+        <w:rFonts w:ascii="Times New Roman" w:hAnsi="Times New Roman"/>
+        <w:b w:val="0"/>
+        <w:color w:val="000000"/>
+        <w:sz w:val="22"/>
+      </w:rPr>
+      <w:t>vii</w:t>
+    </w:r>
+  </w:p>
+</w:ftr>
 </file>
 
 <file path=word/numbering.xml><?xml version="1.0" encoding="utf-8"?>
@@ -5878,6 +6614,11 @@
     <w:name w:val="Normal"/>
     <w:qFormat/>
     <w:rsid w:val="00FC693F"/>
+    <w:rPr>
+      <w:rFonts w:ascii="Times New Roman" w:hAnsi="Times New Roman"/>
+      <w:color w:val="000000"/>
+      <w:sz w:val="24"/>
+    </w:rPr>
   </w:style>
   <w:style w:type="paragraph" w:styleId="Header">
     <w:name w:val="header"/>

--- a/docs/chapters/dev.docx
+++ b/docs/chapters/dev.docx
@@ -10,9 +10,9 @@
         <w:tblLook w:firstColumn="1" w:firstRow="1" w:lastColumn="0" w:lastRow="0" w:noHBand="0" w:noVBand="1" w:val="04A0"/>
       </w:tblPr>
       <w:tblGrid>
-        <w:gridCol w:w="3264"/>
-        <w:gridCol w:w="3264"/>
-        <w:gridCol w:w="3264"/>
+        <w:gridCol w:w="3312"/>
+        <w:gridCol w:w="3312"/>
+        <w:gridCol w:w="3312"/>
       </w:tblGrid>
       <w:tr>
         <w:tc>
@@ -40,7 +40,7 @@
                           <pic:cNvPicPr/>
                         </pic:nvPicPr>
                         <pic:blipFill>
-                          <a:blip r:embed="rId10"/>
+                          <a:blip r:embed="rId11"/>
                           <a:stretch>
                             <a:fillRect/>
                           </a:stretch>
@@ -62,7 +62,7 @@
         </w:tc>
         <w:tc>
           <w:tcPr>
-            <w:tcW w:type="dxa" w:w="6192"/>
+            <w:tcW w:type="dxa" w:w="6480"/>
             <w:vAlign w:val="center"/>
           </w:tcPr>
           <w:p>
@@ -115,7 +115,7 @@
                           <pic:cNvPicPr/>
                         </pic:nvPicPr>
                         <pic:blipFill>
-                          <a:blip r:embed="rId11"/>
+                          <a:blip r:embed="rId12"/>
                           <a:stretch>
                             <a:fillRect/>
                           </a:stretch>
@@ -139,12 +139,12 @@
     </w:tbl>
     <w:p>
       <w:pPr>
-        <w:spacing w:before="560"/>
+        <w:spacing w:before="600"/>
       </w:pPr>
     </w:p>
     <w:p>
       <w:pPr>
-        <w:spacing w:before="160" w:after="480"/>
+        <w:spacing w:before="160" w:after="520"/>
         <w:jc w:val="center"/>
       </w:pPr>
       <w:r>
@@ -160,7 +160,7 @@
     </w:p>
     <w:p>
       <w:pPr>
-        <w:spacing w:after="440"/>
+        <w:spacing w:after="480"/>
         <w:jc w:val="center"/>
       </w:pPr>
       <w:r>
@@ -189,7 +189,7 @@
     </w:p>
     <w:p>
       <w:pPr>
-        <w:spacing w:before="320" w:after="80"/>
+        <w:spacing w:before="360" w:after="120"/>
         <w:jc w:val="center"/>
       </w:pPr>
       <w:r>
@@ -214,7 +214,7 @@
     </w:p>
     <w:p>
       <w:pPr>
-        <w:spacing w:before="640" w:after="0"/>
+        <w:spacing w:before="720" w:after="0"/>
         <w:jc w:val="center"/>
       </w:pPr>
       <w:r>
@@ -238,152 +238,18 @@
     <w:p>
       <w:pPr>
         <w:sectPr>
-          <w:footerReference w:type="default" r:id="rId9"/>
+          <w:headerReference w:type="default" r:id="rId9"/>
+          <w:footerReference w:type="default" r:id="rId10"/>
           <w:pgSz w:w="12240" w:h="15840"/>
-          <w:pgMar w:top="1008" w:right="1224" w:bottom="936" w:left="1224" w:header="720" w:footer="720" w:gutter="0"/>
+          <w:pgMar w:top="1008" w:right="1152" w:bottom="864" w:left="1152" w:header="720" w:footer="720" w:gutter="0"/>
           <w:cols w:space="720"/>
           <w:docGrid w:linePitch="360"/>
         </w:sectPr>
       </w:pPr>
     </w:p>
-    <w:tbl>
-      <w:tblPr>
-        <w:tblW w:type="auto" w:w="0"/>
-        <w:jc w:val="center"/>
-        <w:tblLayout w:type="fixed"/>
-        <w:tblLook w:firstColumn="1" w:firstRow="1" w:lastColumn="0" w:lastRow="0" w:noHBand="0" w:noVBand="1" w:val="04A0"/>
-      </w:tblPr>
-      <w:tblGrid>
-        <w:gridCol w:w="3264"/>
-        <w:gridCol w:w="3264"/>
-        <w:gridCol w:w="3264"/>
-      </w:tblGrid>
-      <w:tr>
-        <w:tc>
-          <w:tcPr>
-            <w:tcW w:type="dxa" w:w="1728"/>
-            <w:vAlign w:val="center"/>
-          </w:tcPr>
-          <w:p>
-            <w:pPr>
-              <w:jc w:val="center"/>
-            </w:pPr>
-            <w:r>
-              <w:drawing>
-                <wp:inline xmlns:a="http://schemas.openxmlformats.org/drawingml/2006/main" xmlns:pic="http://schemas.openxmlformats.org/drawingml/2006/picture">
-                  <wp:extent cx="868680" cy="1021568"/>
-                  <wp:docPr id="3" name="Picture 3"/>
-                  <wp:cNvGraphicFramePr>
-                    <a:graphicFrameLocks noChangeAspect="1"/>
-                  </wp:cNvGraphicFramePr>
-                  <a:graphic>
-                    <a:graphicData uri="http://schemas.openxmlformats.org/drawingml/2006/picture">
-                      <pic:pic>
-                        <pic:nvPicPr>
-                          <pic:cNvPr id="0" name="rk_img_0.png"/>
-                          <pic:cNvPicPr/>
-                        </pic:nvPicPr>
-                        <pic:blipFill>
-                          <a:blip r:embed="rId10"/>
-                          <a:stretch>
-                            <a:fillRect/>
-                          </a:stretch>
-                        </pic:blipFill>
-                        <pic:spPr>
-                          <a:xfrm>
-                            <a:off x="0" y="0"/>
-                            <a:ext cx="868680" cy="1021568"/>
-                          </a:xfrm>
-                          <a:prstGeom prst="rect"/>
-                        </pic:spPr>
-                      </pic:pic>
-                    </a:graphicData>
-                  </a:graphic>
-                </wp:inline>
-              </w:drawing>
-            </w:r>
-          </w:p>
-        </w:tc>
-        <w:tc>
-          <w:tcPr>
-            <w:tcW w:type="dxa" w:w="6192"/>
-            <w:vAlign w:val="center"/>
-          </w:tcPr>
-          <w:p>
-            <w:pPr>
-              <w:jc w:val="center"/>
-            </w:pPr>
-            <w:r>
-              <w:rPr>
-                <w:rFonts w:ascii="Times New Roman" w:hAnsi="Times New Roman"/>
-                <w:b/>
-                <w:sz w:val="26"/>
-              </w:rPr>
-              <w:t>Shri Vile Parle Kelavani Mandal's</w:t>
-              <w:br/>
-            </w:r>
-            <w:r>
-              <w:rPr>
-                <w:rFonts w:ascii="Times New Roman" w:hAnsi="Times New Roman"/>
-                <w:b/>
-                <w:sz w:val="24"/>
-              </w:rPr>
-              <w:t>USHA PRAVIN GANDHI COLLEGE OF ARTS,</w:t>
-              <w:br/>
-              <w:t>SCIENCE AND COMMERCE (Autonomous)</w:t>
-            </w:r>
-          </w:p>
-        </w:tc>
-        <w:tc>
-          <w:tcPr>
-            <w:tcW w:type="dxa" w:w="1728"/>
-            <w:vAlign w:val="center"/>
-          </w:tcPr>
-          <w:p>
-            <w:pPr>
-              <w:jc w:val="center"/>
-            </w:pPr>
-            <w:r>
-              <w:drawing>
-                <wp:inline xmlns:a="http://schemas.openxmlformats.org/drawingml/2006/main" xmlns:pic="http://schemas.openxmlformats.org/drawingml/2006/picture">
-                  <wp:extent cx="868680" cy="965200"/>
-                  <wp:docPr id="4" name="Picture 4"/>
-                  <wp:cNvGraphicFramePr>
-                    <a:graphicFrameLocks noChangeAspect="1"/>
-                  </wp:cNvGraphicFramePr>
-                  <a:graphic>
-                    <a:graphicData uri="http://schemas.openxmlformats.org/drawingml/2006/picture">
-                      <pic:pic>
-                        <pic:nvPicPr>
-                          <pic:cNvPr id="0" name="rk_img_5.png"/>
-                          <pic:cNvPicPr/>
-                        </pic:nvPicPr>
-                        <pic:blipFill>
-                          <a:blip r:embed="rId11"/>
-                          <a:stretch>
-                            <a:fillRect/>
-                          </a:stretch>
-                        </pic:blipFill>
-                        <pic:spPr>
-                          <a:xfrm>
-                            <a:off x="0" y="0"/>
-                            <a:ext cx="868680" cy="965200"/>
-                          </a:xfrm>
-                          <a:prstGeom prst="rect"/>
-                        </pic:spPr>
-                      </pic:pic>
-                    </a:graphicData>
-                  </a:graphic>
-                </wp:inline>
-              </w:drawing>
-            </w:r>
-          </w:p>
-        </w:tc>
-      </w:tr>
-    </w:tbl>
     <w:p>
       <w:pPr>
-        <w:spacing w:before="720" w:after="560"/>
+        <w:spacing w:before="400" w:after="640"/>
         <w:jc w:val="center"/>
       </w:pPr>
       <w:r>
@@ -397,7 +263,7 @@
     </w:p>
     <w:p>
       <w:pPr>
-        <w:spacing w:line="324" w:lineRule="auto" w:after="1300"/>
+        <w:spacing w:line="324" w:lineRule="auto" w:after="1500"/>
         <w:jc w:val="both"/>
       </w:pPr>
       <w:r>
@@ -483,7 +349,7 @@
           </w:tcPr>
           <w:p>
             <w:pPr>
-              <w:spacing w:before="900"/>
+              <w:spacing w:before="1100"/>
               <w:jc w:val="center"/>
             </w:pPr>
             <w:r>
@@ -510,7 +376,7 @@
           </w:tcPr>
           <w:p>
             <w:pPr>
-              <w:spacing w:before="900"/>
+              <w:spacing w:before="1100"/>
               <w:jc w:val="center"/>
             </w:pPr>
             <w:r>
@@ -526,9 +392,10 @@
     <w:p>
       <w:pPr>
         <w:sectPr>
-          <w:footerReference w:type="default" r:id="rId12"/>
+          <w:headerReference w:type="default" r:id="rId13"/>
+          <w:footerReference w:type="default" r:id="rId14"/>
           <w:pgSz w:w="12240" w:h="15840"/>
-          <w:pgMar w:top="1008" w:right="1224" w:bottom="936" w:left="1224" w:header="720" w:footer="720" w:gutter="0"/>
+          <w:pgMar w:top="1224" w:right="1224" w:bottom="1008" w:left="1224" w:header="720" w:footer="720" w:gutter="0"/>
           <w:cols w:space="720"/>
           <w:docGrid w:linePitch="360"/>
         </w:sectPr>
@@ -536,7 +403,7 @@
     </w:p>
     <w:p>
       <w:pPr>
-        <w:spacing w:before="200" w:after="80"/>
+        <w:spacing w:before="300" w:after="80"/>
         <w:jc w:val="center"/>
       </w:pPr>
       <w:r>
@@ -565,7 +432,7 @@
     </w:p>
     <w:p>
       <w:pPr>
-        <w:spacing w:after="560"/>
+        <w:spacing w:after="600"/>
         <w:jc w:val="center"/>
       </w:pPr>
       <w:r>
@@ -579,7 +446,7 @@
     </w:p>
     <w:p>
       <w:pPr>
-        <w:spacing w:line="324" w:lineRule="auto" w:after="400"/>
+        <w:spacing w:line="324" w:lineRule="auto" w:after="360"/>
         <w:jc w:val="both"/>
       </w:pPr>
       <w:r>
@@ -653,9 +520,10 @@
     <w:p>
       <w:pPr>
         <w:sectPr>
-          <w:footerReference w:type="default" r:id="rId13"/>
+          <w:headerReference w:type="default" r:id="rId15"/>
+          <w:footerReference w:type="default" r:id="rId16"/>
           <w:pgSz w:w="12240" w:h="15840"/>
-          <w:pgMar w:top="1080" w:right="1224" w:bottom="936" w:left="1224" w:header="720" w:footer="720" w:gutter="0"/>
+          <w:pgMar w:top="1152" w:right="1224" w:bottom="1008" w:left="1224" w:header="720" w:footer="720" w:gutter="0"/>
           <w:cols w:space="720"/>
           <w:docGrid w:linePitch="360"/>
         </w:sectPr>
@@ -677,7 +545,7 @@
     </w:p>
     <w:p>
       <w:pPr>
-        <w:spacing w:line="324" w:lineRule="auto" w:after="360"/>
+        <w:spacing w:line="324" w:lineRule="auto" w:after="320"/>
         <w:jc w:val="both"/>
       </w:pPr>
       <w:r>
@@ -686,18 +554,33 @@
           <w:sz w:val="24"/>
         </w:rPr>
         <w:t>I, Mr. Dev Vikam, hereby declare that the project report entitled "AI-Rescue: Intelligent Disaster Response &amp; Resource Coordination Platform" represents my original work carried out under the guidance of Dr. Manisha Divate.</w:t>
-        <w:br/>
-        <w:br/>
-        <w:t>The work presented in this report has been completed as part of the Third Year Bachelor of Science (Information Technology) program at Shri Vile Parle Kelavani Mandal's Usha Pravin Gandhi College of Arts, Science and Commerce (Autonomous) for the academic year 2026-2027.</w:t>
-        <w:br/>
-        <w:br/>
-        <w:t>I further declare that this report has not been submitted previously to any other university, institute, or board for the award of any degree, diploma, fellowship, or other similar academic recognition. All information obtained from published literature, software libraries, and web resources has been duly cited and acknowledged in the bibliography.</w:t>
       </w:r>
     </w:p>
     <w:p>
       <w:pPr>
-        <w:spacing w:before="1500"/>
+        <w:spacing w:line="324" w:lineRule="auto" w:after="320"/>
+        <w:jc w:val="both"/>
       </w:pPr>
+      <w:r>
+        <w:rPr>
+          <w:rFonts w:ascii="Times New Roman" w:hAnsi="Times New Roman"/>
+          <w:sz w:val="24"/>
+        </w:rPr>
+        <w:t>The work presented in this report has been completed as part of the Third Year Bachelor of Science (Information Technology) program at Shri Vile Parle Kelavani Mandal's Usha Pravin Gandhi College of Arts, Science and Commerce (Autonomous) for the academic year 2026-2027.</w:t>
+      </w:r>
+    </w:p>
+    <w:p>
+      <w:pPr>
+        <w:spacing w:line="324" w:lineRule="auto" w:after="1000"/>
+        <w:jc w:val="both"/>
+      </w:pPr>
+      <w:r>
+        <w:rPr>
+          <w:rFonts w:ascii="Times New Roman" w:hAnsi="Times New Roman"/>
+          <w:sz w:val="24"/>
+        </w:rPr>
+        <w:t>I further declare that this report has not been submitted previously to any other university, institute, or board for the award of any degree, diploma, fellowship, or other similar academic recognition. All information obtained from published literature, software libraries, and web resources has been duly cited and acknowledged in the bibliography.</w:t>
+      </w:r>
     </w:p>
     <w:tbl>
       <w:tblPr>
@@ -749,9 +632,10 @@
     <w:p>
       <w:pPr>
         <w:sectPr>
-          <w:footerReference w:type="default" r:id="rId14"/>
+          <w:headerReference w:type="default" r:id="rId17"/>
+          <w:footerReference w:type="default" r:id="rId18"/>
           <w:pgSz w:w="12240" w:h="15840"/>
-          <w:pgMar w:top="1080" w:right="1224" w:bottom="936" w:left="1224" w:header="720" w:footer="720" w:gutter="0"/>
+          <w:pgMar w:top="1224" w:right="1224" w:bottom="1008" w:left="1224" w:header="720" w:footer="720" w:gutter="0"/>
           <w:cols w:space="720"/>
           <w:docGrid w:linePitch="360"/>
         </w:sectPr>
@@ -759,7 +643,7 @@
     </w:p>
     <w:p>
       <w:pPr>
-        <w:spacing w:before="160" w:after="280"/>
+        <w:spacing w:before="120" w:after="240"/>
         <w:jc w:val="center"/>
       </w:pPr>
       <w:r>
@@ -788,8 +672,8 @@
           <w:tcPr>
             <w:tcW w:type="dxa" w:w="1008"/>
             <w:tcMar>
-              <w:top w:w="15" w:type="dxa"/>
-              <w:bottom w:w="15" w:type="dxa"/>
+              <w:top w:w="12" w:type="dxa"/>
+              <w:bottom w:w="12" w:type="dxa"/>
               <w:left w:w="30" w:type="dxa"/>
               <w:right w:w="30" w:type="dxa"/>
             </w:tcMar>
@@ -817,8 +701,8 @@
           <w:tcPr>
             <w:tcW w:type="dxa" w:w="7344"/>
             <w:tcMar>
-              <w:top w:w="15" w:type="dxa"/>
-              <w:bottom w:w="15" w:type="dxa"/>
+              <w:top w:w="12" w:type="dxa"/>
+              <w:bottom w:w="12" w:type="dxa"/>
               <w:left w:w="30" w:type="dxa"/>
               <w:right w:w="30" w:type="dxa"/>
             </w:tcMar>
@@ -843,8 +727,8 @@
           <w:tcPr>
             <w:tcW w:type="dxa" w:w="1296"/>
             <w:tcMar>
-              <w:top w:w="15" w:type="dxa"/>
-              <w:bottom w:w="15" w:type="dxa"/>
+              <w:top w:w="12" w:type="dxa"/>
+              <w:bottom w:w="12" w:type="dxa"/>
               <w:left w:w="30" w:type="dxa"/>
               <w:right w:w="30" w:type="dxa"/>
             </w:tcMar>
@@ -874,8 +758,8 @@
           <w:tcPr>
             <w:tcW w:type="dxa" w:w="1008"/>
             <w:tcMar>
-              <w:top w:w="15" w:type="dxa"/>
-              <w:bottom w:w="15" w:type="dxa"/>
+              <w:top w:w="12" w:type="dxa"/>
+              <w:bottom w:w="12" w:type="dxa"/>
               <w:left w:w="30" w:type="dxa"/>
               <w:right w:w="30" w:type="dxa"/>
             </w:tcMar>
@@ -902,8 +786,8 @@
           <w:tcPr>
             <w:tcW w:type="dxa" w:w="7344"/>
             <w:tcMar>
-              <w:top w:w="15" w:type="dxa"/>
-              <w:bottom w:w="15" w:type="dxa"/>
+              <w:top w:w="12" w:type="dxa"/>
+              <w:bottom w:w="12" w:type="dxa"/>
               <w:left w:w="30" w:type="dxa"/>
               <w:right w:w="30" w:type="dxa"/>
             </w:tcMar>
@@ -920,7 +804,7 @@
                 <w:rFonts w:ascii="Times New Roman" w:hAnsi="Times New Roman"/>
                 <w:sz w:val="19"/>
               </w:rPr>
-              <w:t>Title</w:t>
+              <w:t>Title Page</w:t>
             </w:r>
           </w:p>
         </w:tc>
@@ -928,8 +812,8 @@
           <w:tcPr>
             <w:tcW w:type="dxa" w:w="1296"/>
             <w:tcMar>
-              <w:top w:w="15" w:type="dxa"/>
-              <w:bottom w:w="15" w:type="dxa"/>
+              <w:top w:w="12" w:type="dxa"/>
+              <w:bottom w:w="12" w:type="dxa"/>
               <w:left w:w="30" w:type="dxa"/>
               <w:right w:w="30" w:type="dxa"/>
             </w:tcMar>
@@ -949,7 +833,7 @@
                 <w:rFonts w:ascii="Times New Roman" w:hAnsi="Times New Roman"/>
                 <w:sz w:val="19"/>
               </w:rPr>
-              <w:t>i</w:t>
+              <w:t>-</w:t>
             </w:r>
           </w:p>
         </w:tc>
@@ -959,8 +843,8 @@
           <w:tcPr>
             <w:tcW w:type="dxa" w:w="1008"/>
             <w:tcMar>
-              <w:top w:w="15" w:type="dxa"/>
-              <w:bottom w:w="15" w:type="dxa"/>
+              <w:top w:w="12" w:type="dxa"/>
+              <w:bottom w:w="12" w:type="dxa"/>
               <w:left w:w="30" w:type="dxa"/>
               <w:right w:w="30" w:type="dxa"/>
             </w:tcMar>
@@ -987,8 +871,8 @@
           <w:tcPr>
             <w:tcW w:type="dxa" w:w="7344"/>
             <w:tcMar>
-              <w:top w:w="15" w:type="dxa"/>
-              <w:bottom w:w="15" w:type="dxa"/>
+              <w:top w:w="12" w:type="dxa"/>
+              <w:bottom w:w="12" w:type="dxa"/>
               <w:left w:w="30" w:type="dxa"/>
               <w:right w:w="30" w:type="dxa"/>
             </w:tcMar>
@@ -1013,8 +897,8 @@
           <w:tcPr>
             <w:tcW w:type="dxa" w:w="1296"/>
             <w:tcMar>
-              <w:top w:w="15" w:type="dxa"/>
-              <w:bottom w:w="15" w:type="dxa"/>
+              <w:top w:w="12" w:type="dxa"/>
+              <w:bottom w:w="12" w:type="dxa"/>
               <w:left w:w="30" w:type="dxa"/>
               <w:right w:w="30" w:type="dxa"/>
             </w:tcMar>
@@ -1034,7 +918,7 @@
                 <w:rFonts w:ascii="Times New Roman" w:hAnsi="Times New Roman"/>
                 <w:sz w:val="19"/>
               </w:rPr>
-              <w:t>ii</w:t>
+              <w:t>-</w:t>
             </w:r>
           </w:p>
         </w:tc>
@@ -1044,8 +928,8 @@
           <w:tcPr>
             <w:tcW w:type="dxa" w:w="1008"/>
             <w:tcMar>
-              <w:top w:w="15" w:type="dxa"/>
-              <w:bottom w:w="15" w:type="dxa"/>
+              <w:top w:w="12" w:type="dxa"/>
+              <w:bottom w:w="12" w:type="dxa"/>
               <w:left w:w="30" w:type="dxa"/>
               <w:right w:w="30" w:type="dxa"/>
             </w:tcMar>
@@ -1072,8 +956,8 @@
           <w:tcPr>
             <w:tcW w:type="dxa" w:w="7344"/>
             <w:tcMar>
-              <w:top w:w="15" w:type="dxa"/>
-              <w:bottom w:w="15" w:type="dxa"/>
+              <w:top w:w="12" w:type="dxa"/>
+              <w:bottom w:w="12" w:type="dxa"/>
               <w:left w:w="30" w:type="dxa"/>
               <w:right w:w="30" w:type="dxa"/>
             </w:tcMar>
@@ -1098,8 +982,8 @@
           <w:tcPr>
             <w:tcW w:type="dxa" w:w="1296"/>
             <w:tcMar>
-              <w:top w:w="15" w:type="dxa"/>
-              <w:bottom w:w="15" w:type="dxa"/>
+              <w:top w:w="12" w:type="dxa"/>
+              <w:bottom w:w="12" w:type="dxa"/>
               <w:left w:w="30" w:type="dxa"/>
               <w:right w:w="30" w:type="dxa"/>
             </w:tcMar>
@@ -1119,7 +1003,7 @@
                 <w:rFonts w:ascii="Times New Roman" w:hAnsi="Times New Roman"/>
                 <w:sz w:val="19"/>
               </w:rPr>
-              <w:t>iii</w:t>
+              <w:t>-</w:t>
             </w:r>
           </w:p>
         </w:tc>
@@ -1129,8 +1013,8 @@
           <w:tcPr>
             <w:tcW w:type="dxa" w:w="1008"/>
             <w:tcMar>
-              <w:top w:w="15" w:type="dxa"/>
-              <w:bottom w:w="15" w:type="dxa"/>
+              <w:top w:w="12" w:type="dxa"/>
+              <w:bottom w:w="12" w:type="dxa"/>
               <w:left w:w="30" w:type="dxa"/>
               <w:right w:w="30" w:type="dxa"/>
             </w:tcMar>
@@ -1157,8 +1041,8 @@
           <w:tcPr>
             <w:tcW w:type="dxa" w:w="7344"/>
             <w:tcMar>
-              <w:top w:w="15" w:type="dxa"/>
-              <w:bottom w:w="15" w:type="dxa"/>
+              <w:top w:w="12" w:type="dxa"/>
+              <w:bottom w:w="12" w:type="dxa"/>
               <w:left w:w="30" w:type="dxa"/>
               <w:right w:w="30" w:type="dxa"/>
             </w:tcMar>
@@ -1183,8 +1067,8 @@
           <w:tcPr>
             <w:tcW w:type="dxa" w:w="1296"/>
             <w:tcMar>
-              <w:top w:w="15" w:type="dxa"/>
-              <w:bottom w:w="15" w:type="dxa"/>
+              <w:top w:w="12" w:type="dxa"/>
+              <w:bottom w:w="12" w:type="dxa"/>
               <w:left w:w="30" w:type="dxa"/>
               <w:right w:w="30" w:type="dxa"/>
             </w:tcMar>
@@ -1204,7 +1088,7 @@
                 <w:rFonts w:ascii="Times New Roman" w:hAnsi="Times New Roman"/>
                 <w:sz w:val="19"/>
               </w:rPr>
-              <w:t>iv</w:t>
+              <w:t>-</w:t>
             </w:r>
           </w:p>
         </w:tc>
@@ -1214,8 +1098,8 @@
           <w:tcPr>
             <w:tcW w:type="dxa" w:w="1008"/>
             <w:tcMar>
-              <w:top w:w="15" w:type="dxa"/>
-              <w:bottom w:w="15" w:type="dxa"/>
+              <w:top w:w="12" w:type="dxa"/>
+              <w:bottom w:w="12" w:type="dxa"/>
               <w:left w:w="30" w:type="dxa"/>
               <w:right w:w="30" w:type="dxa"/>
             </w:tcMar>
@@ -1242,8 +1126,8 @@
           <w:tcPr>
             <w:tcW w:type="dxa" w:w="7344"/>
             <w:tcMar>
-              <w:top w:w="15" w:type="dxa"/>
-              <w:bottom w:w="15" w:type="dxa"/>
+              <w:top w:w="12" w:type="dxa"/>
+              <w:bottom w:w="12" w:type="dxa"/>
               <w:left w:w="30" w:type="dxa"/>
               <w:right w:w="30" w:type="dxa"/>
             </w:tcMar>
@@ -1268,8 +1152,8 @@
           <w:tcPr>
             <w:tcW w:type="dxa" w:w="1296"/>
             <w:tcMar>
-              <w:top w:w="15" w:type="dxa"/>
-              <w:bottom w:w="15" w:type="dxa"/>
+              <w:top w:w="12" w:type="dxa"/>
+              <w:bottom w:w="12" w:type="dxa"/>
               <w:left w:w="30" w:type="dxa"/>
               <w:right w:w="30" w:type="dxa"/>
             </w:tcMar>
@@ -1289,7 +1173,7 @@
                 <w:rFonts w:ascii="Times New Roman" w:hAnsi="Times New Roman"/>
                 <w:sz w:val="19"/>
               </w:rPr>
-              <w:t>v</w:t>
+              <w:t>-</w:t>
             </w:r>
           </w:p>
         </w:tc>
@@ -1299,8 +1183,8 @@
           <w:tcPr>
             <w:tcW w:type="dxa" w:w="1008"/>
             <w:tcMar>
-              <w:top w:w="15" w:type="dxa"/>
-              <w:bottom w:w="15" w:type="dxa"/>
+              <w:top w:w="12" w:type="dxa"/>
+              <w:bottom w:w="12" w:type="dxa"/>
               <w:left w:w="30" w:type="dxa"/>
               <w:right w:w="30" w:type="dxa"/>
             </w:tcMar>
@@ -1327,8 +1211,8 @@
           <w:tcPr>
             <w:tcW w:type="dxa" w:w="7344"/>
             <w:tcMar>
-              <w:top w:w="15" w:type="dxa"/>
-              <w:bottom w:w="15" w:type="dxa"/>
+              <w:top w:w="12" w:type="dxa"/>
+              <w:bottom w:w="12" w:type="dxa"/>
               <w:left w:w="30" w:type="dxa"/>
               <w:right w:w="30" w:type="dxa"/>
             </w:tcMar>
@@ -1353,8 +1237,8 @@
           <w:tcPr>
             <w:tcW w:type="dxa" w:w="1296"/>
             <w:tcMar>
-              <w:top w:w="15" w:type="dxa"/>
-              <w:bottom w:w="15" w:type="dxa"/>
+              <w:top w:w="12" w:type="dxa"/>
+              <w:bottom w:w="12" w:type="dxa"/>
               <w:left w:w="30" w:type="dxa"/>
               <w:right w:w="30" w:type="dxa"/>
             </w:tcMar>
@@ -1374,7 +1258,7 @@
                 <w:rFonts w:ascii="Times New Roman" w:hAnsi="Times New Roman"/>
                 <w:sz w:val="19"/>
               </w:rPr>
-              <w:t>vi</w:t>
+              <w:t>-</w:t>
             </w:r>
           </w:p>
         </w:tc>
@@ -1384,8 +1268,8 @@
           <w:tcPr>
             <w:tcW w:type="dxa" w:w="1008"/>
             <w:tcMar>
-              <w:top w:w="15" w:type="dxa"/>
-              <w:bottom w:w="15" w:type="dxa"/>
+              <w:top w:w="12" w:type="dxa"/>
+              <w:bottom w:w="12" w:type="dxa"/>
               <w:left w:w="30" w:type="dxa"/>
               <w:right w:w="30" w:type="dxa"/>
             </w:tcMar>
@@ -1413,8 +1297,8 @@
           <w:tcPr>
             <w:tcW w:type="dxa" w:w="7344"/>
             <w:tcMar>
-              <w:top w:w="15" w:type="dxa"/>
-              <w:bottom w:w="15" w:type="dxa"/>
+              <w:top w:w="12" w:type="dxa"/>
+              <w:bottom w:w="12" w:type="dxa"/>
               <w:left w:w="30" w:type="dxa"/>
               <w:right w:w="30" w:type="dxa"/>
             </w:tcMar>
@@ -1439,8 +1323,8 @@
           <w:tcPr>
             <w:tcW w:type="dxa" w:w="1296"/>
             <w:tcMar>
-              <w:top w:w="15" w:type="dxa"/>
-              <w:bottom w:w="15" w:type="dxa"/>
+              <w:top w:w="12" w:type="dxa"/>
+              <w:bottom w:w="12" w:type="dxa"/>
               <w:left w:w="30" w:type="dxa"/>
               <w:right w:w="30" w:type="dxa"/>
             </w:tcMar>
@@ -1470,8 +1354,8 @@
           <w:tcPr>
             <w:tcW w:type="dxa" w:w="1008"/>
             <w:tcMar>
-              <w:top w:w="15" w:type="dxa"/>
-              <w:bottom w:w="15" w:type="dxa"/>
+              <w:top w:w="12" w:type="dxa"/>
+              <w:bottom w:w="12" w:type="dxa"/>
               <w:left w:w="30" w:type="dxa"/>
               <w:right w:w="30" w:type="dxa"/>
             </w:tcMar>
@@ -1499,8 +1383,8 @@
           <w:tcPr>
             <w:tcW w:type="dxa" w:w="7344"/>
             <w:tcMar>
-              <w:top w:w="15" w:type="dxa"/>
-              <w:bottom w:w="15" w:type="dxa"/>
+              <w:top w:w="12" w:type="dxa"/>
+              <w:bottom w:w="12" w:type="dxa"/>
               <w:left w:w="30" w:type="dxa"/>
               <w:right w:w="30" w:type="dxa"/>
             </w:tcMar>
@@ -1525,8 +1409,8 @@
           <w:tcPr>
             <w:tcW w:type="dxa" w:w="1296"/>
             <w:tcMar>
-              <w:top w:w="15" w:type="dxa"/>
-              <w:bottom w:w="15" w:type="dxa"/>
+              <w:top w:w="12" w:type="dxa"/>
+              <w:bottom w:w="12" w:type="dxa"/>
               <w:left w:w="30" w:type="dxa"/>
               <w:right w:w="30" w:type="dxa"/>
             </w:tcMar>
@@ -1556,8 +1440,8 @@
           <w:tcPr>
             <w:tcW w:type="dxa" w:w="1008"/>
             <w:tcMar>
-              <w:top w:w="15" w:type="dxa"/>
-              <w:bottom w:w="15" w:type="dxa"/>
+              <w:top w:w="12" w:type="dxa"/>
+              <w:bottom w:w="12" w:type="dxa"/>
               <w:left w:w="30" w:type="dxa"/>
               <w:right w:w="30" w:type="dxa"/>
             </w:tcMar>
@@ -1585,8 +1469,8 @@
           <w:tcPr>
             <w:tcW w:type="dxa" w:w="7344"/>
             <w:tcMar>
-              <w:top w:w="15" w:type="dxa"/>
-              <w:bottom w:w="15" w:type="dxa"/>
+              <w:top w:w="12" w:type="dxa"/>
+              <w:bottom w:w="12" w:type="dxa"/>
               <w:left w:w="30" w:type="dxa"/>
               <w:right w:w="30" w:type="dxa"/>
             </w:tcMar>
@@ -1611,8 +1495,8 @@
           <w:tcPr>
             <w:tcW w:type="dxa" w:w="1296"/>
             <w:tcMar>
-              <w:top w:w="15" w:type="dxa"/>
-              <w:bottom w:w="15" w:type="dxa"/>
+              <w:top w:w="12" w:type="dxa"/>
+              <w:bottom w:w="12" w:type="dxa"/>
               <w:left w:w="30" w:type="dxa"/>
               <w:right w:w="30" w:type="dxa"/>
             </w:tcMar>
@@ -1642,8 +1526,8 @@
           <w:tcPr>
             <w:tcW w:type="dxa" w:w="1008"/>
             <w:tcMar>
-              <w:top w:w="15" w:type="dxa"/>
-              <w:bottom w:w="15" w:type="dxa"/>
+              <w:top w:w="12" w:type="dxa"/>
+              <w:bottom w:w="12" w:type="dxa"/>
               <w:left w:w="30" w:type="dxa"/>
               <w:right w:w="30" w:type="dxa"/>
             </w:tcMar>
@@ -1671,8 +1555,8 @@
           <w:tcPr>
             <w:tcW w:type="dxa" w:w="7344"/>
             <w:tcMar>
-              <w:top w:w="15" w:type="dxa"/>
-              <w:bottom w:w="15" w:type="dxa"/>
+              <w:top w:w="12" w:type="dxa"/>
+              <w:bottom w:w="12" w:type="dxa"/>
               <w:left w:w="30" w:type="dxa"/>
               <w:right w:w="30" w:type="dxa"/>
             </w:tcMar>
@@ -1697,8 +1581,8 @@
           <w:tcPr>
             <w:tcW w:type="dxa" w:w="1296"/>
             <w:tcMar>
-              <w:top w:w="15" w:type="dxa"/>
-              <w:bottom w:w="15" w:type="dxa"/>
+              <w:top w:w="12" w:type="dxa"/>
+              <w:bottom w:w="12" w:type="dxa"/>
               <w:left w:w="30" w:type="dxa"/>
               <w:right w:w="30" w:type="dxa"/>
             </w:tcMar>
@@ -1728,8 +1612,8 @@
           <w:tcPr>
             <w:tcW w:type="dxa" w:w="1008"/>
             <w:tcMar>
-              <w:top w:w="15" w:type="dxa"/>
-              <w:bottom w:w="15" w:type="dxa"/>
+              <w:top w:w="12" w:type="dxa"/>
+              <w:bottom w:w="12" w:type="dxa"/>
               <w:left w:w="30" w:type="dxa"/>
               <w:right w:w="30" w:type="dxa"/>
             </w:tcMar>
@@ -1757,8 +1641,8 @@
           <w:tcPr>
             <w:tcW w:type="dxa" w:w="7344"/>
             <w:tcMar>
-              <w:top w:w="15" w:type="dxa"/>
-              <w:bottom w:w="15" w:type="dxa"/>
+              <w:top w:w="12" w:type="dxa"/>
+              <w:bottom w:w="12" w:type="dxa"/>
               <w:left w:w="30" w:type="dxa"/>
               <w:right w:w="30" w:type="dxa"/>
             </w:tcMar>
@@ -1783,8 +1667,8 @@
           <w:tcPr>
             <w:tcW w:type="dxa" w:w="1296"/>
             <w:tcMar>
-              <w:top w:w="15" w:type="dxa"/>
-              <w:bottom w:w="15" w:type="dxa"/>
+              <w:top w:w="12" w:type="dxa"/>
+              <w:bottom w:w="12" w:type="dxa"/>
               <w:left w:w="30" w:type="dxa"/>
               <w:right w:w="30" w:type="dxa"/>
             </w:tcMar>
@@ -1814,8 +1698,8 @@
           <w:tcPr>
             <w:tcW w:type="dxa" w:w="1008"/>
             <w:tcMar>
-              <w:top w:w="15" w:type="dxa"/>
-              <w:bottom w:w="15" w:type="dxa"/>
+              <w:top w:w="12" w:type="dxa"/>
+              <w:bottom w:w="12" w:type="dxa"/>
               <w:left w:w="30" w:type="dxa"/>
               <w:right w:w="30" w:type="dxa"/>
             </w:tcMar>
@@ -1843,8 +1727,8 @@
           <w:tcPr>
             <w:tcW w:type="dxa" w:w="7344"/>
             <w:tcMar>
-              <w:top w:w="15" w:type="dxa"/>
-              <w:bottom w:w="15" w:type="dxa"/>
+              <w:top w:w="12" w:type="dxa"/>
+              <w:bottom w:w="12" w:type="dxa"/>
               <w:left w:w="30" w:type="dxa"/>
               <w:right w:w="30" w:type="dxa"/>
             </w:tcMar>
@@ -1869,94 +1753,8 @@
           <w:tcPr>
             <w:tcW w:type="dxa" w:w="1296"/>
             <w:tcMar>
-              <w:top w:w="15" w:type="dxa"/>
-              <w:bottom w:w="15" w:type="dxa"/>
-              <w:left w:w="30" w:type="dxa"/>
-              <w:right w:w="30" w:type="dxa"/>
-            </w:tcMar>
-            <w:tcBorders>
-              <w:top w:val="single" w:sz="4" w:color="D3D3D3"/>
-              <w:left w:val="single" w:sz="4" w:color="D3D3D3"/>
-              <w:bottom w:val="single" w:sz="4" w:color="D3D3D3"/>
-              <w:right w:val="single" w:sz="4" w:color="D3D3D3"/>
-            </w:tcBorders>
-          </w:tcPr>
-          <w:p>
-            <w:pPr>
-              <w:jc w:val="center"/>
-            </w:pPr>
-            <w:r>
-              <w:rPr>
-                <w:rFonts w:ascii="Times New Roman" w:hAnsi="Times New Roman"/>
-                <w:sz w:val="19"/>
-              </w:rPr>
-              <w:t>11</w:t>
-            </w:r>
-          </w:p>
-        </w:tc>
-      </w:tr>
-      <w:tr>
-        <w:tc>
-          <w:tcPr>
-            <w:tcW w:type="dxa" w:w="1008"/>
-            <w:tcMar>
-              <w:top w:w="15" w:type="dxa"/>
-              <w:bottom w:w="15" w:type="dxa"/>
-              <w:left w:w="30" w:type="dxa"/>
-              <w:right w:w="30" w:type="dxa"/>
-            </w:tcMar>
-            <w:tcBorders>
-              <w:top w:val="single" w:sz="4" w:color="D3D3D3"/>
-              <w:left w:val="single" w:sz="4" w:color="D3D3D3"/>
-              <w:bottom w:val="single" w:sz="4" w:color="D3D3D3"/>
-              <w:right w:val="single" w:sz="4" w:color="D3D3D3"/>
-            </w:tcBorders>
-          </w:tcPr>
-          <w:p>
-            <w:pPr>
-              <w:jc w:val="center"/>
-            </w:pPr>
-            <w:r>
-              <w:rPr>
-                <w:rFonts w:ascii="Times New Roman" w:hAnsi="Times New Roman"/>
-                <w:sz w:val="19"/>
-              </w:rPr>
-              <w:t>7</w:t>
-            </w:r>
-          </w:p>
-        </w:tc>
-        <w:tc>
-          <w:tcPr>
-            <w:tcW w:type="dxa" w:w="7344"/>
-            <w:tcMar>
-              <w:top w:w="15" w:type="dxa"/>
-              <w:bottom w:w="15" w:type="dxa"/>
-              <w:left w:w="30" w:type="dxa"/>
-              <w:right w:w="30" w:type="dxa"/>
-            </w:tcMar>
-            <w:tcBorders>
-              <w:top w:val="single" w:sz="4" w:color="D3D3D3"/>
-              <w:left w:val="single" w:sz="4" w:color="D3D3D3"/>
-              <w:bottom w:val="single" w:sz="4" w:color="D3D3D3"/>
-              <w:right w:val="single" w:sz="4" w:color="D3D3D3"/>
-            </w:tcBorders>
-          </w:tcPr>
-          <w:p>
-            <w:r>
-              <w:rPr>
-                <w:rFonts w:ascii="Times New Roman" w:hAnsi="Times New Roman"/>
-                <w:sz w:val="19"/>
-              </w:rPr>
-              <w:t>2.2 Identification of Need and Platform Justification</w:t>
-            </w:r>
-          </w:p>
-        </w:tc>
-        <w:tc>
-          <w:tcPr>
-            <w:tcW w:type="dxa" w:w="1296"/>
-            <w:tcMar>
-              <w:top w:w="15" w:type="dxa"/>
-              <w:bottom w:w="15" w:type="dxa"/>
+              <w:top w:w="12" w:type="dxa"/>
+              <w:bottom w:w="12" w:type="dxa"/>
               <w:left w:w="30" w:type="dxa"/>
               <w:right w:w="30" w:type="dxa"/>
             </w:tcMar>
@@ -1986,8 +1784,94 @@
           <w:tcPr>
             <w:tcW w:type="dxa" w:w="1008"/>
             <w:tcMar>
-              <w:top w:w="15" w:type="dxa"/>
-              <w:bottom w:w="15" w:type="dxa"/>
+              <w:top w:w="12" w:type="dxa"/>
+              <w:bottom w:w="12" w:type="dxa"/>
+              <w:left w:w="30" w:type="dxa"/>
+              <w:right w:w="30" w:type="dxa"/>
+            </w:tcMar>
+            <w:tcBorders>
+              <w:top w:val="single" w:sz="4" w:color="D3D3D3"/>
+              <w:left w:val="single" w:sz="4" w:color="D3D3D3"/>
+              <w:bottom w:val="single" w:sz="4" w:color="D3D3D3"/>
+              <w:right w:val="single" w:sz="4" w:color="D3D3D3"/>
+            </w:tcBorders>
+          </w:tcPr>
+          <w:p>
+            <w:pPr>
+              <w:jc w:val="center"/>
+            </w:pPr>
+            <w:r>
+              <w:rPr>
+                <w:rFonts w:ascii="Times New Roman" w:hAnsi="Times New Roman"/>
+                <w:sz w:val="19"/>
+              </w:rPr>
+              <w:t>7</w:t>
+            </w:r>
+          </w:p>
+        </w:tc>
+        <w:tc>
+          <w:tcPr>
+            <w:tcW w:type="dxa" w:w="7344"/>
+            <w:tcMar>
+              <w:top w:w="12" w:type="dxa"/>
+              <w:bottom w:w="12" w:type="dxa"/>
+              <w:left w:w="30" w:type="dxa"/>
+              <w:right w:w="30" w:type="dxa"/>
+            </w:tcMar>
+            <w:tcBorders>
+              <w:top w:val="single" w:sz="4" w:color="D3D3D3"/>
+              <w:left w:val="single" w:sz="4" w:color="D3D3D3"/>
+              <w:bottom w:val="single" w:sz="4" w:color="D3D3D3"/>
+              <w:right w:val="single" w:sz="4" w:color="D3D3D3"/>
+            </w:tcBorders>
+          </w:tcPr>
+          <w:p>
+            <w:r>
+              <w:rPr>
+                <w:rFonts w:ascii="Times New Roman" w:hAnsi="Times New Roman"/>
+                <w:sz w:val="19"/>
+              </w:rPr>
+              <w:t>2.2 Identification of Need and Platform Justification</w:t>
+            </w:r>
+          </w:p>
+        </w:tc>
+        <w:tc>
+          <w:tcPr>
+            <w:tcW w:type="dxa" w:w="1296"/>
+            <w:tcMar>
+              <w:top w:w="12" w:type="dxa"/>
+              <w:bottom w:w="12" w:type="dxa"/>
+              <w:left w:w="30" w:type="dxa"/>
+              <w:right w:w="30" w:type="dxa"/>
+            </w:tcMar>
+            <w:tcBorders>
+              <w:top w:val="single" w:sz="4" w:color="D3D3D3"/>
+              <w:left w:val="single" w:sz="4" w:color="D3D3D3"/>
+              <w:bottom w:val="single" w:sz="4" w:color="D3D3D3"/>
+              <w:right w:val="single" w:sz="4" w:color="D3D3D3"/>
+            </w:tcBorders>
+          </w:tcPr>
+          <w:p>
+            <w:pPr>
+              <w:jc w:val="center"/>
+            </w:pPr>
+            <w:r>
+              <w:rPr>
+                <w:rFonts w:ascii="Times New Roman" w:hAnsi="Times New Roman"/>
+                <w:sz w:val="19"/>
+              </w:rPr>
+              <w:t>13</w:t>
+            </w:r>
+          </w:p>
+        </w:tc>
+      </w:tr>
+      <w:tr>
+        <w:tc>
+          <w:tcPr>
+            <w:tcW w:type="dxa" w:w="1008"/>
+            <w:tcMar>
+              <w:top w:w="12" w:type="dxa"/>
+              <w:bottom w:w="12" w:type="dxa"/>
               <w:left w:w="30" w:type="dxa"/>
               <w:right w:w="30" w:type="dxa"/>
             </w:tcMar>
@@ -2015,8 +1899,8 @@
           <w:tcPr>
             <w:tcW w:type="dxa" w:w="7344"/>
             <w:tcMar>
-              <w:top w:w="15" w:type="dxa"/>
-              <w:bottom w:w="15" w:type="dxa"/>
+              <w:top w:w="12" w:type="dxa"/>
+              <w:bottom w:w="12" w:type="dxa"/>
               <w:left w:w="30" w:type="dxa"/>
               <w:right w:w="30" w:type="dxa"/>
             </w:tcMar>
@@ -2041,8 +1925,8 @@
           <w:tcPr>
             <w:tcW w:type="dxa" w:w="1296"/>
             <w:tcMar>
-              <w:top w:w="15" w:type="dxa"/>
-              <w:bottom w:w="15" w:type="dxa"/>
+              <w:top w:w="12" w:type="dxa"/>
+              <w:bottom w:w="12" w:type="dxa"/>
               <w:left w:w="30" w:type="dxa"/>
               <w:right w:w="30" w:type="dxa"/>
             </w:tcMar>
@@ -2062,7 +1946,7 @@
                 <w:rFonts w:ascii="Times New Roman" w:hAnsi="Times New Roman"/>
                 <w:sz w:val="19"/>
               </w:rPr>
-              <w:t>14</w:t>
+              <w:t>15</w:t>
             </w:r>
           </w:p>
         </w:tc>
@@ -2072,8 +1956,8 @@
           <w:tcPr>
             <w:tcW w:type="dxa" w:w="1008"/>
             <w:tcMar>
-              <w:top w:w="15" w:type="dxa"/>
-              <w:bottom w:w="15" w:type="dxa"/>
+              <w:top w:w="12" w:type="dxa"/>
+              <w:bottom w:w="12" w:type="dxa"/>
               <w:left w:w="30" w:type="dxa"/>
               <w:right w:w="30" w:type="dxa"/>
             </w:tcMar>
@@ -2101,8 +1985,8 @@
           <w:tcPr>
             <w:tcW w:type="dxa" w:w="7344"/>
             <w:tcMar>
-              <w:top w:w="15" w:type="dxa"/>
-              <w:bottom w:w="15" w:type="dxa"/>
+              <w:top w:w="12" w:type="dxa"/>
+              <w:bottom w:w="12" w:type="dxa"/>
               <w:left w:w="30" w:type="dxa"/>
               <w:right w:w="30" w:type="dxa"/>
             </w:tcMar>
@@ -2127,8 +2011,8 @@
           <w:tcPr>
             <w:tcW w:type="dxa" w:w="1296"/>
             <w:tcMar>
-              <w:top w:w="15" w:type="dxa"/>
-              <w:bottom w:w="15" w:type="dxa"/>
+              <w:top w:w="12" w:type="dxa"/>
+              <w:bottom w:w="12" w:type="dxa"/>
               <w:left w:w="30" w:type="dxa"/>
               <w:right w:w="30" w:type="dxa"/>
             </w:tcMar>
@@ -2148,7 +2032,7 @@
                 <w:rFonts w:ascii="Times New Roman" w:hAnsi="Times New Roman"/>
                 <w:sz w:val="19"/>
               </w:rPr>
-              <w:t>16</w:t>
+              <w:t>22</w:t>
             </w:r>
           </w:p>
         </w:tc>
@@ -2158,8 +2042,8 @@
           <w:tcPr>
             <w:tcW w:type="dxa" w:w="1008"/>
             <w:tcMar>
-              <w:top w:w="15" w:type="dxa"/>
-              <w:bottom w:w="15" w:type="dxa"/>
+              <w:top w:w="12" w:type="dxa"/>
+              <w:bottom w:w="12" w:type="dxa"/>
               <w:left w:w="30" w:type="dxa"/>
               <w:right w:w="30" w:type="dxa"/>
             </w:tcMar>
@@ -2187,8 +2071,8 @@
           <w:tcPr>
             <w:tcW w:type="dxa" w:w="7344"/>
             <w:tcMar>
-              <w:top w:w="15" w:type="dxa"/>
-              <w:bottom w:w="15" w:type="dxa"/>
+              <w:top w:w="12" w:type="dxa"/>
+              <w:bottom w:w="12" w:type="dxa"/>
               <w:left w:w="30" w:type="dxa"/>
               <w:right w:w="30" w:type="dxa"/>
             </w:tcMar>
@@ -2213,8 +2097,8 @@
           <w:tcPr>
             <w:tcW w:type="dxa" w:w="1296"/>
             <w:tcMar>
-              <w:top w:w="15" w:type="dxa"/>
-              <w:bottom w:w="15" w:type="dxa"/>
+              <w:top w:w="12" w:type="dxa"/>
+              <w:bottom w:w="12" w:type="dxa"/>
               <w:left w:w="30" w:type="dxa"/>
               <w:right w:w="30" w:type="dxa"/>
             </w:tcMar>
@@ -2234,7 +2118,7 @@
                 <w:rFonts w:ascii="Times New Roman" w:hAnsi="Times New Roman"/>
                 <w:sz w:val="19"/>
               </w:rPr>
-              <w:t>19</w:t>
+              <w:t>25</w:t>
             </w:r>
           </w:p>
         </w:tc>
@@ -2244,8 +2128,8 @@
           <w:tcPr>
             <w:tcW w:type="dxa" w:w="1008"/>
             <w:tcMar>
-              <w:top w:w="15" w:type="dxa"/>
-              <w:bottom w:w="15" w:type="dxa"/>
+              <w:top w:w="12" w:type="dxa"/>
+              <w:bottom w:w="12" w:type="dxa"/>
               <w:left w:w="30" w:type="dxa"/>
               <w:right w:w="30" w:type="dxa"/>
             </w:tcMar>
@@ -2273,8 +2157,8 @@
           <w:tcPr>
             <w:tcW w:type="dxa" w:w="7344"/>
             <w:tcMar>
-              <w:top w:w="15" w:type="dxa"/>
-              <w:bottom w:w="15" w:type="dxa"/>
+              <w:top w:w="12" w:type="dxa"/>
+              <w:bottom w:w="12" w:type="dxa"/>
               <w:left w:w="30" w:type="dxa"/>
               <w:right w:w="30" w:type="dxa"/>
             </w:tcMar>
@@ -2299,352 +2183,8 @@
           <w:tcPr>
             <w:tcW w:type="dxa" w:w="1296"/>
             <w:tcMar>
-              <w:top w:w="15" w:type="dxa"/>
-              <w:bottom w:w="15" w:type="dxa"/>
-              <w:left w:w="30" w:type="dxa"/>
-              <w:right w:w="30" w:type="dxa"/>
-            </w:tcMar>
-            <w:tcBorders>
-              <w:top w:val="single" w:sz="4" w:color="D3D3D3"/>
-              <w:left w:val="single" w:sz="4" w:color="D3D3D3"/>
-              <w:bottom w:val="single" w:sz="4" w:color="D3D3D3"/>
-              <w:right w:val="single" w:sz="4" w:color="D3D3D3"/>
-            </w:tcBorders>
-          </w:tcPr>
-          <w:p>
-            <w:pPr>
-              <w:jc w:val="center"/>
-            </w:pPr>
-            <w:r>
-              <w:rPr>
-                <w:rFonts w:ascii="Times New Roman" w:hAnsi="Times New Roman"/>
-                <w:sz w:val="19"/>
-              </w:rPr>
-              <w:t>21</w:t>
-            </w:r>
-          </w:p>
-        </w:tc>
-      </w:tr>
-      <w:tr>
-        <w:tc>
-          <w:tcPr>
-            <w:tcW w:type="dxa" w:w="1008"/>
-            <w:tcMar>
-              <w:top w:w="15" w:type="dxa"/>
-              <w:bottom w:w="15" w:type="dxa"/>
-              <w:left w:w="30" w:type="dxa"/>
-              <w:right w:w="30" w:type="dxa"/>
-            </w:tcMar>
-            <w:tcBorders>
-              <w:top w:val="single" w:sz="4" w:color="D3D3D3"/>
-              <w:left w:val="single" w:sz="4" w:color="D3D3D3"/>
-              <w:bottom w:val="single" w:sz="4" w:color="D3D3D3"/>
-              <w:right w:val="single" w:sz="4" w:color="D3D3D3"/>
-            </w:tcBorders>
-          </w:tcPr>
-          <w:p>
-            <w:pPr>
-              <w:jc w:val="center"/>
-            </w:pPr>
-            <w:r>
-              <w:rPr>
-                <w:rFonts w:ascii="Times New Roman" w:hAnsi="Times New Roman"/>
-                <w:sz w:val="19"/>
-              </w:rPr>
-              <w:t>12</w:t>
-            </w:r>
-          </w:p>
-        </w:tc>
-        <w:tc>
-          <w:tcPr>
-            <w:tcW w:type="dxa" w:w="7344"/>
-            <w:tcMar>
-              <w:top w:w="15" w:type="dxa"/>
-              <w:bottom w:w="15" w:type="dxa"/>
-              <w:left w:w="30" w:type="dxa"/>
-              <w:right w:w="30" w:type="dxa"/>
-            </w:tcMar>
-            <w:tcBorders>
-              <w:top w:val="single" w:sz="4" w:color="D3D3D3"/>
-              <w:left w:val="single" w:sz="4" w:color="D3D3D3"/>
-              <w:bottom w:val="single" w:sz="4" w:color="D3D3D3"/>
-              <w:right w:val="single" w:sz="4" w:color="D3D3D3"/>
-            </w:tcBorders>
-          </w:tcPr>
-          <w:p>
-            <w:r>
-              <w:rPr>
-                <w:rFonts w:ascii="Times New Roman" w:hAnsi="Times New Roman"/>
-                <w:sz w:val="19"/>
-              </w:rPr>
-              <w:t>3.4 Conceptual &amp; System Architecture</w:t>
-            </w:r>
-          </w:p>
-        </w:tc>
-        <w:tc>
-          <w:tcPr>
-            <w:tcW w:type="dxa" w:w="1296"/>
-            <w:tcMar>
-              <w:top w:w="15" w:type="dxa"/>
-              <w:bottom w:w="15" w:type="dxa"/>
-              <w:left w:w="30" w:type="dxa"/>
-              <w:right w:w="30" w:type="dxa"/>
-            </w:tcMar>
-            <w:tcBorders>
-              <w:top w:val="single" w:sz="4" w:color="D3D3D3"/>
-              <w:left w:val="single" w:sz="4" w:color="D3D3D3"/>
-              <w:bottom w:val="single" w:sz="4" w:color="D3D3D3"/>
-              <w:right w:val="single" w:sz="4" w:color="D3D3D3"/>
-            </w:tcBorders>
-          </w:tcPr>
-          <w:p>
-            <w:pPr>
-              <w:jc w:val="center"/>
-            </w:pPr>
-            <w:r>
-              <w:rPr>
-                <w:rFonts w:ascii="Times New Roman" w:hAnsi="Times New Roman"/>
-                <w:sz w:val="19"/>
-              </w:rPr>
-              <w:t>23</w:t>
-            </w:r>
-          </w:p>
-        </w:tc>
-      </w:tr>
-      <w:tr>
-        <w:tc>
-          <w:tcPr>
-            <w:tcW w:type="dxa" w:w="1008"/>
-            <w:tcMar>
-              <w:top w:w="15" w:type="dxa"/>
-              <w:bottom w:w="15" w:type="dxa"/>
-              <w:left w:w="30" w:type="dxa"/>
-              <w:right w:w="30" w:type="dxa"/>
-            </w:tcMar>
-            <w:tcBorders>
-              <w:top w:val="single" w:sz="4" w:color="D3D3D3"/>
-              <w:left w:val="single" w:sz="4" w:color="D3D3D3"/>
-              <w:bottom w:val="single" w:sz="4" w:color="D3D3D3"/>
-              <w:right w:val="single" w:sz="4" w:color="D3D3D3"/>
-            </w:tcBorders>
-          </w:tcPr>
-          <w:p>
-            <w:pPr>
-              <w:jc w:val="center"/>
-            </w:pPr>
-            <w:r>
-              <w:rPr>
-                <w:rFonts w:ascii="Times New Roman" w:hAnsi="Times New Roman"/>
-                <w:sz w:val="19"/>
-              </w:rPr>
-              <w:t>13</w:t>
-            </w:r>
-          </w:p>
-        </w:tc>
-        <w:tc>
-          <w:tcPr>
-            <w:tcW w:type="dxa" w:w="7344"/>
-            <w:tcMar>
-              <w:top w:w="15" w:type="dxa"/>
-              <w:bottom w:w="15" w:type="dxa"/>
-              <w:left w:w="30" w:type="dxa"/>
-              <w:right w:w="30" w:type="dxa"/>
-            </w:tcMar>
-            <w:tcBorders>
-              <w:top w:val="single" w:sz="4" w:color="D3D3D3"/>
-              <w:left w:val="single" w:sz="4" w:color="D3D3D3"/>
-              <w:bottom w:val="single" w:sz="4" w:color="D3D3D3"/>
-              <w:right w:val="single" w:sz="4" w:color="D3D3D3"/>
-            </w:tcBorders>
-          </w:tcPr>
-          <w:p>
-            <w:r>
-              <w:rPr>
-                <w:rFonts w:ascii="Times New Roman" w:hAnsi="Times New Roman"/>
-                <w:sz w:val="19"/>
-              </w:rPr>
-              <w:t>3.5 UML Use Case Modeling &amp; System Actors</w:t>
-            </w:r>
-          </w:p>
-        </w:tc>
-        <w:tc>
-          <w:tcPr>
-            <w:tcW w:type="dxa" w:w="1296"/>
-            <w:tcMar>
-              <w:top w:w="15" w:type="dxa"/>
-              <w:bottom w:w="15" w:type="dxa"/>
-              <w:left w:w="30" w:type="dxa"/>
-              <w:right w:w="30" w:type="dxa"/>
-            </w:tcMar>
-            <w:tcBorders>
-              <w:top w:val="single" w:sz="4" w:color="D3D3D3"/>
-              <w:left w:val="single" w:sz="4" w:color="D3D3D3"/>
-              <w:bottom w:val="single" w:sz="4" w:color="D3D3D3"/>
-              <w:right w:val="single" w:sz="4" w:color="D3D3D3"/>
-            </w:tcBorders>
-          </w:tcPr>
-          <w:p>
-            <w:pPr>
-              <w:jc w:val="center"/>
-            </w:pPr>
-            <w:r>
-              <w:rPr>
-                <w:rFonts w:ascii="Times New Roman" w:hAnsi="Times New Roman"/>
-                <w:sz w:val="19"/>
-              </w:rPr>
-              <w:t>24</w:t>
-            </w:r>
-          </w:p>
-        </w:tc>
-      </w:tr>
-      <w:tr>
-        <w:tc>
-          <w:tcPr>
-            <w:tcW w:type="dxa" w:w="1008"/>
-            <w:tcMar>
-              <w:top w:w="15" w:type="dxa"/>
-              <w:bottom w:w="15" w:type="dxa"/>
-              <w:left w:w="30" w:type="dxa"/>
-              <w:right w:w="30" w:type="dxa"/>
-            </w:tcMar>
-            <w:tcBorders>
-              <w:top w:val="single" w:sz="4" w:color="D3D3D3"/>
-              <w:left w:val="single" w:sz="4" w:color="D3D3D3"/>
-              <w:bottom w:val="single" w:sz="4" w:color="D3D3D3"/>
-              <w:right w:val="single" w:sz="4" w:color="D3D3D3"/>
-            </w:tcBorders>
-          </w:tcPr>
-          <w:p>
-            <w:pPr>
-              <w:jc w:val="center"/>
-            </w:pPr>
-            <w:r>
-              <w:rPr>
-                <w:rFonts w:ascii="Times New Roman" w:hAnsi="Times New Roman"/>
-                <w:sz w:val="19"/>
-              </w:rPr>
-              <w:t>14</w:t>
-            </w:r>
-          </w:p>
-        </w:tc>
-        <w:tc>
-          <w:tcPr>
-            <w:tcW w:type="dxa" w:w="7344"/>
-            <w:tcMar>
-              <w:top w:w="15" w:type="dxa"/>
-              <w:bottom w:w="15" w:type="dxa"/>
-              <w:left w:w="30" w:type="dxa"/>
-              <w:right w:w="30" w:type="dxa"/>
-            </w:tcMar>
-            <w:tcBorders>
-              <w:top w:val="single" w:sz="4" w:color="D3D3D3"/>
-              <w:left w:val="single" w:sz="4" w:color="D3D3D3"/>
-              <w:bottom w:val="single" w:sz="4" w:color="D3D3D3"/>
-              <w:right w:val="single" w:sz="4" w:color="D3D3D3"/>
-            </w:tcBorders>
-          </w:tcPr>
-          <w:p>
-            <w:r>
-              <w:rPr>
-                <w:rFonts w:ascii="Times New Roman" w:hAnsi="Times New Roman"/>
-                <w:sz w:val="19"/>
-              </w:rPr>
-              <w:t>4.1 Basic Modules &amp; Microservices Overview</w:t>
-            </w:r>
-          </w:p>
-        </w:tc>
-        <w:tc>
-          <w:tcPr>
-            <w:tcW w:type="dxa" w:w="1296"/>
-            <w:tcMar>
-              <w:top w:w="15" w:type="dxa"/>
-              <w:bottom w:w="15" w:type="dxa"/>
-              <w:left w:w="30" w:type="dxa"/>
-              <w:right w:w="30" w:type="dxa"/>
-            </w:tcMar>
-            <w:tcBorders>
-              <w:top w:val="single" w:sz="4" w:color="D3D3D3"/>
-              <w:left w:val="single" w:sz="4" w:color="D3D3D3"/>
-              <w:bottom w:val="single" w:sz="4" w:color="D3D3D3"/>
-              <w:right w:val="single" w:sz="4" w:color="D3D3D3"/>
-            </w:tcBorders>
-          </w:tcPr>
-          <w:p>
-            <w:pPr>
-              <w:jc w:val="center"/>
-            </w:pPr>
-            <w:r>
-              <w:rPr>
-                <w:rFonts w:ascii="Times New Roman" w:hAnsi="Times New Roman"/>
-                <w:sz w:val="19"/>
-              </w:rPr>
-              <w:t>26</w:t>
-            </w:r>
-          </w:p>
-        </w:tc>
-      </w:tr>
-      <w:tr>
-        <w:tc>
-          <w:tcPr>
-            <w:tcW w:type="dxa" w:w="1008"/>
-            <w:tcMar>
-              <w:top w:w="15" w:type="dxa"/>
-              <w:bottom w:w="15" w:type="dxa"/>
-              <w:left w:w="30" w:type="dxa"/>
-              <w:right w:w="30" w:type="dxa"/>
-            </w:tcMar>
-            <w:tcBorders>
-              <w:top w:val="single" w:sz="4" w:color="D3D3D3"/>
-              <w:left w:val="single" w:sz="4" w:color="D3D3D3"/>
-              <w:bottom w:val="single" w:sz="4" w:color="D3D3D3"/>
-              <w:right w:val="single" w:sz="4" w:color="D3D3D3"/>
-            </w:tcBorders>
-          </w:tcPr>
-          <w:p>
-            <w:pPr>
-              <w:jc w:val="center"/>
-            </w:pPr>
-            <w:r>
-              <w:rPr>
-                <w:rFonts w:ascii="Times New Roman" w:hAnsi="Times New Roman"/>
-                <w:sz w:val="19"/>
-              </w:rPr>
-              <w:t>15</w:t>
-            </w:r>
-          </w:p>
-        </w:tc>
-        <w:tc>
-          <w:tcPr>
-            <w:tcW w:type="dxa" w:w="7344"/>
-            <w:tcMar>
-              <w:top w:w="15" w:type="dxa"/>
-              <w:bottom w:w="15" w:type="dxa"/>
-              <w:left w:w="30" w:type="dxa"/>
-              <w:right w:w="30" w:type="dxa"/>
-            </w:tcMar>
-            <w:tcBorders>
-              <w:top w:val="single" w:sz="4" w:color="D3D3D3"/>
-              <w:left w:val="single" w:sz="4" w:color="D3D3D3"/>
-              <w:bottom w:val="single" w:sz="4" w:color="D3D3D3"/>
-              <w:right w:val="single" w:sz="4" w:color="D3D3D3"/>
-            </w:tcBorders>
-          </w:tcPr>
-          <w:p>
-            <w:r>
-              <w:rPr>
-                <w:rFonts w:ascii="Times New Roman" w:hAnsi="Times New Roman"/>
-                <w:sz w:val="19"/>
-              </w:rPr>
-              <w:t>4.2 Data Design (ERD &amp; Database Relational Schema)</w:t>
-            </w:r>
-          </w:p>
-        </w:tc>
-        <w:tc>
-          <w:tcPr>
-            <w:tcW w:type="dxa" w:w="1296"/>
-            <w:tcMar>
-              <w:top w:w="15" w:type="dxa"/>
-              <w:bottom w:w="15" w:type="dxa"/>
+              <w:top w:w="12" w:type="dxa"/>
+              <w:bottom w:w="12" w:type="dxa"/>
               <w:left w:w="30" w:type="dxa"/>
               <w:right w:w="30" w:type="dxa"/>
             </w:tcMar>
@@ -2674,8 +2214,8 @@
           <w:tcPr>
             <w:tcW w:type="dxa" w:w="1008"/>
             <w:tcMar>
-              <w:top w:w="15" w:type="dxa"/>
-              <w:bottom w:w="15" w:type="dxa"/>
+              <w:top w:w="12" w:type="dxa"/>
+              <w:bottom w:w="12" w:type="dxa"/>
               <w:left w:w="30" w:type="dxa"/>
               <w:right w:w="30" w:type="dxa"/>
             </w:tcMar>
@@ -2695,7 +2235,7 @@
                 <w:rFonts w:ascii="Times New Roman" w:hAnsi="Times New Roman"/>
                 <w:sz w:val="19"/>
               </w:rPr>
-              <w:t>16</w:t>
+              <w:t>12</w:t>
             </w:r>
           </w:p>
         </w:tc>
@@ -2703,8 +2243,8 @@
           <w:tcPr>
             <w:tcW w:type="dxa" w:w="7344"/>
             <w:tcMar>
-              <w:top w:w="15" w:type="dxa"/>
-              <w:bottom w:w="15" w:type="dxa"/>
+              <w:top w:w="12" w:type="dxa"/>
+              <w:bottom w:w="12" w:type="dxa"/>
               <w:left w:w="30" w:type="dxa"/>
               <w:right w:w="30" w:type="dxa"/>
             </w:tcMar>
@@ -2721,7 +2261,7 @@
                 <w:rFonts w:ascii="Times New Roman" w:hAnsi="Times New Roman"/>
                 <w:sz w:val="19"/>
               </w:rPr>
-              <w:t>4.3 Procedural Design (System Flowcharts &amp; Lifecycles)</w:t>
+              <w:t>3.4 Conceptual &amp; System Architecture</w:t>
             </w:r>
           </w:p>
         </w:tc>
@@ -2729,8 +2269,8 @@
           <w:tcPr>
             <w:tcW w:type="dxa" w:w="1296"/>
             <w:tcMar>
-              <w:top w:w="15" w:type="dxa"/>
-              <w:bottom w:w="15" w:type="dxa"/>
+              <w:top w:w="12" w:type="dxa"/>
+              <w:bottom w:w="12" w:type="dxa"/>
               <w:left w:w="30" w:type="dxa"/>
               <w:right w:w="30" w:type="dxa"/>
             </w:tcMar>
@@ -2760,8 +2300,352 @@
           <w:tcPr>
             <w:tcW w:type="dxa" w:w="1008"/>
             <w:tcMar>
-              <w:top w:w="15" w:type="dxa"/>
-              <w:bottom w:w="15" w:type="dxa"/>
+              <w:top w:w="12" w:type="dxa"/>
+              <w:bottom w:w="12" w:type="dxa"/>
+              <w:left w:w="30" w:type="dxa"/>
+              <w:right w:w="30" w:type="dxa"/>
+            </w:tcMar>
+            <w:tcBorders>
+              <w:top w:val="single" w:sz="4" w:color="D3D3D3"/>
+              <w:left w:val="single" w:sz="4" w:color="D3D3D3"/>
+              <w:bottom w:val="single" w:sz="4" w:color="D3D3D3"/>
+              <w:right w:val="single" w:sz="4" w:color="D3D3D3"/>
+            </w:tcBorders>
+          </w:tcPr>
+          <w:p>
+            <w:pPr>
+              <w:jc w:val="center"/>
+            </w:pPr>
+            <w:r>
+              <w:rPr>
+                <w:rFonts w:ascii="Times New Roman" w:hAnsi="Times New Roman"/>
+                <w:sz w:val="19"/>
+              </w:rPr>
+              <w:t>13</w:t>
+            </w:r>
+          </w:p>
+        </w:tc>
+        <w:tc>
+          <w:tcPr>
+            <w:tcW w:type="dxa" w:w="7344"/>
+            <w:tcMar>
+              <w:top w:w="12" w:type="dxa"/>
+              <w:bottom w:w="12" w:type="dxa"/>
+              <w:left w:w="30" w:type="dxa"/>
+              <w:right w:w="30" w:type="dxa"/>
+            </w:tcMar>
+            <w:tcBorders>
+              <w:top w:val="single" w:sz="4" w:color="D3D3D3"/>
+              <w:left w:val="single" w:sz="4" w:color="D3D3D3"/>
+              <w:bottom w:val="single" w:sz="4" w:color="D3D3D3"/>
+              <w:right w:val="single" w:sz="4" w:color="D3D3D3"/>
+            </w:tcBorders>
+          </w:tcPr>
+          <w:p>
+            <w:r>
+              <w:rPr>
+                <w:rFonts w:ascii="Times New Roman" w:hAnsi="Times New Roman"/>
+                <w:sz w:val="19"/>
+              </w:rPr>
+              <w:t>3.5 UML Use Case Modeling &amp; System Actors</w:t>
+            </w:r>
+          </w:p>
+        </w:tc>
+        <w:tc>
+          <w:tcPr>
+            <w:tcW w:type="dxa" w:w="1296"/>
+            <w:tcMar>
+              <w:top w:w="12" w:type="dxa"/>
+              <w:bottom w:w="12" w:type="dxa"/>
+              <w:left w:w="30" w:type="dxa"/>
+              <w:right w:w="30" w:type="dxa"/>
+            </w:tcMar>
+            <w:tcBorders>
+              <w:top w:val="single" w:sz="4" w:color="D3D3D3"/>
+              <w:left w:val="single" w:sz="4" w:color="D3D3D3"/>
+              <w:bottom w:val="single" w:sz="4" w:color="D3D3D3"/>
+              <w:right w:val="single" w:sz="4" w:color="D3D3D3"/>
+            </w:tcBorders>
+          </w:tcPr>
+          <w:p>
+            <w:pPr>
+              <w:jc w:val="center"/>
+            </w:pPr>
+            <w:r>
+              <w:rPr>
+                <w:rFonts w:ascii="Times New Roman" w:hAnsi="Times New Roman"/>
+                <w:sz w:val="19"/>
+              </w:rPr>
+              <w:t>31</w:t>
+            </w:r>
+          </w:p>
+        </w:tc>
+      </w:tr>
+      <w:tr>
+        <w:tc>
+          <w:tcPr>
+            <w:tcW w:type="dxa" w:w="1008"/>
+            <w:tcMar>
+              <w:top w:w="12" w:type="dxa"/>
+              <w:bottom w:w="12" w:type="dxa"/>
+              <w:left w:w="30" w:type="dxa"/>
+              <w:right w:w="30" w:type="dxa"/>
+            </w:tcMar>
+            <w:tcBorders>
+              <w:top w:val="single" w:sz="4" w:color="D3D3D3"/>
+              <w:left w:val="single" w:sz="4" w:color="D3D3D3"/>
+              <w:bottom w:val="single" w:sz="4" w:color="D3D3D3"/>
+              <w:right w:val="single" w:sz="4" w:color="D3D3D3"/>
+            </w:tcBorders>
+          </w:tcPr>
+          <w:p>
+            <w:pPr>
+              <w:jc w:val="center"/>
+            </w:pPr>
+            <w:r>
+              <w:rPr>
+                <w:rFonts w:ascii="Times New Roman" w:hAnsi="Times New Roman"/>
+                <w:sz w:val="19"/>
+              </w:rPr>
+              <w:t>14</w:t>
+            </w:r>
+          </w:p>
+        </w:tc>
+        <w:tc>
+          <w:tcPr>
+            <w:tcW w:type="dxa" w:w="7344"/>
+            <w:tcMar>
+              <w:top w:w="12" w:type="dxa"/>
+              <w:bottom w:w="12" w:type="dxa"/>
+              <w:left w:w="30" w:type="dxa"/>
+              <w:right w:w="30" w:type="dxa"/>
+            </w:tcMar>
+            <w:tcBorders>
+              <w:top w:val="single" w:sz="4" w:color="D3D3D3"/>
+              <w:left w:val="single" w:sz="4" w:color="D3D3D3"/>
+              <w:bottom w:val="single" w:sz="4" w:color="D3D3D3"/>
+              <w:right w:val="single" w:sz="4" w:color="D3D3D3"/>
+            </w:tcBorders>
+          </w:tcPr>
+          <w:p>
+            <w:r>
+              <w:rPr>
+                <w:rFonts w:ascii="Times New Roman" w:hAnsi="Times New Roman"/>
+                <w:sz w:val="19"/>
+              </w:rPr>
+              <w:t>4.1 Basic Modules &amp; Microservices Overview</w:t>
+            </w:r>
+          </w:p>
+        </w:tc>
+        <w:tc>
+          <w:tcPr>
+            <w:tcW w:type="dxa" w:w="1296"/>
+            <w:tcMar>
+              <w:top w:w="12" w:type="dxa"/>
+              <w:bottom w:w="12" w:type="dxa"/>
+              <w:left w:w="30" w:type="dxa"/>
+              <w:right w:w="30" w:type="dxa"/>
+            </w:tcMar>
+            <w:tcBorders>
+              <w:top w:val="single" w:sz="4" w:color="D3D3D3"/>
+              <w:left w:val="single" w:sz="4" w:color="D3D3D3"/>
+              <w:bottom w:val="single" w:sz="4" w:color="D3D3D3"/>
+              <w:right w:val="single" w:sz="4" w:color="D3D3D3"/>
+            </w:tcBorders>
+          </w:tcPr>
+          <w:p>
+            <w:pPr>
+              <w:jc w:val="center"/>
+            </w:pPr>
+            <w:r>
+              <w:rPr>
+                <w:rFonts w:ascii="Times New Roman" w:hAnsi="Times New Roman"/>
+                <w:sz w:val="19"/>
+              </w:rPr>
+              <w:t>37</w:t>
+            </w:r>
+          </w:p>
+        </w:tc>
+      </w:tr>
+      <w:tr>
+        <w:tc>
+          <w:tcPr>
+            <w:tcW w:type="dxa" w:w="1008"/>
+            <w:tcMar>
+              <w:top w:w="12" w:type="dxa"/>
+              <w:bottom w:w="12" w:type="dxa"/>
+              <w:left w:w="30" w:type="dxa"/>
+              <w:right w:w="30" w:type="dxa"/>
+            </w:tcMar>
+            <w:tcBorders>
+              <w:top w:val="single" w:sz="4" w:color="D3D3D3"/>
+              <w:left w:val="single" w:sz="4" w:color="D3D3D3"/>
+              <w:bottom w:val="single" w:sz="4" w:color="D3D3D3"/>
+              <w:right w:val="single" w:sz="4" w:color="D3D3D3"/>
+            </w:tcBorders>
+          </w:tcPr>
+          <w:p>
+            <w:pPr>
+              <w:jc w:val="center"/>
+            </w:pPr>
+            <w:r>
+              <w:rPr>
+                <w:rFonts w:ascii="Times New Roman" w:hAnsi="Times New Roman"/>
+                <w:sz w:val="19"/>
+              </w:rPr>
+              <w:t>15</w:t>
+            </w:r>
+          </w:p>
+        </w:tc>
+        <w:tc>
+          <w:tcPr>
+            <w:tcW w:type="dxa" w:w="7344"/>
+            <w:tcMar>
+              <w:top w:w="12" w:type="dxa"/>
+              <w:bottom w:w="12" w:type="dxa"/>
+              <w:left w:w="30" w:type="dxa"/>
+              <w:right w:w="30" w:type="dxa"/>
+            </w:tcMar>
+            <w:tcBorders>
+              <w:top w:val="single" w:sz="4" w:color="D3D3D3"/>
+              <w:left w:val="single" w:sz="4" w:color="D3D3D3"/>
+              <w:bottom w:val="single" w:sz="4" w:color="D3D3D3"/>
+              <w:right w:val="single" w:sz="4" w:color="D3D3D3"/>
+            </w:tcBorders>
+          </w:tcPr>
+          <w:p>
+            <w:r>
+              <w:rPr>
+                <w:rFonts w:ascii="Times New Roman" w:hAnsi="Times New Roman"/>
+                <w:sz w:val="19"/>
+              </w:rPr>
+              <w:t>4.2 Data Design (ERD &amp; Database Relational Schema)</w:t>
+            </w:r>
+          </w:p>
+        </w:tc>
+        <w:tc>
+          <w:tcPr>
+            <w:tcW w:type="dxa" w:w="1296"/>
+            <w:tcMar>
+              <w:top w:w="12" w:type="dxa"/>
+              <w:bottom w:w="12" w:type="dxa"/>
+              <w:left w:w="30" w:type="dxa"/>
+              <w:right w:w="30" w:type="dxa"/>
+            </w:tcMar>
+            <w:tcBorders>
+              <w:top w:val="single" w:sz="4" w:color="D3D3D3"/>
+              <w:left w:val="single" w:sz="4" w:color="D3D3D3"/>
+              <w:bottom w:val="single" w:sz="4" w:color="D3D3D3"/>
+              <w:right w:val="single" w:sz="4" w:color="D3D3D3"/>
+            </w:tcBorders>
+          </w:tcPr>
+          <w:p>
+            <w:pPr>
+              <w:jc w:val="center"/>
+            </w:pPr>
+            <w:r>
+              <w:rPr>
+                <w:rFonts w:ascii="Times New Roman" w:hAnsi="Times New Roman"/>
+                <w:sz w:val="19"/>
+              </w:rPr>
+              <w:t>38</w:t>
+            </w:r>
+          </w:p>
+        </w:tc>
+      </w:tr>
+      <w:tr>
+        <w:tc>
+          <w:tcPr>
+            <w:tcW w:type="dxa" w:w="1008"/>
+            <w:tcMar>
+              <w:top w:w="12" w:type="dxa"/>
+              <w:bottom w:w="12" w:type="dxa"/>
+              <w:left w:w="30" w:type="dxa"/>
+              <w:right w:w="30" w:type="dxa"/>
+            </w:tcMar>
+            <w:tcBorders>
+              <w:top w:val="single" w:sz="4" w:color="D3D3D3"/>
+              <w:left w:val="single" w:sz="4" w:color="D3D3D3"/>
+              <w:bottom w:val="single" w:sz="4" w:color="D3D3D3"/>
+              <w:right w:val="single" w:sz="4" w:color="D3D3D3"/>
+            </w:tcBorders>
+          </w:tcPr>
+          <w:p>
+            <w:pPr>
+              <w:jc w:val="center"/>
+            </w:pPr>
+            <w:r>
+              <w:rPr>
+                <w:rFonts w:ascii="Times New Roman" w:hAnsi="Times New Roman"/>
+                <w:sz w:val="19"/>
+              </w:rPr>
+              <w:t>16</w:t>
+            </w:r>
+          </w:p>
+        </w:tc>
+        <w:tc>
+          <w:tcPr>
+            <w:tcW w:type="dxa" w:w="7344"/>
+            <w:tcMar>
+              <w:top w:w="12" w:type="dxa"/>
+              <w:bottom w:w="12" w:type="dxa"/>
+              <w:left w:w="30" w:type="dxa"/>
+              <w:right w:w="30" w:type="dxa"/>
+            </w:tcMar>
+            <w:tcBorders>
+              <w:top w:val="single" w:sz="4" w:color="D3D3D3"/>
+              <w:left w:val="single" w:sz="4" w:color="D3D3D3"/>
+              <w:bottom w:val="single" w:sz="4" w:color="D3D3D3"/>
+              <w:right w:val="single" w:sz="4" w:color="D3D3D3"/>
+            </w:tcBorders>
+          </w:tcPr>
+          <w:p>
+            <w:r>
+              <w:rPr>
+                <w:rFonts w:ascii="Times New Roman" w:hAnsi="Times New Roman"/>
+                <w:sz w:val="19"/>
+              </w:rPr>
+              <w:t>4.3 Procedural Design (System Flowcharts &amp; Lifecycles)</w:t>
+            </w:r>
+          </w:p>
+        </w:tc>
+        <w:tc>
+          <w:tcPr>
+            <w:tcW w:type="dxa" w:w="1296"/>
+            <w:tcMar>
+              <w:top w:w="12" w:type="dxa"/>
+              <w:bottom w:w="12" w:type="dxa"/>
+              <w:left w:w="30" w:type="dxa"/>
+              <w:right w:w="30" w:type="dxa"/>
+            </w:tcMar>
+            <w:tcBorders>
+              <w:top w:val="single" w:sz="4" w:color="D3D3D3"/>
+              <w:left w:val="single" w:sz="4" w:color="D3D3D3"/>
+              <w:bottom w:val="single" w:sz="4" w:color="D3D3D3"/>
+              <w:right w:val="single" w:sz="4" w:color="D3D3D3"/>
+            </w:tcBorders>
+          </w:tcPr>
+          <w:p>
+            <w:pPr>
+              <w:jc w:val="center"/>
+            </w:pPr>
+            <w:r>
+              <w:rPr>
+                <w:rFonts w:ascii="Times New Roman" w:hAnsi="Times New Roman"/>
+                <w:sz w:val="19"/>
+              </w:rPr>
+              <w:t>43</w:t>
+            </w:r>
+          </w:p>
+        </w:tc>
+      </w:tr>
+      <w:tr>
+        <w:tc>
+          <w:tcPr>
+            <w:tcW w:type="dxa" w:w="1008"/>
+            <w:tcMar>
+              <w:top w:w="12" w:type="dxa"/>
+              <w:bottom w:w="12" w:type="dxa"/>
               <w:left w:w="30" w:type="dxa"/>
               <w:right w:w="30" w:type="dxa"/>
             </w:tcMar>
@@ -2789,8 +2673,8 @@
           <w:tcPr>
             <w:tcW w:type="dxa" w:w="7344"/>
             <w:tcMar>
-              <w:top w:w="15" w:type="dxa"/>
-              <w:bottom w:w="15" w:type="dxa"/>
+              <w:top w:w="12" w:type="dxa"/>
+              <w:bottom w:w="12" w:type="dxa"/>
               <w:left w:w="30" w:type="dxa"/>
               <w:right w:w="30" w:type="dxa"/>
             </w:tcMar>
@@ -2815,8 +2699,8 @@
           <w:tcPr>
             <w:tcW w:type="dxa" w:w="1296"/>
             <w:tcMar>
-              <w:top w:w="15" w:type="dxa"/>
-              <w:bottom w:w="15" w:type="dxa"/>
+              <w:top w:w="12" w:type="dxa"/>
+              <w:bottom w:w="12" w:type="dxa"/>
               <w:left w:w="30" w:type="dxa"/>
               <w:right w:w="30" w:type="dxa"/>
             </w:tcMar>
@@ -2836,7 +2720,7 @@
                 <w:rFonts w:ascii="Times New Roman" w:hAnsi="Times New Roman"/>
                 <w:sz w:val="19"/>
               </w:rPr>
-              <w:t>32</w:t>
+              <w:t>48</w:t>
             </w:r>
           </w:p>
         </w:tc>
@@ -2846,8 +2730,8 @@
           <w:tcPr>
             <w:tcW w:type="dxa" w:w="1008"/>
             <w:tcMar>
-              <w:top w:w="15" w:type="dxa"/>
-              <w:bottom w:w="15" w:type="dxa"/>
+              <w:top w:w="12" w:type="dxa"/>
+              <w:bottom w:w="12" w:type="dxa"/>
               <w:left w:w="30" w:type="dxa"/>
               <w:right w:w="30" w:type="dxa"/>
             </w:tcMar>
@@ -2875,8 +2759,8 @@
           <w:tcPr>
             <w:tcW w:type="dxa" w:w="7344"/>
             <w:tcMar>
-              <w:top w:w="15" w:type="dxa"/>
-              <w:bottom w:w="15" w:type="dxa"/>
+              <w:top w:w="12" w:type="dxa"/>
+              <w:bottom w:w="12" w:type="dxa"/>
               <w:left w:w="30" w:type="dxa"/>
               <w:right w:w="30" w:type="dxa"/>
             </w:tcMar>
@@ -2901,8 +2785,8 @@
           <w:tcPr>
             <w:tcW w:type="dxa" w:w="1296"/>
             <w:tcMar>
-              <w:top w:w="15" w:type="dxa"/>
-              <w:bottom w:w="15" w:type="dxa"/>
+              <w:top w:w="12" w:type="dxa"/>
+              <w:bottom w:w="12" w:type="dxa"/>
               <w:left w:w="30" w:type="dxa"/>
               <w:right w:w="30" w:type="dxa"/>
             </w:tcMar>
@@ -2922,7 +2806,7 @@
                 <w:rFonts w:ascii="Times New Roman" w:hAnsi="Times New Roman"/>
                 <w:sz w:val="19"/>
               </w:rPr>
-              <w:t>34</w:t>
+              <w:t>52</w:t>
             </w:r>
           </w:p>
         </w:tc>
@@ -2931,9 +2815,10 @@
     <w:p>
       <w:pPr>
         <w:sectPr>
-          <w:footerReference w:type="default" r:id="rId15"/>
+          <w:headerReference w:type="default" r:id="rId19"/>
+          <w:footerReference w:type="default" r:id="rId20"/>
           <w:pgSz w:w="12240" w:h="15840"/>
-          <w:pgMar w:top="936" w:right="1224" w:bottom="936" w:left="1224" w:header="720" w:footer="720" w:gutter="0"/>
+          <w:pgMar w:top="864" w:right="1224" w:bottom="864" w:left="1224" w:header="720" w:footer="720" w:gutter="0"/>
           <w:cols w:space="720"/>
           <w:docGrid w:linePitch="360"/>
         </w:sectPr>
@@ -2948,21 +2833,21 @@
         <w:rPr>
           <w:rFonts w:ascii="Times New Roman" w:hAnsi="Times New Roman"/>
           <w:b/>
-          <w:sz w:val="26"/>
+          <w:sz w:val="28"/>
         </w:rPr>
         <w:t>LOG BOOK</w:t>
       </w:r>
     </w:p>
     <w:p>
       <w:pPr>
-        <w:spacing w:after="40"/>
+        <w:spacing w:after="80"/>
         <w:jc w:val="center"/>
       </w:pPr>
       <w:r>
         <w:rPr>
           <w:rFonts w:ascii="Times New Roman" w:hAnsi="Times New Roman"/>
           <w:b/>
-          <w:sz w:val="22"/>
+          <w:sz w:val="23"/>
         </w:rPr>
         <w:t>Field Project – 90 Hours</w:t>
       </w:r>
@@ -2976,21 +2861,21 @@
         <w:rPr>
           <w:rFonts w:ascii="Times New Roman" w:hAnsi="Times New Roman"/>
           <w:b/>
-          <w:sz w:val="21"/>
+          <w:sz w:val="22"/>
         </w:rPr>
         <w:t>Project Title: AI-Rescue: Intelligent Disaster Response &amp; Resource Coordination Platform</w:t>
       </w:r>
     </w:p>
     <w:p>
       <w:pPr>
-        <w:spacing w:after="60"/>
+        <w:spacing w:after="160"/>
         <w:jc w:val="center"/>
       </w:pPr>
       <w:r>
         <w:rPr>
           <w:rFonts w:ascii="Times New Roman" w:hAnsi="Times New Roman"/>
           <w:b/>
-          <w:sz w:val="21"/>
+          <w:sz w:val="23"/>
         </w:rPr>
         <w:t>GUIDE SESSIONS – 30 HOURS</w:t>
       </w:r>
@@ -3003,19 +2888,19 @@
         <w:tblLook w:firstColumn="1" w:firstRow="1" w:lastColumn="0" w:lastRow="0" w:noHBand="0" w:noVBand="1" w:val="04A0"/>
       </w:tblPr>
       <w:tblGrid>
-        <w:gridCol w:w="3360"/>
-        <w:gridCol w:w="3360"/>
-        <w:gridCol w:w="3360"/>
+        <w:gridCol w:w="3408"/>
+        <w:gridCol w:w="3408"/>
+        <w:gridCol w:w="3408"/>
       </w:tblGrid>
       <w:tr>
         <w:tc>
           <w:tcPr>
-            <w:tcW w:type="dxa" w:w="1512"/>
+            <w:tcW w:type="dxa" w:w="1584"/>
             <w:tcMar>
-              <w:top w:w="10" w:type="dxa"/>
-              <w:bottom w:w="10" w:type="dxa"/>
-              <w:left w:w="30" w:type="dxa"/>
-              <w:right w:w="30" w:type="dxa"/>
+              <w:top w:w="18" w:type="dxa"/>
+              <w:bottom w:w="18" w:type="dxa"/>
+              <w:left w:w="35" w:type="dxa"/>
+              <w:right w:w="35" w:type="dxa"/>
             </w:tcMar>
             <w:tcBorders>
               <w:top w:val="single" w:sz="4" w:color="000000"/>
@@ -3023,6 +2908,7 @@
               <w:bottom w:val="single" w:sz="4" w:color="000000"/>
               <w:right w:val="single" w:sz="4" w:color="000000"/>
             </w:tcBorders>
+            <w:shd w:fill="D9D9D9"/>
           </w:tcPr>
           <w:p>
             <w:pPr>
@@ -3038,12 +2924,12 @@
         </w:tc>
         <w:tc>
           <w:tcPr>
-            <w:tcW w:type="dxa" w:w="936"/>
+            <w:tcW w:type="dxa" w:w="1296"/>
             <w:tcMar>
-              <w:top w:w="10" w:type="dxa"/>
-              <w:bottom w:w="10" w:type="dxa"/>
-              <w:left w:w="30" w:type="dxa"/>
-              <w:right w:w="30" w:type="dxa"/>
+              <w:top w:w="18" w:type="dxa"/>
+              <w:bottom w:w="18" w:type="dxa"/>
+              <w:left w:w="35" w:type="dxa"/>
+              <w:right w:w="35" w:type="dxa"/>
             </w:tcMar>
             <w:tcBorders>
               <w:top w:val="single" w:sz="4" w:color="000000"/>
@@ -3051,6 +2937,7 @@
               <w:bottom w:val="single" w:sz="4" w:color="000000"/>
               <w:right w:val="single" w:sz="4" w:color="000000"/>
             </w:tcBorders>
+            <w:shd w:fill="D9D9D9"/>
           </w:tcPr>
           <w:p>
             <w:pPr>
@@ -3066,12 +2953,12 @@
         </w:tc>
         <w:tc>
           <w:tcPr>
-            <w:tcW w:type="dxa" w:w="7632"/>
+            <w:tcW w:type="dxa" w:w="7200"/>
             <w:tcMar>
-              <w:top w:w="10" w:type="dxa"/>
-              <w:bottom w:w="10" w:type="dxa"/>
-              <w:left w:w="30" w:type="dxa"/>
-              <w:right w:w="30" w:type="dxa"/>
+              <w:top w:w="18" w:type="dxa"/>
+              <w:bottom w:w="18" w:type="dxa"/>
+              <w:left w:w="35" w:type="dxa"/>
+              <w:right w:w="35" w:type="dxa"/>
             </w:tcMar>
             <w:tcBorders>
               <w:top w:val="single" w:sz="4" w:color="000000"/>
@@ -3079,6 +2966,7 @@
               <w:bottom w:val="single" w:sz="4" w:color="000000"/>
               <w:right w:val="single" w:sz="4" w:color="000000"/>
             </w:tcBorders>
+            <w:shd w:fill="D9D9D9"/>
           </w:tcPr>
           <w:p>
             <w:pPr>
@@ -3096,12 +2984,12 @@
       <w:tr>
         <w:tc>
           <w:tcPr>
-            <w:tcW w:type="dxa" w:w="1512"/>
+            <w:tcW w:type="dxa" w:w="1584"/>
             <w:tcMar>
-              <w:top w:w="10" w:type="dxa"/>
-              <w:bottom w:w="10" w:type="dxa"/>
-              <w:left w:w="30" w:type="dxa"/>
-              <w:right w:w="30" w:type="dxa"/>
+              <w:top w:w="18" w:type="dxa"/>
+              <w:bottom w:w="18" w:type="dxa"/>
+              <w:left w:w="35" w:type="dxa"/>
+              <w:right w:w="35" w:type="dxa"/>
             </w:tcMar>
             <w:tcBorders>
               <w:top w:val="single" w:sz="4" w:color="000000"/>
@@ -3117,7 +3005,7 @@
             <w:r>
               <w:rPr>
                 <w:rFonts w:ascii="Times New Roman" w:hAnsi="Times New Roman"/>
-                <w:sz w:val="16"/>
+                <w:sz w:val="19"/>
               </w:rPr>
               <w:t>12/06/2026</w:t>
             </w:r>
@@ -3125,12 +3013,12 @@
         </w:tc>
         <w:tc>
           <w:tcPr>
-            <w:tcW w:type="dxa" w:w="936"/>
+            <w:tcW w:type="dxa" w:w="1296"/>
             <w:tcMar>
-              <w:top w:w="10" w:type="dxa"/>
-              <w:bottom w:w="10" w:type="dxa"/>
-              <w:left w:w="30" w:type="dxa"/>
-              <w:right w:w="30" w:type="dxa"/>
+              <w:top w:w="18" w:type="dxa"/>
+              <w:bottom w:w="18" w:type="dxa"/>
+              <w:left w:w="35" w:type="dxa"/>
+              <w:right w:w="35" w:type="dxa"/>
             </w:tcMar>
             <w:tcBorders>
               <w:top w:val="single" w:sz="4" w:color="000000"/>
@@ -3146,21 +3034,20 @@
             <w:r>
               <w:rPr>
                 <w:rFonts w:ascii="Times New Roman" w:hAnsi="Times New Roman"/>
-                <w:b/>
-                <w:sz w:val="16"/>
+                <w:sz w:val="19"/>
               </w:rPr>
-              <w:t>3</w:t>
+              <w:t>3 hours</w:t>
             </w:r>
           </w:p>
         </w:tc>
         <w:tc>
           <w:tcPr>
-            <w:tcW w:type="dxa" w:w="7632"/>
+            <w:tcW w:type="dxa" w:w="7200"/>
             <w:tcMar>
-              <w:top w:w="10" w:type="dxa"/>
-              <w:bottom w:w="10" w:type="dxa"/>
-              <w:left w:w="30" w:type="dxa"/>
-              <w:right w:w="30" w:type="dxa"/>
+              <w:top w:w="18" w:type="dxa"/>
+              <w:bottom w:w="18" w:type="dxa"/>
+              <w:left w:w="35" w:type="dxa"/>
+              <w:right w:w="35" w:type="dxa"/>
             </w:tcMar>
             <w:tcBorders>
               <w:top w:val="single" w:sz="4" w:color="000000"/>
@@ -3173,7 +3060,7 @@
             <w:r>
               <w:rPr>
                 <w:rFonts w:ascii="Times New Roman" w:hAnsi="Times New Roman"/>
-                <w:sz w:val="16"/>
+                <w:sz w:val="19"/>
               </w:rPr>
               <w:t>Project orientation and AI-Rescue overview; understanding the problem of fragmented disaster response and defining project scope.</w:t>
             </w:r>
@@ -3183,12 +3070,12 @@
       <w:tr>
         <w:tc>
           <w:tcPr>
-            <w:tcW w:type="dxa" w:w="1512"/>
+            <w:tcW w:type="dxa" w:w="1584"/>
             <w:tcMar>
-              <w:top w:w="10" w:type="dxa"/>
-              <w:bottom w:w="10" w:type="dxa"/>
-              <w:left w:w="30" w:type="dxa"/>
-              <w:right w:w="30" w:type="dxa"/>
+              <w:top w:w="18" w:type="dxa"/>
+              <w:bottom w:w="18" w:type="dxa"/>
+              <w:left w:w="35" w:type="dxa"/>
+              <w:right w:w="35" w:type="dxa"/>
             </w:tcMar>
             <w:tcBorders>
               <w:top w:val="single" w:sz="4" w:color="000000"/>
@@ -3204,7 +3091,7 @@
             <w:r>
               <w:rPr>
                 <w:rFonts w:ascii="Times New Roman" w:hAnsi="Times New Roman"/>
-                <w:sz w:val="16"/>
+                <w:sz w:val="19"/>
               </w:rPr>
               <w:t>18/06/2026</w:t>
             </w:r>
@@ -3212,12 +3099,12 @@
         </w:tc>
         <w:tc>
           <w:tcPr>
-            <w:tcW w:type="dxa" w:w="936"/>
+            <w:tcW w:type="dxa" w:w="1296"/>
             <w:tcMar>
-              <w:top w:w="10" w:type="dxa"/>
-              <w:bottom w:w="10" w:type="dxa"/>
-              <w:left w:w="30" w:type="dxa"/>
-              <w:right w:w="30" w:type="dxa"/>
+              <w:top w:w="18" w:type="dxa"/>
+              <w:bottom w:w="18" w:type="dxa"/>
+              <w:left w:w="35" w:type="dxa"/>
+              <w:right w:w="35" w:type="dxa"/>
             </w:tcMar>
             <w:tcBorders>
               <w:top w:val="single" w:sz="4" w:color="000000"/>
@@ -3233,21 +3120,20 @@
             <w:r>
               <w:rPr>
                 <w:rFonts w:ascii="Times New Roman" w:hAnsi="Times New Roman"/>
-                <w:b/>
-                <w:sz w:val="16"/>
+                <w:sz w:val="19"/>
               </w:rPr>
-              <w:t>3</w:t>
+              <w:t>3 hours</w:t>
             </w:r>
           </w:p>
         </w:tc>
         <w:tc>
           <w:tcPr>
-            <w:tcW w:type="dxa" w:w="7632"/>
+            <w:tcW w:type="dxa" w:w="7200"/>
             <w:tcMar>
-              <w:top w:w="10" w:type="dxa"/>
-              <w:bottom w:w="10" w:type="dxa"/>
-              <w:left w:w="30" w:type="dxa"/>
-              <w:right w:w="30" w:type="dxa"/>
+              <w:top w:w="18" w:type="dxa"/>
+              <w:bottom w:w="18" w:type="dxa"/>
+              <w:left w:w="35" w:type="dxa"/>
+              <w:right w:w="35" w:type="dxa"/>
             </w:tcMar>
             <w:tcBorders>
               <w:top w:val="single" w:sz="4" w:color="000000"/>
@@ -3260,7 +3146,7 @@
             <w:r>
               <w:rPr>
                 <w:rFonts w:ascii="Times New Roman" w:hAnsi="Times New Roman"/>
-                <w:sz w:val="16"/>
+                <w:sz w:val="19"/>
               </w:rPr>
               <w:t>Requirement gathering discussion: citizen incident reporting, SOS alerts, responder mobilization, and resource allocation requirements.</w:t>
             </w:r>
@@ -3270,12 +3156,12 @@
       <w:tr>
         <w:tc>
           <w:tcPr>
-            <w:tcW w:type="dxa" w:w="1512"/>
+            <w:tcW w:type="dxa" w:w="1584"/>
             <w:tcMar>
-              <w:top w:w="10" w:type="dxa"/>
-              <w:bottom w:w="10" w:type="dxa"/>
-              <w:left w:w="30" w:type="dxa"/>
-              <w:right w:w="30" w:type="dxa"/>
+              <w:top w:w="18" w:type="dxa"/>
+              <w:bottom w:w="18" w:type="dxa"/>
+              <w:left w:w="35" w:type="dxa"/>
+              <w:right w:w="35" w:type="dxa"/>
             </w:tcMar>
             <w:tcBorders>
               <w:top w:val="single" w:sz="4" w:color="000000"/>
@@ -3291,7 +3177,7 @@
             <w:r>
               <w:rPr>
                 <w:rFonts w:ascii="Times New Roman" w:hAnsi="Times New Roman"/>
-                <w:sz w:val="16"/>
+                <w:sz w:val="19"/>
               </w:rPr>
               <w:t>20/06/2026</w:t>
             </w:r>
@@ -3299,12 +3185,12 @@
         </w:tc>
         <w:tc>
           <w:tcPr>
-            <w:tcW w:type="dxa" w:w="936"/>
+            <w:tcW w:type="dxa" w:w="1296"/>
             <w:tcMar>
-              <w:top w:w="10" w:type="dxa"/>
-              <w:bottom w:w="10" w:type="dxa"/>
-              <w:left w:w="30" w:type="dxa"/>
-              <w:right w:w="30" w:type="dxa"/>
+              <w:top w:w="18" w:type="dxa"/>
+              <w:bottom w:w="18" w:type="dxa"/>
+              <w:left w:w="35" w:type="dxa"/>
+              <w:right w:w="35" w:type="dxa"/>
             </w:tcMar>
             <w:tcBorders>
               <w:top w:val="single" w:sz="4" w:color="000000"/>
@@ -3320,21 +3206,20 @@
             <w:r>
               <w:rPr>
                 <w:rFonts w:ascii="Times New Roman" w:hAnsi="Times New Roman"/>
-                <w:b/>
-                <w:sz w:val="16"/>
+                <w:sz w:val="19"/>
               </w:rPr>
-              <w:t>3</w:t>
+              <w:t>3 hours</w:t>
             </w:r>
           </w:p>
         </w:tc>
         <w:tc>
           <w:tcPr>
-            <w:tcW w:type="dxa" w:w="7632"/>
+            <w:tcW w:type="dxa" w:w="7200"/>
             <w:tcMar>
-              <w:top w:w="10" w:type="dxa"/>
-              <w:bottom w:w="10" w:type="dxa"/>
-              <w:left w:w="30" w:type="dxa"/>
-              <w:right w:w="30" w:type="dxa"/>
+              <w:top w:w="18" w:type="dxa"/>
+              <w:bottom w:w="18" w:type="dxa"/>
+              <w:left w:w="35" w:type="dxa"/>
+              <w:right w:w="35" w:type="dxa"/>
             </w:tcMar>
             <w:tcBorders>
               <w:top w:val="single" w:sz="4" w:color="000000"/>
@@ -3347,7 +3232,7 @@
             <w:r>
               <w:rPr>
                 <w:rFonts w:ascii="Times New Roman" w:hAnsi="Times New Roman"/>
-                <w:sz w:val="16"/>
+                <w:sz w:val="19"/>
               </w:rPr>
               <w:t>Review of proposed technology stack: Next.js frontend, FastAPI backend, PostgreSQL/PostGIS spatial database, and Redis caching.</w:t>
             </w:r>
@@ -3357,12 +3242,12 @@
       <w:tr>
         <w:tc>
           <w:tcPr>
-            <w:tcW w:type="dxa" w:w="1512"/>
+            <w:tcW w:type="dxa" w:w="1584"/>
             <w:tcMar>
-              <w:top w:w="10" w:type="dxa"/>
-              <w:bottom w:w="10" w:type="dxa"/>
-              <w:left w:w="30" w:type="dxa"/>
-              <w:right w:w="30" w:type="dxa"/>
+              <w:top w:w="18" w:type="dxa"/>
+              <w:bottom w:w="18" w:type="dxa"/>
+              <w:left w:w="35" w:type="dxa"/>
+              <w:right w:w="35" w:type="dxa"/>
             </w:tcMar>
             <w:tcBorders>
               <w:top w:val="single" w:sz="4" w:color="000000"/>
@@ -3378,7 +3263,7 @@
             <w:r>
               <w:rPr>
                 <w:rFonts w:ascii="Times New Roman" w:hAnsi="Times New Roman"/>
-                <w:sz w:val="16"/>
+                <w:sz w:val="19"/>
               </w:rPr>
               <w:t>25/06/2026</w:t>
             </w:r>
@@ -3386,12 +3271,12 @@
         </w:tc>
         <w:tc>
           <w:tcPr>
-            <w:tcW w:type="dxa" w:w="936"/>
+            <w:tcW w:type="dxa" w:w="1296"/>
             <w:tcMar>
-              <w:top w:w="10" w:type="dxa"/>
-              <w:bottom w:w="10" w:type="dxa"/>
-              <w:left w:w="30" w:type="dxa"/>
-              <w:right w:w="30" w:type="dxa"/>
+              <w:top w:w="18" w:type="dxa"/>
+              <w:bottom w:w="18" w:type="dxa"/>
+              <w:left w:w="35" w:type="dxa"/>
+              <w:right w:w="35" w:type="dxa"/>
             </w:tcMar>
             <w:tcBorders>
               <w:top w:val="single" w:sz="4" w:color="000000"/>
@@ -3407,21 +3292,20 @@
             <w:r>
               <w:rPr>
                 <w:rFonts w:ascii="Times New Roman" w:hAnsi="Times New Roman"/>
-                <w:b/>
-                <w:sz w:val="16"/>
+                <w:sz w:val="19"/>
               </w:rPr>
-              <w:t>3</w:t>
+              <w:t>3 hours</w:t>
             </w:r>
           </w:p>
         </w:tc>
         <w:tc>
           <w:tcPr>
-            <w:tcW w:type="dxa" w:w="7632"/>
+            <w:tcW w:type="dxa" w:w="7200"/>
             <w:tcMar>
-              <w:top w:w="10" w:type="dxa"/>
-              <w:bottom w:w="10" w:type="dxa"/>
-              <w:left w:w="30" w:type="dxa"/>
-              <w:right w:w="30" w:type="dxa"/>
+              <w:top w:w="18" w:type="dxa"/>
+              <w:bottom w:w="18" w:type="dxa"/>
+              <w:left w:w="35" w:type="dxa"/>
+              <w:right w:w="35" w:type="dxa"/>
             </w:tcMar>
             <w:tcBorders>
               <w:top w:val="single" w:sz="4" w:color="000000"/>
@@ -3434,7 +3318,7 @@
             <w:r>
               <w:rPr>
                 <w:rFonts w:ascii="Times New Roman" w:hAnsi="Times New Roman"/>
-                <w:sz w:val="16"/>
+                <w:sz w:val="19"/>
               </w:rPr>
               <w:t>Detailed UI/UX workflow discussion: citizen reporting portal, admin command center, and first responder mobile interfaces.</w:t>
             </w:r>
@@ -3444,12 +3328,12 @@
       <w:tr>
         <w:tc>
           <w:tcPr>
-            <w:tcW w:type="dxa" w:w="1512"/>
+            <w:tcW w:type="dxa" w:w="1584"/>
             <w:tcMar>
-              <w:top w:w="10" w:type="dxa"/>
-              <w:bottom w:w="10" w:type="dxa"/>
-              <w:left w:w="30" w:type="dxa"/>
-              <w:right w:w="30" w:type="dxa"/>
+              <w:top w:w="18" w:type="dxa"/>
+              <w:bottom w:w="18" w:type="dxa"/>
+              <w:left w:w="35" w:type="dxa"/>
+              <w:right w:w="35" w:type="dxa"/>
             </w:tcMar>
             <w:tcBorders>
               <w:top w:val="single" w:sz="4" w:color="000000"/>
@@ -3465,7 +3349,7 @@
             <w:r>
               <w:rPr>
                 <w:rFonts w:ascii="Times New Roman" w:hAnsi="Times New Roman"/>
-                <w:sz w:val="16"/>
+                <w:sz w:val="19"/>
               </w:rPr>
               <w:t>27/06/2026</w:t>
             </w:r>
@@ -3473,12 +3357,12 @@
         </w:tc>
         <w:tc>
           <w:tcPr>
-            <w:tcW w:type="dxa" w:w="936"/>
+            <w:tcW w:type="dxa" w:w="1296"/>
             <w:tcMar>
-              <w:top w:w="10" w:type="dxa"/>
-              <w:bottom w:w="10" w:type="dxa"/>
-              <w:left w:w="30" w:type="dxa"/>
-              <w:right w:w="30" w:type="dxa"/>
+              <w:top w:w="18" w:type="dxa"/>
+              <w:bottom w:w="18" w:type="dxa"/>
+              <w:left w:w="35" w:type="dxa"/>
+              <w:right w:w="35" w:type="dxa"/>
             </w:tcMar>
             <w:tcBorders>
               <w:top w:val="single" w:sz="4" w:color="000000"/>
@@ -3494,21 +3378,20 @@
             <w:r>
               <w:rPr>
                 <w:rFonts w:ascii="Times New Roman" w:hAnsi="Times New Roman"/>
-                <w:b/>
-                <w:sz w:val="16"/>
+                <w:sz w:val="19"/>
               </w:rPr>
-              <w:t>3</w:t>
+              <w:t>3 hours</w:t>
             </w:r>
           </w:p>
         </w:tc>
         <w:tc>
           <w:tcPr>
-            <w:tcW w:type="dxa" w:w="7632"/>
+            <w:tcW w:type="dxa" w:w="7200"/>
             <w:tcMar>
-              <w:top w:w="10" w:type="dxa"/>
-              <w:bottom w:w="10" w:type="dxa"/>
-              <w:left w:w="30" w:type="dxa"/>
-              <w:right w:w="30" w:type="dxa"/>
+              <w:top w:w="18" w:type="dxa"/>
+              <w:bottom w:w="18" w:type="dxa"/>
+              <w:left w:w="35" w:type="dxa"/>
+              <w:right w:w="35" w:type="dxa"/>
             </w:tcMar>
             <w:tcBorders>
               <w:top w:val="single" w:sz="4" w:color="000000"/>
@@ -3521,7 +3404,7 @@
             <w:r>
               <w:rPr>
                 <w:rFonts w:ascii="Times New Roman" w:hAnsi="Times New Roman"/>
-                <w:sz w:val="16"/>
+                <w:sz w:val="19"/>
               </w:rPr>
               <w:t>Resource allocation logic review: matching nearest available resources, hospitals, and shelters to high-severity incidents.</w:t>
             </w:r>
@@ -3531,12 +3414,12 @@
       <w:tr>
         <w:tc>
           <w:tcPr>
-            <w:tcW w:type="dxa" w:w="1512"/>
+            <w:tcW w:type="dxa" w:w="1584"/>
             <w:tcMar>
-              <w:top w:w="10" w:type="dxa"/>
-              <w:bottom w:w="10" w:type="dxa"/>
-              <w:left w:w="30" w:type="dxa"/>
-              <w:right w:w="30" w:type="dxa"/>
+              <w:top w:w="18" w:type="dxa"/>
+              <w:bottom w:w="18" w:type="dxa"/>
+              <w:left w:w="35" w:type="dxa"/>
+              <w:right w:w="35" w:type="dxa"/>
             </w:tcMar>
             <w:tcBorders>
               <w:top w:val="single" w:sz="4" w:color="000000"/>
@@ -3552,7 +3435,7 @@
             <w:r>
               <w:rPr>
                 <w:rFonts w:ascii="Times New Roman" w:hAnsi="Times New Roman"/>
-                <w:sz w:val="16"/>
+                <w:sz w:val="19"/>
               </w:rPr>
               <w:t>02/07/2026</w:t>
             </w:r>
@@ -3560,12 +3443,12 @@
         </w:tc>
         <w:tc>
           <w:tcPr>
-            <w:tcW w:type="dxa" w:w="936"/>
+            <w:tcW w:type="dxa" w:w="1296"/>
             <w:tcMar>
-              <w:top w:w="10" w:type="dxa"/>
-              <w:bottom w:w="10" w:type="dxa"/>
-              <w:left w:w="30" w:type="dxa"/>
-              <w:right w:w="30" w:type="dxa"/>
+              <w:top w:w="18" w:type="dxa"/>
+              <w:bottom w:w="18" w:type="dxa"/>
+              <w:left w:w="35" w:type="dxa"/>
+              <w:right w:w="35" w:type="dxa"/>
             </w:tcMar>
             <w:tcBorders>
               <w:top w:val="single" w:sz="4" w:color="000000"/>
@@ -3581,21 +3464,20 @@
             <w:r>
               <w:rPr>
                 <w:rFonts w:ascii="Times New Roman" w:hAnsi="Times New Roman"/>
-                <w:b/>
-                <w:sz w:val="16"/>
+                <w:sz w:val="19"/>
               </w:rPr>
-              <w:t>3</w:t>
+              <w:t>3 hours</w:t>
             </w:r>
           </w:p>
         </w:tc>
         <w:tc>
           <w:tcPr>
-            <w:tcW w:type="dxa" w:w="7632"/>
+            <w:tcW w:type="dxa" w:w="7200"/>
             <w:tcMar>
-              <w:top w:w="10" w:type="dxa"/>
-              <w:bottom w:w="10" w:type="dxa"/>
-              <w:left w:w="30" w:type="dxa"/>
-              <w:right w:w="30" w:type="dxa"/>
+              <w:top w:w="18" w:type="dxa"/>
+              <w:bottom w:w="18" w:type="dxa"/>
+              <w:left w:w="35" w:type="dxa"/>
+              <w:right w:w="35" w:type="dxa"/>
             </w:tcMar>
             <w:tcBorders>
               <w:top w:val="single" w:sz="4" w:color="000000"/>
@@ -3608,7 +3490,7 @@
             <w:r>
               <w:rPr>
                 <w:rFonts w:ascii="Times New Roman" w:hAnsi="Times New Roman"/>
-                <w:sz w:val="16"/>
+                <w:sz w:val="19"/>
               </w:rPr>
               <w:t>Review of functional and non-functional requirements; performance benchmarks for sub-second SOS alert dispatching.</w:t>
             </w:r>
@@ -3618,12 +3500,12 @@
       <w:tr>
         <w:tc>
           <w:tcPr>
-            <w:tcW w:type="dxa" w:w="1512"/>
+            <w:tcW w:type="dxa" w:w="1584"/>
             <w:tcMar>
-              <w:top w:w="10" w:type="dxa"/>
-              <w:bottom w:w="10" w:type="dxa"/>
-              <w:left w:w="30" w:type="dxa"/>
-              <w:right w:w="30" w:type="dxa"/>
+              <w:top w:w="18" w:type="dxa"/>
+              <w:bottom w:w="18" w:type="dxa"/>
+              <w:left w:w="35" w:type="dxa"/>
+              <w:right w:w="35" w:type="dxa"/>
             </w:tcMar>
             <w:tcBorders>
               <w:top w:val="single" w:sz="4" w:color="000000"/>
@@ -3639,7 +3521,7 @@
             <w:r>
               <w:rPr>
                 <w:rFonts w:ascii="Times New Roman" w:hAnsi="Times New Roman"/>
-                <w:sz w:val="16"/>
+                <w:sz w:val="19"/>
               </w:rPr>
               <w:t>23/07/2026</w:t>
             </w:r>
@@ -3647,12 +3529,12 @@
         </w:tc>
         <w:tc>
           <w:tcPr>
-            <w:tcW w:type="dxa" w:w="936"/>
+            <w:tcW w:type="dxa" w:w="1296"/>
             <w:tcMar>
-              <w:top w:w="10" w:type="dxa"/>
-              <w:bottom w:w="10" w:type="dxa"/>
-              <w:left w:w="30" w:type="dxa"/>
-              <w:right w:w="30" w:type="dxa"/>
+              <w:top w:w="18" w:type="dxa"/>
+              <w:bottom w:w="18" w:type="dxa"/>
+              <w:left w:w="35" w:type="dxa"/>
+              <w:right w:w="35" w:type="dxa"/>
             </w:tcMar>
             <w:tcBorders>
               <w:top w:val="single" w:sz="4" w:color="000000"/>
@@ -3668,21 +3550,20 @@
             <w:r>
               <w:rPr>
                 <w:rFonts w:ascii="Times New Roman" w:hAnsi="Times New Roman"/>
-                <w:b/>
-                <w:sz w:val="16"/>
+                <w:sz w:val="19"/>
               </w:rPr>
-              <w:t>3</w:t>
+              <w:t>3 hours</w:t>
             </w:r>
           </w:p>
         </w:tc>
         <w:tc>
           <w:tcPr>
-            <w:tcW w:type="dxa" w:w="7632"/>
+            <w:tcW w:type="dxa" w:w="7200"/>
             <w:tcMar>
-              <w:top w:w="10" w:type="dxa"/>
-              <w:bottom w:w="10" w:type="dxa"/>
-              <w:left w:w="30" w:type="dxa"/>
-              <w:right w:w="30" w:type="dxa"/>
+              <w:top w:w="18" w:type="dxa"/>
+              <w:bottom w:w="18" w:type="dxa"/>
+              <w:left w:w="35" w:type="dxa"/>
+              <w:right w:w="35" w:type="dxa"/>
             </w:tcMar>
             <w:tcBorders>
               <w:top w:val="single" w:sz="4" w:color="000000"/>
@@ -3695,7 +3576,7 @@
             <w:r>
               <w:rPr>
                 <w:rFonts w:ascii="Times New Roman" w:hAnsi="Times New Roman"/>
-                <w:sz w:val="16"/>
+                <w:sz w:val="19"/>
               </w:rPr>
               <w:t>Project schedule and milestone planning; Gantt chart construction and Work Breakdown Structure (WBS) approval.</w:t>
             </w:r>
@@ -3705,12 +3586,12 @@
       <w:tr>
         <w:tc>
           <w:tcPr>
-            <w:tcW w:type="dxa" w:w="1512"/>
+            <w:tcW w:type="dxa" w:w="1584"/>
             <w:tcMar>
-              <w:top w:w="10" w:type="dxa"/>
-              <w:bottom w:w="10" w:type="dxa"/>
-              <w:left w:w="30" w:type="dxa"/>
-              <w:right w:w="30" w:type="dxa"/>
+              <w:top w:w="18" w:type="dxa"/>
+              <w:bottom w:w="18" w:type="dxa"/>
+              <w:left w:w="35" w:type="dxa"/>
+              <w:right w:w="35" w:type="dxa"/>
             </w:tcMar>
             <w:tcBorders>
               <w:top w:val="single" w:sz="4" w:color="000000"/>
@@ -3726,7 +3607,7 @@
             <w:r>
               <w:rPr>
                 <w:rFonts w:ascii="Times New Roman" w:hAnsi="Times New Roman"/>
-                <w:sz w:val="16"/>
+                <w:sz w:val="19"/>
               </w:rPr>
               <w:t>13/08/2026</w:t>
             </w:r>
@@ -3734,12 +3615,12 @@
         </w:tc>
         <w:tc>
           <w:tcPr>
-            <w:tcW w:type="dxa" w:w="936"/>
+            <w:tcW w:type="dxa" w:w="1296"/>
             <w:tcMar>
-              <w:top w:w="10" w:type="dxa"/>
-              <w:bottom w:w="10" w:type="dxa"/>
-              <w:left w:w="30" w:type="dxa"/>
-              <w:right w:w="30" w:type="dxa"/>
+              <w:top w:w="18" w:type="dxa"/>
+              <w:bottom w:w="18" w:type="dxa"/>
+              <w:left w:w="35" w:type="dxa"/>
+              <w:right w:w="35" w:type="dxa"/>
             </w:tcMar>
             <w:tcBorders>
               <w:top w:val="single" w:sz="4" w:color="000000"/>
@@ -3755,21 +3636,20 @@
             <w:r>
               <w:rPr>
                 <w:rFonts w:ascii="Times New Roman" w:hAnsi="Times New Roman"/>
-                <w:b/>
-                <w:sz w:val="16"/>
+                <w:sz w:val="19"/>
               </w:rPr>
-              <w:t>3</w:t>
+              <w:t>3 hours</w:t>
             </w:r>
           </w:p>
         </w:tc>
         <w:tc>
           <w:tcPr>
-            <w:tcW w:type="dxa" w:w="7632"/>
+            <w:tcW w:type="dxa" w:w="7200"/>
             <w:tcMar>
-              <w:top w:w="10" w:type="dxa"/>
-              <w:bottom w:w="10" w:type="dxa"/>
-              <w:left w:w="30" w:type="dxa"/>
-              <w:right w:w="30" w:type="dxa"/>
+              <w:top w:w="18" w:type="dxa"/>
+              <w:bottom w:w="18" w:type="dxa"/>
+              <w:left w:w="35" w:type="dxa"/>
+              <w:right w:w="35" w:type="dxa"/>
             </w:tcMar>
             <w:tcBorders>
               <w:top w:val="single" w:sz="4" w:color="000000"/>
@@ -3782,7 +3662,7 @@
             <w:r>
               <w:rPr>
                 <w:rFonts w:ascii="Times New Roman" w:hAnsi="Times New Roman"/>
-                <w:sz w:val="16"/>
+                <w:sz w:val="19"/>
               </w:rPr>
               <w:t>System architecture, ER Diagram (ERD), Data Flow Diagrams (DFDs), and end-to-end System Flowchart review.</w:t>
             </w:r>
@@ -3792,12 +3672,12 @@
       <w:tr>
         <w:tc>
           <w:tcPr>
-            <w:tcW w:type="dxa" w:w="1512"/>
+            <w:tcW w:type="dxa" w:w="1584"/>
             <w:tcMar>
-              <w:top w:w="10" w:type="dxa"/>
-              <w:bottom w:w="10" w:type="dxa"/>
-              <w:left w:w="30" w:type="dxa"/>
-              <w:right w:w="30" w:type="dxa"/>
+              <w:top w:w="18" w:type="dxa"/>
+              <w:bottom w:w="18" w:type="dxa"/>
+              <w:left w:w="35" w:type="dxa"/>
+              <w:right w:w="35" w:type="dxa"/>
             </w:tcMar>
             <w:tcBorders>
               <w:top w:val="single" w:sz="4" w:color="000000"/>
@@ -3813,7 +3693,7 @@
             <w:r>
               <w:rPr>
                 <w:rFonts w:ascii="Times New Roman" w:hAnsi="Times New Roman"/>
-                <w:sz w:val="16"/>
+                <w:sz w:val="19"/>
               </w:rPr>
               <w:t>29/08/2026</w:t>
             </w:r>
@@ -3821,12 +3701,12 @@
         </w:tc>
         <w:tc>
           <w:tcPr>
-            <w:tcW w:type="dxa" w:w="936"/>
+            <w:tcW w:type="dxa" w:w="1296"/>
             <w:tcMar>
-              <w:top w:w="10" w:type="dxa"/>
-              <w:bottom w:w="10" w:type="dxa"/>
-              <w:left w:w="30" w:type="dxa"/>
-              <w:right w:w="30" w:type="dxa"/>
+              <w:top w:w="18" w:type="dxa"/>
+              <w:bottom w:w="18" w:type="dxa"/>
+              <w:left w:w="35" w:type="dxa"/>
+              <w:right w:w="35" w:type="dxa"/>
             </w:tcMar>
             <w:tcBorders>
               <w:top w:val="single" w:sz="4" w:color="000000"/>
@@ -3842,21 +3722,20 @@
             <w:r>
               <w:rPr>
                 <w:rFonts w:ascii="Times New Roman" w:hAnsi="Times New Roman"/>
-                <w:b/>
-                <w:sz w:val="16"/>
+                <w:sz w:val="19"/>
               </w:rPr>
-              <w:t>3</w:t>
+              <w:t>3 hours</w:t>
             </w:r>
           </w:p>
         </w:tc>
         <w:tc>
           <w:tcPr>
-            <w:tcW w:type="dxa" w:w="7632"/>
+            <w:tcW w:type="dxa" w:w="7200"/>
             <w:tcMar>
-              <w:top w:w="10" w:type="dxa"/>
-              <w:bottom w:w="10" w:type="dxa"/>
-              <w:left w:w="30" w:type="dxa"/>
-              <w:right w:w="30" w:type="dxa"/>
+              <w:top w:w="18" w:type="dxa"/>
+              <w:bottom w:w="18" w:type="dxa"/>
+              <w:left w:w="35" w:type="dxa"/>
+              <w:right w:w="35" w:type="dxa"/>
             </w:tcMar>
             <w:tcBorders>
               <w:top w:val="single" w:sz="4" w:color="000000"/>
@@ -3869,7 +3748,7 @@
             <w:r>
               <w:rPr>
                 <w:rFonts w:ascii="Times New Roman" w:hAnsi="Times New Roman"/>
-                <w:sz w:val="16"/>
+                <w:sz w:val="19"/>
               </w:rPr>
               <w:t>Relational database schema finalization (16 tables) and AI multi-modal severity scoring module validation.</w:t>
             </w:r>
@@ -3879,12 +3758,12 @@
       <w:tr>
         <w:tc>
           <w:tcPr>
-            <w:tcW w:type="dxa" w:w="1512"/>
+            <w:tcW w:type="dxa" w:w="1584"/>
             <w:tcMar>
-              <w:top w:w="10" w:type="dxa"/>
-              <w:bottom w:w="10" w:type="dxa"/>
-              <w:left w:w="30" w:type="dxa"/>
-              <w:right w:w="30" w:type="dxa"/>
+              <w:top w:w="18" w:type="dxa"/>
+              <w:bottom w:w="18" w:type="dxa"/>
+              <w:left w:w="35" w:type="dxa"/>
+              <w:right w:w="35" w:type="dxa"/>
             </w:tcMar>
             <w:tcBorders>
               <w:top w:val="single" w:sz="4" w:color="000000"/>
@@ -3900,7 +3779,7 @@
             <w:r>
               <w:rPr>
                 <w:rFonts w:ascii="Times New Roman" w:hAnsi="Times New Roman"/>
-                <w:sz w:val="16"/>
+                <w:sz w:val="19"/>
               </w:rPr>
               <w:t>24/09/2026</w:t>
             </w:r>
@@ -3908,12 +3787,12 @@
         </w:tc>
         <w:tc>
           <w:tcPr>
-            <w:tcW w:type="dxa" w:w="936"/>
+            <w:tcW w:type="dxa" w:w="1296"/>
             <w:tcMar>
-              <w:top w:w="10" w:type="dxa"/>
-              <w:bottom w:w="10" w:type="dxa"/>
-              <w:left w:w="30" w:type="dxa"/>
-              <w:right w:w="30" w:type="dxa"/>
+              <w:top w:w="18" w:type="dxa"/>
+              <w:bottom w:w="18" w:type="dxa"/>
+              <w:left w:w="35" w:type="dxa"/>
+              <w:right w:w="35" w:type="dxa"/>
             </w:tcMar>
             <w:tcBorders>
               <w:top w:val="single" w:sz="4" w:color="000000"/>
@@ -3929,21 +3808,20 @@
             <w:r>
               <w:rPr>
                 <w:rFonts w:ascii="Times New Roman" w:hAnsi="Times New Roman"/>
-                <w:b/>
-                <w:sz w:val="16"/>
+                <w:sz w:val="19"/>
               </w:rPr>
-              <w:t>3</w:t>
+              <w:t>3 hours</w:t>
             </w:r>
           </w:p>
         </w:tc>
         <w:tc>
           <w:tcPr>
-            <w:tcW w:type="dxa" w:w="7632"/>
+            <w:tcW w:type="dxa" w:w="7200"/>
             <w:tcMar>
-              <w:top w:w="10" w:type="dxa"/>
-              <w:bottom w:w="10" w:type="dxa"/>
-              <w:left w:w="30" w:type="dxa"/>
-              <w:right w:w="30" w:type="dxa"/>
+              <w:top w:w="18" w:type="dxa"/>
+              <w:bottom w:w="18" w:type="dxa"/>
+              <w:left w:w="35" w:type="dxa"/>
+              <w:right w:w="35" w:type="dxa"/>
             </w:tcMar>
             <w:tcBorders>
               <w:top w:val="single" w:sz="4" w:color="000000"/>
@@ -3956,7 +3834,7 @@
             <w:r>
               <w:rPr>
                 <w:rFonts w:ascii="Times New Roman" w:hAnsi="Times New Roman"/>
-                <w:sz w:val="16"/>
+                <w:sz w:val="19"/>
               </w:rPr>
               <w:t>Final documentation review, project verification, thesis binding checks, and final viva examination sign-off.</w:t>
             </w:r>
@@ -3966,21 +3844,75 @@
     </w:tbl>
     <w:p>
       <w:pPr>
-        <w:spacing w:before="120" w:after="40"/>
+        <w:spacing w:before="400" w:after="0"/>
         <w:jc w:val="center"/>
       </w:pPr>
       <w:r>
         <w:rPr>
           <w:rFonts w:ascii="Times New Roman" w:hAnsi="Times New Roman"/>
           <w:b/>
-          <w:sz w:val="19"/>
+          <w:sz w:val="22"/>
         </w:rPr>
         <w:t>Total: 30 hours guide-supervised project work</w:t>
       </w:r>
     </w:p>
     <w:p>
       <w:pPr>
-        <w:spacing w:after="60"/>
+        <w:sectPr>
+          <w:headerReference w:type="default" r:id="rId21"/>
+          <w:footerReference w:type="default" r:id="rId22"/>
+          <w:pgSz w:w="12240" w:h="15840"/>
+          <w:pgMar w:top="720" w:right="1008" w:bottom="720" w:left="1008" w:header="720" w:footer="720" w:gutter="0"/>
+          <w:cols w:space="720"/>
+          <w:docGrid w:linePitch="360"/>
+        </w:sectPr>
+      </w:pPr>
+    </w:p>
+    <w:p>
+      <w:pPr>
+        <w:spacing w:before="0" w:after="20"/>
+        <w:jc w:val="center"/>
+      </w:pPr>
+      <w:r>
+        <w:rPr>
+          <w:rFonts w:ascii="Times New Roman" w:hAnsi="Times New Roman"/>
+          <w:b/>
+          <w:sz w:val="26"/>
+        </w:rPr>
+        <w:t>LOG BOOK</w:t>
+      </w:r>
+    </w:p>
+    <w:p>
+      <w:pPr>
+        <w:spacing w:after="20"/>
+        <w:jc w:val="center"/>
+      </w:pPr>
+      <w:r>
+        <w:rPr>
+          <w:rFonts w:ascii="Times New Roman" w:hAnsi="Times New Roman"/>
+          <w:b/>
+          <w:sz w:val="21"/>
+        </w:rPr>
+        <w:t>Field Project – 90 Hours</w:t>
+      </w:r>
+    </w:p>
+    <w:p>
+      <w:pPr>
+        <w:spacing w:after="40"/>
+        <w:jc w:val="center"/>
+      </w:pPr>
+      <w:r>
+        <w:rPr>
+          <w:rFonts w:ascii="Times New Roman" w:hAnsi="Times New Roman"/>
+          <w:b/>
+          <w:sz w:val="20"/>
+        </w:rPr>
+        <w:t>Project Title: AI-Rescue: Intelligent Disaster Response &amp; Resource Coordination Platform</w:t>
+      </w:r>
+    </w:p>
+    <w:p>
+      <w:pPr>
+        <w:spacing w:after="80"/>
         <w:jc w:val="center"/>
       </w:pPr>
       <w:r>
@@ -4000,19 +3932,19 @@
         <w:tblLook w:firstColumn="1" w:firstRow="1" w:lastColumn="0" w:lastRow="0" w:noHBand="0" w:noVBand="1" w:val="04A0"/>
       </w:tblPr>
       <w:tblGrid>
-        <w:gridCol w:w="3360"/>
-        <w:gridCol w:w="3360"/>
-        <w:gridCol w:w="3360"/>
+        <w:gridCol w:w="3456"/>
+        <w:gridCol w:w="3456"/>
+        <w:gridCol w:w="3456"/>
       </w:tblGrid>
       <w:tr>
         <w:tc>
           <w:tcPr>
-            <w:tcW w:type="dxa" w:w="1512"/>
+            <w:tcW w:type="dxa" w:w="1440"/>
             <w:tcMar>
-              <w:top w:w="10" w:type="dxa"/>
-              <w:bottom w:w="10" w:type="dxa"/>
-              <w:left w:w="30" w:type="dxa"/>
-              <w:right w:w="30" w:type="dxa"/>
+              <w:top w:w="5" w:type="dxa"/>
+              <w:bottom w:w="5" w:type="dxa"/>
+              <w:left w:w="20" w:type="dxa"/>
+              <w:right w:w="20" w:type="dxa"/>
             </w:tcMar>
             <w:tcBorders>
               <w:top w:val="single" w:sz="4" w:color="000000"/>
@@ -4020,6 +3952,7 @@
               <w:bottom w:val="single" w:sz="4" w:color="000000"/>
               <w:right w:val="single" w:sz="4" w:color="000000"/>
             </w:tcBorders>
+            <w:shd w:fill="D9D9D9"/>
           </w:tcPr>
           <w:p>
             <w:pPr>
@@ -4035,12 +3968,12 @@
         </w:tc>
         <w:tc>
           <w:tcPr>
-            <w:tcW w:type="dxa" w:w="936"/>
+            <w:tcW w:type="dxa" w:w="1224"/>
             <w:tcMar>
-              <w:top w:w="10" w:type="dxa"/>
-              <w:bottom w:w="10" w:type="dxa"/>
-              <w:left w:w="30" w:type="dxa"/>
-              <w:right w:w="30" w:type="dxa"/>
+              <w:top w:w="5" w:type="dxa"/>
+              <w:bottom w:w="5" w:type="dxa"/>
+              <w:left w:w="20" w:type="dxa"/>
+              <w:right w:w="20" w:type="dxa"/>
             </w:tcMar>
             <w:tcBorders>
               <w:top w:val="single" w:sz="4" w:color="000000"/>
@@ -4048,6 +3981,7 @@
               <w:bottom w:val="single" w:sz="4" w:color="000000"/>
               <w:right w:val="single" w:sz="4" w:color="000000"/>
             </w:tcBorders>
+            <w:shd w:fill="D9D9D9"/>
           </w:tcPr>
           <w:p>
             <w:pPr>
@@ -4063,12 +3997,12 @@
         </w:tc>
         <w:tc>
           <w:tcPr>
-            <w:tcW w:type="dxa" w:w="7632"/>
+            <w:tcW w:type="dxa" w:w="7704"/>
             <w:tcMar>
-              <w:top w:w="10" w:type="dxa"/>
-              <w:bottom w:w="10" w:type="dxa"/>
-              <w:left w:w="30" w:type="dxa"/>
-              <w:right w:w="30" w:type="dxa"/>
+              <w:top w:w="5" w:type="dxa"/>
+              <w:bottom w:w="5" w:type="dxa"/>
+              <w:left w:w="20" w:type="dxa"/>
+              <w:right w:w="20" w:type="dxa"/>
             </w:tcMar>
             <w:tcBorders>
               <w:top w:val="single" w:sz="4" w:color="000000"/>
@@ -4076,6 +4010,7 @@
               <w:bottom w:val="single" w:sz="4" w:color="000000"/>
               <w:right w:val="single" w:sz="4" w:color="000000"/>
             </w:tcBorders>
+            <w:shd w:fill="D9D9D9"/>
           </w:tcPr>
           <w:p>
             <w:pPr>
@@ -4093,12 +4028,12 @@
       <w:tr>
         <w:tc>
           <w:tcPr>
-            <w:tcW w:type="dxa" w:w="1512"/>
+            <w:tcW w:type="dxa" w:w="1440"/>
             <w:tcMar>
-              <w:top w:w="10" w:type="dxa"/>
-              <w:bottom w:w="10" w:type="dxa"/>
-              <w:left w:w="30" w:type="dxa"/>
-              <w:right w:w="30" w:type="dxa"/>
+              <w:top w:w="5" w:type="dxa"/>
+              <w:bottom w:w="5" w:type="dxa"/>
+              <w:left w:w="20" w:type="dxa"/>
+              <w:right w:w="20" w:type="dxa"/>
             </w:tcMar>
             <w:tcBorders>
               <w:top w:val="single" w:sz="4" w:color="000000"/>
@@ -4114,7 +4049,7 @@
             <w:r>
               <w:rPr>
                 <w:rFonts w:ascii="Times New Roman" w:hAnsi="Times New Roman"/>
-                <w:sz w:val="16"/>
+                <w:sz w:val="15"/>
               </w:rPr>
               <w:t>12/06/2026</w:t>
             </w:r>
@@ -4122,12 +4057,12 @@
         </w:tc>
         <w:tc>
           <w:tcPr>
-            <w:tcW w:type="dxa" w:w="936"/>
+            <w:tcW w:type="dxa" w:w="1224"/>
             <w:tcMar>
-              <w:top w:w="10" w:type="dxa"/>
-              <w:bottom w:w="10" w:type="dxa"/>
-              <w:left w:w="30" w:type="dxa"/>
-              <w:right w:w="30" w:type="dxa"/>
+              <w:top w:w="5" w:type="dxa"/>
+              <w:bottom w:w="5" w:type="dxa"/>
+              <w:left w:w="20" w:type="dxa"/>
+              <w:right w:w="20" w:type="dxa"/>
             </w:tcMar>
             <w:tcBorders>
               <w:top w:val="single" w:sz="4" w:color="000000"/>
@@ -4143,21 +4078,20 @@
             <w:r>
               <w:rPr>
                 <w:rFonts w:ascii="Times New Roman" w:hAnsi="Times New Roman"/>
-                <w:b/>
-                <w:sz w:val="16"/>
+                <w:sz w:val="15"/>
               </w:rPr>
-              <w:t>3</w:t>
+              <w:t>3 hours</w:t>
             </w:r>
           </w:p>
         </w:tc>
         <w:tc>
           <w:tcPr>
-            <w:tcW w:type="dxa" w:w="7632"/>
+            <w:tcW w:type="dxa" w:w="7704"/>
             <w:tcMar>
-              <w:top w:w="10" w:type="dxa"/>
-              <w:bottom w:w="10" w:type="dxa"/>
-              <w:left w:w="30" w:type="dxa"/>
-              <w:right w:w="30" w:type="dxa"/>
+              <w:top w:w="5" w:type="dxa"/>
+              <w:bottom w:w="5" w:type="dxa"/>
+              <w:left w:w="20" w:type="dxa"/>
+              <w:right w:w="20" w:type="dxa"/>
             </w:tcMar>
             <w:tcBorders>
               <w:top w:val="single" w:sz="4" w:color="000000"/>
@@ -4170,7 +4104,7 @@
             <w:r>
               <w:rPr>
                 <w:rFonts w:ascii="Times New Roman" w:hAnsi="Times New Roman"/>
-                <w:sz w:val="16"/>
+                <w:sz w:val="15"/>
               </w:rPr>
               <w:t>Field study on disaster communication delays; comprehensive requirement analysis for AI-Rescue.</w:t>
             </w:r>
@@ -4180,12 +4114,12 @@
       <w:tr>
         <w:tc>
           <w:tcPr>
-            <w:tcW w:type="dxa" w:w="1512"/>
+            <w:tcW w:type="dxa" w:w="1440"/>
             <w:tcMar>
-              <w:top w:w="10" w:type="dxa"/>
-              <w:bottom w:w="10" w:type="dxa"/>
-              <w:left w:w="30" w:type="dxa"/>
-              <w:right w:w="30" w:type="dxa"/>
+              <w:top w:w="5" w:type="dxa"/>
+              <w:bottom w:w="5" w:type="dxa"/>
+              <w:left w:w="20" w:type="dxa"/>
+              <w:right w:w="20" w:type="dxa"/>
             </w:tcMar>
             <w:tcBorders>
               <w:top w:val="single" w:sz="4" w:color="000000"/>
@@ -4201,7 +4135,7 @@
             <w:r>
               <w:rPr>
                 <w:rFonts w:ascii="Times New Roman" w:hAnsi="Times New Roman"/>
-                <w:sz w:val="16"/>
+                <w:sz w:val="15"/>
               </w:rPr>
               <w:t>13/06/2026</w:t>
             </w:r>
@@ -4209,12 +4143,12 @@
         </w:tc>
         <w:tc>
           <w:tcPr>
-            <w:tcW w:type="dxa" w:w="936"/>
+            <w:tcW w:type="dxa" w:w="1224"/>
             <w:tcMar>
-              <w:top w:w="10" w:type="dxa"/>
-              <w:bottom w:w="10" w:type="dxa"/>
-              <w:left w:w="30" w:type="dxa"/>
-              <w:right w:w="30" w:type="dxa"/>
+              <w:top w:w="5" w:type="dxa"/>
+              <w:bottom w:w="5" w:type="dxa"/>
+              <w:left w:w="20" w:type="dxa"/>
+              <w:right w:w="20" w:type="dxa"/>
             </w:tcMar>
             <w:tcBorders>
               <w:top w:val="single" w:sz="4" w:color="000000"/>
@@ -4230,21 +4164,20 @@
             <w:r>
               <w:rPr>
                 <w:rFonts w:ascii="Times New Roman" w:hAnsi="Times New Roman"/>
-                <w:b/>
-                <w:sz w:val="16"/>
+                <w:sz w:val="15"/>
               </w:rPr>
-              <w:t>3</w:t>
+              <w:t>3 hours</w:t>
             </w:r>
           </w:p>
         </w:tc>
         <w:tc>
           <w:tcPr>
-            <w:tcW w:type="dxa" w:w="7632"/>
+            <w:tcW w:type="dxa" w:w="7704"/>
             <w:tcMar>
-              <w:top w:w="10" w:type="dxa"/>
-              <w:bottom w:w="10" w:type="dxa"/>
-              <w:left w:w="30" w:type="dxa"/>
-              <w:right w:w="30" w:type="dxa"/>
+              <w:top w:w="5" w:type="dxa"/>
+              <w:bottom w:w="5" w:type="dxa"/>
+              <w:left w:w="20" w:type="dxa"/>
+              <w:right w:w="20" w:type="dxa"/>
             </w:tcMar>
             <w:tcBorders>
               <w:top w:val="single" w:sz="4" w:color="000000"/>
@@ -4257,7 +4190,7 @@
             <w:r>
               <w:rPr>
                 <w:rFonts w:ascii="Times New Roman" w:hAnsi="Times New Roman"/>
-                <w:sz w:val="16"/>
+                <w:sz w:val="15"/>
               </w:rPr>
               <w:t>Literature survey of FEMA, NDMA, Ushahidi, and Sahana disaster response frameworks.</w:t>
             </w:r>
@@ -4267,12 +4200,12 @@
       <w:tr>
         <w:tc>
           <w:tcPr>
-            <w:tcW w:type="dxa" w:w="1512"/>
+            <w:tcW w:type="dxa" w:w="1440"/>
             <w:tcMar>
-              <w:top w:w="10" w:type="dxa"/>
-              <w:bottom w:w="10" w:type="dxa"/>
-              <w:left w:w="30" w:type="dxa"/>
-              <w:right w:w="30" w:type="dxa"/>
+              <w:top w:w="5" w:type="dxa"/>
+              <w:bottom w:w="5" w:type="dxa"/>
+              <w:left w:w="20" w:type="dxa"/>
+              <w:right w:w="20" w:type="dxa"/>
             </w:tcMar>
             <w:tcBorders>
               <w:top w:val="single" w:sz="4" w:color="000000"/>
@@ -4288,7 +4221,7 @@
             <w:r>
               <w:rPr>
                 <w:rFonts w:ascii="Times New Roman" w:hAnsi="Times New Roman"/>
-                <w:sz w:val="16"/>
+                <w:sz w:val="15"/>
               </w:rPr>
               <w:t>15/06/2026</w:t>
             </w:r>
@@ -4296,12 +4229,12 @@
         </w:tc>
         <w:tc>
           <w:tcPr>
-            <w:tcW w:type="dxa" w:w="936"/>
+            <w:tcW w:type="dxa" w:w="1224"/>
             <w:tcMar>
-              <w:top w:w="10" w:type="dxa"/>
-              <w:bottom w:w="10" w:type="dxa"/>
-              <w:left w:w="30" w:type="dxa"/>
-              <w:right w:w="30" w:type="dxa"/>
+              <w:top w:w="5" w:type="dxa"/>
+              <w:bottom w:w="5" w:type="dxa"/>
+              <w:left w:w="20" w:type="dxa"/>
+              <w:right w:w="20" w:type="dxa"/>
             </w:tcMar>
             <w:tcBorders>
               <w:top w:val="single" w:sz="4" w:color="000000"/>
@@ -4317,21 +4250,20 @@
             <w:r>
               <w:rPr>
                 <w:rFonts w:ascii="Times New Roman" w:hAnsi="Times New Roman"/>
-                <w:b/>
-                <w:sz w:val="16"/>
+                <w:sz w:val="15"/>
               </w:rPr>
-              <w:t>3</w:t>
+              <w:t>3 hours</w:t>
             </w:r>
           </w:p>
         </w:tc>
         <w:tc>
           <w:tcPr>
-            <w:tcW w:type="dxa" w:w="7632"/>
+            <w:tcW w:type="dxa" w:w="7704"/>
             <w:tcMar>
-              <w:top w:w="10" w:type="dxa"/>
-              <w:bottom w:w="10" w:type="dxa"/>
-              <w:left w:w="30" w:type="dxa"/>
-              <w:right w:w="30" w:type="dxa"/>
+              <w:top w:w="5" w:type="dxa"/>
+              <w:bottom w:w="5" w:type="dxa"/>
+              <w:left w:w="20" w:type="dxa"/>
+              <w:right w:w="20" w:type="dxa"/>
             </w:tcMar>
             <w:tcBorders>
               <w:top w:val="single" w:sz="4" w:color="000000"/>
@@ -4344,7 +4276,7 @@
             <w:r>
               <w:rPr>
                 <w:rFonts w:ascii="Times New Roman" w:hAnsi="Times New Roman"/>
-                <w:sz w:val="16"/>
+                <w:sz w:val="15"/>
               </w:rPr>
               <w:t>Next.js 14 and FastAPI development environment setup; Docker containerization configuration.</w:t>
             </w:r>
@@ -4354,12 +4286,12 @@
       <w:tr>
         <w:tc>
           <w:tcPr>
-            <w:tcW w:type="dxa" w:w="1512"/>
+            <w:tcW w:type="dxa" w:w="1440"/>
             <w:tcMar>
-              <w:top w:w="10" w:type="dxa"/>
-              <w:bottom w:w="10" w:type="dxa"/>
-              <w:left w:w="30" w:type="dxa"/>
-              <w:right w:w="30" w:type="dxa"/>
+              <w:top w:w="5" w:type="dxa"/>
+              <w:bottom w:w="5" w:type="dxa"/>
+              <w:left w:w="20" w:type="dxa"/>
+              <w:right w:w="20" w:type="dxa"/>
             </w:tcMar>
             <w:tcBorders>
               <w:top w:val="single" w:sz="4" w:color="000000"/>
@@ -4375,7 +4307,7 @@
             <w:r>
               <w:rPr>
                 <w:rFonts w:ascii="Times New Roman" w:hAnsi="Times New Roman"/>
-                <w:sz w:val="16"/>
+                <w:sz w:val="15"/>
               </w:rPr>
               <w:t>17/06/2026</w:t>
             </w:r>
@@ -4383,12 +4315,12 @@
         </w:tc>
         <w:tc>
           <w:tcPr>
-            <w:tcW w:type="dxa" w:w="936"/>
+            <w:tcW w:type="dxa" w:w="1224"/>
             <w:tcMar>
-              <w:top w:w="10" w:type="dxa"/>
-              <w:bottom w:w="10" w:type="dxa"/>
-              <w:left w:w="30" w:type="dxa"/>
-              <w:right w:w="30" w:type="dxa"/>
+              <w:top w:w="5" w:type="dxa"/>
+              <w:bottom w:w="5" w:type="dxa"/>
+              <w:left w:w="20" w:type="dxa"/>
+              <w:right w:w="20" w:type="dxa"/>
             </w:tcMar>
             <w:tcBorders>
               <w:top w:val="single" w:sz="4" w:color="000000"/>
@@ -4404,21 +4336,20 @@
             <w:r>
               <w:rPr>
                 <w:rFonts w:ascii="Times New Roman" w:hAnsi="Times New Roman"/>
-                <w:b/>
-                <w:sz w:val="16"/>
+                <w:sz w:val="15"/>
               </w:rPr>
-              <w:t>3</w:t>
+              <w:t>3 hours</w:t>
             </w:r>
           </w:p>
         </w:tc>
         <w:tc>
           <w:tcPr>
-            <w:tcW w:type="dxa" w:w="7632"/>
+            <w:tcW w:type="dxa" w:w="7704"/>
             <w:tcMar>
-              <w:top w:w="10" w:type="dxa"/>
-              <w:bottom w:w="10" w:type="dxa"/>
-              <w:left w:w="30" w:type="dxa"/>
-              <w:right w:w="30" w:type="dxa"/>
+              <w:top w:w="5" w:type="dxa"/>
+              <w:bottom w:w="5" w:type="dxa"/>
+              <w:left w:w="20" w:type="dxa"/>
+              <w:right w:w="20" w:type="dxa"/>
             </w:tcMar>
             <w:tcBorders>
               <w:top w:val="single" w:sz="4" w:color="000000"/>
@@ -4431,7 +4362,7 @@
             <w:r>
               <w:rPr>
                 <w:rFonts w:ascii="Times New Roman" w:hAnsi="Times New Roman"/>
-                <w:sz w:val="16"/>
+                <w:sz w:val="15"/>
               </w:rPr>
               <w:t>UI wireframing for Citizen SOS dispatch, Incident Map view, and Resource Tracker dashboards.</w:t>
             </w:r>
@@ -4441,12 +4372,12 @@
       <w:tr>
         <w:tc>
           <w:tcPr>
-            <w:tcW w:type="dxa" w:w="1512"/>
+            <w:tcW w:type="dxa" w:w="1440"/>
             <w:tcMar>
-              <w:top w:w="10" w:type="dxa"/>
-              <w:bottom w:w="10" w:type="dxa"/>
-              <w:left w:w="30" w:type="dxa"/>
-              <w:right w:w="30" w:type="dxa"/>
+              <w:top w:w="5" w:type="dxa"/>
+              <w:bottom w:w="5" w:type="dxa"/>
+              <w:left w:w="20" w:type="dxa"/>
+              <w:right w:w="20" w:type="dxa"/>
             </w:tcMar>
             <w:tcBorders>
               <w:top w:val="single" w:sz="4" w:color="000000"/>
@@ -4462,7 +4393,7 @@
             <w:r>
               <w:rPr>
                 <w:rFonts w:ascii="Times New Roman" w:hAnsi="Times New Roman"/>
-                <w:sz w:val="16"/>
+                <w:sz w:val="15"/>
               </w:rPr>
               <w:t>19/06/2026</w:t>
             </w:r>
@@ -4470,12 +4401,12 @@
         </w:tc>
         <w:tc>
           <w:tcPr>
-            <w:tcW w:type="dxa" w:w="936"/>
+            <w:tcW w:type="dxa" w:w="1224"/>
             <w:tcMar>
-              <w:top w:w="10" w:type="dxa"/>
-              <w:bottom w:w="10" w:type="dxa"/>
-              <w:left w:w="30" w:type="dxa"/>
-              <w:right w:w="30" w:type="dxa"/>
+              <w:top w:w="5" w:type="dxa"/>
+              <w:bottom w:w="5" w:type="dxa"/>
+              <w:left w:w="20" w:type="dxa"/>
+              <w:right w:w="20" w:type="dxa"/>
             </w:tcMar>
             <w:tcBorders>
               <w:top w:val="single" w:sz="4" w:color="000000"/>
@@ -4491,21 +4422,20 @@
             <w:r>
               <w:rPr>
                 <w:rFonts w:ascii="Times New Roman" w:hAnsi="Times New Roman"/>
-                <w:b/>
-                <w:sz w:val="16"/>
+                <w:sz w:val="15"/>
               </w:rPr>
-              <w:t>3</w:t>
+              <w:t>3 hours</w:t>
             </w:r>
           </w:p>
         </w:tc>
         <w:tc>
           <w:tcPr>
-            <w:tcW w:type="dxa" w:w="7632"/>
+            <w:tcW w:type="dxa" w:w="7704"/>
             <w:tcMar>
-              <w:top w:w="10" w:type="dxa"/>
-              <w:bottom w:w="10" w:type="dxa"/>
-              <w:left w:w="30" w:type="dxa"/>
-              <w:right w:w="30" w:type="dxa"/>
+              <w:top w:w="5" w:type="dxa"/>
+              <w:bottom w:w="5" w:type="dxa"/>
+              <w:left w:w="20" w:type="dxa"/>
+              <w:right w:w="20" w:type="dxa"/>
             </w:tcMar>
             <w:tcBorders>
               <w:top w:val="single" w:sz="4" w:color="000000"/>
@@ -4518,7 +4448,7 @@
             <w:r>
               <w:rPr>
                 <w:rFonts w:ascii="Times New Roman" w:hAnsi="Times New Roman"/>
-                <w:sz w:val="16"/>
+                <w:sz w:val="15"/>
               </w:rPr>
               <w:t>PostgreSQL database initialization with PostGIS spatial extensions for geo-tagging coordinate storage.</w:t>
             </w:r>
@@ -4528,12 +4458,12 @@
       <w:tr>
         <w:tc>
           <w:tcPr>
-            <w:tcW w:type="dxa" w:w="1512"/>
+            <w:tcW w:type="dxa" w:w="1440"/>
             <w:tcMar>
-              <w:top w:w="10" w:type="dxa"/>
-              <w:bottom w:w="10" w:type="dxa"/>
-              <w:left w:w="30" w:type="dxa"/>
-              <w:right w:w="30" w:type="dxa"/>
+              <w:top w:w="5" w:type="dxa"/>
+              <w:bottom w:w="5" w:type="dxa"/>
+              <w:left w:w="20" w:type="dxa"/>
+              <w:right w:w="20" w:type="dxa"/>
             </w:tcMar>
             <w:tcBorders>
               <w:top w:val="single" w:sz="4" w:color="000000"/>
@@ -4549,7 +4479,7 @@
             <w:r>
               <w:rPr>
                 <w:rFonts w:ascii="Times New Roman" w:hAnsi="Times New Roman"/>
-                <w:sz w:val="16"/>
+                <w:sz w:val="15"/>
               </w:rPr>
               <w:t>20/06/2026</w:t>
             </w:r>
@@ -4557,12 +4487,12 @@
         </w:tc>
         <w:tc>
           <w:tcPr>
-            <w:tcW w:type="dxa" w:w="936"/>
+            <w:tcW w:type="dxa" w:w="1224"/>
             <w:tcMar>
-              <w:top w:w="10" w:type="dxa"/>
-              <w:bottom w:w="10" w:type="dxa"/>
-              <w:left w:w="30" w:type="dxa"/>
-              <w:right w:w="30" w:type="dxa"/>
+              <w:top w:w="5" w:type="dxa"/>
+              <w:bottom w:w="5" w:type="dxa"/>
+              <w:left w:w="20" w:type="dxa"/>
+              <w:right w:w="20" w:type="dxa"/>
             </w:tcMar>
             <w:tcBorders>
               <w:top w:val="single" w:sz="4" w:color="000000"/>
@@ -4578,21 +4508,20 @@
             <w:r>
               <w:rPr>
                 <w:rFonts w:ascii="Times New Roman" w:hAnsi="Times New Roman"/>
-                <w:b/>
-                <w:sz w:val="16"/>
+                <w:sz w:val="15"/>
               </w:rPr>
-              <w:t>3</w:t>
+              <w:t>3 hours</w:t>
             </w:r>
           </w:p>
         </w:tc>
         <w:tc>
           <w:tcPr>
-            <w:tcW w:type="dxa" w:w="7632"/>
+            <w:tcW w:type="dxa" w:w="7704"/>
             <w:tcMar>
-              <w:top w:w="10" w:type="dxa"/>
-              <w:bottom w:w="10" w:type="dxa"/>
-              <w:left w:w="30" w:type="dxa"/>
-              <w:right w:w="30" w:type="dxa"/>
+              <w:top w:w="5" w:type="dxa"/>
+              <w:bottom w:w="5" w:type="dxa"/>
+              <w:left w:w="20" w:type="dxa"/>
+              <w:right w:w="20" w:type="dxa"/>
             </w:tcMar>
             <w:tcBorders>
               <w:top w:val="single" w:sz="4" w:color="000000"/>
@@ -4605,7 +4534,7 @@
             <w:r>
               <w:rPr>
                 <w:rFonts w:ascii="Times New Roman" w:hAnsi="Times New Roman"/>
-                <w:sz w:val="16"/>
+                <w:sz w:val="15"/>
               </w:rPr>
               <w:t>Authentication module implementation: JWT authentication, bcrypt hashing, and Role-Based Access Control.</w:t>
             </w:r>
@@ -4615,12 +4544,12 @@
       <w:tr>
         <w:tc>
           <w:tcPr>
-            <w:tcW w:type="dxa" w:w="1512"/>
+            <w:tcW w:type="dxa" w:w="1440"/>
             <w:tcMar>
-              <w:top w:w="10" w:type="dxa"/>
-              <w:bottom w:w="10" w:type="dxa"/>
-              <w:left w:w="30" w:type="dxa"/>
-              <w:right w:w="30" w:type="dxa"/>
+              <w:top w:w="5" w:type="dxa"/>
+              <w:bottom w:w="5" w:type="dxa"/>
+              <w:left w:w="20" w:type="dxa"/>
+              <w:right w:w="20" w:type="dxa"/>
             </w:tcMar>
             <w:tcBorders>
               <w:top w:val="single" w:sz="4" w:color="000000"/>
@@ -4636,7 +4565,7 @@
             <w:r>
               <w:rPr>
                 <w:rFonts w:ascii="Times New Roman" w:hAnsi="Times New Roman"/>
-                <w:sz w:val="16"/>
+                <w:sz w:val="15"/>
               </w:rPr>
               <w:t>22/06/2026</w:t>
             </w:r>
@@ -4644,12 +4573,12 @@
         </w:tc>
         <w:tc>
           <w:tcPr>
-            <w:tcW w:type="dxa" w:w="936"/>
+            <w:tcW w:type="dxa" w:w="1224"/>
             <w:tcMar>
-              <w:top w:w="10" w:type="dxa"/>
-              <w:bottom w:w="10" w:type="dxa"/>
-              <w:left w:w="30" w:type="dxa"/>
-              <w:right w:w="30" w:type="dxa"/>
+              <w:top w:w="5" w:type="dxa"/>
+              <w:bottom w:w="5" w:type="dxa"/>
+              <w:left w:w="20" w:type="dxa"/>
+              <w:right w:w="20" w:type="dxa"/>
             </w:tcMar>
             <w:tcBorders>
               <w:top w:val="single" w:sz="4" w:color="000000"/>
@@ -4665,21 +4594,20 @@
             <w:r>
               <w:rPr>
                 <w:rFonts w:ascii="Times New Roman" w:hAnsi="Times New Roman"/>
-                <w:b/>
-                <w:sz w:val="16"/>
+                <w:sz w:val="15"/>
               </w:rPr>
-              <w:t>3</w:t>
+              <w:t>3 hours</w:t>
             </w:r>
           </w:p>
         </w:tc>
         <w:tc>
           <w:tcPr>
-            <w:tcW w:type="dxa" w:w="7632"/>
+            <w:tcW w:type="dxa" w:w="7704"/>
             <w:tcMar>
-              <w:top w:w="10" w:type="dxa"/>
-              <w:bottom w:w="10" w:type="dxa"/>
-              <w:left w:w="30" w:type="dxa"/>
-              <w:right w:w="30" w:type="dxa"/>
+              <w:top w:w="5" w:type="dxa"/>
+              <w:bottom w:w="5" w:type="dxa"/>
+              <w:left w:w="20" w:type="dxa"/>
+              <w:right w:w="20" w:type="dxa"/>
             </w:tcMar>
             <w:tcBorders>
               <w:top w:val="single" w:sz="4" w:color="000000"/>
@@ -4692,7 +4620,7 @@
             <w:r>
               <w:rPr>
                 <w:rFonts w:ascii="Times New Roman" w:hAnsi="Times New Roman"/>
-                <w:sz w:val="16"/>
+                <w:sz w:val="15"/>
               </w:rPr>
               <w:t>Citizen Incident Reporting module: GPS reverse-geocoding, multi-category selection, and photo upload pipeline.</w:t>
             </w:r>
@@ -4702,12 +4630,12 @@
       <w:tr>
         <w:tc>
           <w:tcPr>
-            <w:tcW w:type="dxa" w:w="1512"/>
+            <w:tcW w:type="dxa" w:w="1440"/>
             <w:tcMar>
-              <w:top w:w="10" w:type="dxa"/>
-              <w:bottom w:w="10" w:type="dxa"/>
-              <w:left w:w="30" w:type="dxa"/>
-              <w:right w:w="30" w:type="dxa"/>
+              <w:top w:w="5" w:type="dxa"/>
+              <w:bottom w:w="5" w:type="dxa"/>
+              <w:left w:w="20" w:type="dxa"/>
+              <w:right w:w="20" w:type="dxa"/>
             </w:tcMar>
             <w:tcBorders>
               <w:top w:val="single" w:sz="4" w:color="000000"/>
@@ -4723,7 +4651,7 @@
             <w:r>
               <w:rPr>
                 <w:rFonts w:ascii="Times New Roman" w:hAnsi="Times New Roman"/>
-                <w:sz w:val="16"/>
+                <w:sz w:val="15"/>
               </w:rPr>
               <w:t>24/06/2026</w:t>
             </w:r>
@@ -4731,12 +4659,12 @@
         </w:tc>
         <w:tc>
           <w:tcPr>
-            <w:tcW w:type="dxa" w:w="936"/>
+            <w:tcW w:type="dxa" w:w="1224"/>
             <w:tcMar>
-              <w:top w:w="10" w:type="dxa"/>
-              <w:bottom w:w="10" w:type="dxa"/>
-              <w:left w:w="30" w:type="dxa"/>
-              <w:right w:w="30" w:type="dxa"/>
+              <w:top w:w="5" w:type="dxa"/>
+              <w:bottom w:w="5" w:type="dxa"/>
+              <w:left w:w="20" w:type="dxa"/>
+              <w:right w:w="20" w:type="dxa"/>
             </w:tcMar>
             <w:tcBorders>
               <w:top w:val="single" w:sz="4" w:color="000000"/>
@@ -4752,21 +4680,20 @@
             <w:r>
               <w:rPr>
                 <w:rFonts w:ascii="Times New Roman" w:hAnsi="Times New Roman"/>
-                <w:b/>
-                <w:sz w:val="16"/>
+                <w:sz w:val="15"/>
               </w:rPr>
-              <w:t>3</w:t>
+              <w:t>3 hours</w:t>
             </w:r>
           </w:p>
         </w:tc>
         <w:tc>
           <w:tcPr>
-            <w:tcW w:type="dxa" w:w="7632"/>
+            <w:tcW w:type="dxa" w:w="7704"/>
             <w:tcMar>
-              <w:top w:w="10" w:type="dxa"/>
-              <w:bottom w:w="10" w:type="dxa"/>
-              <w:left w:w="30" w:type="dxa"/>
-              <w:right w:w="30" w:type="dxa"/>
+              <w:top w:w="5" w:type="dxa"/>
+              <w:bottom w:w="5" w:type="dxa"/>
+              <w:left w:w="20" w:type="dxa"/>
+              <w:right w:w="20" w:type="dxa"/>
             </w:tcMar>
             <w:tcBorders>
               <w:top w:val="single" w:sz="4" w:color="000000"/>
@@ -4779,7 +4706,7 @@
             <w:r>
               <w:rPr>
                 <w:rFonts w:ascii="Times New Roman" w:hAnsi="Times New Roman"/>
-                <w:sz w:val="16"/>
+                <w:sz w:val="15"/>
               </w:rPr>
               <w:t>Live incident feed integration: WebSocket pub/sub implementation via Redis for real-time map updates.</w:t>
             </w:r>
@@ -4789,12 +4716,12 @@
       <w:tr>
         <w:tc>
           <w:tcPr>
-            <w:tcW w:type="dxa" w:w="1512"/>
+            <w:tcW w:type="dxa" w:w="1440"/>
             <w:tcMar>
-              <w:top w:w="10" w:type="dxa"/>
-              <w:bottom w:w="10" w:type="dxa"/>
-              <w:left w:w="30" w:type="dxa"/>
-              <w:right w:w="30" w:type="dxa"/>
+              <w:top w:w="5" w:type="dxa"/>
+              <w:bottom w:w="5" w:type="dxa"/>
+              <w:left w:w="20" w:type="dxa"/>
+              <w:right w:w="20" w:type="dxa"/>
             </w:tcMar>
             <w:tcBorders>
               <w:top w:val="single" w:sz="4" w:color="000000"/>
@@ -4810,7 +4737,7 @@
             <w:r>
               <w:rPr>
                 <w:rFonts w:ascii="Times New Roman" w:hAnsi="Times New Roman"/>
-                <w:sz w:val="16"/>
+                <w:sz w:val="15"/>
               </w:rPr>
               <w:t>26/06/2026</w:t>
             </w:r>
@@ -4818,12 +4745,12 @@
         </w:tc>
         <w:tc>
           <w:tcPr>
-            <w:tcW w:type="dxa" w:w="936"/>
+            <w:tcW w:type="dxa" w:w="1224"/>
             <w:tcMar>
-              <w:top w:w="10" w:type="dxa"/>
-              <w:bottom w:w="10" w:type="dxa"/>
-              <w:left w:w="30" w:type="dxa"/>
-              <w:right w:w="30" w:type="dxa"/>
+              <w:top w:w="5" w:type="dxa"/>
+              <w:bottom w:w="5" w:type="dxa"/>
+              <w:left w:w="20" w:type="dxa"/>
+              <w:right w:w="20" w:type="dxa"/>
             </w:tcMar>
             <w:tcBorders>
               <w:top w:val="single" w:sz="4" w:color="000000"/>
@@ -4839,21 +4766,20 @@
             <w:r>
               <w:rPr>
                 <w:rFonts w:ascii="Times New Roman" w:hAnsi="Times New Roman"/>
-                <w:b/>
-                <w:sz w:val="16"/>
+                <w:sz w:val="15"/>
               </w:rPr>
-              <w:t>3</w:t>
+              <w:t>3 hours</w:t>
             </w:r>
           </w:p>
         </w:tc>
         <w:tc>
           <w:tcPr>
-            <w:tcW w:type="dxa" w:w="7632"/>
+            <w:tcW w:type="dxa" w:w="7704"/>
             <w:tcMar>
-              <w:top w:w="10" w:type="dxa"/>
-              <w:bottom w:w="10" w:type="dxa"/>
-              <w:left w:w="30" w:type="dxa"/>
-              <w:right w:w="30" w:type="dxa"/>
+              <w:top w:w="5" w:type="dxa"/>
+              <w:bottom w:w="5" w:type="dxa"/>
+              <w:left w:w="20" w:type="dxa"/>
+              <w:right w:w="20" w:type="dxa"/>
             </w:tcMar>
             <w:tcBorders>
               <w:top w:val="single" w:sz="4" w:color="000000"/>
@@ -4866,7 +4792,7 @@
             <w:r>
               <w:rPr>
                 <w:rFonts w:ascii="Times New Roman" w:hAnsi="Times New Roman"/>
-                <w:sz w:val="16"/>
+                <w:sz w:val="15"/>
               </w:rPr>
               <w:t>AI multi-modal NLP classification pipeline: text severity scoring and OCR text extraction from disaster images.</w:t>
             </w:r>
@@ -4876,12 +4802,12 @@
       <w:tr>
         <w:tc>
           <w:tcPr>
-            <w:tcW w:type="dxa" w:w="1512"/>
+            <w:tcW w:type="dxa" w:w="1440"/>
             <w:tcMar>
-              <w:top w:w="10" w:type="dxa"/>
-              <w:bottom w:w="10" w:type="dxa"/>
-              <w:left w:w="30" w:type="dxa"/>
-              <w:right w:w="30" w:type="dxa"/>
+              <w:top w:w="5" w:type="dxa"/>
+              <w:bottom w:w="5" w:type="dxa"/>
+              <w:left w:w="20" w:type="dxa"/>
+              <w:right w:w="20" w:type="dxa"/>
             </w:tcMar>
             <w:tcBorders>
               <w:top w:val="single" w:sz="4" w:color="000000"/>
@@ -4897,7 +4823,7 @@
             <w:r>
               <w:rPr>
                 <w:rFonts w:ascii="Times New Roman" w:hAnsi="Times New Roman"/>
-                <w:sz w:val="16"/>
+                <w:sz w:val="15"/>
               </w:rPr>
               <w:t>27/06/2026</w:t>
             </w:r>
@@ -4905,12 +4831,12 @@
         </w:tc>
         <w:tc>
           <w:tcPr>
-            <w:tcW w:type="dxa" w:w="936"/>
+            <w:tcW w:type="dxa" w:w="1224"/>
             <w:tcMar>
-              <w:top w:w="10" w:type="dxa"/>
-              <w:bottom w:w="10" w:type="dxa"/>
-              <w:left w:w="30" w:type="dxa"/>
-              <w:right w:w="30" w:type="dxa"/>
+              <w:top w:w="5" w:type="dxa"/>
+              <w:bottom w:w="5" w:type="dxa"/>
+              <w:left w:w="20" w:type="dxa"/>
+              <w:right w:w="20" w:type="dxa"/>
             </w:tcMar>
             <w:tcBorders>
               <w:top w:val="single" w:sz="4" w:color="000000"/>
@@ -4926,21 +4852,20 @@
             <w:r>
               <w:rPr>
                 <w:rFonts w:ascii="Times New Roman" w:hAnsi="Times New Roman"/>
-                <w:b/>
-                <w:sz w:val="16"/>
+                <w:sz w:val="15"/>
               </w:rPr>
-              <w:t>3</w:t>
+              <w:t>3 hours</w:t>
             </w:r>
           </w:p>
         </w:tc>
         <w:tc>
           <w:tcPr>
-            <w:tcW w:type="dxa" w:w="7632"/>
+            <w:tcW w:type="dxa" w:w="7704"/>
             <w:tcMar>
-              <w:top w:w="10" w:type="dxa"/>
-              <w:bottom w:w="10" w:type="dxa"/>
-              <w:left w:w="30" w:type="dxa"/>
-              <w:right w:w="30" w:type="dxa"/>
+              <w:top w:w="5" w:type="dxa"/>
+              <w:bottom w:w="5" w:type="dxa"/>
+              <w:left w:w="20" w:type="dxa"/>
+              <w:right w:w="20" w:type="dxa"/>
             </w:tcMar>
             <w:tcBorders>
               <w:top w:val="single" w:sz="4" w:color="000000"/>
@@ -4953,175 +4878,9 @@
             <w:r>
               <w:rPr>
                 <w:rFonts w:ascii="Times New Roman" w:hAnsi="Times New Roman"/>
-                <w:sz w:val="16"/>
+                <w:sz w:val="15"/>
               </w:rPr>
               <w:t>Haversine &amp; PostGIS spatial query engine implementation for nearest emergency resource discovery.</w:t>
-            </w:r>
-          </w:p>
-        </w:tc>
-      </w:tr>
-    </w:tbl>
-    <w:p>
-      <w:pPr>
-        <w:sectPr>
-          <w:footerReference w:type="default" r:id="rId16"/>
-          <w:pgSz w:w="12240" w:h="15840"/>
-          <w:pgMar w:top="792" w:right="1080" w:bottom="792" w:left="1080" w:header="720" w:footer="720" w:gutter="0"/>
-          <w:cols w:space="720"/>
-          <w:docGrid w:linePitch="360"/>
-        </w:sectPr>
-      </w:pPr>
-    </w:p>
-    <w:p>
-      <w:pPr>
-        <w:spacing w:before="0" w:after="40"/>
-        <w:jc w:val="center"/>
-      </w:pPr>
-      <w:r>
-        <w:rPr>
-          <w:rFonts w:ascii="Times New Roman" w:hAnsi="Times New Roman"/>
-          <w:b/>
-          <w:sz w:val="26"/>
-        </w:rPr>
-        <w:t>LOG BOOK</w:t>
-      </w:r>
-    </w:p>
-    <w:p>
-      <w:pPr>
-        <w:spacing w:after="40"/>
-        <w:jc w:val="center"/>
-      </w:pPr>
-      <w:r>
-        <w:rPr>
-          <w:rFonts w:ascii="Times New Roman" w:hAnsi="Times New Roman"/>
-          <w:b/>
-          <w:sz w:val="22"/>
-        </w:rPr>
-        <w:t>Field Project – 90 Hours</w:t>
-      </w:r>
-    </w:p>
-    <w:p>
-      <w:pPr>
-        <w:spacing w:after="80"/>
-        <w:jc w:val="center"/>
-      </w:pPr>
-      <w:r>
-        <w:rPr>
-          <w:rFonts w:ascii="Times New Roman" w:hAnsi="Times New Roman"/>
-          <w:b/>
-          <w:sz w:val="21"/>
-        </w:rPr>
-        <w:t>Project Title: AI-Rescue: Intelligent Disaster Response &amp; Resource Coordination Platform</w:t>
-      </w:r>
-    </w:p>
-    <w:p>
-      <w:pPr>
-        <w:spacing w:after="60"/>
-        <w:jc w:val="center"/>
-      </w:pPr>
-      <w:r>
-        <w:rPr>
-          <w:rFonts w:ascii="Times New Roman" w:hAnsi="Times New Roman"/>
-          <w:b/>
-          <w:sz w:val="21"/>
-        </w:rPr>
-        <w:t>WORK – 60 HOURS (Continued)</w:t>
-      </w:r>
-    </w:p>
-    <w:tbl>
-      <w:tblPr>
-        <w:tblW w:type="auto" w:w="0"/>
-        <w:jc w:val="center"/>
-        <w:tblLayout w:type="fixed"/>
-        <w:tblLook w:firstColumn="1" w:firstRow="1" w:lastColumn="0" w:lastRow="0" w:noHBand="0" w:noVBand="1" w:val="04A0"/>
-      </w:tblPr>
-      <w:tblGrid>
-        <w:gridCol w:w="3360"/>
-        <w:gridCol w:w="3360"/>
-        <w:gridCol w:w="3360"/>
-      </w:tblGrid>
-      <w:tr>
-        <w:tc>
-          <w:tcPr>
-            <w:tcW w:type="dxa" w:w="1512"/>
-            <w:tcMar>
-              <w:top w:w="10" w:type="dxa"/>
-              <w:bottom w:w="10" w:type="dxa"/>
-              <w:left w:w="30" w:type="dxa"/>
-              <w:right w:w="30" w:type="dxa"/>
-            </w:tcMar>
-            <w:tcBorders>
-              <w:top w:val="single" w:sz="4" w:color="000000"/>
-              <w:left w:val="single" w:sz="4" w:color="000000"/>
-              <w:bottom w:val="single" w:sz="4" w:color="000000"/>
-              <w:right w:val="single" w:sz="4" w:color="000000"/>
-            </w:tcBorders>
-          </w:tcPr>
-          <w:p>
-            <w:pPr>
-              <w:jc w:val="center"/>
-            </w:pPr>
-            <w:r>
-              <w:rPr>
-                <w:b/>
-              </w:rPr>
-              <w:t>Date</w:t>
-            </w:r>
-          </w:p>
-        </w:tc>
-        <w:tc>
-          <w:tcPr>
-            <w:tcW w:type="dxa" w:w="936"/>
-            <w:tcMar>
-              <w:top w:w="10" w:type="dxa"/>
-              <w:bottom w:w="10" w:type="dxa"/>
-              <w:left w:w="30" w:type="dxa"/>
-              <w:right w:w="30" w:type="dxa"/>
-            </w:tcMar>
-            <w:tcBorders>
-              <w:top w:val="single" w:sz="4" w:color="000000"/>
-              <w:left w:val="single" w:sz="4" w:color="000000"/>
-              <w:bottom w:val="single" w:sz="4" w:color="000000"/>
-              <w:right w:val="single" w:sz="4" w:color="000000"/>
-            </w:tcBorders>
-          </w:tcPr>
-          <w:p>
-            <w:pPr>
-              <w:jc w:val="center"/>
-            </w:pPr>
-            <w:r>
-              <w:rPr>
-                <w:b/>
-              </w:rPr>
-              <w:t>Hours</w:t>
-            </w:r>
-          </w:p>
-        </w:tc>
-        <w:tc>
-          <w:tcPr>
-            <w:tcW w:type="dxa" w:w="7632"/>
-            <w:tcMar>
-              <w:top w:w="10" w:type="dxa"/>
-              <w:bottom w:w="10" w:type="dxa"/>
-              <w:left w:w="30" w:type="dxa"/>
-              <w:right w:w="30" w:type="dxa"/>
-            </w:tcMar>
-            <w:tcBorders>
-              <w:top w:val="single" w:sz="4" w:color="000000"/>
-              <w:left w:val="single" w:sz="4" w:color="000000"/>
-              <w:bottom w:val="single" w:sz="4" w:color="000000"/>
-              <w:right w:val="single" w:sz="4" w:color="000000"/>
-            </w:tcBorders>
-          </w:tcPr>
-          <w:p>
-            <w:pPr>
-              <w:jc w:val="center"/>
-            </w:pPr>
-            <w:r>
-              <w:rPr>
-                <w:b/>
-              </w:rPr>
-              <w:t>Activity</w:t>
             </w:r>
           </w:p>
         </w:tc>
@@ -5129,12 +4888,12 @@
       <w:tr>
         <w:tc>
           <w:tcPr>
-            <w:tcW w:type="dxa" w:w="1512"/>
+            <w:tcW w:type="dxa" w:w="1440"/>
             <w:tcMar>
-              <w:top w:w="10" w:type="dxa"/>
-              <w:bottom w:w="10" w:type="dxa"/>
-              <w:left w:w="30" w:type="dxa"/>
-              <w:right w:w="30" w:type="dxa"/>
+              <w:top w:w="5" w:type="dxa"/>
+              <w:bottom w:w="5" w:type="dxa"/>
+              <w:left w:w="20" w:type="dxa"/>
+              <w:right w:w="20" w:type="dxa"/>
             </w:tcMar>
             <w:tcBorders>
               <w:top w:val="single" w:sz="4" w:color="000000"/>
@@ -5150,7 +4909,7 @@
             <w:r>
               <w:rPr>
                 <w:rFonts w:ascii="Times New Roman" w:hAnsi="Times New Roman"/>
-                <w:sz w:val="16"/>
+                <w:sz w:val="15"/>
               </w:rPr>
               <w:t>31/07/2026</w:t>
             </w:r>
@@ -5158,12 +4917,12 @@
         </w:tc>
         <w:tc>
           <w:tcPr>
-            <w:tcW w:type="dxa" w:w="936"/>
+            <w:tcW w:type="dxa" w:w="1224"/>
             <w:tcMar>
-              <w:top w:w="10" w:type="dxa"/>
-              <w:bottom w:w="10" w:type="dxa"/>
-              <w:left w:w="30" w:type="dxa"/>
-              <w:right w:w="30" w:type="dxa"/>
+              <w:top w:w="5" w:type="dxa"/>
+              <w:bottom w:w="5" w:type="dxa"/>
+              <w:left w:w="20" w:type="dxa"/>
+              <w:right w:w="20" w:type="dxa"/>
             </w:tcMar>
             <w:tcBorders>
               <w:top w:val="single" w:sz="4" w:color="000000"/>
@@ -5179,21 +4938,20 @@
             <w:r>
               <w:rPr>
                 <w:rFonts w:ascii="Times New Roman" w:hAnsi="Times New Roman"/>
-                <w:b/>
-                <w:sz w:val="16"/>
+                <w:sz w:val="15"/>
               </w:rPr>
-              <w:t>3</w:t>
+              <w:t>3 hours</w:t>
             </w:r>
           </w:p>
         </w:tc>
         <w:tc>
           <w:tcPr>
-            <w:tcW w:type="dxa" w:w="7632"/>
+            <w:tcW w:type="dxa" w:w="7704"/>
             <w:tcMar>
-              <w:top w:w="10" w:type="dxa"/>
-              <w:bottom w:w="10" w:type="dxa"/>
-              <w:left w:w="30" w:type="dxa"/>
-              <w:right w:w="30" w:type="dxa"/>
+              <w:top w:w="5" w:type="dxa"/>
+              <w:bottom w:w="5" w:type="dxa"/>
+              <w:left w:w="20" w:type="dxa"/>
+              <w:right w:w="20" w:type="dxa"/>
             </w:tcMar>
             <w:tcBorders>
               <w:top w:val="single" w:sz="4" w:color="000000"/>
@@ -5206,7 +4964,7 @@
             <w:r>
               <w:rPr>
                 <w:rFonts w:ascii="Times New Roman" w:hAnsi="Times New Roman"/>
-                <w:sz w:val="16"/>
+                <w:sz w:val="15"/>
               </w:rPr>
               <w:t>Continuous System Flowchart design modeling 41 operational nodes, decision diamonds, and error-retry bus loops.</w:t>
             </w:r>
@@ -5216,12 +4974,12 @@
       <w:tr>
         <w:tc>
           <w:tcPr>
-            <w:tcW w:type="dxa" w:w="1512"/>
+            <w:tcW w:type="dxa" w:w="1440"/>
             <w:tcMar>
-              <w:top w:w="10" w:type="dxa"/>
-              <w:bottom w:w="10" w:type="dxa"/>
-              <w:left w:w="30" w:type="dxa"/>
-              <w:right w:w="30" w:type="dxa"/>
+              <w:top w:w="5" w:type="dxa"/>
+              <w:bottom w:w="5" w:type="dxa"/>
+              <w:left w:w="20" w:type="dxa"/>
+              <w:right w:w="20" w:type="dxa"/>
             </w:tcMar>
             <w:tcBorders>
               <w:top w:val="single" w:sz="4" w:color="000000"/>
@@ -5237,7 +4995,7 @@
             <w:r>
               <w:rPr>
                 <w:rFonts w:ascii="Times New Roman" w:hAnsi="Times New Roman"/>
-                <w:sz w:val="16"/>
+                <w:sz w:val="15"/>
               </w:rPr>
               <w:t>06/08/2026</w:t>
             </w:r>
@@ -5245,12 +5003,12 @@
         </w:tc>
         <w:tc>
           <w:tcPr>
-            <w:tcW w:type="dxa" w:w="936"/>
+            <w:tcW w:type="dxa" w:w="1224"/>
             <w:tcMar>
-              <w:top w:w="10" w:type="dxa"/>
-              <w:bottom w:w="10" w:type="dxa"/>
-              <w:left w:w="30" w:type="dxa"/>
-              <w:right w:w="30" w:type="dxa"/>
+              <w:top w:w="5" w:type="dxa"/>
+              <w:bottom w:w="5" w:type="dxa"/>
+              <w:left w:w="20" w:type="dxa"/>
+              <w:right w:w="20" w:type="dxa"/>
             </w:tcMar>
             <w:tcBorders>
               <w:top w:val="single" w:sz="4" w:color="000000"/>
@@ -5266,21 +5024,20 @@
             <w:r>
               <w:rPr>
                 <w:rFonts w:ascii="Times New Roman" w:hAnsi="Times New Roman"/>
-                <w:b/>
-                <w:sz w:val="16"/>
+                <w:sz w:val="15"/>
               </w:rPr>
-              <w:t>3</w:t>
+              <w:t>3 hours</w:t>
             </w:r>
           </w:p>
         </w:tc>
         <w:tc>
           <w:tcPr>
-            <w:tcW w:type="dxa" w:w="7632"/>
+            <w:tcW w:type="dxa" w:w="7704"/>
             <w:tcMar>
-              <w:top w:w="10" w:type="dxa"/>
-              <w:bottom w:w="10" w:type="dxa"/>
-              <w:left w:w="30" w:type="dxa"/>
-              <w:right w:w="30" w:type="dxa"/>
+              <w:top w:w="5" w:type="dxa"/>
+              <w:bottom w:w="5" w:type="dxa"/>
+              <w:left w:w="20" w:type="dxa"/>
+              <w:right w:w="20" w:type="dxa"/>
             </w:tcMar>
             <w:tcBorders>
               <w:top w:val="single" w:sz="4" w:color="000000"/>
@@ -5293,7 +5050,7 @@
             <w:r>
               <w:rPr>
                 <w:rFonts w:ascii="Times New Roman" w:hAnsi="Times New Roman"/>
-                <w:sz w:val="16"/>
+                <w:sz w:val="15"/>
               </w:rPr>
               <w:t>Multi-modal AI severity scoring algorithm formulation, confidence weighting, and verification against synthetic test datasets.</w:t>
             </w:r>
@@ -5303,12 +5060,12 @@
       <w:tr>
         <w:tc>
           <w:tcPr>
-            <w:tcW w:type="dxa" w:w="1512"/>
+            <w:tcW w:type="dxa" w:w="1440"/>
             <w:tcMar>
-              <w:top w:w="10" w:type="dxa"/>
-              <w:bottom w:w="10" w:type="dxa"/>
-              <w:left w:w="30" w:type="dxa"/>
-              <w:right w:w="30" w:type="dxa"/>
+              <w:top w:w="5" w:type="dxa"/>
+              <w:bottom w:w="5" w:type="dxa"/>
+              <w:left w:w="20" w:type="dxa"/>
+              <w:right w:w="20" w:type="dxa"/>
             </w:tcMar>
             <w:tcBorders>
               <w:top w:val="single" w:sz="4" w:color="000000"/>
@@ -5324,7 +5081,7 @@
             <w:r>
               <w:rPr>
                 <w:rFonts w:ascii="Times New Roman" w:hAnsi="Times New Roman"/>
-                <w:sz w:val="16"/>
+                <w:sz w:val="15"/>
               </w:rPr>
               <w:t>10/08/2026</w:t>
             </w:r>
@@ -5332,12 +5089,12 @@
         </w:tc>
         <w:tc>
           <w:tcPr>
-            <w:tcW w:type="dxa" w:w="936"/>
+            <w:tcW w:type="dxa" w:w="1224"/>
             <w:tcMar>
-              <w:top w:w="10" w:type="dxa"/>
-              <w:bottom w:w="10" w:type="dxa"/>
-              <w:left w:w="30" w:type="dxa"/>
-              <w:right w:w="30" w:type="dxa"/>
+              <w:top w:w="5" w:type="dxa"/>
+              <w:bottom w:w="5" w:type="dxa"/>
+              <w:left w:w="20" w:type="dxa"/>
+              <w:right w:w="20" w:type="dxa"/>
             </w:tcMar>
             <w:tcBorders>
               <w:top w:val="single" w:sz="4" w:color="000000"/>
@@ -5353,21 +5110,20 @@
             <w:r>
               <w:rPr>
                 <w:rFonts w:ascii="Times New Roman" w:hAnsi="Times New Roman"/>
-                <w:b/>
-                <w:sz w:val="16"/>
+                <w:sz w:val="15"/>
               </w:rPr>
-              <w:t>3</w:t>
+              <w:t>3 hours</w:t>
             </w:r>
           </w:p>
         </w:tc>
         <w:tc>
           <w:tcPr>
-            <w:tcW w:type="dxa" w:w="7632"/>
+            <w:tcW w:type="dxa" w:w="7704"/>
             <w:tcMar>
-              <w:top w:w="10" w:type="dxa"/>
-              <w:bottom w:w="10" w:type="dxa"/>
-              <w:left w:w="30" w:type="dxa"/>
-              <w:right w:w="30" w:type="dxa"/>
+              <w:top w:w="5" w:type="dxa"/>
+              <w:bottom w:w="5" w:type="dxa"/>
+              <w:left w:w="20" w:type="dxa"/>
+              <w:right w:w="20" w:type="dxa"/>
             </w:tcMar>
             <w:tcBorders>
               <w:top w:val="single" w:sz="4" w:color="000000"/>
@@ -5380,7 +5136,7 @@
             <w:r>
               <w:rPr>
                 <w:rFonts w:ascii="Times New Roman" w:hAnsi="Times New Roman"/>
-                <w:sz w:val="16"/>
+                <w:sz w:val="15"/>
               </w:rPr>
               <w:t>Automated SMS, Email, and Push notification microservice development using Twilio and Firebase Cloud Messaging.</w:t>
             </w:r>
@@ -5390,12 +5146,12 @@
       <w:tr>
         <w:tc>
           <w:tcPr>
-            <w:tcW w:type="dxa" w:w="1512"/>
+            <w:tcW w:type="dxa" w:w="1440"/>
             <w:tcMar>
-              <w:top w:w="10" w:type="dxa"/>
-              <w:bottom w:w="10" w:type="dxa"/>
-              <w:left w:w="30" w:type="dxa"/>
-              <w:right w:w="30" w:type="dxa"/>
+              <w:top w:w="5" w:type="dxa"/>
+              <w:bottom w:w="5" w:type="dxa"/>
+              <w:left w:w="20" w:type="dxa"/>
+              <w:right w:w="20" w:type="dxa"/>
             </w:tcMar>
             <w:tcBorders>
               <w:top w:val="single" w:sz="4" w:color="000000"/>
@@ -5411,7 +5167,7 @@
             <w:r>
               <w:rPr>
                 <w:rFonts w:ascii="Times New Roman" w:hAnsi="Times New Roman"/>
-                <w:sz w:val="16"/>
+                <w:sz w:val="15"/>
               </w:rPr>
               <w:t>15/08/2026</w:t>
             </w:r>
@@ -5419,12 +5175,12 @@
         </w:tc>
         <w:tc>
           <w:tcPr>
-            <w:tcW w:type="dxa" w:w="936"/>
+            <w:tcW w:type="dxa" w:w="1224"/>
             <w:tcMar>
-              <w:top w:w="10" w:type="dxa"/>
-              <w:bottom w:w="10" w:type="dxa"/>
-              <w:left w:w="30" w:type="dxa"/>
-              <w:right w:w="30" w:type="dxa"/>
+              <w:top w:w="5" w:type="dxa"/>
+              <w:bottom w:w="5" w:type="dxa"/>
+              <w:left w:w="20" w:type="dxa"/>
+              <w:right w:w="20" w:type="dxa"/>
             </w:tcMar>
             <w:tcBorders>
               <w:top w:val="single" w:sz="4" w:color="000000"/>
@@ -5440,21 +5196,20 @@
             <w:r>
               <w:rPr>
                 <w:rFonts w:ascii="Times New Roman" w:hAnsi="Times New Roman"/>
-                <w:b/>
-                <w:sz w:val="16"/>
+                <w:sz w:val="15"/>
               </w:rPr>
-              <w:t>3</w:t>
+              <w:t>3 hours</w:t>
             </w:r>
           </w:p>
         </w:tc>
         <w:tc>
           <w:tcPr>
-            <w:tcW w:type="dxa" w:w="7632"/>
+            <w:tcW w:type="dxa" w:w="7704"/>
             <w:tcMar>
-              <w:top w:w="10" w:type="dxa"/>
-              <w:bottom w:w="10" w:type="dxa"/>
-              <w:left w:w="30" w:type="dxa"/>
-              <w:right w:w="30" w:type="dxa"/>
+              <w:top w:w="5" w:type="dxa"/>
+              <w:bottom w:w="5" w:type="dxa"/>
+              <w:left w:w="20" w:type="dxa"/>
+              <w:right w:w="20" w:type="dxa"/>
             </w:tcMar>
             <w:tcBorders>
               <w:top w:val="single" w:sz="4" w:color="000000"/>
@@ -5467,7 +5222,7 @@
             <w:r>
               <w:rPr>
                 <w:rFonts w:ascii="Times New Roman" w:hAnsi="Times New Roman"/>
-                <w:sz w:val="16"/>
+                <w:sz w:val="15"/>
               </w:rPr>
               <w:t>Offline-first capability development using IndexedDB and Service Workers for low-connectivity disaster zones.</w:t>
             </w:r>
@@ -5477,12 +5232,12 @@
       <w:tr>
         <w:tc>
           <w:tcPr>
-            <w:tcW w:type="dxa" w:w="1512"/>
+            <w:tcW w:type="dxa" w:w="1440"/>
             <w:tcMar>
-              <w:top w:w="10" w:type="dxa"/>
-              <w:bottom w:w="10" w:type="dxa"/>
-              <w:left w:w="30" w:type="dxa"/>
-              <w:right w:w="30" w:type="dxa"/>
+              <w:top w:w="5" w:type="dxa"/>
+              <w:bottom w:w="5" w:type="dxa"/>
+              <w:left w:w="20" w:type="dxa"/>
+              <w:right w:w="20" w:type="dxa"/>
             </w:tcMar>
             <w:tcBorders>
               <w:top w:val="single" w:sz="4" w:color="000000"/>
@@ -5498,7 +5253,7 @@
             <w:r>
               <w:rPr>
                 <w:rFonts w:ascii="Times New Roman" w:hAnsi="Times New Roman"/>
-                <w:sz w:val="16"/>
+                <w:sz w:val="15"/>
               </w:rPr>
               <w:t>20/08/2026</w:t>
             </w:r>
@@ -5506,12 +5261,12 @@
         </w:tc>
         <w:tc>
           <w:tcPr>
-            <w:tcW w:type="dxa" w:w="936"/>
+            <w:tcW w:type="dxa" w:w="1224"/>
             <w:tcMar>
-              <w:top w:w="10" w:type="dxa"/>
-              <w:bottom w:w="10" w:type="dxa"/>
-              <w:left w:w="30" w:type="dxa"/>
-              <w:right w:w="30" w:type="dxa"/>
+              <w:top w:w="5" w:type="dxa"/>
+              <w:bottom w:w="5" w:type="dxa"/>
+              <w:left w:w="20" w:type="dxa"/>
+              <w:right w:w="20" w:type="dxa"/>
             </w:tcMar>
             <w:tcBorders>
               <w:top w:val="single" w:sz="4" w:color="000000"/>
@@ -5527,21 +5282,20 @@
             <w:r>
               <w:rPr>
                 <w:rFonts w:ascii="Times New Roman" w:hAnsi="Times New Roman"/>
-                <w:b/>
-                <w:sz w:val="16"/>
+                <w:sz w:val="15"/>
               </w:rPr>
-              <w:t>3</w:t>
+              <w:t>3 hours</w:t>
             </w:r>
           </w:p>
         </w:tc>
         <w:tc>
           <w:tcPr>
-            <w:tcW w:type="dxa" w:w="7632"/>
+            <w:tcW w:type="dxa" w:w="7704"/>
             <w:tcMar>
-              <w:top w:w="10" w:type="dxa"/>
-              <w:bottom w:w="10" w:type="dxa"/>
-              <w:left w:w="30" w:type="dxa"/>
-              <w:right w:w="30" w:type="dxa"/>
+              <w:top w:w="5" w:type="dxa"/>
+              <w:bottom w:w="5" w:type="dxa"/>
+              <w:left w:w="20" w:type="dxa"/>
+              <w:right w:w="20" w:type="dxa"/>
             </w:tcMar>
             <w:tcBorders>
               <w:top w:val="single" w:sz="4" w:color="000000"/>
@@ -5554,7 +5308,7 @@
             <w:r>
               <w:rPr>
                 <w:rFonts w:ascii="Times New Roman" w:hAnsi="Times New Roman"/>
-                <w:sz w:val="16"/>
+                <w:sz w:val="15"/>
               </w:rPr>
               <w:t>System integration testing: simulating simultaneous mass casualty incident reports and automated responder dispatches.</w:t>
             </w:r>
@@ -5564,12 +5318,12 @@
       <w:tr>
         <w:tc>
           <w:tcPr>
-            <w:tcW w:type="dxa" w:w="1512"/>
+            <w:tcW w:type="dxa" w:w="1440"/>
             <w:tcMar>
-              <w:top w:w="10" w:type="dxa"/>
-              <w:bottom w:w="10" w:type="dxa"/>
-              <w:left w:w="30" w:type="dxa"/>
-              <w:right w:w="30" w:type="dxa"/>
+              <w:top w:w="5" w:type="dxa"/>
+              <w:bottom w:w="5" w:type="dxa"/>
+              <w:left w:w="20" w:type="dxa"/>
+              <w:right w:w="20" w:type="dxa"/>
             </w:tcMar>
             <w:tcBorders>
               <w:top w:val="single" w:sz="4" w:color="000000"/>
@@ -5585,7 +5339,7 @@
             <w:r>
               <w:rPr>
                 <w:rFonts w:ascii="Times New Roman" w:hAnsi="Times New Roman"/>
-                <w:sz w:val="16"/>
+                <w:sz w:val="15"/>
               </w:rPr>
               <w:t>25/08/2026</w:t>
             </w:r>
@@ -5593,12 +5347,12 @@
         </w:tc>
         <w:tc>
           <w:tcPr>
-            <w:tcW w:type="dxa" w:w="936"/>
+            <w:tcW w:type="dxa" w:w="1224"/>
             <w:tcMar>
-              <w:top w:w="10" w:type="dxa"/>
-              <w:bottom w:w="10" w:type="dxa"/>
-              <w:left w:w="30" w:type="dxa"/>
-              <w:right w:w="30" w:type="dxa"/>
+              <w:top w:w="5" w:type="dxa"/>
+              <w:bottom w:w="5" w:type="dxa"/>
+              <w:left w:w="20" w:type="dxa"/>
+              <w:right w:w="20" w:type="dxa"/>
             </w:tcMar>
             <w:tcBorders>
               <w:top w:val="single" w:sz="4" w:color="000000"/>
@@ -5614,21 +5368,20 @@
             <w:r>
               <w:rPr>
                 <w:rFonts w:ascii="Times New Roman" w:hAnsi="Times New Roman"/>
-                <w:b/>
-                <w:sz w:val="16"/>
+                <w:sz w:val="15"/>
               </w:rPr>
-              <w:t>3</w:t>
+              <w:t>3 hours</w:t>
             </w:r>
           </w:p>
         </w:tc>
         <w:tc>
           <w:tcPr>
-            <w:tcW w:type="dxa" w:w="7632"/>
+            <w:tcW w:type="dxa" w:w="7704"/>
             <w:tcMar>
-              <w:top w:w="10" w:type="dxa"/>
-              <w:bottom w:w="10" w:type="dxa"/>
-              <w:left w:w="30" w:type="dxa"/>
-              <w:right w:w="30" w:type="dxa"/>
+              <w:top w:w="5" w:type="dxa"/>
+              <w:bottom w:w="5" w:type="dxa"/>
+              <w:left w:w="20" w:type="dxa"/>
+              <w:right w:w="20" w:type="dxa"/>
             </w:tcMar>
             <w:tcBorders>
               <w:top w:val="single" w:sz="4" w:color="000000"/>
@@ -5641,7 +5394,7 @@
             <w:r>
               <w:rPr>
                 <w:rFonts w:ascii="Times New Roman" w:hAnsi="Times New Roman"/>
-                <w:sz w:val="16"/>
+                <w:sz w:val="15"/>
               </w:rPr>
               <w:t>Security hardening: SQL injection prevention, rate limiting on emergency endpoints, and encrypted audit logging.</w:t>
             </w:r>
@@ -5651,12 +5404,12 @@
       <w:tr>
         <w:tc>
           <w:tcPr>
-            <w:tcW w:type="dxa" w:w="1512"/>
+            <w:tcW w:type="dxa" w:w="1440"/>
             <w:tcMar>
-              <w:top w:w="10" w:type="dxa"/>
-              <w:bottom w:w="10" w:type="dxa"/>
-              <w:left w:w="30" w:type="dxa"/>
-              <w:right w:w="30" w:type="dxa"/>
+              <w:top w:w="5" w:type="dxa"/>
+              <w:bottom w:w="5" w:type="dxa"/>
+              <w:left w:w="20" w:type="dxa"/>
+              <w:right w:w="20" w:type="dxa"/>
             </w:tcMar>
             <w:tcBorders>
               <w:top w:val="single" w:sz="4" w:color="000000"/>
@@ -5672,7 +5425,7 @@
             <w:r>
               <w:rPr>
                 <w:rFonts w:ascii="Times New Roman" w:hAnsi="Times New Roman"/>
-                <w:sz w:val="16"/>
+                <w:sz w:val="15"/>
               </w:rPr>
               <w:t>02/09/2026</w:t>
             </w:r>
@@ -5680,12 +5433,12 @@
         </w:tc>
         <w:tc>
           <w:tcPr>
-            <w:tcW w:type="dxa" w:w="936"/>
+            <w:tcW w:type="dxa" w:w="1224"/>
             <w:tcMar>
-              <w:top w:w="10" w:type="dxa"/>
-              <w:bottom w:w="10" w:type="dxa"/>
-              <w:left w:w="30" w:type="dxa"/>
-              <w:right w:w="30" w:type="dxa"/>
+              <w:top w:w="5" w:type="dxa"/>
+              <w:bottom w:w="5" w:type="dxa"/>
+              <w:left w:w="20" w:type="dxa"/>
+              <w:right w:w="20" w:type="dxa"/>
             </w:tcMar>
             <w:tcBorders>
               <w:top w:val="single" w:sz="4" w:color="000000"/>
@@ -5701,21 +5454,20 @@
             <w:r>
               <w:rPr>
                 <w:rFonts w:ascii="Times New Roman" w:hAnsi="Times New Roman"/>
-                <w:b/>
-                <w:sz w:val="16"/>
+                <w:sz w:val="15"/>
               </w:rPr>
-              <w:t>3</w:t>
+              <w:t>3 hours</w:t>
             </w:r>
           </w:p>
         </w:tc>
         <w:tc>
           <w:tcPr>
-            <w:tcW w:type="dxa" w:w="7632"/>
+            <w:tcW w:type="dxa" w:w="7704"/>
             <w:tcMar>
-              <w:top w:w="10" w:type="dxa"/>
-              <w:bottom w:w="10" w:type="dxa"/>
-              <w:left w:w="30" w:type="dxa"/>
-              <w:right w:w="30" w:type="dxa"/>
+              <w:top w:w="5" w:type="dxa"/>
+              <w:bottom w:w="5" w:type="dxa"/>
+              <w:left w:w="20" w:type="dxa"/>
+              <w:right w:w="20" w:type="dxa"/>
             </w:tcMar>
             <w:tcBorders>
               <w:top w:val="single" w:sz="4" w:color="000000"/>
@@ -5728,7 +5480,7 @@
             <w:r>
               <w:rPr>
                 <w:rFonts w:ascii="Times New Roman" w:hAnsi="Times New Roman"/>
-                <w:sz w:val="16"/>
+                <w:sz w:val="15"/>
               </w:rPr>
               <w:t>ER Diagram and Relational Schema finalization across 16 database entities and referential integrity constraints.</w:t>
             </w:r>
@@ -5738,12 +5490,12 @@
       <w:tr>
         <w:tc>
           <w:tcPr>
-            <w:tcW w:type="dxa" w:w="1512"/>
+            <w:tcW w:type="dxa" w:w="1440"/>
             <w:tcMar>
-              <w:top w:w="10" w:type="dxa"/>
-              <w:bottom w:w="10" w:type="dxa"/>
-              <w:left w:w="30" w:type="dxa"/>
-              <w:right w:w="30" w:type="dxa"/>
+              <w:top w:w="5" w:type="dxa"/>
+              <w:bottom w:w="5" w:type="dxa"/>
+              <w:left w:w="20" w:type="dxa"/>
+              <w:right w:w="20" w:type="dxa"/>
             </w:tcMar>
             <w:tcBorders>
               <w:top w:val="single" w:sz="4" w:color="000000"/>
@@ -5759,7 +5511,7 @@
             <w:r>
               <w:rPr>
                 <w:rFonts w:ascii="Times New Roman" w:hAnsi="Times New Roman"/>
-                <w:sz w:val="16"/>
+                <w:sz w:val="15"/>
               </w:rPr>
               <w:t>08/09/2026</w:t>
             </w:r>
@@ -5767,12 +5519,12 @@
         </w:tc>
         <w:tc>
           <w:tcPr>
-            <w:tcW w:type="dxa" w:w="936"/>
+            <w:tcW w:type="dxa" w:w="1224"/>
             <w:tcMar>
-              <w:top w:w="10" w:type="dxa"/>
-              <w:bottom w:w="10" w:type="dxa"/>
-              <w:left w:w="30" w:type="dxa"/>
-              <w:right w:w="30" w:type="dxa"/>
+              <w:top w:w="5" w:type="dxa"/>
+              <w:bottom w:w="5" w:type="dxa"/>
+              <w:left w:w="20" w:type="dxa"/>
+              <w:right w:w="20" w:type="dxa"/>
             </w:tcMar>
             <w:tcBorders>
               <w:top w:val="single" w:sz="4" w:color="000000"/>
@@ -5788,21 +5540,20 @@
             <w:r>
               <w:rPr>
                 <w:rFonts w:ascii="Times New Roman" w:hAnsi="Times New Roman"/>
-                <w:b/>
-                <w:sz w:val="16"/>
+                <w:sz w:val="15"/>
               </w:rPr>
-              <w:t>3</w:t>
+              <w:t>3 hours</w:t>
             </w:r>
           </w:p>
         </w:tc>
         <w:tc>
           <w:tcPr>
-            <w:tcW w:type="dxa" w:w="7632"/>
+            <w:tcW w:type="dxa" w:w="7704"/>
             <w:tcMar>
-              <w:top w:w="10" w:type="dxa"/>
-              <w:bottom w:w="10" w:type="dxa"/>
-              <w:left w:w="30" w:type="dxa"/>
-              <w:right w:w="30" w:type="dxa"/>
+              <w:top w:w="5" w:type="dxa"/>
+              <w:bottom w:w="5" w:type="dxa"/>
+              <w:left w:w="20" w:type="dxa"/>
+              <w:right w:w="20" w:type="dxa"/>
             </w:tcMar>
             <w:tcBorders>
               <w:top w:val="single" w:sz="4" w:color="000000"/>
@@ -5815,7 +5566,7 @@
             <w:r>
               <w:rPr>
                 <w:rFonts w:ascii="Times New Roman" w:hAnsi="Times New Roman"/>
-                <w:sz w:val="16"/>
+                <w:sz w:val="15"/>
               </w:rPr>
               <w:t>User Interface design polish: Leaflet heatmaps, emergency resource status indicators, and responsive mobile layouts.</w:t>
             </w:r>
@@ -5825,12 +5576,12 @@
       <w:tr>
         <w:tc>
           <w:tcPr>
-            <w:tcW w:type="dxa" w:w="1512"/>
+            <w:tcW w:type="dxa" w:w="1440"/>
             <w:tcMar>
-              <w:top w:w="10" w:type="dxa"/>
-              <w:bottom w:w="10" w:type="dxa"/>
-              <w:left w:w="30" w:type="dxa"/>
-              <w:right w:w="30" w:type="dxa"/>
+              <w:top w:w="5" w:type="dxa"/>
+              <w:bottom w:w="5" w:type="dxa"/>
+              <w:left w:w="20" w:type="dxa"/>
+              <w:right w:w="20" w:type="dxa"/>
             </w:tcMar>
             <w:tcBorders>
               <w:top w:val="single" w:sz="4" w:color="000000"/>
@@ -5846,7 +5597,7 @@
             <w:r>
               <w:rPr>
                 <w:rFonts w:ascii="Times New Roman" w:hAnsi="Times New Roman"/>
-                <w:sz w:val="16"/>
+                <w:sz w:val="15"/>
               </w:rPr>
               <w:t>14/09/2026</w:t>
             </w:r>
@@ -5854,12 +5605,12 @@
         </w:tc>
         <w:tc>
           <w:tcPr>
-            <w:tcW w:type="dxa" w:w="936"/>
+            <w:tcW w:type="dxa" w:w="1224"/>
             <w:tcMar>
-              <w:top w:w="10" w:type="dxa"/>
-              <w:bottom w:w="10" w:type="dxa"/>
-              <w:left w:w="30" w:type="dxa"/>
-              <w:right w:w="30" w:type="dxa"/>
+              <w:top w:w="5" w:type="dxa"/>
+              <w:bottom w:w="5" w:type="dxa"/>
+              <w:left w:w="20" w:type="dxa"/>
+              <w:right w:w="20" w:type="dxa"/>
             </w:tcMar>
             <w:tcBorders>
               <w:top w:val="single" w:sz="4" w:color="000000"/>
@@ -5875,21 +5626,20 @@
             <w:r>
               <w:rPr>
                 <w:rFonts w:ascii="Times New Roman" w:hAnsi="Times New Roman"/>
-                <w:b/>
-                <w:sz w:val="16"/>
+                <w:sz w:val="15"/>
               </w:rPr>
-              <w:t>3</w:t>
+              <w:t>3 hours</w:t>
             </w:r>
           </w:p>
         </w:tc>
         <w:tc>
           <w:tcPr>
-            <w:tcW w:type="dxa" w:w="7632"/>
+            <w:tcW w:type="dxa" w:w="7704"/>
             <w:tcMar>
-              <w:top w:w="10" w:type="dxa"/>
-              <w:bottom w:w="10" w:type="dxa"/>
-              <w:left w:w="30" w:type="dxa"/>
-              <w:right w:w="30" w:type="dxa"/>
+              <w:top w:w="5" w:type="dxa"/>
+              <w:bottom w:w="5" w:type="dxa"/>
+              <w:left w:w="20" w:type="dxa"/>
+              <w:right w:w="20" w:type="dxa"/>
             </w:tcMar>
             <w:tcBorders>
               <w:top w:val="single" w:sz="4" w:color="000000"/>
@@ -5902,7 +5652,7 @@
             <w:r>
               <w:rPr>
                 <w:rFonts w:ascii="Times New Roman" w:hAnsi="Times New Roman"/>
-                <w:sz w:val="16"/>
+                <w:sz w:val="15"/>
               </w:rPr>
               <w:t>Comprehensive test case authoring and execution across unit, integration, stress, and disaster failover scenarios.</w:t>
             </w:r>
@@ -5912,12 +5662,12 @@
       <w:tr>
         <w:tc>
           <w:tcPr>
-            <w:tcW w:type="dxa" w:w="1512"/>
+            <w:tcW w:type="dxa" w:w="1440"/>
             <w:tcMar>
-              <w:top w:w="10" w:type="dxa"/>
-              <w:bottom w:w="10" w:type="dxa"/>
-              <w:left w:w="30" w:type="dxa"/>
-              <w:right w:w="30" w:type="dxa"/>
+              <w:top w:w="5" w:type="dxa"/>
+              <w:bottom w:w="5" w:type="dxa"/>
+              <w:left w:w="20" w:type="dxa"/>
+              <w:right w:w="20" w:type="dxa"/>
             </w:tcMar>
             <w:tcBorders>
               <w:top w:val="single" w:sz="4" w:color="000000"/>
@@ -5933,7 +5683,7 @@
             <w:r>
               <w:rPr>
                 <w:rFonts w:ascii="Times New Roman" w:hAnsi="Times New Roman"/>
-                <w:sz w:val="16"/>
+                <w:sz w:val="15"/>
               </w:rPr>
               <w:t>20/09/2026</w:t>
             </w:r>
@@ -5941,12 +5691,12 @@
         </w:tc>
         <w:tc>
           <w:tcPr>
-            <w:tcW w:type="dxa" w:w="936"/>
+            <w:tcW w:type="dxa" w:w="1224"/>
             <w:tcMar>
-              <w:top w:w="10" w:type="dxa"/>
-              <w:bottom w:w="10" w:type="dxa"/>
-              <w:left w:w="30" w:type="dxa"/>
-              <w:right w:w="30" w:type="dxa"/>
+              <w:top w:w="5" w:type="dxa"/>
+              <w:bottom w:w="5" w:type="dxa"/>
+              <w:left w:w="20" w:type="dxa"/>
+              <w:right w:w="20" w:type="dxa"/>
             </w:tcMar>
             <w:tcBorders>
               <w:top w:val="single" w:sz="4" w:color="000000"/>
@@ -5962,21 +5712,20 @@
             <w:r>
               <w:rPr>
                 <w:rFonts w:ascii="Times New Roman" w:hAnsi="Times New Roman"/>
-                <w:b/>
-                <w:sz w:val="16"/>
+                <w:sz w:val="15"/>
               </w:rPr>
-              <w:t>3</w:t>
+              <w:t>3 hours</w:t>
             </w:r>
           </w:p>
         </w:tc>
         <w:tc>
           <w:tcPr>
-            <w:tcW w:type="dxa" w:w="7632"/>
+            <w:tcW w:type="dxa" w:w="7704"/>
             <w:tcMar>
-              <w:top w:w="10" w:type="dxa"/>
-              <w:bottom w:w="10" w:type="dxa"/>
-              <w:left w:w="30" w:type="dxa"/>
-              <w:right w:w="30" w:type="dxa"/>
+              <w:top w:w="5" w:type="dxa"/>
+              <w:bottom w:w="5" w:type="dxa"/>
+              <w:left w:w="20" w:type="dxa"/>
+              <w:right w:w="20" w:type="dxa"/>
             </w:tcMar>
             <w:tcBorders>
               <w:top w:val="single" w:sz="4" w:color="000000"/>
@@ -5989,7 +5738,7 @@
             <w:r>
               <w:rPr>
                 <w:rFonts w:ascii="Times New Roman" w:hAnsi="Times New Roman"/>
-                <w:sz w:val="16"/>
+                <w:sz w:val="15"/>
               </w:rPr>
               <w:t>Final report proofreading, high-resolution diagram vectorization, logbook synchronization, and submission binding.</w:t>
             </w:r>
@@ -5999,14 +5748,14 @@
     </w:tbl>
     <w:p>
       <w:pPr>
-        <w:spacing w:before="160" w:after="400"/>
+        <w:spacing w:before="80" w:after="160"/>
         <w:jc w:val="center"/>
       </w:pPr>
       <w:r>
         <w:rPr>
           <w:rFonts w:ascii="Times New Roman" w:hAnsi="Times New Roman"/>
           <w:b/>
-          <w:sz w:val="19"/>
+          <w:sz w:val="17"/>
         </w:rPr>
         <w:t>Total Student Work: 60 Hours  |  Combined Field Project Total: 90 Hours Completed</w:t>
       </w:r>
@@ -6019,23 +5768,22 @@
         <w:tblLook w:firstColumn="1" w:firstRow="1" w:lastColumn="0" w:lastRow="0" w:noHBand="0" w:noVBand="1" w:val="04A0"/>
       </w:tblPr>
       <w:tblGrid>
-        <w:gridCol w:w="5040"/>
-        <w:gridCol w:w="5040"/>
+        <w:gridCol w:w="5184"/>
+        <w:gridCol w:w="5184"/>
       </w:tblGrid>
       <w:tr>
         <w:tc>
           <w:tcPr>
-            <w:tcW w:type="dxa" w:w="5040"/>
+            <w:tcW w:type="dxa" w:w="5184"/>
           </w:tcPr>
           <w:p>
             <w:r>
               <w:rPr>
                 <w:rFonts w:ascii="Times New Roman" w:hAnsi="Times New Roman"/>
                 <w:b/>
-                <w:sz w:val="20"/>
+                <w:sz w:val="18"/>
               </w:rPr>
               <w:t>Name &amp; Signature of Company / Organization</w:t>
-              <w:br/>
               <w:br/>
               <w:br/>
               <w:t>Disaster Response &amp; Crisis Tech Labs</w:t>
@@ -6044,17 +5792,16 @@
         </w:tc>
         <w:tc>
           <w:tcPr>
-            <w:tcW w:type="dxa" w:w="5040"/>
+            <w:tcW w:type="dxa" w:w="5184"/>
           </w:tcPr>
           <w:p>
             <w:r>
               <w:rPr>
                 <w:rFonts w:ascii="Times New Roman" w:hAnsi="Times New Roman"/>
                 <w:b/>
-                <w:sz w:val="20"/>
+                <w:sz w:val="18"/>
               </w:rPr>
               <w:t>Name &amp; Signature of Teacher</w:t>
-              <w:br/>
               <w:br/>
               <w:br/>
               <w:t>Dr. Manisha Divate</w:t>
@@ -6065,20 +5812,19 @@
       <w:tr>
         <w:tc>
           <w:tcPr>
-            <w:tcW w:type="dxa" w:w="5040"/>
+            <w:tcW w:type="dxa" w:w="5184"/>
           </w:tcPr>
           <w:p>
             <w:pPr>
-              <w:spacing w:before="240"/>
+              <w:spacing w:before="120"/>
             </w:pPr>
             <w:r>
               <w:rPr>
                 <w:rFonts w:ascii="Times New Roman" w:hAnsi="Times New Roman"/>
                 <w:b/>
-                <w:sz w:val="20"/>
+                <w:sz w:val="18"/>
               </w:rPr>
               <w:t>Name &amp; Signature of Student</w:t>
-              <w:br/>
               <w:br/>
               <w:br/>
               <w:t>Dev Vikam</w:t>
@@ -6087,16 +5833,17 @@
         </w:tc>
         <w:tc>
           <w:tcPr>
-            <w:tcW w:type="dxa" w:w="5040"/>
+            <w:tcW w:type="dxa" w:w="5184"/>
           </w:tcPr>
           <w:p/>
         </w:tc>
       </w:tr>
     </w:tbl>
     <w:sectPr>
-      <w:footerReference w:type="default" r:id="rId17"/>
+      <w:headerReference w:type="default" r:id="rId23"/>
+      <w:footerReference w:type="default" r:id="rId24"/>
       <w:pgSz w:w="12240" w:h="15840"/>
-      <w:pgMar w:top="792" w:right="1080" w:bottom="792" w:left="1080" w:header="720" w:footer="720" w:gutter="0"/>
+      <w:pgMar w:top="648" w:right="936" w:bottom="576" w:left="936" w:header="720" w:footer="720" w:gutter="0"/>
       <w:cols w:space="720"/>
       <w:docGrid w:linePitch="360"/>
     </w:sectPr>
@@ -6109,18 +5856,8 @@
   <w:p>
     <w:pPr>
       <w:pStyle w:val="Footer"/>
-      <w:jc w:val="center"/>
     </w:pPr>
     <w:r/>
-    <w:r>
-      <w:rPr>
-        <w:rFonts w:ascii="Times New Roman" w:hAnsi="Times New Roman"/>
-        <w:b w:val="0"/>
-        <w:color w:val="000000"/>
-        <w:sz w:val="22"/>
-      </w:rPr>
-      <w:t>i</w:t>
-    </w:r>
   </w:p>
 </w:ftr>
 </file>
@@ -6130,18 +5867,8 @@
   <w:p>
     <w:pPr>
       <w:pStyle w:val="Footer"/>
-      <w:jc w:val="center"/>
     </w:pPr>
     <w:r/>
-    <w:r>
-      <w:rPr>
-        <w:rFonts w:ascii="Times New Roman" w:hAnsi="Times New Roman"/>
-        <w:b w:val="0"/>
-        <w:color w:val="000000"/>
-        <w:sz w:val="22"/>
-      </w:rPr>
-      <w:t>ii</w:t>
-    </w:r>
   </w:p>
 </w:ftr>
 </file>
@@ -6151,18 +5878,8 @@
   <w:p>
     <w:pPr>
       <w:pStyle w:val="Footer"/>
-      <w:jc w:val="center"/>
     </w:pPr>
     <w:r/>
-    <w:r>
-      <w:rPr>
-        <w:rFonts w:ascii="Times New Roman" w:hAnsi="Times New Roman"/>
-        <w:b w:val="0"/>
-        <w:color w:val="000000"/>
-        <w:sz w:val="22"/>
-      </w:rPr>
-      <w:t>iii</w:t>
-    </w:r>
   </w:p>
 </w:ftr>
 </file>
@@ -6172,18 +5889,8 @@
   <w:p>
     <w:pPr>
       <w:pStyle w:val="Footer"/>
-      <w:jc w:val="center"/>
     </w:pPr>
     <w:r/>
-    <w:r>
-      <w:rPr>
-        <w:rFonts w:ascii="Times New Roman" w:hAnsi="Times New Roman"/>
-        <w:b w:val="0"/>
-        <w:color w:val="000000"/>
-        <w:sz w:val="22"/>
-      </w:rPr>
-      <w:t>iv</w:t>
-    </w:r>
   </w:p>
 </w:ftr>
 </file>
@@ -6193,18 +5900,8 @@
   <w:p>
     <w:pPr>
       <w:pStyle w:val="Footer"/>
-      <w:jc w:val="center"/>
     </w:pPr>
     <w:r/>
-    <w:r>
-      <w:rPr>
-        <w:rFonts w:ascii="Times New Roman" w:hAnsi="Times New Roman"/>
-        <w:b w:val="0"/>
-        <w:color w:val="000000"/>
-        <w:sz w:val="22"/>
-      </w:rPr>
-      <w:t>v</w:t>
-    </w:r>
   </w:p>
 </w:ftr>
 </file>
@@ -6214,18 +5911,8 @@
   <w:p>
     <w:pPr>
       <w:pStyle w:val="Footer"/>
-      <w:jc w:val="center"/>
     </w:pPr>
     <w:r/>
-    <w:r>
-      <w:rPr>
-        <w:rFonts w:ascii="Times New Roman" w:hAnsi="Times New Roman"/>
-        <w:b w:val="0"/>
-        <w:color w:val="000000"/>
-        <w:sz w:val="22"/>
-      </w:rPr>
-      <w:t>vi</w:t>
-    </w:r>
   </w:p>
 </w:ftr>
 </file>
@@ -6235,20 +5922,87 @@
   <w:p>
     <w:pPr>
       <w:pStyle w:val="Footer"/>
-      <w:jc w:val="center"/>
     </w:pPr>
     <w:r/>
-    <w:r>
-      <w:rPr>
-        <w:rFonts w:ascii="Times New Roman" w:hAnsi="Times New Roman"/>
-        <w:b w:val="0"/>
-        <w:color w:val="000000"/>
-        <w:sz w:val="22"/>
-      </w:rPr>
-      <w:t>vii</w:t>
-    </w:r>
   </w:p>
 </w:ftr>
+</file>
+
+<file path=word/header1.xml><?xml version="1.0" encoding="utf-8"?>
+<w:hdr xmlns:m="http://schemas.openxmlformats.org/officeDocument/2006/math" xmlns:mc="http://schemas.openxmlformats.org/markup-compatibility/2006" xmlns:mo="http://schemas.microsoft.com/office/mac/office/2008/main" xmlns:mv="urn:schemas-microsoft-com:mac:vml" xmlns:o="urn:schemas-microsoft-com:office:office" xmlns:r="http://schemas.openxmlformats.org/officeDocument/2006/relationships" xmlns:v="urn:schemas-microsoft-com:vml" xmlns:w10="urn:schemas-microsoft-com:office:word" xmlns:w14="http://schemas.microsoft.com/office/word/2010/wordml" xmlns:w="http://schemas.openxmlformats.org/wordprocessingml/2006/main" xmlns:wne="http://schemas.microsoft.com/office/word/2006/wordml" xmlns:wp14="http://schemas.microsoft.com/office/word/2010/wordprocessingDrawing" xmlns:wp="http://schemas.openxmlformats.org/drawingml/2006/wordprocessingDrawing" xmlns:wpc="http://schemas.microsoft.com/office/word/2010/wordprocessingCanvas" xmlns:wpg="http://schemas.microsoft.com/office/word/2010/wordprocessingGroup" xmlns:wpi="http://schemas.microsoft.com/office/word/2010/wordprocessingInk" xmlns:wps="http://schemas.microsoft.com/office/word/2010/wordprocessingShape" mc:Ignorable="w14 wp14">
+  <w:p>
+    <w:pPr>
+      <w:pStyle w:val="Header"/>
+    </w:pPr>
+    <w:r/>
+  </w:p>
+</w:hdr>
+</file>
+
+<file path=word/header2.xml><?xml version="1.0" encoding="utf-8"?>
+<w:hdr xmlns:m="http://schemas.openxmlformats.org/officeDocument/2006/math" xmlns:mc="http://schemas.openxmlformats.org/markup-compatibility/2006" xmlns:mo="http://schemas.microsoft.com/office/mac/office/2008/main" xmlns:mv="urn:schemas-microsoft-com:mac:vml" xmlns:o="urn:schemas-microsoft-com:office:office" xmlns:r="http://schemas.openxmlformats.org/officeDocument/2006/relationships" xmlns:v="urn:schemas-microsoft-com:vml" xmlns:w10="urn:schemas-microsoft-com:office:word" xmlns:w14="http://schemas.microsoft.com/office/word/2010/wordml" xmlns:w="http://schemas.openxmlformats.org/wordprocessingml/2006/main" xmlns:wne="http://schemas.microsoft.com/office/word/2006/wordml" xmlns:wp14="http://schemas.microsoft.com/office/word/2010/wordprocessingDrawing" xmlns:wp="http://schemas.openxmlformats.org/drawingml/2006/wordprocessingDrawing" xmlns:wpc="http://schemas.microsoft.com/office/word/2010/wordprocessingCanvas" xmlns:wpg="http://schemas.microsoft.com/office/word/2010/wordprocessingGroup" xmlns:wpi="http://schemas.microsoft.com/office/word/2010/wordprocessingInk" xmlns:wps="http://schemas.microsoft.com/office/word/2010/wordprocessingShape" mc:Ignorable="w14 wp14">
+  <w:p>
+    <w:pPr>
+      <w:pStyle w:val="Header"/>
+    </w:pPr>
+    <w:r/>
+  </w:p>
+</w:hdr>
+</file>
+
+<file path=word/header3.xml><?xml version="1.0" encoding="utf-8"?>
+<w:hdr xmlns:m="http://schemas.openxmlformats.org/officeDocument/2006/math" xmlns:mc="http://schemas.openxmlformats.org/markup-compatibility/2006" xmlns:mo="http://schemas.microsoft.com/office/mac/office/2008/main" xmlns:mv="urn:schemas-microsoft-com:mac:vml" xmlns:o="urn:schemas-microsoft-com:office:office" xmlns:r="http://schemas.openxmlformats.org/officeDocument/2006/relationships" xmlns:v="urn:schemas-microsoft-com:vml" xmlns:w10="urn:schemas-microsoft-com:office:word" xmlns:w14="http://schemas.microsoft.com/office/word/2010/wordml" xmlns:w="http://schemas.openxmlformats.org/wordprocessingml/2006/main" xmlns:wne="http://schemas.microsoft.com/office/word/2006/wordml" xmlns:wp14="http://schemas.microsoft.com/office/word/2010/wordprocessingDrawing" xmlns:wp="http://schemas.openxmlformats.org/drawingml/2006/wordprocessingDrawing" xmlns:wpc="http://schemas.microsoft.com/office/word/2010/wordprocessingCanvas" xmlns:wpg="http://schemas.microsoft.com/office/word/2010/wordprocessingGroup" xmlns:wpi="http://schemas.microsoft.com/office/word/2010/wordprocessingInk" xmlns:wps="http://schemas.microsoft.com/office/word/2010/wordprocessingShape" mc:Ignorable="w14 wp14">
+  <w:p>
+    <w:pPr>
+      <w:pStyle w:val="Header"/>
+    </w:pPr>
+    <w:r/>
+  </w:p>
+</w:hdr>
+</file>
+
+<file path=word/header4.xml><?xml version="1.0" encoding="utf-8"?>
+<w:hdr xmlns:m="http://schemas.openxmlformats.org/officeDocument/2006/math" xmlns:mc="http://schemas.openxmlformats.org/markup-compatibility/2006" xmlns:mo="http://schemas.microsoft.com/office/mac/office/2008/main" xmlns:mv="urn:schemas-microsoft-com:mac:vml" xmlns:o="urn:schemas-microsoft-com:office:office" xmlns:r="http://schemas.openxmlformats.org/officeDocument/2006/relationships" xmlns:v="urn:schemas-microsoft-com:vml" xmlns:w10="urn:schemas-microsoft-com:office:word" xmlns:w14="http://schemas.microsoft.com/office/word/2010/wordml" xmlns:w="http://schemas.openxmlformats.org/wordprocessingml/2006/main" xmlns:wne="http://schemas.microsoft.com/office/word/2006/wordml" xmlns:wp14="http://schemas.microsoft.com/office/word/2010/wordprocessingDrawing" xmlns:wp="http://schemas.openxmlformats.org/drawingml/2006/wordprocessingDrawing" xmlns:wpc="http://schemas.microsoft.com/office/word/2010/wordprocessingCanvas" xmlns:wpg="http://schemas.microsoft.com/office/word/2010/wordprocessingGroup" xmlns:wpi="http://schemas.microsoft.com/office/word/2010/wordprocessingInk" xmlns:wps="http://schemas.microsoft.com/office/word/2010/wordprocessingShape" mc:Ignorable="w14 wp14">
+  <w:p>
+    <w:pPr>
+      <w:pStyle w:val="Header"/>
+    </w:pPr>
+    <w:r/>
+  </w:p>
+</w:hdr>
+</file>
+
+<file path=word/header5.xml><?xml version="1.0" encoding="utf-8"?>
+<w:hdr xmlns:m="http://schemas.openxmlformats.org/officeDocument/2006/math" xmlns:mc="http://schemas.openxmlformats.org/markup-compatibility/2006" xmlns:mo="http://schemas.microsoft.com/office/mac/office/2008/main" xmlns:mv="urn:schemas-microsoft-com:mac:vml" xmlns:o="urn:schemas-microsoft-com:office:office" xmlns:r="http://schemas.openxmlformats.org/officeDocument/2006/relationships" xmlns:v="urn:schemas-microsoft-com:vml" xmlns:w10="urn:schemas-microsoft-com:office:word" xmlns:w14="http://schemas.microsoft.com/office/word/2010/wordml" xmlns:w="http://schemas.openxmlformats.org/wordprocessingml/2006/main" xmlns:wne="http://schemas.microsoft.com/office/word/2006/wordml" xmlns:wp14="http://schemas.microsoft.com/office/word/2010/wordprocessingDrawing" xmlns:wp="http://schemas.openxmlformats.org/drawingml/2006/wordprocessingDrawing" xmlns:wpc="http://schemas.microsoft.com/office/word/2010/wordprocessingCanvas" xmlns:wpg="http://schemas.microsoft.com/office/word/2010/wordprocessingGroup" xmlns:wpi="http://schemas.microsoft.com/office/word/2010/wordprocessingInk" xmlns:wps="http://schemas.microsoft.com/office/word/2010/wordprocessingShape" mc:Ignorable="w14 wp14">
+  <w:p>
+    <w:pPr>
+      <w:pStyle w:val="Header"/>
+    </w:pPr>
+    <w:r/>
+  </w:p>
+</w:hdr>
+</file>
+
+<file path=word/header6.xml><?xml version="1.0" encoding="utf-8"?>
+<w:hdr xmlns:m="http://schemas.openxmlformats.org/officeDocument/2006/math" xmlns:mc="http://schemas.openxmlformats.org/markup-compatibility/2006" xmlns:mo="http://schemas.microsoft.com/office/mac/office/2008/main" xmlns:mv="urn:schemas-microsoft-com:mac:vml" xmlns:o="urn:schemas-microsoft-com:office:office" xmlns:r="http://schemas.openxmlformats.org/officeDocument/2006/relationships" xmlns:v="urn:schemas-microsoft-com:vml" xmlns:w10="urn:schemas-microsoft-com:office:word" xmlns:w14="http://schemas.microsoft.com/office/word/2010/wordml" xmlns:w="http://schemas.openxmlformats.org/wordprocessingml/2006/main" xmlns:wne="http://schemas.microsoft.com/office/word/2006/wordml" xmlns:wp14="http://schemas.microsoft.com/office/word/2010/wordprocessingDrawing" xmlns:wp="http://schemas.openxmlformats.org/drawingml/2006/wordprocessingDrawing" xmlns:wpc="http://schemas.microsoft.com/office/word/2010/wordprocessingCanvas" xmlns:wpg="http://schemas.microsoft.com/office/word/2010/wordprocessingGroup" xmlns:wpi="http://schemas.microsoft.com/office/word/2010/wordprocessingInk" xmlns:wps="http://schemas.microsoft.com/office/word/2010/wordprocessingShape" mc:Ignorable="w14 wp14">
+  <w:p>
+    <w:pPr>
+      <w:pStyle w:val="Header"/>
+    </w:pPr>
+    <w:r/>
+  </w:p>
+</w:hdr>
+</file>
+
+<file path=word/header7.xml><?xml version="1.0" encoding="utf-8"?>
+<w:hdr xmlns:m="http://schemas.openxmlformats.org/officeDocument/2006/math" xmlns:mc="http://schemas.openxmlformats.org/markup-compatibility/2006" xmlns:mo="http://schemas.microsoft.com/office/mac/office/2008/main" xmlns:mv="urn:schemas-microsoft-com:mac:vml" xmlns:o="urn:schemas-microsoft-com:office:office" xmlns:r="http://schemas.openxmlformats.org/officeDocument/2006/relationships" xmlns:v="urn:schemas-microsoft-com:vml" xmlns:w10="urn:schemas-microsoft-com:office:word" xmlns:w14="http://schemas.microsoft.com/office/word/2010/wordml" xmlns:w="http://schemas.openxmlformats.org/wordprocessingml/2006/main" xmlns:wne="http://schemas.microsoft.com/office/word/2006/wordml" xmlns:wp14="http://schemas.microsoft.com/office/word/2010/wordprocessingDrawing" xmlns:wp="http://schemas.openxmlformats.org/drawingml/2006/wordprocessingDrawing" xmlns:wpc="http://schemas.microsoft.com/office/word/2010/wordprocessingCanvas" xmlns:wpg="http://schemas.microsoft.com/office/word/2010/wordprocessingGroup" xmlns:wpi="http://schemas.microsoft.com/office/word/2010/wordprocessingInk" xmlns:wps="http://schemas.microsoft.com/office/word/2010/wordprocessingShape" mc:Ignorable="w14 wp14">
+  <w:p>
+    <w:pPr>
+      <w:pStyle w:val="Header"/>
+    </w:pPr>
+    <w:r/>
+  </w:p>
+</w:hdr>
 </file>
 
 <file path=word/numbering.xml><?xml version="1.0" encoding="utf-8"?>
